--- a/Nemacki_podsetnik.docx
+++ b/Nemacki_podsetnik.docx
@@ -12780,6 +12780,24 @@
       <w:pPr>
         <w:pStyle w:val="NoSpacing"/>
         <w:rPr>
+          <w:b/>
+          <w:bCs/>
+          <w:lang w:val="de-DE"/>
+        </w:rPr>
+      </w:pPr>
+      <w:r>
+        <w:rPr>
+          <w:b/>
+          <w:bCs/>
+          <w:lang w:val="de-DE"/>
+        </w:rPr>
+        <w:t>lachend – smejući</w:t>
+      </w:r>
+    </w:p>
+    <w:p>
+      <w:pPr>
+        <w:pStyle w:val="NoSpacing"/>
+        <w:rPr>
           <w:lang w:val="de-DE"/>
         </w:rPr>
       </w:pPr>
@@ -12793,38 +12811,6 @@
         <w:rPr>
           <w:lang w:val="de-DE"/>
         </w:rPr>
-        <w:t>achend – smeju</w:t>
-      </w:r>
-      <w:r>
-        <w:rPr>
-          <w:lang w:val="de-DE"/>
-        </w:rPr>
-        <w:t>ć</w:t>
-      </w:r>
-      <w:r>
-        <w:rPr>
-          <w:lang w:val="de-DE"/>
-        </w:rPr>
-        <w:t>i</w:t>
-      </w:r>
-    </w:p>
-    <w:p>
-      <w:pPr>
-        <w:pStyle w:val="NoSpacing"/>
-        <w:rPr>
-          <w:lang w:val="de-DE"/>
-        </w:rPr>
-      </w:pPr>
-      <w:r>
-        <w:rPr>
-          <w:lang w:val="de-DE"/>
-        </w:rPr>
-        <w:t>l</w:t>
-      </w:r>
-      <w:r>
-        <w:rPr>
-          <w:lang w:val="de-DE"/>
-        </w:rPr>
         <w:t>aufen (tr</w:t>
       </w:r>
       <w:r>
@@ -12844,11 +12830,15 @@
       <w:pPr>
         <w:pStyle w:val="NoSpacing"/>
         <w:rPr>
-          <w:lang w:val="de-DE"/>
-        </w:rPr>
-      </w:pPr>
-      <w:r>
-        <w:rPr>
+          <w:b/>
+          <w:bCs/>
+          <w:lang w:val="de-DE"/>
+        </w:rPr>
+      </w:pPr>
+      <w:r>
+        <w:rPr>
+          <w:b/>
+          <w:bCs/>
           <w:lang w:val="de-DE"/>
         </w:rPr>
         <w:t>laufend (trčeći)</w:t>
@@ -12872,11 +12862,15 @@
       <w:pPr>
         <w:pStyle w:val="NoSpacing"/>
         <w:rPr>
-          <w:lang w:val="de-DE"/>
-        </w:rPr>
-      </w:pPr>
-      <w:r>
-        <w:rPr>
+          <w:b/>
+          <w:bCs/>
+          <w:lang w:val="de-DE"/>
+        </w:rPr>
+      </w:pPr>
+      <w:r>
+        <w:rPr>
+          <w:b/>
+          <w:bCs/>
           <w:lang w:val="de-DE"/>
         </w:rPr>
         <w:t>singend (pevajući)</w:t>
@@ -22035,12 +22029,14 @@
         <w:rPr>
           <w:b/>
           <w:bCs/>
-        </w:rPr>
-      </w:pPr>
-      <w:r>
-        <w:rPr>
-          <w:b/>
-          <w:bCs/>
+          <w:lang w:val="de-DE"/>
+        </w:rPr>
+      </w:pPr>
+      <w:r>
+        <w:rPr>
+          <w:b/>
+          <w:bCs/>
+          <w:lang w:val="de-DE"/>
         </w:rPr>
         <w:t xml:space="preserve">Na primer: </w:t>
       </w:r>

--- a/Nemacki_podsetnik.docx
+++ b/Nemacki_podsetnik.docx
@@ -13141,7 +13141,27 @@
           <w:highlight w:val="yellow"/>
           <w:lang w:val="de-DE"/>
         </w:rPr>
-        <w:t>Perfekat sa haben grade:</w:t>
+        <w:t xml:space="preserve">Perfekat sa </w:t>
+      </w:r>
+      <w:r>
+        <w:rPr>
+          <w:b/>
+          <w:bCs/>
+          <w:sz w:val="40"/>
+          <w:szCs w:val="40"/>
+          <w:highlight w:val="yellow"/>
+          <w:lang w:val="de-DE"/>
+        </w:rPr>
+        <w:t>haben</w:t>
+      </w:r>
+      <w:r>
+        <w:rPr>
+          <w:b/>
+          <w:bCs/>
+          <w:highlight w:val="yellow"/>
+          <w:lang w:val="de-DE"/>
+        </w:rPr>
+        <w:t xml:space="preserve"> grade:</w:t>
       </w:r>
     </w:p>
     <w:p>
@@ -13250,7 +13270,27 @@
           <w:highlight w:val="yellow"/>
           <w:lang w:val="de-DE"/>
         </w:rPr>
-        <w:t>Perfekat sa sein grade:</w:t>
+        <w:t xml:space="preserve">Perfekat sa </w:t>
+      </w:r>
+      <w:r>
+        <w:rPr>
+          <w:b/>
+          <w:bCs/>
+          <w:sz w:val="40"/>
+          <w:szCs w:val="40"/>
+          <w:highlight w:val="yellow"/>
+          <w:lang w:val="de-DE"/>
+        </w:rPr>
+        <w:t>sein</w:t>
+      </w:r>
+      <w:r>
+        <w:rPr>
+          <w:b/>
+          <w:bCs/>
+          <w:highlight w:val="yellow"/>
+          <w:lang w:val="de-DE"/>
+        </w:rPr>
+        <w:t xml:space="preserve"> grade:</w:t>
       </w:r>
     </w:p>
     <w:p>
@@ -13952,7 +13992,6 @@
           <w:highlight w:val="yellow"/>
           <w:lang w:val="sr-Latn-RS"/>
         </w:rPr>
-        <w:lastRenderedPageBreak/>
         <w:t>Personalpronomen – lične zamenice</w:t>
       </w:r>
     </w:p>
@@ -15485,6 +15524,7 @@
         <w:rPr>
           <w:lang w:val="sr-Latn-RS"/>
         </w:rPr>
+        <w:lastRenderedPageBreak/>
         <w:t>Sich freuen – radovati se (ich freue mich, du freust dich, er/sie/es freut sich, wir freuen uns...)</w:t>
       </w:r>
     </w:p>
@@ -15499,7 +15539,6 @@
         <w:rPr>
           <w:lang w:val="sr-Latn-RS"/>
         </w:rPr>
-        <w:lastRenderedPageBreak/>
         <w:t>freuen – radovati</w:t>
       </w:r>
     </w:p>
@@ -16137,6 +16176,7 @@
         <w:rPr>
           <w:lang w:val="sr-Latn-RS"/>
         </w:rPr>
+        <w:lastRenderedPageBreak/>
         <w:t>ich mache das Licht (svetlo) aus – gasim svetlo                   dunkel-tamno, hell-svetlo</w:t>
       </w:r>
     </w:p>
@@ -16165,7 +16205,6 @@
         <w:rPr>
           <w:lang w:val="sr-Latn-RS"/>
         </w:rPr>
-        <w:lastRenderedPageBreak/>
         <w:t>ich kaufe ein</w:t>
       </w:r>
     </w:p>

--- a/Nemacki_podsetnik.docx
+++ b/Nemacki_podsetnik.docx
@@ -13031,15 +13031,17 @@
         <w:rPr>
           <w:lang w:val="de-DE"/>
         </w:rPr>
-        <w:t xml:space="preserve">Perfekat je prošlo </w:t>
-      </w:r>
-      <w:r>
-        <w:rPr>
-          <w:b/>
-          <w:bCs/>
-          <w:lang w:val="de-DE"/>
-        </w:rPr>
-        <w:t>složeno vreme</w:t>
+        <w:t xml:space="preserve">Perfekat je </w:t>
+      </w:r>
+      <w:r>
+        <w:rPr>
+          <w:b/>
+          <w:bCs/>
+          <w:sz w:val="28"/>
+          <w:szCs w:val="28"/>
+          <w:lang w:val="de-DE"/>
+        </w:rPr>
+        <w:t>prošlo složeno vreme</w:t>
       </w:r>
       <w:r>
         <w:rPr>

--- a/Nemacki_podsetnik.docx
+++ b/Nemacki_podsetnik.docx
@@ -13964,22 +13964,6 @@
     <w:p>
       <w:pPr>
         <w:pStyle w:val="NoSpacing"/>
-        <w:rPr>
-          <w:lang w:val="de-DE"/>
-        </w:rPr>
-      </w:pPr>
-    </w:p>
-    <w:p>
-      <w:pPr>
-        <w:pStyle w:val="NoSpacing"/>
-        <w:rPr>
-          <w:lang w:val="de-DE"/>
-        </w:rPr>
-      </w:pPr>
-    </w:p>
-    <w:p>
-      <w:pPr>
-        <w:pStyle w:val="NoSpacing"/>
         <w:jc w:val="center"/>
         <w:rPr>
           <w:sz w:val="32"/>
@@ -13994,6 +13978,7 @@
           <w:highlight w:val="yellow"/>
           <w:lang w:val="sr-Latn-RS"/>
         </w:rPr>
+        <w:lastRenderedPageBreak/>
         <w:t>Personalpronomen – lične zamenice</w:t>
       </w:r>
     </w:p>
@@ -14043,12 +14028,16 @@
               <w:pStyle w:val="NoSpacing"/>
               <w:rPr>
                 <w:color w:val="385623" w:themeColor="accent6" w:themeShade="80"/>
+                <w:sz w:val="28"/>
+                <w:szCs w:val="28"/>
                 <w:lang w:val="sr-Latn-RS"/>
               </w:rPr>
             </w:pPr>
             <w:r>
               <w:rPr>
                 <w:color w:val="385623" w:themeColor="accent6" w:themeShade="80"/>
+                <w:sz w:val="28"/>
+                <w:szCs w:val="28"/>
                 <w:lang w:val="sr-Latn-RS"/>
               </w:rPr>
               <w:t>Nominativ</w:t>
@@ -14071,12 +14060,16 @@
               <w:pStyle w:val="NoSpacing"/>
               <w:rPr>
                 <w:color w:val="833C0B" w:themeColor="accent2" w:themeShade="80"/>
+                <w:sz w:val="28"/>
+                <w:szCs w:val="28"/>
                 <w:lang w:val="sr-Latn-RS"/>
               </w:rPr>
             </w:pPr>
             <w:r>
               <w:rPr>
                 <w:color w:val="833C0B" w:themeColor="accent2" w:themeShade="80"/>
+                <w:sz w:val="28"/>
+                <w:szCs w:val="28"/>
                 <w:lang w:val="sr-Latn-RS"/>
               </w:rPr>
               <w:t>Genitiv</w:t>
@@ -14099,12 +14092,16 @@
               <w:pStyle w:val="NoSpacing"/>
               <w:rPr>
                 <w:color w:val="C00000"/>
+                <w:sz w:val="28"/>
+                <w:szCs w:val="28"/>
                 <w:lang w:val="sr-Latn-RS"/>
               </w:rPr>
             </w:pPr>
             <w:r>
               <w:rPr>
                 <w:color w:val="C00000"/>
+                <w:sz w:val="28"/>
+                <w:szCs w:val="28"/>
                 <w:lang w:val="sr-Latn-RS"/>
               </w:rPr>
               <w:t>Dativ</w:t>
@@ -14126,11 +14123,15 @@
             <w:pPr>
               <w:pStyle w:val="NoSpacing"/>
               <w:rPr>
-                <w:lang w:val="sr-Latn-RS"/>
-              </w:rPr>
-            </w:pPr>
-            <w:r>
-              <w:rPr>
+                <w:sz w:val="28"/>
+                <w:szCs w:val="28"/>
+                <w:lang w:val="sr-Latn-RS"/>
+              </w:rPr>
+            </w:pPr>
+            <w:r>
+              <w:rPr>
+                <w:sz w:val="28"/>
+                <w:szCs w:val="28"/>
                 <w:lang w:val="sr-Latn-RS"/>
               </w:rPr>
               <w:t>Akkusativ</w:t>
@@ -14155,12 +14156,16 @@
               <w:pStyle w:val="NoSpacing"/>
               <w:rPr>
                 <w:color w:val="385623" w:themeColor="accent6" w:themeShade="80"/>
+                <w:sz w:val="28"/>
+                <w:szCs w:val="28"/>
                 <w:lang w:val="sr-Latn-RS"/>
               </w:rPr>
             </w:pPr>
             <w:r>
               <w:rPr>
                 <w:color w:val="385623" w:themeColor="accent6" w:themeShade="80"/>
+                <w:sz w:val="28"/>
+                <w:szCs w:val="28"/>
                 <w:lang w:val="sr-Latn-RS"/>
               </w:rPr>
               <w:t>ich</w:t>
@@ -14183,12 +14188,16 @@
               <w:pStyle w:val="NoSpacing"/>
               <w:rPr>
                 <w:color w:val="833C0B" w:themeColor="accent2" w:themeShade="80"/>
+                <w:sz w:val="28"/>
+                <w:szCs w:val="28"/>
                 <w:lang w:val="sr-Latn-RS"/>
               </w:rPr>
             </w:pPr>
             <w:r>
               <w:rPr>
                 <w:color w:val="833C0B" w:themeColor="accent2" w:themeShade="80"/>
+                <w:sz w:val="28"/>
+                <w:szCs w:val="28"/>
                 <w:lang w:val="sr-Latn-RS"/>
               </w:rPr>
               <w:t>meiner - moj</w:t>
@@ -14211,12 +14220,16 @@
               <w:pStyle w:val="NoSpacing"/>
               <w:rPr>
                 <w:color w:val="C00000"/>
+                <w:sz w:val="28"/>
+                <w:szCs w:val="28"/>
                 <w:lang w:val="sr-Latn-RS"/>
               </w:rPr>
             </w:pPr>
             <w:r>
               <w:rPr>
                 <w:color w:val="C00000"/>
+                <w:sz w:val="28"/>
+                <w:szCs w:val="28"/>
                 <w:lang w:val="sr-Latn-RS"/>
               </w:rPr>
               <w:t>mir - meni</w:t>
@@ -14238,11 +14251,15 @@
             <w:pPr>
               <w:pStyle w:val="NoSpacing"/>
               <w:rPr>
-                <w:lang w:val="sr-Latn-RS"/>
-              </w:rPr>
-            </w:pPr>
-            <w:r>
-              <w:rPr>
+                <w:sz w:val="28"/>
+                <w:szCs w:val="28"/>
+                <w:lang w:val="sr-Latn-RS"/>
+              </w:rPr>
+            </w:pPr>
+            <w:r>
+              <w:rPr>
+                <w:sz w:val="28"/>
+                <w:szCs w:val="28"/>
                 <w:lang w:val="sr-Latn-RS"/>
               </w:rPr>
               <w:t>mich - mene</w:t>
@@ -14267,12 +14284,16 @@
               <w:pStyle w:val="NoSpacing"/>
               <w:rPr>
                 <w:color w:val="385623" w:themeColor="accent6" w:themeShade="80"/>
+                <w:sz w:val="28"/>
+                <w:szCs w:val="28"/>
                 <w:lang w:val="sr-Latn-RS"/>
               </w:rPr>
             </w:pPr>
             <w:r>
               <w:rPr>
                 <w:color w:val="385623" w:themeColor="accent6" w:themeShade="80"/>
+                <w:sz w:val="28"/>
+                <w:szCs w:val="28"/>
                 <w:lang w:val="sr-Latn-RS"/>
               </w:rPr>
               <w:t>du</w:t>
@@ -14295,12 +14316,16 @@
               <w:pStyle w:val="NoSpacing"/>
               <w:rPr>
                 <w:color w:val="833C0B" w:themeColor="accent2" w:themeShade="80"/>
+                <w:sz w:val="28"/>
+                <w:szCs w:val="28"/>
                 <w:lang w:val="sr-Latn-RS"/>
               </w:rPr>
             </w:pPr>
             <w:r>
               <w:rPr>
                 <w:color w:val="833C0B" w:themeColor="accent2" w:themeShade="80"/>
+                <w:sz w:val="28"/>
+                <w:szCs w:val="28"/>
                 <w:lang w:val="sr-Latn-RS"/>
               </w:rPr>
               <w:t>deiner - tvoj</w:t>
@@ -14323,12 +14348,16 @@
               <w:pStyle w:val="NoSpacing"/>
               <w:rPr>
                 <w:color w:val="C00000"/>
+                <w:sz w:val="28"/>
+                <w:szCs w:val="28"/>
                 <w:lang w:val="sr-Latn-RS"/>
               </w:rPr>
             </w:pPr>
             <w:r>
               <w:rPr>
                 <w:color w:val="C00000"/>
+                <w:sz w:val="28"/>
+                <w:szCs w:val="28"/>
                 <w:lang w:val="sr-Latn-RS"/>
               </w:rPr>
               <w:t>dir - tebi</w:t>
@@ -14350,11 +14379,15 @@
             <w:pPr>
               <w:pStyle w:val="NoSpacing"/>
               <w:rPr>
-                <w:lang w:val="sr-Latn-RS"/>
-              </w:rPr>
-            </w:pPr>
-            <w:r>
-              <w:rPr>
+                <w:sz w:val="28"/>
+                <w:szCs w:val="28"/>
+                <w:lang w:val="sr-Latn-RS"/>
+              </w:rPr>
+            </w:pPr>
+            <w:r>
+              <w:rPr>
+                <w:sz w:val="28"/>
+                <w:szCs w:val="28"/>
                 <w:lang w:val="sr-Latn-RS"/>
               </w:rPr>
               <w:t>dich - tebe</w:t>
@@ -14379,12 +14412,16 @@
               <w:pStyle w:val="NoSpacing"/>
               <w:rPr>
                 <w:color w:val="385623" w:themeColor="accent6" w:themeShade="80"/>
+                <w:sz w:val="28"/>
+                <w:szCs w:val="28"/>
                 <w:lang w:val="sr-Latn-RS"/>
               </w:rPr>
             </w:pPr>
             <w:r>
               <w:rPr>
                 <w:color w:val="385623" w:themeColor="accent6" w:themeShade="80"/>
+                <w:sz w:val="28"/>
+                <w:szCs w:val="28"/>
                 <w:lang w:val="sr-Latn-RS"/>
               </w:rPr>
               <w:t>er</w:t>
@@ -14407,12 +14444,16 @@
               <w:pStyle w:val="NoSpacing"/>
               <w:rPr>
                 <w:color w:val="833C0B" w:themeColor="accent2" w:themeShade="80"/>
+                <w:sz w:val="28"/>
+                <w:szCs w:val="28"/>
                 <w:lang w:val="sr-Latn-RS"/>
               </w:rPr>
             </w:pPr>
             <w:r>
               <w:rPr>
                 <w:color w:val="833C0B" w:themeColor="accent2" w:themeShade="80"/>
+                <w:sz w:val="28"/>
+                <w:szCs w:val="28"/>
                 <w:lang w:val="sr-Latn-RS"/>
               </w:rPr>
               <w:t>seiner - njegov</w:t>
@@ -14435,12 +14476,16 @@
               <w:pStyle w:val="NoSpacing"/>
               <w:rPr>
                 <w:color w:val="C00000"/>
+                <w:sz w:val="28"/>
+                <w:szCs w:val="28"/>
                 <w:lang w:val="sr-Latn-RS"/>
               </w:rPr>
             </w:pPr>
             <w:r>
               <w:rPr>
                 <w:color w:val="C00000"/>
+                <w:sz w:val="28"/>
+                <w:szCs w:val="28"/>
                 <w:lang w:val="sr-Latn-RS"/>
               </w:rPr>
               <w:t>ihm - njemu</w:t>
@@ -14462,11 +14507,15 @@
             <w:pPr>
               <w:pStyle w:val="NoSpacing"/>
               <w:rPr>
-                <w:lang w:val="sr-Latn-RS"/>
-              </w:rPr>
-            </w:pPr>
-            <w:r>
-              <w:rPr>
+                <w:sz w:val="28"/>
+                <w:szCs w:val="28"/>
+                <w:lang w:val="sr-Latn-RS"/>
+              </w:rPr>
+            </w:pPr>
+            <w:r>
+              <w:rPr>
+                <w:sz w:val="28"/>
+                <w:szCs w:val="28"/>
                 <w:lang w:val="sr-Latn-RS"/>
               </w:rPr>
               <w:t>ihn - njega</w:t>
@@ -14491,12 +14540,16 @@
               <w:pStyle w:val="NoSpacing"/>
               <w:rPr>
                 <w:color w:val="385623" w:themeColor="accent6" w:themeShade="80"/>
+                <w:sz w:val="28"/>
+                <w:szCs w:val="28"/>
                 <w:lang w:val="sr-Latn-RS"/>
               </w:rPr>
             </w:pPr>
             <w:r>
               <w:rPr>
                 <w:color w:val="385623" w:themeColor="accent6" w:themeShade="80"/>
+                <w:sz w:val="28"/>
+                <w:szCs w:val="28"/>
                 <w:lang w:val="sr-Latn-RS"/>
               </w:rPr>
               <w:t>sie</w:t>
@@ -14519,12 +14572,16 @@
               <w:pStyle w:val="NoSpacing"/>
               <w:rPr>
                 <w:color w:val="833C0B" w:themeColor="accent2" w:themeShade="80"/>
+                <w:sz w:val="28"/>
+                <w:szCs w:val="28"/>
                 <w:lang w:val="sr-Latn-RS"/>
               </w:rPr>
             </w:pPr>
             <w:r>
               <w:rPr>
                 <w:color w:val="833C0B" w:themeColor="accent2" w:themeShade="80"/>
+                <w:sz w:val="28"/>
+                <w:szCs w:val="28"/>
                 <w:lang w:val="sr-Latn-RS"/>
               </w:rPr>
               <w:t>ihrer - njen</w:t>
@@ -14547,12 +14604,16 @@
               <w:pStyle w:val="NoSpacing"/>
               <w:rPr>
                 <w:color w:val="C00000"/>
+                <w:sz w:val="28"/>
+                <w:szCs w:val="28"/>
                 <w:lang w:val="sr-Latn-RS"/>
               </w:rPr>
             </w:pPr>
             <w:r>
               <w:rPr>
                 <w:color w:val="C00000"/>
+                <w:sz w:val="28"/>
+                <w:szCs w:val="28"/>
                 <w:lang w:val="sr-Latn-RS"/>
               </w:rPr>
               <w:t>ihr - njoj</w:t>
@@ -14574,11 +14635,15 @@
             <w:pPr>
               <w:pStyle w:val="NoSpacing"/>
               <w:rPr>
-                <w:lang w:val="sr-Latn-RS"/>
-              </w:rPr>
-            </w:pPr>
-            <w:r>
-              <w:rPr>
+                <w:sz w:val="28"/>
+                <w:szCs w:val="28"/>
+                <w:lang w:val="sr-Latn-RS"/>
+              </w:rPr>
+            </w:pPr>
+            <w:r>
+              <w:rPr>
+                <w:sz w:val="28"/>
+                <w:szCs w:val="28"/>
                 <w:lang w:val="sr-Latn-RS"/>
               </w:rPr>
               <w:t>sie - nju</w:t>
@@ -14603,12 +14668,16 @@
               <w:pStyle w:val="NoSpacing"/>
               <w:rPr>
                 <w:color w:val="385623" w:themeColor="accent6" w:themeShade="80"/>
+                <w:sz w:val="28"/>
+                <w:szCs w:val="28"/>
                 <w:lang w:val="sr-Latn-RS"/>
               </w:rPr>
             </w:pPr>
             <w:r>
               <w:rPr>
                 <w:color w:val="385623" w:themeColor="accent6" w:themeShade="80"/>
+                <w:sz w:val="28"/>
+                <w:szCs w:val="28"/>
                 <w:lang w:val="sr-Latn-RS"/>
               </w:rPr>
               <w:t>es</w:t>
@@ -14631,12 +14700,16 @@
               <w:pStyle w:val="NoSpacing"/>
               <w:rPr>
                 <w:color w:val="833C0B" w:themeColor="accent2" w:themeShade="80"/>
+                <w:sz w:val="28"/>
+                <w:szCs w:val="28"/>
                 <w:lang w:val="sr-Latn-RS"/>
               </w:rPr>
             </w:pPr>
             <w:r>
               <w:rPr>
                 <w:color w:val="833C0B" w:themeColor="accent2" w:themeShade="80"/>
+                <w:sz w:val="28"/>
+                <w:szCs w:val="28"/>
                 <w:lang w:val="sr-Latn-RS"/>
               </w:rPr>
               <w:t>seiner - njegov</w:t>
@@ -14659,12 +14732,16 @@
               <w:pStyle w:val="NoSpacing"/>
               <w:rPr>
                 <w:color w:val="C00000"/>
+                <w:sz w:val="28"/>
+                <w:szCs w:val="28"/>
                 <w:lang w:val="sr-Latn-RS"/>
               </w:rPr>
             </w:pPr>
             <w:r>
               <w:rPr>
                 <w:color w:val="C00000"/>
+                <w:sz w:val="28"/>
+                <w:szCs w:val="28"/>
                 <w:lang w:val="sr-Latn-RS"/>
               </w:rPr>
               <w:t>ihm - njemu</w:t>
@@ -14686,11 +14763,15 @@
             <w:pPr>
               <w:pStyle w:val="NoSpacing"/>
               <w:rPr>
-                <w:lang w:val="sr-Latn-RS"/>
-              </w:rPr>
-            </w:pPr>
-            <w:r>
-              <w:rPr>
+                <w:sz w:val="28"/>
+                <w:szCs w:val="28"/>
+                <w:lang w:val="sr-Latn-RS"/>
+              </w:rPr>
+            </w:pPr>
+            <w:r>
+              <w:rPr>
+                <w:sz w:val="28"/>
+                <w:szCs w:val="28"/>
                 <w:lang w:val="sr-Latn-RS"/>
               </w:rPr>
               <w:t>es - njega</w:t>
@@ -14715,12 +14796,16 @@
               <w:pStyle w:val="NoSpacing"/>
               <w:rPr>
                 <w:color w:val="385623" w:themeColor="accent6" w:themeShade="80"/>
+                <w:sz w:val="28"/>
+                <w:szCs w:val="28"/>
                 <w:lang w:val="sr-Latn-RS"/>
               </w:rPr>
             </w:pPr>
             <w:r>
               <w:rPr>
                 <w:color w:val="385623" w:themeColor="accent6" w:themeShade="80"/>
+                <w:sz w:val="28"/>
+                <w:szCs w:val="28"/>
                 <w:lang w:val="sr-Latn-RS"/>
               </w:rPr>
               <w:t>wir</w:t>
@@ -14743,12 +14828,16 @@
               <w:pStyle w:val="NoSpacing"/>
               <w:rPr>
                 <w:color w:val="833C0B" w:themeColor="accent2" w:themeShade="80"/>
+                <w:sz w:val="28"/>
+                <w:szCs w:val="28"/>
                 <w:lang w:val="sr-Latn-RS"/>
               </w:rPr>
             </w:pPr>
             <w:r>
               <w:rPr>
                 <w:color w:val="833C0B" w:themeColor="accent2" w:themeShade="80"/>
+                <w:sz w:val="28"/>
+                <w:szCs w:val="28"/>
                 <w:lang w:val="sr-Latn-RS"/>
               </w:rPr>
               <w:t>unser - naš</w:t>
@@ -14771,12 +14860,16 @@
               <w:pStyle w:val="NoSpacing"/>
               <w:rPr>
                 <w:color w:val="C00000"/>
+                <w:sz w:val="28"/>
+                <w:szCs w:val="28"/>
                 <w:lang w:val="sr-Latn-RS"/>
               </w:rPr>
             </w:pPr>
             <w:r>
               <w:rPr>
                 <w:color w:val="C00000"/>
+                <w:sz w:val="28"/>
+                <w:szCs w:val="28"/>
                 <w:lang w:val="sr-Latn-RS"/>
               </w:rPr>
               <w:t>uns - nama</w:t>
@@ -14798,11 +14891,15 @@
             <w:pPr>
               <w:pStyle w:val="NoSpacing"/>
               <w:rPr>
-                <w:lang w:val="sr-Latn-RS"/>
-              </w:rPr>
-            </w:pPr>
-            <w:r>
-              <w:rPr>
+                <w:sz w:val="28"/>
+                <w:szCs w:val="28"/>
+                <w:lang w:val="sr-Latn-RS"/>
+              </w:rPr>
+            </w:pPr>
+            <w:r>
+              <w:rPr>
+                <w:sz w:val="28"/>
+                <w:szCs w:val="28"/>
                 <w:lang w:val="sr-Latn-RS"/>
               </w:rPr>
               <w:t>uns - nas</w:t>
@@ -14827,12 +14924,16 @@
               <w:pStyle w:val="NoSpacing"/>
               <w:rPr>
                 <w:color w:val="385623" w:themeColor="accent6" w:themeShade="80"/>
+                <w:sz w:val="28"/>
+                <w:szCs w:val="28"/>
                 <w:lang w:val="sr-Latn-RS"/>
               </w:rPr>
             </w:pPr>
             <w:r>
               <w:rPr>
                 <w:color w:val="385623" w:themeColor="accent6" w:themeShade="80"/>
+                <w:sz w:val="28"/>
+                <w:szCs w:val="28"/>
                 <w:lang w:val="sr-Latn-RS"/>
               </w:rPr>
               <w:t>ihr</w:t>
@@ -14855,12 +14956,16 @@
               <w:pStyle w:val="NoSpacing"/>
               <w:rPr>
                 <w:color w:val="833C0B" w:themeColor="accent2" w:themeShade="80"/>
+                <w:sz w:val="28"/>
+                <w:szCs w:val="28"/>
                 <w:lang w:val="sr-Latn-RS"/>
               </w:rPr>
             </w:pPr>
             <w:r>
               <w:rPr>
                 <w:color w:val="833C0B" w:themeColor="accent2" w:themeShade="80"/>
+                <w:sz w:val="28"/>
+                <w:szCs w:val="28"/>
                 <w:lang w:val="sr-Latn-RS"/>
               </w:rPr>
               <w:t>euer - vaš</w:t>
@@ -14883,12 +14988,16 @@
               <w:pStyle w:val="NoSpacing"/>
               <w:rPr>
                 <w:color w:val="C00000"/>
+                <w:sz w:val="28"/>
+                <w:szCs w:val="28"/>
                 <w:lang w:val="sr-Latn-RS"/>
               </w:rPr>
             </w:pPr>
             <w:r>
               <w:rPr>
                 <w:color w:val="C00000"/>
+                <w:sz w:val="28"/>
+                <w:szCs w:val="28"/>
                 <w:lang w:val="sr-Latn-RS"/>
               </w:rPr>
               <w:t>euch - vama</w:t>
@@ -14910,11 +15019,15 @@
             <w:pPr>
               <w:pStyle w:val="NoSpacing"/>
               <w:rPr>
-                <w:lang w:val="sr-Latn-RS"/>
-              </w:rPr>
-            </w:pPr>
-            <w:r>
-              <w:rPr>
+                <w:sz w:val="28"/>
+                <w:szCs w:val="28"/>
+                <w:lang w:val="sr-Latn-RS"/>
+              </w:rPr>
+            </w:pPr>
+            <w:r>
+              <w:rPr>
+                <w:sz w:val="28"/>
+                <w:szCs w:val="28"/>
                 <w:lang w:val="sr-Latn-RS"/>
               </w:rPr>
               <w:t>euch - vas</w:t>
@@ -14939,12 +15052,16 @@
               <w:pStyle w:val="NoSpacing"/>
               <w:rPr>
                 <w:color w:val="385623" w:themeColor="accent6" w:themeShade="80"/>
+                <w:sz w:val="28"/>
+                <w:szCs w:val="28"/>
                 <w:lang w:val="sr-Latn-RS"/>
               </w:rPr>
             </w:pPr>
             <w:r>
               <w:rPr>
                 <w:color w:val="385623" w:themeColor="accent6" w:themeShade="80"/>
+                <w:sz w:val="28"/>
+                <w:szCs w:val="28"/>
                 <w:lang w:val="sr-Latn-RS"/>
               </w:rPr>
               <w:t>Sie, sie</w:t>
@@ -14967,12 +15084,16 @@
               <w:pStyle w:val="NoSpacing"/>
               <w:rPr>
                 <w:color w:val="833C0B" w:themeColor="accent2" w:themeShade="80"/>
+                <w:sz w:val="28"/>
+                <w:szCs w:val="28"/>
                 <w:lang w:val="sr-Latn-RS"/>
               </w:rPr>
             </w:pPr>
             <w:r>
               <w:rPr>
                 <w:color w:val="833C0B" w:themeColor="accent2" w:themeShade="80"/>
+                <w:sz w:val="28"/>
+                <w:szCs w:val="28"/>
                 <w:lang w:val="sr-Latn-RS"/>
               </w:rPr>
               <w:t>Ihrer, ihrer – Vaš, njihovo</w:t>
@@ -14995,12 +15116,16 @@
               <w:pStyle w:val="NoSpacing"/>
               <w:rPr>
                 <w:color w:val="C00000"/>
+                <w:sz w:val="28"/>
+                <w:szCs w:val="28"/>
                 <w:lang w:val="sr-Latn-RS"/>
               </w:rPr>
             </w:pPr>
             <w:r>
               <w:rPr>
                 <w:color w:val="C00000"/>
+                <w:sz w:val="28"/>
+                <w:szCs w:val="28"/>
                 <w:lang w:val="sr-Latn-RS"/>
               </w:rPr>
               <w:t>Ihnen, ihnen – Vama, njima</w:t>
@@ -15022,11 +15147,15 @@
             <w:pPr>
               <w:pStyle w:val="NoSpacing"/>
               <w:rPr>
-                <w:lang w:val="sr-Latn-RS"/>
-              </w:rPr>
-            </w:pPr>
-            <w:r>
-              <w:rPr>
+                <w:sz w:val="28"/>
+                <w:szCs w:val="28"/>
+                <w:lang w:val="sr-Latn-RS"/>
+              </w:rPr>
+            </w:pPr>
+            <w:r>
+              <w:rPr>
+                <w:sz w:val="28"/>
+                <w:szCs w:val="28"/>
                 <w:lang w:val="sr-Latn-RS"/>
               </w:rPr>
               <w:t>Sie, sie – Vas, njih</w:t>
@@ -15498,6 +15627,7 @@
         <w:rPr>
           <w:lang w:val="de-DE"/>
         </w:rPr>
+        <w:lastRenderedPageBreak/>
         <w:t>ihr kämmt euch</w:t>
       </w:r>
     </w:p>
@@ -15526,7 +15656,6 @@
         <w:rPr>
           <w:lang w:val="sr-Latn-RS"/>
         </w:rPr>
-        <w:lastRenderedPageBreak/>
         <w:t>Sich freuen – radovati se (ich freue mich, du freust dich, er/sie/es freut sich, wir freuen uns...)</w:t>
       </w:r>
     </w:p>
@@ -16164,6 +16293,7 @@
         <w:rPr>
           <w:lang w:val="sr-Latn-RS"/>
         </w:rPr>
+        <w:lastRenderedPageBreak/>
         <w:t>Sie, sie machen aus</w:t>
       </w:r>
     </w:p>
@@ -16178,7 +16308,6 @@
         <w:rPr>
           <w:lang w:val="sr-Latn-RS"/>
         </w:rPr>
-        <w:lastRenderedPageBreak/>
         <w:t>ich mache das Licht (svetlo) aus – gasim svetlo                   dunkel-tamno, hell-svetlo</w:t>
       </w:r>
     </w:p>

--- a/Nemacki_podsetnik.docx
+++ b/Nemacki_podsetnik.docx
@@ -15609,10 +15609,19 @@
           <w:lang w:val="de-DE"/>
         </w:rPr>
       </w:pPr>
-      <w:r>
-        <w:rPr>
-          <w:lang w:val="de-DE"/>
-        </w:rPr>
+    </w:p>
+    <w:p>
+      <w:pPr>
+        <w:pStyle w:val="NoSpacing"/>
+        <w:rPr>
+          <w:lang w:val="de-DE"/>
+        </w:rPr>
+      </w:pPr>
+      <w:r>
+        <w:rPr>
+          <w:lang w:val="de-DE"/>
+        </w:rPr>
+        <w:lastRenderedPageBreak/>
         <w:t>wir kämmen uns</w:t>
       </w:r>
     </w:p>
@@ -15627,7 +15636,6 @@
         <w:rPr>
           <w:lang w:val="de-DE"/>
         </w:rPr>
-        <w:lastRenderedPageBreak/>
         <w:t>ihr kämmt euch</w:t>
       </w:r>
     </w:p>
@@ -16261,10 +16269,19 @@
           <w:lang w:val="sr-Latn-RS"/>
         </w:rPr>
       </w:pPr>
-      <w:r>
-        <w:rPr>
-          <w:lang w:val="sr-Latn-RS"/>
-        </w:rPr>
+    </w:p>
+    <w:p>
+      <w:pPr>
+        <w:pStyle w:val="NoSpacing"/>
+        <w:rPr>
+          <w:lang w:val="sr-Latn-RS"/>
+        </w:rPr>
+      </w:pPr>
+      <w:r>
+        <w:rPr>
+          <w:lang w:val="sr-Latn-RS"/>
+        </w:rPr>
+        <w:lastRenderedPageBreak/>
         <w:t>Wir machen aus</w:t>
       </w:r>
     </w:p>
@@ -16293,7 +16310,6 @@
         <w:rPr>
           <w:lang w:val="sr-Latn-RS"/>
         </w:rPr>
-        <w:lastRenderedPageBreak/>
         <w:t>Sie, sie machen aus</w:t>
       </w:r>
     </w:p>

--- a/Nemacki_podsetnik.docx
+++ b/Nemacki_podsetnik.docx
@@ -22190,7 +22190,23 @@
           <w:bCs/>
           <w:lang w:val="de-DE"/>
         </w:rPr>
-        <w:t>ab, aus, außer, seit, von, mit, zu, nach, bie, gegenüber</w:t>
+        <w:t>ab, aus, außer, seit, von, mit, zu, nach, be</w:t>
+      </w:r>
+      <w:r>
+        <w:rPr>
+          <w:b/>
+          <w:bCs/>
+          <w:lang w:val="de-DE"/>
+        </w:rPr>
+        <w:t>i</w:t>
+      </w:r>
+      <w:r>
+        <w:rPr>
+          <w:b/>
+          <w:bCs/>
+          <w:lang w:val="de-DE"/>
+        </w:rPr>
+        <w:t>, gegenüber</w:t>
       </w:r>
     </w:p>
     <w:p>

--- a/Nemacki_podsetnik.docx
+++ b/Nemacki_podsetnik.docx
@@ -22295,9 +22295,9 @@
         </w:rPr>
         <w:lastRenderedPageBreak/>
         <w:drawing>
-          <wp:inline distT="0" distB="0" distL="0" distR="0" wp14:anchorId="38D6BD9C" wp14:editId="2134D02E">
-            <wp:extent cx="4069080" cy="3055620"/>
-            <wp:effectExtent l="0" t="0" r="7620" b="0"/>
+          <wp:inline distT="0" distB="0" distL="0" distR="0" wp14:anchorId="38D6BD9C" wp14:editId="73C3428B">
+            <wp:extent cx="6331935" cy="4754880"/>
+            <wp:effectExtent l="0" t="0" r="0" b="7620"/>
             <wp:docPr id="42" name="Picture 42" descr="Diagram&#10;&#10;Description automatically generated"/>
             <wp:cNvGraphicFramePr>
               <a:graphicFrameLocks xmlns:a="http://schemas.openxmlformats.org/drawingml/2006/main" noChangeAspect="1"/>
@@ -22327,7 +22327,7 @@
                   <pic:spPr bwMode="auto">
                     <a:xfrm>
                       <a:off x="0" y="0"/>
-                      <a:ext cx="4069080" cy="3055620"/>
+                      <a:ext cx="6341003" cy="4761689"/>
                     </a:xfrm>
                     <a:prstGeom prst="rect">
                       <a:avLst/>

--- a/Nemacki_podsetnik.docx
+++ b/Nemacki_podsetnik.docx
@@ -13990,31 +13990,27 @@
         </w:rPr>
       </w:pPr>
     </w:p>
-    <w:p>
-      <w:pPr>
-        <w:pStyle w:val="NoSpacing"/>
-        <w:rPr>
-          <w:lang w:val="sr-Latn-RS"/>
-        </w:rPr>
-      </w:pPr>
-    </w:p>
     <w:tbl>
       <w:tblPr>
         <w:tblStyle w:val="TableGrid"/>
-        <w:tblW w:w="0" w:type="auto"/>
-        <w:tblInd w:w="810" w:type="dxa"/>
+        <w:tblpPr w:leftFromText="180" w:rightFromText="180" w:vertAnchor="text" w:horzAnchor="margin" w:tblpY="178"/>
+        <w:tblW w:w="9639" w:type="dxa"/>
+        <w:tblInd w:w="0" w:type="dxa"/>
         <w:tblLook w:val="04A0" w:firstRow="1" w:lastRow="0" w:firstColumn="1" w:lastColumn="0" w:noHBand="0" w:noVBand="1"/>
       </w:tblPr>
       <w:tblGrid>
-        <w:gridCol w:w="1795"/>
-        <w:gridCol w:w="1890"/>
-        <w:gridCol w:w="1800"/>
-        <w:gridCol w:w="2250"/>
+        <w:gridCol w:w="2237"/>
+        <w:gridCol w:w="2355"/>
+        <w:gridCol w:w="2243"/>
+        <w:gridCol w:w="2804"/>
       </w:tblGrid>
       <w:tr>
-        <w:tc>
-          <w:tcPr>
-            <w:tcW w:w="1795" w:type="dxa"/>
+        <w:trPr>
+          <w:trHeight w:val="416"/>
+        </w:trPr>
+        <w:tc>
+          <w:tcPr>
+            <w:tcW w:w="2237" w:type="dxa"/>
             <w:tcBorders>
               <w:top w:val="single" w:sz="4" w:space="0" w:color="auto"/>
               <w:left w:val="single" w:sz="4" w:space="0" w:color="auto"/>
@@ -14046,7 +14042,7 @@
         </w:tc>
         <w:tc>
           <w:tcPr>
-            <w:tcW w:w="1890" w:type="dxa"/>
+            <w:tcW w:w="2355" w:type="dxa"/>
             <w:tcBorders>
               <w:top w:val="single" w:sz="4" w:space="0" w:color="auto"/>
               <w:left w:val="single" w:sz="4" w:space="0" w:color="auto"/>
@@ -14078,7 +14074,7 @@
         </w:tc>
         <w:tc>
           <w:tcPr>
-            <w:tcW w:w="1800" w:type="dxa"/>
+            <w:tcW w:w="2243" w:type="dxa"/>
             <w:tcBorders>
               <w:top w:val="single" w:sz="4" w:space="0" w:color="auto"/>
               <w:left w:val="single" w:sz="4" w:space="0" w:color="auto"/>
@@ -14110,7 +14106,7 @@
         </w:tc>
         <w:tc>
           <w:tcPr>
-            <w:tcW w:w="2250" w:type="dxa"/>
+            <w:tcW w:w="2804" w:type="dxa"/>
             <w:tcBorders>
               <w:top w:val="single" w:sz="4" w:space="0" w:color="auto"/>
               <w:left w:val="single" w:sz="4" w:space="0" w:color="auto"/>
@@ -14140,9 +14136,12 @@
         </w:tc>
       </w:tr>
       <w:tr>
-        <w:tc>
-          <w:tcPr>
-            <w:tcW w:w="1795" w:type="dxa"/>
+        <w:trPr>
+          <w:trHeight w:val="430"/>
+        </w:trPr>
+        <w:tc>
+          <w:tcPr>
+            <w:tcW w:w="2237" w:type="dxa"/>
             <w:tcBorders>
               <w:top w:val="single" w:sz="4" w:space="0" w:color="auto"/>
               <w:left w:val="single" w:sz="4" w:space="0" w:color="auto"/>
@@ -14174,7 +14173,7 @@
         </w:tc>
         <w:tc>
           <w:tcPr>
-            <w:tcW w:w="1890" w:type="dxa"/>
+            <w:tcW w:w="2355" w:type="dxa"/>
             <w:tcBorders>
               <w:top w:val="single" w:sz="4" w:space="0" w:color="auto"/>
               <w:left w:val="single" w:sz="4" w:space="0" w:color="auto"/>
@@ -14206,7 +14205,7 @@
         </w:tc>
         <w:tc>
           <w:tcPr>
-            <w:tcW w:w="1800" w:type="dxa"/>
+            <w:tcW w:w="2243" w:type="dxa"/>
             <w:tcBorders>
               <w:top w:val="single" w:sz="4" w:space="0" w:color="auto"/>
               <w:left w:val="single" w:sz="4" w:space="0" w:color="auto"/>
@@ -14238,7 +14237,7 @@
         </w:tc>
         <w:tc>
           <w:tcPr>
-            <w:tcW w:w="2250" w:type="dxa"/>
+            <w:tcW w:w="2804" w:type="dxa"/>
             <w:tcBorders>
               <w:top w:val="single" w:sz="4" w:space="0" w:color="auto"/>
               <w:left w:val="single" w:sz="4" w:space="0" w:color="auto"/>
@@ -14268,9 +14267,12 @@
         </w:tc>
       </w:tr>
       <w:tr>
-        <w:tc>
-          <w:tcPr>
-            <w:tcW w:w="1795" w:type="dxa"/>
+        <w:trPr>
+          <w:trHeight w:val="416"/>
+        </w:trPr>
+        <w:tc>
+          <w:tcPr>
+            <w:tcW w:w="2237" w:type="dxa"/>
             <w:tcBorders>
               <w:top w:val="single" w:sz="4" w:space="0" w:color="auto"/>
               <w:left w:val="single" w:sz="4" w:space="0" w:color="auto"/>
@@ -14302,7 +14304,7 @@
         </w:tc>
         <w:tc>
           <w:tcPr>
-            <w:tcW w:w="1890" w:type="dxa"/>
+            <w:tcW w:w="2355" w:type="dxa"/>
             <w:tcBorders>
               <w:top w:val="single" w:sz="4" w:space="0" w:color="auto"/>
               <w:left w:val="single" w:sz="4" w:space="0" w:color="auto"/>
@@ -14334,7 +14336,7 @@
         </w:tc>
         <w:tc>
           <w:tcPr>
-            <w:tcW w:w="1800" w:type="dxa"/>
+            <w:tcW w:w="2243" w:type="dxa"/>
             <w:tcBorders>
               <w:top w:val="single" w:sz="4" w:space="0" w:color="auto"/>
               <w:left w:val="single" w:sz="4" w:space="0" w:color="auto"/>
@@ -14366,7 +14368,7 @@
         </w:tc>
         <w:tc>
           <w:tcPr>
-            <w:tcW w:w="2250" w:type="dxa"/>
+            <w:tcW w:w="2804" w:type="dxa"/>
             <w:tcBorders>
               <w:top w:val="single" w:sz="4" w:space="0" w:color="auto"/>
               <w:left w:val="single" w:sz="4" w:space="0" w:color="auto"/>
@@ -14396,9 +14398,12 @@
         </w:tc>
       </w:tr>
       <w:tr>
-        <w:tc>
-          <w:tcPr>
-            <w:tcW w:w="1795" w:type="dxa"/>
+        <w:trPr>
+          <w:trHeight w:val="416"/>
+        </w:trPr>
+        <w:tc>
+          <w:tcPr>
+            <w:tcW w:w="2237" w:type="dxa"/>
             <w:tcBorders>
               <w:top w:val="single" w:sz="4" w:space="0" w:color="auto"/>
               <w:left w:val="single" w:sz="4" w:space="0" w:color="auto"/>
@@ -14430,7 +14435,7 @@
         </w:tc>
         <w:tc>
           <w:tcPr>
-            <w:tcW w:w="1890" w:type="dxa"/>
+            <w:tcW w:w="2355" w:type="dxa"/>
             <w:tcBorders>
               <w:top w:val="single" w:sz="4" w:space="0" w:color="auto"/>
               <w:left w:val="single" w:sz="4" w:space="0" w:color="auto"/>
@@ -14462,7 +14467,7 @@
         </w:tc>
         <w:tc>
           <w:tcPr>
-            <w:tcW w:w="1800" w:type="dxa"/>
+            <w:tcW w:w="2243" w:type="dxa"/>
             <w:tcBorders>
               <w:top w:val="single" w:sz="4" w:space="0" w:color="auto"/>
               <w:left w:val="single" w:sz="4" w:space="0" w:color="auto"/>
@@ -14494,7 +14499,7 @@
         </w:tc>
         <w:tc>
           <w:tcPr>
-            <w:tcW w:w="2250" w:type="dxa"/>
+            <w:tcW w:w="2804" w:type="dxa"/>
             <w:tcBorders>
               <w:top w:val="single" w:sz="4" w:space="0" w:color="auto"/>
               <w:left w:val="single" w:sz="4" w:space="0" w:color="auto"/>
@@ -14524,9 +14529,12 @@
         </w:tc>
       </w:tr>
       <w:tr>
-        <w:tc>
-          <w:tcPr>
-            <w:tcW w:w="1795" w:type="dxa"/>
+        <w:trPr>
+          <w:trHeight w:val="430"/>
+        </w:trPr>
+        <w:tc>
+          <w:tcPr>
+            <w:tcW w:w="2237" w:type="dxa"/>
             <w:tcBorders>
               <w:top w:val="single" w:sz="4" w:space="0" w:color="auto"/>
               <w:left w:val="single" w:sz="4" w:space="0" w:color="auto"/>
@@ -14558,7 +14566,7 @@
         </w:tc>
         <w:tc>
           <w:tcPr>
-            <w:tcW w:w="1890" w:type="dxa"/>
+            <w:tcW w:w="2355" w:type="dxa"/>
             <w:tcBorders>
               <w:top w:val="single" w:sz="4" w:space="0" w:color="auto"/>
               <w:left w:val="single" w:sz="4" w:space="0" w:color="auto"/>
@@ -14590,7 +14598,7 @@
         </w:tc>
         <w:tc>
           <w:tcPr>
-            <w:tcW w:w="1800" w:type="dxa"/>
+            <w:tcW w:w="2243" w:type="dxa"/>
             <w:tcBorders>
               <w:top w:val="single" w:sz="4" w:space="0" w:color="auto"/>
               <w:left w:val="single" w:sz="4" w:space="0" w:color="auto"/>
@@ -14622,7 +14630,7 @@
         </w:tc>
         <w:tc>
           <w:tcPr>
-            <w:tcW w:w="2250" w:type="dxa"/>
+            <w:tcW w:w="2804" w:type="dxa"/>
             <w:tcBorders>
               <w:top w:val="single" w:sz="4" w:space="0" w:color="auto"/>
               <w:left w:val="single" w:sz="4" w:space="0" w:color="auto"/>
@@ -14652,9 +14660,12 @@
         </w:tc>
       </w:tr>
       <w:tr>
-        <w:tc>
-          <w:tcPr>
-            <w:tcW w:w="1795" w:type="dxa"/>
+        <w:trPr>
+          <w:trHeight w:val="416"/>
+        </w:trPr>
+        <w:tc>
+          <w:tcPr>
+            <w:tcW w:w="2237" w:type="dxa"/>
             <w:tcBorders>
               <w:top w:val="single" w:sz="4" w:space="0" w:color="auto"/>
               <w:left w:val="single" w:sz="4" w:space="0" w:color="auto"/>
@@ -14686,7 +14697,7 @@
         </w:tc>
         <w:tc>
           <w:tcPr>
-            <w:tcW w:w="1890" w:type="dxa"/>
+            <w:tcW w:w="2355" w:type="dxa"/>
             <w:tcBorders>
               <w:top w:val="single" w:sz="4" w:space="0" w:color="auto"/>
               <w:left w:val="single" w:sz="4" w:space="0" w:color="auto"/>
@@ -14718,7 +14729,7 @@
         </w:tc>
         <w:tc>
           <w:tcPr>
-            <w:tcW w:w="1800" w:type="dxa"/>
+            <w:tcW w:w="2243" w:type="dxa"/>
             <w:tcBorders>
               <w:top w:val="single" w:sz="4" w:space="0" w:color="auto"/>
               <w:left w:val="single" w:sz="4" w:space="0" w:color="auto"/>
@@ -14750,7 +14761,7 @@
         </w:tc>
         <w:tc>
           <w:tcPr>
-            <w:tcW w:w="2250" w:type="dxa"/>
+            <w:tcW w:w="2804" w:type="dxa"/>
             <w:tcBorders>
               <w:top w:val="single" w:sz="4" w:space="0" w:color="auto"/>
               <w:left w:val="single" w:sz="4" w:space="0" w:color="auto"/>
@@ -14780,9 +14791,12 @@
         </w:tc>
       </w:tr>
       <w:tr>
-        <w:tc>
-          <w:tcPr>
-            <w:tcW w:w="1795" w:type="dxa"/>
+        <w:trPr>
+          <w:trHeight w:val="416"/>
+        </w:trPr>
+        <w:tc>
+          <w:tcPr>
+            <w:tcW w:w="2237" w:type="dxa"/>
             <w:tcBorders>
               <w:top w:val="single" w:sz="4" w:space="0" w:color="auto"/>
               <w:left w:val="single" w:sz="4" w:space="0" w:color="auto"/>
@@ -14814,7 +14828,7 @@
         </w:tc>
         <w:tc>
           <w:tcPr>
-            <w:tcW w:w="1890" w:type="dxa"/>
+            <w:tcW w:w="2355" w:type="dxa"/>
             <w:tcBorders>
               <w:top w:val="single" w:sz="4" w:space="0" w:color="auto"/>
               <w:left w:val="single" w:sz="4" w:space="0" w:color="auto"/>
@@ -14846,7 +14860,7 @@
         </w:tc>
         <w:tc>
           <w:tcPr>
-            <w:tcW w:w="1800" w:type="dxa"/>
+            <w:tcW w:w="2243" w:type="dxa"/>
             <w:tcBorders>
               <w:top w:val="single" w:sz="4" w:space="0" w:color="auto"/>
               <w:left w:val="single" w:sz="4" w:space="0" w:color="auto"/>
@@ -14878,7 +14892,7 @@
         </w:tc>
         <w:tc>
           <w:tcPr>
-            <w:tcW w:w="2250" w:type="dxa"/>
+            <w:tcW w:w="2804" w:type="dxa"/>
             <w:tcBorders>
               <w:top w:val="single" w:sz="4" w:space="0" w:color="auto"/>
               <w:left w:val="single" w:sz="4" w:space="0" w:color="auto"/>
@@ -14908,9 +14922,12 @@
         </w:tc>
       </w:tr>
       <w:tr>
-        <w:tc>
-          <w:tcPr>
-            <w:tcW w:w="1795" w:type="dxa"/>
+        <w:trPr>
+          <w:trHeight w:val="430"/>
+        </w:trPr>
+        <w:tc>
+          <w:tcPr>
+            <w:tcW w:w="2237" w:type="dxa"/>
             <w:tcBorders>
               <w:top w:val="single" w:sz="4" w:space="0" w:color="auto"/>
               <w:left w:val="single" w:sz="4" w:space="0" w:color="auto"/>
@@ -14942,7 +14959,7 @@
         </w:tc>
         <w:tc>
           <w:tcPr>
-            <w:tcW w:w="1890" w:type="dxa"/>
+            <w:tcW w:w="2355" w:type="dxa"/>
             <w:tcBorders>
               <w:top w:val="single" w:sz="4" w:space="0" w:color="auto"/>
               <w:left w:val="single" w:sz="4" w:space="0" w:color="auto"/>
@@ -14974,7 +14991,7 @@
         </w:tc>
         <w:tc>
           <w:tcPr>
-            <w:tcW w:w="1800" w:type="dxa"/>
+            <w:tcW w:w="2243" w:type="dxa"/>
             <w:tcBorders>
               <w:top w:val="single" w:sz="4" w:space="0" w:color="auto"/>
               <w:left w:val="single" w:sz="4" w:space="0" w:color="auto"/>
@@ -15006,7 +15023,7 @@
         </w:tc>
         <w:tc>
           <w:tcPr>
-            <w:tcW w:w="2250" w:type="dxa"/>
+            <w:tcW w:w="2804" w:type="dxa"/>
             <w:tcBorders>
               <w:top w:val="single" w:sz="4" w:space="0" w:color="auto"/>
               <w:left w:val="single" w:sz="4" w:space="0" w:color="auto"/>
@@ -15036,9 +15053,12 @@
         </w:tc>
       </w:tr>
       <w:tr>
-        <w:tc>
-          <w:tcPr>
-            <w:tcW w:w="1795" w:type="dxa"/>
+        <w:trPr>
+          <w:trHeight w:val="1265"/>
+        </w:trPr>
+        <w:tc>
+          <w:tcPr>
+            <w:tcW w:w="2237" w:type="dxa"/>
             <w:tcBorders>
               <w:top w:val="single" w:sz="4" w:space="0" w:color="auto"/>
               <w:left w:val="single" w:sz="4" w:space="0" w:color="auto"/>
@@ -15070,7 +15090,7 @@
         </w:tc>
         <w:tc>
           <w:tcPr>
-            <w:tcW w:w="1890" w:type="dxa"/>
+            <w:tcW w:w="2355" w:type="dxa"/>
             <w:tcBorders>
               <w:top w:val="single" w:sz="4" w:space="0" w:color="auto"/>
               <w:left w:val="single" w:sz="4" w:space="0" w:color="auto"/>
@@ -15102,7 +15122,7 @@
         </w:tc>
         <w:tc>
           <w:tcPr>
-            <w:tcW w:w="1800" w:type="dxa"/>
+            <w:tcW w:w="2243" w:type="dxa"/>
             <w:tcBorders>
               <w:top w:val="single" w:sz="4" w:space="0" w:color="auto"/>
               <w:left w:val="single" w:sz="4" w:space="0" w:color="auto"/>
@@ -15134,7 +15154,7 @@
         </w:tc>
         <w:tc>
           <w:tcPr>
-            <w:tcW w:w="2250" w:type="dxa"/>
+            <w:tcW w:w="2804" w:type="dxa"/>
             <w:tcBorders>
               <w:top w:val="single" w:sz="4" w:space="0" w:color="auto"/>
               <w:left w:val="single" w:sz="4" w:space="0" w:color="auto"/>
@@ -15179,6 +15199,14 @@
           <w:lang w:val="sr-Latn-RS"/>
         </w:rPr>
       </w:pPr>
+    </w:p>
+    <w:p>
+      <w:pPr>
+        <w:pStyle w:val="NoSpacing"/>
+        <w:rPr>
+          <w:lang w:val="sr-Latn-RS"/>
+        </w:rPr>
+      </w:pPr>
       <w:r>
         <w:rPr>
           <w:lang w:val="sr-Latn-RS"/>
@@ -15577,6 +15605,7 @@
         <w:rPr>
           <w:lang w:val="de-DE"/>
         </w:rPr>
+        <w:lastRenderedPageBreak/>
         <w:t>du kämmst dich</w:t>
       </w:r>
     </w:p>
@@ -15621,7 +15650,6 @@
         <w:rPr>
           <w:lang w:val="de-DE"/>
         </w:rPr>
-        <w:lastRenderedPageBreak/>
         <w:t>wir kämmen uns</w:t>
       </w:r>
     </w:p>
@@ -16237,6 +16265,7 @@
         <w:rPr>
           <w:lang w:val="sr-Latn-RS"/>
         </w:rPr>
+        <w:lastRenderedPageBreak/>
         <w:t>du machst aus</w:t>
       </w:r>
     </w:p>
@@ -16281,7 +16310,6 @@
         <w:rPr>
           <w:lang w:val="sr-Latn-RS"/>
         </w:rPr>
-        <w:lastRenderedPageBreak/>
         <w:t>Wir machen aus</w:t>
       </w:r>
     </w:p>

--- a/Nemacki_podsetnik.docx
+++ b/Nemacki_podsetnik.docx
@@ -22548,6 +22548,4392 @@
         </w:drawing>
       </w:r>
     </w:p>
+    <w:p>
+      <w:pPr>
+        <w:rPr>
+          <w:b/>
+          <w:bCs/>
+          <w:lang w:val="de-DE"/>
+        </w:rPr>
+      </w:pPr>
+    </w:p>
+    <w:p>
+      <w:pPr>
+        <w:pStyle w:val="NoSpacing"/>
+        <w:jc w:val="center"/>
+        <w:rPr>
+          <w:b/>
+          <w:bCs/>
+          <w:sz w:val="32"/>
+          <w:szCs w:val="32"/>
+          <w:lang w:val="de-DE"/>
+        </w:rPr>
+      </w:pPr>
+      <w:r>
+        <w:rPr>
+          <w:b/>
+          <w:bCs/>
+          <w:sz w:val="32"/>
+          <w:szCs w:val="32"/>
+          <w:highlight w:val="yellow"/>
+          <w:lang w:val="de-DE"/>
+        </w:rPr>
+        <w:t>Modalverb</w:t>
+      </w:r>
+      <w:r>
+        <w:rPr>
+          <w:b/>
+          <w:bCs/>
+          <w:sz w:val="32"/>
+          <w:szCs w:val="32"/>
+          <w:highlight w:val="yellow"/>
+          <w:lang w:val="de-DE"/>
+        </w:rPr>
+        <w:t xml:space="preserve"> (</w:t>
+      </w:r>
+      <w:r>
+        <w:rPr>
+          <w:b/>
+          <w:bCs/>
+          <w:sz w:val="32"/>
+          <w:szCs w:val="32"/>
+          <w:highlight w:val="yellow"/>
+          <w:lang w:val="de-DE"/>
+        </w:rPr>
+        <w:t>past perfekt</w:t>
+      </w:r>
+      <w:r>
+        <w:rPr>
+          <w:b/>
+          <w:bCs/>
+          <w:sz w:val="32"/>
+          <w:szCs w:val="32"/>
+          <w:highlight w:val="yellow"/>
+          <w:lang w:val="de-DE"/>
+        </w:rPr>
+        <w:t>)</w:t>
+      </w:r>
+    </w:p>
+    <w:p>
+      <w:pPr>
+        <w:rPr>
+          <w:b/>
+          <w:bCs/>
+          <w:lang w:val="de-DE"/>
+        </w:rPr>
+      </w:pPr>
+    </w:p>
+    <w:p>
+      <w:pPr>
+        <w:pStyle w:val="NoSpacing"/>
+        <w:rPr>
+          <w:b/>
+          <w:bCs/>
+          <w:color w:val="FF0000"/>
+          <w:lang w:val="de-DE"/>
+        </w:rPr>
+      </w:pPr>
+      <w:r>
+        <w:rPr>
+          <w:b/>
+          <w:bCs/>
+          <w:color w:val="FF0000"/>
+          <w:lang w:val="de-DE"/>
+        </w:rPr>
+        <w:t>*Modalni glagoli uvek grade perfekat sa HABEN</w:t>
+      </w:r>
+    </w:p>
+    <w:p>
+      <w:pPr>
+        <w:pStyle w:val="NoSpacing"/>
+        <w:rPr>
+          <w:lang w:val="de-DE"/>
+        </w:rPr>
+      </w:pPr>
+      <w:r>
+        <w:rPr>
+          <w:lang w:val="de-DE"/>
+        </w:rPr>
+        <w:t>Partizip 2:</w:t>
+      </w:r>
+    </w:p>
+    <w:p>
+      <w:pPr>
+        <w:pStyle w:val="NoSpacing"/>
+        <w:rPr>
+          <w:sz w:val="28"/>
+          <w:szCs w:val="28"/>
+          <w:lang w:val="de-DE"/>
+        </w:rPr>
+      </w:pPr>
+      <w:r>
+        <w:rPr>
+          <w:sz w:val="28"/>
+          <w:szCs w:val="28"/>
+          <w:lang w:val="de-DE"/>
+        </w:rPr>
+        <w:t>können – gekonnt</w:t>
+      </w:r>
+    </w:p>
+    <w:p>
+      <w:pPr>
+        <w:pStyle w:val="NoSpacing"/>
+        <w:rPr>
+          <w:sz w:val="28"/>
+          <w:szCs w:val="28"/>
+          <w:lang w:val="de-DE"/>
+        </w:rPr>
+      </w:pPr>
+      <w:r>
+        <w:rPr>
+          <w:sz w:val="28"/>
+          <w:szCs w:val="28"/>
+          <w:lang w:val="de-DE"/>
+        </w:rPr>
+        <w:t>dürfen – gedurft</w:t>
+      </w:r>
+    </w:p>
+    <w:p>
+      <w:pPr>
+        <w:pStyle w:val="NoSpacing"/>
+        <w:rPr>
+          <w:sz w:val="28"/>
+          <w:szCs w:val="28"/>
+          <w:lang w:val="de-DE"/>
+        </w:rPr>
+      </w:pPr>
+      <w:r>
+        <w:rPr>
+          <w:sz w:val="28"/>
+          <w:szCs w:val="28"/>
+          <w:lang w:val="de-DE"/>
+        </w:rPr>
+        <w:t>müssen – gemusst</w:t>
+      </w:r>
+    </w:p>
+    <w:p>
+      <w:pPr>
+        <w:pStyle w:val="NoSpacing"/>
+        <w:rPr>
+          <w:sz w:val="28"/>
+          <w:szCs w:val="28"/>
+          <w:lang w:val="de-DE"/>
+        </w:rPr>
+      </w:pPr>
+      <w:r>
+        <w:rPr>
+          <w:sz w:val="28"/>
+          <w:szCs w:val="28"/>
+          <w:lang w:val="de-DE"/>
+        </w:rPr>
+        <w:t>wollen – gewollt</w:t>
+      </w:r>
+    </w:p>
+    <w:p>
+      <w:pPr>
+        <w:pStyle w:val="NoSpacing"/>
+        <w:rPr>
+          <w:sz w:val="28"/>
+          <w:szCs w:val="28"/>
+          <w:lang w:val="de-DE"/>
+        </w:rPr>
+      </w:pPr>
+      <w:r>
+        <w:rPr>
+          <w:sz w:val="28"/>
+          <w:szCs w:val="28"/>
+          <w:lang w:val="de-DE"/>
+        </w:rPr>
+        <w:t>sollen – gesollt</w:t>
+      </w:r>
+    </w:p>
+    <w:p>
+      <w:pPr>
+        <w:pStyle w:val="NoSpacing"/>
+        <w:rPr>
+          <w:sz w:val="28"/>
+          <w:szCs w:val="28"/>
+          <w:lang w:val="de-DE"/>
+        </w:rPr>
+      </w:pPr>
+      <w:r>
+        <w:rPr>
+          <w:sz w:val="28"/>
+          <w:szCs w:val="28"/>
+          <w:lang w:val="de-DE"/>
+        </w:rPr>
+        <w:t>mögen – gemocht</w:t>
+      </w:r>
+    </w:p>
+    <w:p>
+      <w:pPr>
+        <w:pStyle w:val="NoSpacing"/>
+        <w:rPr>
+          <w:color w:val="833C0B" w:themeColor="accent2" w:themeShade="80"/>
+          <w:lang w:val="de-DE"/>
+        </w:rPr>
+      </w:pPr>
+    </w:p>
+    <w:p>
+      <w:pPr>
+        <w:pStyle w:val="NoSpacing"/>
+        <w:rPr>
+          <w:color w:val="833C0B" w:themeColor="accent2" w:themeShade="80"/>
+          <w:lang w:val="de-DE"/>
+        </w:rPr>
+      </w:pPr>
+      <w:r>
+        <w:rPr>
+          <w:color w:val="833C0B" w:themeColor="accent2" w:themeShade="80"/>
+          <w:lang w:val="de-DE"/>
+        </w:rPr>
+        <w:t>građenje perfekta: pomoćni glagol + Partizip 2 na kraju rečenice</w:t>
+      </w:r>
+    </w:p>
+    <w:p>
+      <w:pPr>
+        <w:pStyle w:val="NoSpacing"/>
+        <w:rPr>
+          <w:lang w:val="de-DE"/>
+        </w:rPr>
+      </w:pPr>
+    </w:p>
+    <w:p>
+      <w:pPr>
+        <w:pStyle w:val="NoSpacing"/>
+        <w:rPr>
+          <w:lang w:val="de-DE"/>
+        </w:rPr>
+      </w:pPr>
+      <w:r>
+        <w:rPr>
+          <w:lang w:val="de-DE"/>
+        </w:rPr>
+        <w:t xml:space="preserve">das </w:t>
+      </w:r>
+      <w:r>
+        <w:rPr>
+          <w:color w:val="FF0000"/>
+          <w:lang w:val="de-DE"/>
+        </w:rPr>
+        <w:t>kann</w:t>
+      </w:r>
+      <w:r>
+        <w:rPr>
+          <w:lang w:val="de-DE"/>
+        </w:rPr>
+        <w:t xml:space="preserve"> ich nicht – to ne mogu</w:t>
+      </w:r>
+    </w:p>
+    <w:p>
+      <w:pPr>
+        <w:pStyle w:val="NoSpacing"/>
+        <w:rPr>
+          <w:lang w:val="de-DE"/>
+        </w:rPr>
+      </w:pPr>
+      <w:r>
+        <w:rPr>
+          <w:lang w:val="de-DE"/>
+        </w:rPr>
+        <w:t xml:space="preserve">das habe ich nicht </w:t>
+      </w:r>
+      <w:r>
+        <w:rPr>
+          <w:highlight w:val="yellow"/>
+          <w:lang w:val="de-DE"/>
+        </w:rPr>
+        <w:t>gekonnt</w:t>
+      </w:r>
+      <w:r>
+        <w:rPr>
+          <w:lang w:val="de-DE"/>
+        </w:rPr>
+        <w:t xml:space="preserve"> – to nisam mogao</w:t>
+      </w:r>
+    </w:p>
+    <w:p>
+      <w:pPr>
+        <w:pStyle w:val="NoSpacing"/>
+        <w:rPr>
+          <w:lang w:val="de-DE"/>
+        </w:rPr>
+      </w:pPr>
+    </w:p>
+    <w:p>
+      <w:pPr>
+        <w:pStyle w:val="NoSpacing"/>
+        <w:rPr>
+          <w:color w:val="FF0000"/>
+          <w:lang w:val="de-DE"/>
+        </w:rPr>
+      </w:pPr>
+      <w:r>
+        <w:rPr>
+          <w:lang w:val="de-DE"/>
+        </w:rPr>
+        <w:t xml:space="preserve">das </w:t>
+      </w:r>
+      <w:r>
+        <w:rPr>
+          <w:color w:val="FF0000"/>
+          <w:lang w:val="de-DE"/>
+        </w:rPr>
+        <w:t>kann</w:t>
+      </w:r>
+      <w:r>
+        <w:rPr>
+          <w:lang w:val="de-DE"/>
+        </w:rPr>
+        <w:t xml:space="preserve"> ich nicht </w:t>
+      </w:r>
+      <w:r>
+        <w:rPr>
+          <w:color w:val="FF0000"/>
+          <w:lang w:val="de-DE"/>
+        </w:rPr>
+        <w:t xml:space="preserve">sehen </w:t>
+      </w:r>
+    </w:p>
+    <w:p>
+      <w:pPr>
+        <w:pStyle w:val="NoSpacing"/>
+        <w:rPr>
+          <w:lang w:val="de-DE"/>
+        </w:rPr>
+      </w:pPr>
+      <w:r>
+        <w:rPr>
+          <w:color w:val="FF0000"/>
+          <w:lang w:val="de-DE"/>
+        </w:rPr>
+        <w:t xml:space="preserve">das </w:t>
+      </w:r>
+      <w:r>
+        <w:rPr>
+          <w:lang w:val="de-DE"/>
+        </w:rPr>
+        <w:t>habe</w:t>
+      </w:r>
+      <w:r>
+        <w:rPr>
+          <w:color w:val="FF0000"/>
+          <w:lang w:val="de-DE"/>
+        </w:rPr>
+        <w:t xml:space="preserve"> ich nicht </w:t>
+      </w:r>
+      <w:r>
+        <w:rPr>
+          <w:lang w:val="de-DE"/>
+        </w:rPr>
+        <w:t xml:space="preserve">sehen </w:t>
+      </w:r>
+      <w:r>
+        <w:rPr>
+          <w:highlight w:val="yellow"/>
+          <w:lang w:val="de-DE"/>
+        </w:rPr>
+        <w:t>können</w:t>
+      </w:r>
+      <w:r>
+        <w:rPr>
+          <w:lang w:val="de-DE"/>
+        </w:rPr>
+        <w:t xml:space="preserve"> </w:t>
+      </w:r>
+    </w:p>
+    <w:p>
+      <w:pPr>
+        <w:pStyle w:val="NoSpacing"/>
+        <w:rPr>
+          <w:lang w:val="de-DE"/>
+        </w:rPr>
+      </w:pPr>
+    </w:p>
+    <w:p>
+      <w:pPr>
+        <w:pStyle w:val="NoSpacing"/>
+        <w:rPr>
+          <w:lang w:val="de-DE"/>
+        </w:rPr>
+      </w:pPr>
+      <w:r>
+        <w:rPr>
+          <w:lang w:val="de-DE"/>
+        </w:rPr>
+        <w:t xml:space="preserve">ich muss das nicht – ja to ne moram </w:t>
+      </w:r>
+    </w:p>
+    <w:p>
+      <w:pPr>
+        <w:pStyle w:val="NoSpacing"/>
+        <w:rPr>
+          <w:lang w:val="de-DE"/>
+        </w:rPr>
+      </w:pPr>
+      <w:r>
+        <w:rPr>
+          <w:lang w:val="de-DE"/>
+        </w:rPr>
+        <w:t>ich habe das nicht gemusst – nisam to morao</w:t>
+      </w:r>
+    </w:p>
+    <w:p>
+      <w:pPr>
+        <w:pStyle w:val="NoSpacing"/>
+        <w:rPr>
+          <w:lang w:val="de-DE"/>
+        </w:rPr>
+      </w:pPr>
+      <w:r>
+        <w:rPr>
+          <w:lang w:val="de-DE"/>
+        </w:rPr>
+        <w:t>ich muss das nicht hören – ja to ne moram da slušam</w:t>
+      </w:r>
+    </w:p>
+    <w:p>
+      <w:pPr>
+        <w:pStyle w:val="NoSpacing"/>
+        <w:rPr>
+          <w:lang w:val="de-DE"/>
+        </w:rPr>
+      </w:pPr>
+      <w:r>
+        <w:rPr>
+          <w:lang w:val="de-DE"/>
+        </w:rPr>
+        <w:t xml:space="preserve">ich habe das nicht </w:t>
+      </w:r>
+      <w:r>
+        <w:rPr>
+          <w:highlight w:val="yellow"/>
+          <w:lang w:val="de-DE"/>
+        </w:rPr>
+        <w:t>hören müssen</w:t>
+      </w:r>
+      <w:r>
+        <w:rPr>
+          <w:lang w:val="de-DE"/>
+        </w:rPr>
+        <w:t xml:space="preserve"> – nisam morao to da slušam</w:t>
+      </w:r>
+    </w:p>
+    <w:p>
+      <w:pPr>
+        <w:pStyle w:val="NoSpacing"/>
+        <w:rPr>
+          <w:lang w:val="de-DE"/>
+        </w:rPr>
+      </w:pPr>
+    </w:p>
+    <w:p>
+      <w:pPr>
+        <w:pStyle w:val="NoSpacing"/>
+        <w:rPr>
+          <w:lang w:val="de-DE"/>
+        </w:rPr>
+      </w:pPr>
+      <w:r>
+        <w:rPr>
+          <w:lang w:val="de-DE"/>
+        </w:rPr>
+        <w:t xml:space="preserve">ich will das nicht – ne želim to </w:t>
+      </w:r>
+    </w:p>
+    <w:p>
+      <w:pPr>
+        <w:pStyle w:val="NoSpacing"/>
+        <w:rPr>
+          <w:lang w:val="de-DE"/>
+        </w:rPr>
+      </w:pPr>
+      <w:r>
+        <w:rPr>
+          <w:lang w:val="de-DE"/>
+        </w:rPr>
+        <w:t>ich habe das nicht gewollt – nisam to želeo</w:t>
+      </w:r>
+    </w:p>
+    <w:p>
+      <w:pPr>
+        <w:pStyle w:val="NoSpacing"/>
+        <w:rPr>
+          <w:lang w:val="de-DE"/>
+        </w:rPr>
+      </w:pPr>
+    </w:p>
+    <w:p>
+      <w:pPr>
+        <w:pStyle w:val="NoSpacing"/>
+        <w:rPr>
+          <w:lang w:val="de-DE"/>
+        </w:rPr>
+      </w:pPr>
+      <w:r>
+        <w:rPr>
+          <w:lang w:val="de-DE"/>
+        </w:rPr>
+        <w:t xml:space="preserve">ich will das nicht kaufen – ne želim to da kupim </w:t>
+      </w:r>
+    </w:p>
+    <w:p>
+      <w:pPr>
+        <w:pStyle w:val="NoSpacing"/>
+        <w:rPr>
+          <w:lang w:val="de-DE"/>
+        </w:rPr>
+      </w:pPr>
+      <w:r>
+        <w:rPr>
+          <w:lang w:val="de-DE"/>
+        </w:rPr>
+        <w:t xml:space="preserve">ich habe das nicht kaufen wollen – nisam to želeo da kupim </w:t>
+      </w:r>
+    </w:p>
+    <w:p>
+      <w:pPr>
+        <w:pStyle w:val="NoSpacing"/>
+        <w:rPr>
+          <w:lang w:val="de-DE"/>
+        </w:rPr>
+      </w:pPr>
+    </w:p>
+    <w:p>
+      <w:pPr>
+        <w:pStyle w:val="NoSpacing"/>
+        <w:rPr>
+          <w:lang w:val="de-DE"/>
+        </w:rPr>
+      </w:pPr>
+      <w:r>
+        <w:rPr>
+          <w:lang w:val="de-DE"/>
+        </w:rPr>
+        <w:t>Maria und Peter wollen ein Haus bauen – Maria i Peter žele da grade kuću</w:t>
+      </w:r>
+    </w:p>
+    <w:p>
+      <w:pPr>
+        <w:pStyle w:val="NoSpacing"/>
+        <w:rPr>
+          <w:lang w:val="de-DE"/>
+        </w:rPr>
+      </w:pPr>
+      <w:r>
+        <w:rPr>
+          <w:lang w:val="de-DE"/>
+        </w:rPr>
+        <w:t>Maria und Peter haben ein Haus bauen wollen – Maria i Peter su želeli da grade kuću</w:t>
+      </w:r>
+    </w:p>
+    <w:p>
+      <w:pPr>
+        <w:pStyle w:val="NoSpacing"/>
+        <w:rPr>
+          <w:lang w:val="de-DE"/>
+        </w:rPr>
+      </w:pPr>
+    </w:p>
+    <w:p>
+      <w:pPr>
+        <w:pStyle w:val="NoSpacing"/>
+        <w:rPr>
+          <w:lang w:val="de-DE"/>
+        </w:rPr>
+      </w:pPr>
+      <w:r>
+        <w:rPr>
+          <w:lang w:val="de-DE"/>
+        </w:rPr>
+        <w:t>Maria soll eine Skizze zeichnen – Maria treba da nacrta skicu</w:t>
+      </w:r>
+    </w:p>
+    <w:p>
+      <w:pPr>
+        <w:pStyle w:val="NoSpacing"/>
+        <w:rPr>
+          <w:lang w:val="de-DE"/>
+        </w:rPr>
+      </w:pPr>
+      <w:r>
+        <w:rPr>
+          <w:lang w:val="de-DE"/>
+        </w:rPr>
+        <w:t>Maria hat eine Skizze zeichnen sollen – Maria je trebala da nacrta skicu</w:t>
+      </w:r>
+    </w:p>
+    <w:p>
+      <w:pPr>
+        <w:pStyle w:val="NoSpacing"/>
+        <w:rPr>
+          <w:lang w:val="de-DE"/>
+        </w:rPr>
+      </w:pPr>
+    </w:p>
+    <w:p>
+      <w:pPr>
+        <w:pStyle w:val="NoSpacing"/>
+        <w:rPr>
+          <w:lang w:val="de-DE"/>
+        </w:rPr>
+      </w:pPr>
+      <w:r>
+        <w:rPr>
+          <w:lang w:val="de-DE"/>
+        </w:rPr>
+        <w:t>Den Bauplan kann sie aber nicht allein machen – ali građevinski plan ne može da napravi sama</w:t>
+      </w:r>
+    </w:p>
+    <w:p>
+      <w:pPr>
+        <w:pStyle w:val="NoSpacing"/>
+        <w:rPr>
+          <w:lang w:val="de-DE"/>
+        </w:rPr>
+      </w:pPr>
+      <w:r>
+        <w:rPr>
+          <w:lang w:val="de-DE"/>
+        </w:rPr>
+        <w:t>Den Bauplan hat sie aber nicht allein machen können – ali građevinski plan nije mogla da napravi sama</w:t>
+      </w:r>
+    </w:p>
+    <w:p>
+      <w:pPr>
+        <w:pStyle w:val="NoSpacing"/>
+        <w:rPr>
+          <w:lang w:val="de-DE"/>
+        </w:rPr>
+      </w:pPr>
+    </w:p>
+    <w:p>
+      <w:pPr>
+        <w:pStyle w:val="NoSpacing"/>
+        <w:rPr>
+          <w:lang w:val="de-DE"/>
+        </w:rPr>
+      </w:pPr>
+      <w:r>
+        <w:rPr>
+          <w:lang w:val="de-DE"/>
+        </w:rPr>
+        <w:t>Deswegen nehmen sie einen Architekten.</w:t>
+      </w:r>
+    </w:p>
+    <w:p>
+      <w:pPr>
+        <w:pStyle w:val="NoSpacing"/>
+        <w:rPr>
+          <w:lang w:val="de-DE"/>
+        </w:rPr>
+      </w:pPr>
+      <w:r>
+        <w:rPr>
+          <w:lang w:val="de-DE"/>
+        </w:rPr>
+        <w:t>Deswegen haben sie einen Architekten genommen.</w:t>
+      </w:r>
+    </w:p>
+    <w:p>
+      <w:pPr>
+        <w:pStyle w:val="NoSpacing"/>
+        <w:rPr>
+          <w:lang w:val="de-DE"/>
+        </w:rPr>
+      </w:pPr>
+    </w:p>
+    <w:p>
+      <w:pPr>
+        <w:pStyle w:val="NoSpacing"/>
+        <w:rPr>
+          <w:lang w:val="de-DE"/>
+        </w:rPr>
+      </w:pPr>
+      <w:r>
+        <w:rPr>
+          <w:lang w:val="de-DE"/>
+        </w:rPr>
+        <w:t>Deswegen müssen sie einen Architekt nehmen.</w:t>
+      </w:r>
+    </w:p>
+    <w:p>
+      <w:pPr>
+        <w:pStyle w:val="NoSpacing"/>
+        <w:rPr>
+          <w:lang w:val="de-DE"/>
+        </w:rPr>
+      </w:pPr>
+      <w:r>
+        <w:rPr>
+          <w:lang w:val="de-DE"/>
+        </w:rPr>
+        <w:lastRenderedPageBreak/>
+        <w:t>Deswegen haben sie einen Architekt nehmem müssen.</w:t>
+      </w:r>
+    </w:p>
+    <w:p>
+      <w:pPr>
+        <w:pStyle w:val="NoSpacing"/>
+        <w:rPr>
+          <w:lang w:val="de-DE"/>
+        </w:rPr>
+      </w:pPr>
+    </w:p>
+    <w:p>
+      <w:pPr>
+        <w:pStyle w:val="NoSpacing"/>
+        <w:rPr>
+          <w:lang w:val="de-DE"/>
+        </w:rPr>
+      </w:pPr>
+      <w:r>
+        <w:rPr>
+          <w:lang w:val="de-DE"/>
+        </w:rPr>
+        <w:t>Die junge Leuten müssen einen Kredit aufnehmen.</w:t>
+      </w:r>
+    </w:p>
+    <w:p>
+      <w:pPr>
+        <w:pStyle w:val="NoSpacing"/>
+        <w:rPr>
+          <w:lang w:val="de-DE"/>
+        </w:rPr>
+      </w:pPr>
+      <w:r>
+        <w:rPr>
+          <w:lang w:val="de-DE"/>
+        </w:rPr>
+        <w:t>Die junge Leute haben einen Kredit aufnehmen müssen.</w:t>
+      </w:r>
+    </w:p>
+    <w:p>
+      <w:pPr>
+        <w:pStyle w:val="NoSpacing"/>
+        <w:rPr>
+          <w:lang w:val="de-DE"/>
+        </w:rPr>
+      </w:pPr>
+    </w:p>
+    <w:p>
+      <w:pPr>
+        <w:pStyle w:val="NoSpacing"/>
+        <w:rPr>
+          <w:lang w:val="sr-Latn-RS"/>
+        </w:rPr>
+      </w:pPr>
+    </w:p>
+    <w:p>
+      <w:pPr>
+        <w:rPr>
+          <w:b/>
+          <w:bCs/>
+          <w:color w:val="FF0000"/>
+          <w:lang w:val="de-DE"/>
+        </w:rPr>
+      </w:pPr>
+      <w:r>
+        <w:rPr>
+          <w:b/>
+          <w:bCs/>
+          <w:color w:val="FF0000"/>
+          <w:lang w:val="de-DE"/>
+        </w:rPr>
+        <w:t>Značenja glagola machen:</w:t>
+      </w:r>
+    </w:p>
+    <w:p>
+      <w:pPr>
+        <w:rPr>
+          <w:b/>
+          <w:bCs/>
+          <w:lang w:val="de-DE"/>
+        </w:rPr>
+      </w:pPr>
+      <w:r>
+        <w:rPr>
+          <w:b/>
+          <w:bCs/>
+          <w:lang w:val="de-DE"/>
+        </w:rPr>
+        <w:t xml:space="preserve">machen </w:t>
+      </w:r>
+      <w:r>
+        <w:rPr>
+          <w:lang w:val="de-DE"/>
+        </w:rPr>
+        <w:t xml:space="preserve">– raditi – praviti: </w:t>
+      </w:r>
+      <w:r>
+        <w:rPr>
+          <w:b/>
+          <w:bCs/>
+          <w:lang w:val="de-DE"/>
+        </w:rPr>
+        <w:t>ich mache Hausaufgaben, ich mache Mittagessen</w:t>
+      </w:r>
+    </w:p>
+    <w:p>
+      <w:pPr>
+        <w:rPr>
+          <w:b/>
+          <w:bCs/>
+          <w:lang w:val="de-DE"/>
+        </w:rPr>
+      </w:pPr>
+      <w:r>
+        <w:rPr>
+          <w:b/>
+          <w:bCs/>
+          <w:lang w:val="de-DE"/>
+        </w:rPr>
+        <w:t xml:space="preserve">aufmachen </w:t>
+      </w:r>
+      <w:r>
+        <w:rPr>
+          <w:lang w:val="de-DE"/>
+        </w:rPr>
+        <w:t>– otvarati:</w:t>
+      </w:r>
+      <w:r>
+        <w:rPr>
+          <w:b/>
+          <w:bCs/>
+          <w:lang w:val="de-DE"/>
+        </w:rPr>
+        <w:t xml:space="preserve"> ich mache das Fenster auf, du machst die Tür auf</w:t>
+      </w:r>
+    </w:p>
+    <w:p>
+      <w:pPr>
+        <w:rPr>
+          <w:b/>
+          <w:bCs/>
+          <w:lang w:val="de-DE"/>
+        </w:rPr>
+      </w:pPr>
+      <w:r>
+        <w:rPr>
+          <w:b/>
+          <w:bCs/>
+          <w:lang w:val="de-DE"/>
+        </w:rPr>
+        <w:t xml:space="preserve">zumachen – </w:t>
+      </w:r>
+      <w:r>
+        <w:rPr>
+          <w:lang w:val="de-DE"/>
+        </w:rPr>
+        <w:t xml:space="preserve">zatvoriti: </w:t>
+      </w:r>
+      <w:r>
+        <w:rPr>
+          <w:b/>
+          <w:bCs/>
+          <w:lang w:val="de-DE"/>
+        </w:rPr>
+        <w:t xml:space="preserve">ich mache das Fenster zu, du machst die Tür zu </w:t>
+      </w:r>
+    </w:p>
+    <w:p>
+      <w:pPr>
+        <w:rPr>
+          <w:lang w:val="de-DE"/>
+        </w:rPr>
+      </w:pPr>
+      <w:r>
+        <w:rPr>
+          <w:b/>
+          <w:bCs/>
+          <w:lang w:val="de-DE"/>
+        </w:rPr>
+        <w:t xml:space="preserve">ausmachen – </w:t>
+      </w:r>
+      <w:r>
+        <w:rPr>
+          <w:lang w:val="de-DE"/>
+        </w:rPr>
+        <w:t xml:space="preserve">ugasiti, isključiti: </w:t>
+      </w:r>
+      <w:r>
+        <w:rPr>
+          <w:b/>
+          <w:bCs/>
+          <w:lang w:val="de-DE"/>
+        </w:rPr>
+        <w:t>ich mache das Handy aus, du machst das Licht aus</w:t>
+      </w:r>
+    </w:p>
+    <w:p>
+      <w:pPr>
+        <w:rPr>
+          <w:b/>
+          <w:bCs/>
+          <w:lang w:val="de-DE"/>
+        </w:rPr>
+      </w:pPr>
+      <w:r>
+        <w:rPr>
+          <w:b/>
+          <w:bCs/>
+          <w:lang w:val="de-DE"/>
+        </w:rPr>
+        <w:t xml:space="preserve">anmachen </w:t>
+      </w:r>
+      <w:r>
+        <w:rPr>
+          <w:b/>
+          <w:bCs/>
+          <w:color w:val="385623" w:themeColor="accent6" w:themeShade="80"/>
+          <w:lang w:val="de-DE"/>
+        </w:rPr>
+        <w:t xml:space="preserve">(=anstellen, anbringen, anschalten) </w:t>
+      </w:r>
+      <w:r>
+        <w:rPr>
+          <w:b/>
+          <w:bCs/>
+          <w:lang w:val="de-DE"/>
+        </w:rPr>
+        <w:t xml:space="preserve">– </w:t>
+      </w:r>
+      <w:r>
+        <w:rPr>
+          <w:lang w:val="de-DE"/>
+        </w:rPr>
+        <w:t>uključiti:</w:t>
+      </w:r>
+      <w:r>
+        <w:rPr>
+          <w:b/>
+          <w:bCs/>
+          <w:lang w:val="de-DE"/>
+        </w:rPr>
+        <w:t xml:space="preserve"> ich mache das Bügeleisen (pegla)/die Waschmaschine an</w:t>
+      </w:r>
+    </w:p>
+    <w:p>
+      <w:pPr>
+        <w:rPr>
+          <w:b/>
+          <w:bCs/>
+          <w:lang w:val="de-DE"/>
+        </w:rPr>
+      </w:pPr>
+      <w:r>
+        <w:rPr>
+          <w:b/>
+          <w:bCs/>
+          <w:lang w:val="de-DE"/>
+        </w:rPr>
+        <w:t xml:space="preserve">mitmachen – </w:t>
+      </w:r>
+      <w:r>
+        <w:rPr>
+          <w:lang w:val="de-DE"/>
+        </w:rPr>
+        <w:t>učestvovati:</w:t>
+      </w:r>
+      <w:r>
+        <w:rPr>
+          <w:b/>
+          <w:bCs/>
+          <w:lang w:val="de-DE"/>
+        </w:rPr>
+        <w:t xml:space="preserve"> wir spielen Fußball, machst du mit? – igramo fudbal, učestvuješ li?</w:t>
+      </w:r>
+    </w:p>
+    <w:p>
+      <w:pPr>
+        <w:rPr>
+          <w:b/>
+          <w:bCs/>
+          <w:lang w:val="sr-Latn-RS"/>
+        </w:rPr>
+      </w:pPr>
+      <w:r>
+        <w:rPr>
+          <w:b/>
+          <w:bCs/>
+          <w:lang w:val="de-DE"/>
+        </w:rPr>
+        <w:t xml:space="preserve">abmachen </w:t>
+      </w:r>
+      <w:r>
+        <w:rPr>
+          <w:b/>
+          <w:bCs/>
+          <w:color w:val="385623" w:themeColor="accent6" w:themeShade="80"/>
+          <w:lang w:val="de-DE"/>
+        </w:rPr>
+        <w:t xml:space="preserve">(=vereinbaren) </w:t>
+      </w:r>
+      <w:r>
+        <w:rPr>
+          <w:lang w:val="de-DE"/>
+        </w:rPr>
+        <w:t>– dogovoriti se/ugovoriti, odstraniti</w:t>
+      </w:r>
+      <w:r>
+        <w:rPr>
+          <w:b/>
+          <w:bCs/>
+          <w:lang w:val="de-DE"/>
+        </w:rPr>
+        <w:t>: einen neuen Termin abmachen – ugovoriti novi termin; den Rost abmachen – otkloniti r</w:t>
+      </w:r>
+      <w:r>
+        <w:rPr>
+          <w:b/>
+          <w:bCs/>
+          <w:lang w:val="sr-Latn-RS"/>
+        </w:rPr>
+        <w:t>đu</w:t>
+      </w:r>
+    </w:p>
+    <w:p>
+      <w:pPr>
+        <w:rPr>
+          <w:b/>
+          <w:bCs/>
+          <w:lang w:val="sr-Latn-RS"/>
+        </w:rPr>
+      </w:pPr>
+      <w:r>
+        <w:rPr>
+          <w:b/>
+          <w:bCs/>
+          <w:lang w:val="de-DE"/>
+        </w:rPr>
+        <w:t>Ich muss das Haus sauber machen – moram da o</w:t>
+      </w:r>
+      <w:r>
+        <w:rPr>
+          <w:b/>
+          <w:bCs/>
+          <w:lang w:val="sr-Latn-RS"/>
+        </w:rPr>
+        <w:t>čistim kuću</w:t>
+      </w:r>
+    </w:p>
+    <w:p>
+      <w:pPr>
+        <w:rPr>
+          <w:b/>
+          <w:bCs/>
+          <w:lang w:val="sr-Latn-RS"/>
+        </w:rPr>
+      </w:pPr>
+    </w:p>
+    <w:p>
+      <w:pPr>
+        <w:pStyle w:val="NoSpacing"/>
+        <w:rPr>
+          <w:lang w:val="de-DE"/>
+        </w:rPr>
+      </w:pPr>
+      <w:r>
+        <w:rPr>
+          <w:b/>
+          <w:bCs/>
+          <w:lang w:val="sr-Latn-RS"/>
+        </w:rPr>
+        <w:t>anfangen</w:t>
+      </w:r>
+      <w:r>
+        <w:rPr>
+          <w:lang w:val="sr-Latn-RS"/>
+        </w:rPr>
+        <w:t xml:space="preserve"> – početi (ich </w:t>
+      </w:r>
+      <w:r>
+        <w:rPr>
+          <w:lang w:val="de-DE"/>
+        </w:rPr>
+        <w:t>fange an, du fängst an, er/sie/es fängt an; Perfekat: hat angefangen)</w:t>
+      </w:r>
+    </w:p>
+    <w:p>
+      <w:pPr>
+        <w:pStyle w:val="NoSpacing"/>
+        <w:rPr>
+          <w:lang w:val="de-DE"/>
+        </w:rPr>
+      </w:pPr>
+      <w:r>
+        <w:rPr>
+          <w:b/>
+          <w:bCs/>
+          <w:lang w:val="de-DE"/>
+        </w:rPr>
+        <w:t>möchten</w:t>
+      </w:r>
+      <w:r>
+        <w:rPr>
+          <w:lang w:val="de-DE"/>
+        </w:rPr>
+        <w:t xml:space="preserve"> - želeti</w:t>
+      </w:r>
+    </w:p>
+    <w:p>
+      <w:pPr>
+        <w:pStyle w:val="NoSpacing"/>
+        <w:rPr>
+          <w:lang w:val="de-DE"/>
+        </w:rPr>
+      </w:pPr>
+      <w:r>
+        <w:rPr>
+          <w:b/>
+          <w:bCs/>
+          <w:lang w:val="de-DE"/>
+        </w:rPr>
+        <w:t>immer</w:t>
+      </w:r>
+      <w:r>
+        <w:rPr>
+          <w:lang w:val="de-DE"/>
+        </w:rPr>
+        <w:t xml:space="preserve"> – uvek</w:t>
+      </w:r>
+    </w:p>
+    <w:p>
+      <w:pPr>
+        <w:pStyle w:val="NoSpacing"/>
+        <w:rPr>
+          <w:lang w:val="de-DE"/>
+        </w:rPr>
+      </w:pPr>
+      <w:r>
+        <w:rPr>
+          <w:b/>
+          <w:bCs/>
+          <w:lang w:val="de-DE"/>
+        </w:rPr>
+        <w:t>immer noch</w:t>
+      </w:r>
+      <w:r>
+        <w:rPr>
+          <w:lang w:val="de-DE"/>
+        </w:rPr>
+        <w:t xml:space="preserve"> – još uvek</w:t>
+      </w:r>
+    </w:p>
+    <w:p>
+      <w:pPr>
+        <w:pStyle w:val="NoSpacing"/>
+        <w:rPr>
+          <w:lang w:val="de-DE"/>
+        </w:rPr>
+      </w:pPr>
+      <w:r>
+        <w:rPr>
+          <w:b/>
+          <w:bCs/>
+          <w:lang w:val="de-DE"/>
+        </w:rPr>
+        <w:t>wieder</w:t>
+      </w:r>
+      <w:r>
+        <w:rPr>
+          <w:lang w:val="de-DE"/>
+        </w:rPr>
+        <w:t xml:space="preserve"> - ponovo</w:t>
+      </w:r>
+    </w:p>
+    <w:p>
+      <w:pPr>
+        <w:pStyle w:val="NoSpacing"/>
+        <w:rPr>
+          <w:lang w:val="de-DE"/>
+        </w:rPr>
+      </w:pPr>
+      <w:r>
+        <w:rPr>
+          <w:b/>
+          <w:bCs/>
+          <w:lang w:val="de-DE"/>
+        </w:rPr>
+        <w:t>immer wieder</w:t>
+      </w:r>
+      <w:r>
+        <w:rPr>
+          <w:lang w:val="de-DE"/>
+        </w:rPr>
+        <w:t xml:space="preserve"> – iznova / uzastopno</w:t>
+      </w:r>
+    </w:p>
+    <w:p>
+      <w:pPr>
+        <w:pStyle w:val="NoSpacing"/>
+        <w:rPr>
+          <w:lang w:val="de-DE"/>
+        </w:rPr>
+      </w:pPr>
+      <w:r>
+        <w:rPr>
+          <w:b/>
+          <w:bCs/>
+          <w:lang w:val="de-DE"/>
+        </w:rPr>
+        <w:t>immer öfter</w:t>
+      </w:r>
+      <w:r>
+        <w:rPr>
+          <w:lang w:val="de-DE"/>
+        </w:rPr>
+        <w:t xml:space="preserve"> – sve češeć</w:t>
+      </w:r>
+    </w:p>
+    <w:p>
+      <w:pPr>
+        <w:pStyle w:val="NoSpacing"/>
+        <w:rPr>
+          <w:lang w:val="de-DE"/>
+        </w:rPr>
+      </w:pPr>
+      <w:r>
+        <w:rPr>
+          <w:b/>
+          <w:bCs/>
+          <w:lang w:val="de-DE"/>
+        </w:rPr>
+        <w:t>nur</w:t>
+      </w:r>
+      <w:r>
+        <w:rPr>
+          <w:lang w:val="de-DE"/>
+        </w:rPr>
+        <w:t xml:space="preserve">  - samo (viele Läden sind am Samstag nur bis 13h geöffnet)</w:t>
+      </w:r>
+    </w:p>
+    <w:p>
+      <w:pPr>
+        <w:pStyle w:val="NoSpacing"/>
+        <w:rPr>
+          <w:lang w:val="de-DE"/>
+        </w:rPr>
+      </w:pPr>
+      <w:r>
+        <w:rPr>
+          <w:b/>
+          <w:bCs/>
+          <w:lang w:val="de-DE"/>
+        </w:rPr>
+        <w:t xml:space="preserve">fast </w:t>
+      </w:r>
+      <w:r>
+        <w:rPr>
+          <w:lang w:val="de-DE"/>
+        </w:rPr>
+        <w:t>- skoro (fast alle)</w:t>
+      </w:r>
+    </w:p>
+    <w:p>
+      <w:pPr>
+        <w:pStyle w:val="NoSpacing"/>
+        <w:rPr>
+          <w:b/>
+          <w:bCs/>
+          <w:color w:val="FF0000"/>
+          <w:lang w:val="de-DE"/>
+        </w:rPr>
+      </w:pPr>
+      <w:r>
+        <w:rPr>
+          <w:b/>
+          <w:bCs/>
+          <w:lang w:val="de-DE"/>
+        </w:rPr>
+        <w:t xml:space="preserve">geöffnet / </w:t>
+      </w:r>
+      <w:r>
+        <w:rPr>
+          <w:b/>
+          <w:bCs/>
+          <w:color w:val="FF0000"/>
+          <w:lang w:val="de-DE"/>
+        </w:rPr>
+        <w:t>geschlossen</w:t>
+      </w:r>
+    </w:p>
+    <w:p>
+      <w:pPr>
+        <w:pStyle w:val="NoSpacing"/>
+        <w:rPr>
+          <w:lang w:val="de-DE"/>
+        </w:rPr>
+      </w:pPr>
+      <w:r>
+        <w:rPr>
+          <w:b/>
+          <w:bCs/>
+          <w:lang w:val="de-DE"/>
+        </w:rPr>
+        <w:t xml:space="preserve">der Tatort </w:t>
+      </w:r>
+      <w:r>
+        <w:rPr>
+          <w:lang w:val="de-DE"/>
+        </w:rPr>
+        <w:t>– mesto zločina</w:t>
+      </w:r>
+    </w:p>
+    <w:p>
+      <w:pPr>
+        <w:pStyle w:val="NoSpacing"/>
+        <w:rPr>
+          <w:lang w:val="de-DE"/>
+        </w:rPr>
+      </w:pPr>
+      <w:r>
+        <w:rPr>
+          <w:b/>
+          <w:bCs/>
+          <w:lang w:val="de-DE"/>
+        </w:rPr>
+        <w:t>Die Tat</w:t>
+      </w:r>
+      <w:r>
+        <w:rPr>
+          <w:lang w:val="de-DE"/>
+        </w:rPr>
+        <w:t xml:space="preserve"> – delo (eine gute Tat)</w:t>
+      </w:r>
+    </w:p>
+    <w:p>
+      <w:pPr>
+        <w:pStyle w:val="NoSpacing"/>
+        <w:rPr>
+          <w:lang w:val="de-DE"/>
+        </w:rPr>
+      </w:pPr>
+      <w:r>
+        <w:rPr>
+          <w:b/>
+          <w:bCs/>
+          <w:lang w:val="de-DE"/>
+        </w:rPr>
+        <w:t>Die Tankstelle</w:t>
+      </w:r>
+      <w:r>
+        <w:rPr>
+          <w:lang w:val="de-DE"/>
+        </w:rPr>
+        <w:t xml:space="preserve"> – benzinska pumpa</w:t>
+      </w:r>
+    </w:p>
+    <w:p>
+      <w:pPr>
+        <w:pStyle w:val="NoSpacing"/>
+        <w:rPr>
+          <w:lang w:val="de-DE"/>
+        </w:rPr>
+      </w:pPr>
+      <w:r>
+        <w:rPr>
+          <w:b/>
+          <w:bCs/>
+          <w:lang w:val="de-DE"/>
+        </w:rPr>
+        <w:t>manche</w:t>
+      </w:r>
+      <w:r>
+        <w:rPr>
+          <w:lang w:val="de-DE"/>
+        </w:rPr>
+        <w:t xml:space="preserve"> – neka/neke/neki (manche Leute – neki ljudi) </w:t>
+      </w:r>
+    </w:p>
+    <w:p>
+      <w:pPr>
+        <w:pStyle w:val="NoSpacing"/>
+        <w:rPr>
+          <w:lang w:val="de-DE"/>
+        </w:rPr>
+      </w:pPr>
+      <w:r>
+        <w:rPr>
+          <w:b/>
+          <w:bCs/>
+          <w:lang w:val="de-DE"/>
+        </w:rPr>
+        <w:t>die Aktivität</w:t>
+      </w:r>
+      <w:r>
+        <w:rPr>
+          <w:lang w:val="de-DE"/>
+        </w:rPr>
+        <w:t xml:space="preserve"> - aktivnost</w:t>
+      </w:r>
+    </w:p>
+    <w:p>
+      <w:pPr>
+        <w:pStyle w:val="NoSpacing"/>
+        <w:rPr>
+          <w:lang w:val="de-DE"/>
+        </w:rPr>
+      </w:pPr>
+      <w:r>
+        <w:rPr>
+          <w:b/>
+          <w:bCs/>
+          <w:lang w:val="de-DE"/>
+        </w:rPr>
+        <w:t xml:space="preserve">Zum Glück </w:t>
+      </w:r>
+      <w:r>
+        <w:rPr>
+          <w:lang w:val="de-DE"/>
+        </w:rPr>
+        <w:t>– na sreću</w:t>
+      </w:r>
+    </w:p>
+    <w:p>
+      <w:pPr>
+        <w:pStyle w:val="NoSpacing"/>
+        <w:rPr>
+          <w:lang w:val="de-DE"/>
+        </w:rPr>
+      </w:pPr>
+      <w:r>
+        <w:rPr>
+          <w:b/>
+          <w:bCs/>
+          <w:lang w:val="de-DE"/>
+        </w:rPr>
+        <w:t>ausschlafen</w:t>
+      </w:r>
+      <w:r>
+        <w:rPr>
+          <w:lang w:val="de-DE"/>
+        </w:rPr>
+        <w:t xml:space="preserve"> – odspavati, naspavati</w:t>
+      </w:r>
+    </w:p>
+    <w:p>
+      <w:pPr>
+        <w:pStyle w:val="NoSpacing"/>
+        <w:rPr>
+          <w:lang w:val="de-DE"/>
+        </w:rPr>
+      </w:pPr>
+      <w:r>
+        <w:rPr>
+          <w:b/>
+          <w:bCs/>
+          <w:lang w:val="de-DE"/>
+        </w:rPr>
+        <w:t>deshalb = deswegen</w:t>
+      </w:r>
+      <w:r>
+        <w:rPr>
+          <w:lang w:val="de-DE"/>
+        </w:rPr>
+        <w:t xml:space="preserve"> – zato, zbog toga</w:t>
+      </w:r>
+    </w:p>
+    <w:p>
+      <w:pPr>
+        <w:pStyle w:val="NoSpacing"/>
+        <w:rPr>
+          <w:lang w:val="de-DE"/>
+        </w:rPr>
+      </w:pPr>
+      <w:r>
+        <w:rPr>
+          <w:b/>
+          <w:bCs/>
+          <w:lang w:val="de-DE"/>
+        </w:rPr>
+        <w:t>damit</w:t>
+      </w:r>
+      <w:r>
+        <w:rPr>
+          <w:lang w:val="de-DE"/>
+        </w:rPr>
+        <w:t xml:space="preserve"> – time, s tim... (Besonders viele junge Erwachsene haben damit Probleme)</w:t>
+      </w:r>
+    </w:p>
+    <w:p>
+      <w:pPr>
+        <w:pStyle w:val="NoSpacing"/>
+        <w:rPr>
+          <w:lang w:val="de-DE"/>
+        </w:rPr>
+      </w:pPr>
+      <w:r>
+        <w:rPr>
+          <w:b/>
+          <w:bCs/>
+          <w:lang w:val="de-DE"/>
+        </w:rPr>
+        <w:lastRenderedPageBreak/>
+        <w:t>ich habe keine freie Minute</w:t>
+      </w:r>
+      <w:r>
+        <w:rPr>
+          <w:lang w:val="de-DE"/>
+        </w:rPr>
+        <w:t xml:space="preserve"> – nemam ni minut slobodnog vremena / nijedan slobodan minut</w:t>
+      </w:r>
+    </w:p>
+    <w:p>
+      <w:pPr>
+        <w:pStyle w:val="NoSpacing"/>
+        <w:rPr>
+          <w:lang w:val="de-DE"/>
+        </w:rPr>
+      </w:pPr>
+      <w:r>
+        <w:rPr>
+          <w:b/>
+          <w:bCs/>
+          <w:lang w:val="de-DE"/>
+        </w:rPr>
+        <w:t>putzen = sauber machen</w:t>
+      </w:r>
+      <w:r>
+        <w:rPr>
+          <w:lang w:val="de-DE"/>
+        </w:rPr>
+        <w:t xml:space="preserve">  - čistiti</w:t>
+      </w:r>
+    </w:p>
+    <w:p>
+      <w:pPr>
+        <w:pStyle w:val="NoSpacing"/>
+        <w:rPr>
+          <w:i/>
+          <w:iCs/>
+          <w:lang w:val="de-DE"/>
+        </w:rPr>
+      </w:pPr>
+      <w:r>
+        <w:rPr>
+          <w:b/>
+          <w:bCs/>
+          <w:lang w:val="de-DE"/>
+        </w:rPr>
+        <w:t>ganz ruhig</w:t>
+      </w:r>
+      <w:r>
+        <w:rPr>
+          <w:lang w:val="de-DE"/>
+        </w:rPr>
+        <w:t xml:space="preserve"> – samo mirno </w:t>
+      </w:r>
+      <w:r>
+        <w:rPr>
+          <w:i/>
+          <w:iCs/>
+          <w:lang w:val="de-DE"/>
+        </w:rPr>
+        <w:t>(iako je ganz – ceo, sasvim)</w:t>
+      </w:r>
+    </w:p>
+    <w:p>
+      <w:pPr>
+        <w:pStyle w:val="NoSpacing"/>
+        <w:rPr>
+          <w:i/>
+          <w:iCs/>
+          <w:lang w:val="de-DE"/>
+        </w:rPr>
+      </w:pPr>
+    </w:p>
+    <w:p>
+      <w:pPr>
+        <w:pStyle w:val="NoSpacing"/>
+        <w:rPr>
+          <w:i/>
+          <w:iCs/>
+          <w:lang w:val="de-DE"/>
+        </w:rPr>
+      </w:pPr>
+    </w:p>
+    <w:p>
+      <w:pPr>
+        <w:pStyle w:val="NoSpacing"/>
+        <w:rPr>
+          <w:lang w:val="de-DE"/>
+        </w:rPr>
+      </w:pPr>
+      <w:r>
+        <w:rPr>
+          <w:b/>
+          <w:lang w:val="de-DE"/>
+        </w:rPr>
+        <w:t>EL</w:t>
+      </w:r>
+      <w:r>
+        <w:rPr>
+          <w:lang w:val="de-DE"/>
+        </w:rPr>
+        <w:t xml:space="preserve"> - Esslöffel - supena kašika</w:t>
+      </w:r>
+    </w:p>
+    <w:p>
+      <w:pPr>
+        <w:pStyle w:val="NoSpacing"/>
+        <w:rPr>
+          <w:lang w:val="de-DE"/>
+        </w:rPr>
+      </w:pPr>
+      <w:r>
+        <w:rPr>
+          <w:b/>
+          <w:lang w:val="de-DE"/>
+        </w:rPr>
+        <w:t xml:space="preserve">Kaffeelöffel / Teelöffel </w:t>
+      </w:r>
+      <w:r>
+        <w:rPr>
+          <w:lang w:val="de-DE"/>
+        </w:rPr>
+        <w:t>- mala kašičica</w:t>
+      </w:r>
+    </w:p>
+    <w:p>
+      <w:pPr>
+        <w:pStyle w:val="NoSpacing"/>
+        <w:rPr>
+          <w:b/>
+          <w:lang w:val="de-DE"/>
+        </w:rPr>
+      </w:pPr>
+      <w:r>
+        <w:rPr>
+          <w:b/>
+          <w:lang w:val="de-DE"/>
+        </w:rPr>
+        <w:t>1 Pfund = 500g</w:t>
+      </w:r>
+    </w:p>
+    <w:p>
+      <w:pPr>
+        <w:pStyle w:val="NoSpacing"/>
+        <w:rPr>
+          <w:lang w:val="de-DE"/>
+        </w:rPr>
+      </w:pPr>
+      <w:r>
+        <w:rPr>
+          <w:b/>
+          <w:lang w:val="de-DE"/>
+        </w:rPr>
+        <w:t>Die Pflanze</w:t>
+      </w:r>
+      <w:r>
+        <w:rPr>
+          <w:lang w:val="de-DE"/>
+        </w:rPr>
+        <w:t xml:space="preserve"> – biljka</w:t>
+      </w:r>
+    </w:p>
+    <w:p>
+      <w:pPr>
+        <w:pStyle w:val="NoSpacing"/>
+        <w:rPr>
+          <w:lang w:val="de-DE"/>
+        </w:rPr>
+      </w:pPr>
+      <w:r>
+        <w:rPr>
+          <w:b/>
+          <w:lang w:val="de-DE"/>
+        </w:rPr>
+        <w:t xml:space="preserve">Pflanzenöl </w:t>
+      </w:r>
+      <w:r>
+        <w:rPr>
+          <w:lang w:val="de-DE"/>
+        </w:rPr>
+        <w:t>- biljno ulje (Sonnenblumenöl, Olivenöl..)</w:t>
+      </w:r>
+    </w:p>
+    <w:p>
+      <w:pPr>
+        <w:pStyle w:val="NoSpacing"/>
+        <w:rPr>
+          <w:lang w:val="de-DE"/>
+        </w:rPr>
+      </w:pPr>
+      <w:r>
+        <w:rPr>
+          <w:b/>
+          <w:lang w:val="de-DE"/>
+        </w:rPr>
+        <w:t xml:space="preserve">Essig </w:t>
+      </w:r>
+      <w:r>
+        <w:rPr>
+          <w:lang w:val="de-DE"/>
+        </w:rPr>
+        <w:t>– sirće</w:t>
+      </w:r>
+    </w:p>
+    <w:p>
+      <w:pPr>
+        <w:pStyle w:val="NoSpacing"/>
+        <w:rPr>
+          <w:lang w:val="de-DE"/>
+        </w:rPr>
+      </w:pPr>
+      <w:r>
+        <w:rPr>
+          <w:b/>
+          <w:lang w:val="de-DE"/>
+        </w:rPr>
+        <w:t>Apfelessig</w:t>
+      </w:r>
+      <w:r>
+        <w:rPr>
+          <w:lang w:val="de-DE"/>
+        </w:rPr>
+        <w:t xml:space="preserve"> – jabukovo sirće</w:t>
+      </w:r>
+    </w:p>
+    <w:p>
+      <w:pPr>
+        <w:pStyle w:val="NoSpacing"/>
+        <w:rPr>
+          <w:lang w:val="de-DE"/>
+        </w:rPr>
+      </w:pPr>
+      <w:r>
+        <w:rPr>
+          <w:b/>
+          <w:lang w:val="de-DE"/>
+        </w:rPr>
+        <w:t xml:space="preserve">etwa </w:t>
+      </w:r>
+      <w:r>
+        <w:rPr>
+          <w:lang w:val="de-DE"/>
+        </w:rPr>
+        <w:t>– oko</w:t>
+      </w:r>
+    </w:p>
+    <w:p>
+      <w:pPr>
+        <w:pStyle w:val="NoSpacing"/>
+        <w:rPr>
+          <w:lang w:val="de-DE"/>
+        </w:rPr>
+      </w:pPr>
+      <w:r>
+        <w:rPr>
+          <w:b/>
+          <w:lang w:val="de-DE"/>
+        </w:rPr>
+        <w:t>weich</w:t>
+      </w:r>
+      <w:r>
+        <w:rPr>
+          <w:lang w:val="de-DE"/>
+        </w:rPr>
+        <w:t xml:space="preserve"> – mekano</w:t>
+      </w:r>
+    </w:p>
+    <w:p>
+      <w:pPr>
+        <w:pStyle w:val="NoSpacing"/>
+        <w:rPr>
+          <w:lang w:val="de-DE"/>
+        </w:rPr>
+      </w:pPr>
+      <w:r>
+        <w:rPr>
+          <w:b/>
+          <w:lang w:val="de-DE"/>
+        </w:rPr>
+        <w:t xml:space="preserve">Kalt werden lassen </w:t>
+      </w:r>
+      <w:r>
+        <w:rPr>
+          <w:lang w:val="de-DE"/>
+        </w:rPr>
+        <w:t>– pustiti/ostaviti da se ohladi</w:t>
+      </w:r>
+    </w:p>
+    <w:p>
+      <w:pPr>
+        <w:pStyle w:val="NoSpacing"/>
+        <w:rPr>
+          <w:lang w:val="de-DE"/>
+        </w:rPr>
+      </w:pPr>
+      <w:r>
+        <w:rPr>
+          <w:b/>
+          <w:lang w:val="de-DE"/>
+        </w:rPr>
+        <w:t>Eine Stunde stehen lassen</w:t>
+      </w:r>
+      <w:r>
+        <w:rPr>
+          <w:lang w:val="de-DE"/>
+        </w:rPr>
+        <w:t xml:space="preserve"> – ostaviti na sat vremena da odstoji</w:t>
+      </w:r>
+    </w:p>
+    <w:p>
+      <w:pPr>
+        <w:pStyle w:val="NoSpacing"/>
+        <w:rPr>
+          <w:lang w:val="de-DE"/>
+        </w:rPr>
+      </w:pPr>
+      <w:r>
+        <w:rPr>
+          <w:b/>
+          <w:lang w:val="de-DE"/>
+        </w:rPr>
+        <w:t>lassen</w:t>
+      </w:r>
+      <w:r>
+        <w:rPr>
+          <w:lang w:val="de-DE"/>
+        </w:rPr>
+        <w:t xml:space="preserve"> – pustiti</w:t>
+      </w:r>
+    </w:p>
+    <w:p>
+      <w:pPr>
+        <w:pStyle w:val="NoSpacing"/>
+        <w:rPr>
+          <w:lang w:val="de-DE"/>
+        </w:rPr>
+      </w:pPr>
+      <w:r>
+        <w:rPr>
+          <w:b/>
+          <w:lang w:val="de-DE"/>
+        </w:rPr>
+        <w:t>schälen</w:t>
+      </w:r>
+      <w:r>
+        <w:rPr>
+          <w:lang w:val="de-DE"/>
+        </w:rPr>
+        <w:t xml:space="preserve"> - ljuštiti</w:t>
+      </w:r>
+    </w:p>
+    <w:p>
+      <w:pPr>
+        <w:pStyle w:val="NoSpacing"/>
+        <w:rPr>
+          <w:lang w:val="de-DE"/>
+        </w:rPr>
+      </w:pPr>
+      <w:r>
+        <w:rPr>
+          <w:b/>
+          <w:lang w:val="de-DE"/>
+        </w:rPr>
+        <w:t>schneiden</w:t>
+      </w:r>
+      <w:r>
+        <w:rPr>
+          <w:lang w:val="de-DE"/>
+        </w:rPr>
+        <w:t xml:space="preserve"> - seći, krojiti</w:t>
+      </w:r>
+    </w:p>
+    <w:p>
+      <w:pPr>
+        <w:pStyle w:val="NoSpacing"/>
+        <w:rPr>
+          <w:lang w:val="de-DE"/>
+        </w:rPr>
+      </w:pPr>
+      <w:r>
+        <w:rPr>
+          <w:b/>
+          <w:lang w:val="de-DE"/>
+        </w:rPr>
+        <w:t xml:space="preserve">kochen </w:t>
+      </w:r>
+      <w:r>
+        <w:rPr>
+          <w:lang w:val="de-DE"/>
+        </w:rPr>
+        <w:t>-kuvati</w:t>
+      </w:r>
+    </w:p>
+    <w:p>
+      <w:pPr>
+        <w:pStyle w:val="NoSpacing"/>
+        <w:rPr>
+          <w:lang w:val="de-DE"/>
+        </w:rPr>
+      </w:pPr>
+      <w:r>
+        <w:rPr>
+          <w:b/>
+          <w:lang w:val="de-DE"/>
+        </w:rPr>
+        <w:t xml:space="preserve">braten </w:t>
+      </w:r>
+      <w:r>
+        <w:rPr>
+          <w:lang w:val="de-DE"/>
+        </w:rPr>
+        <w:t>- pržiti</w:t>
+      </w:r>
+    </w:p>
+    <w:p>
+      <w:pPr>
+        <w:pStyle w:val="NoSpacing"/>
+        <w:rPr>
+          <w:lang w:val="de-DE"/>
+        </w:rPr>
+      </w:pPr>
+      <w:r>
+        <w:rPr>
+          <w:b/>
+          <w:lang w:val="de-DE"/>
+        </w:rPr>
+        <w:t>rühren</w:t>
+      </w:r>
+      <w:r>
+        <w:rPr>
+          <w:lang w:val="de-DE"/>
+        </w:rPr>
+        <w:t xml:space="preserve"> - mešati</w:t>
+      </w:r>
+    </w:p>
+    <w:p>
+      <w:pPr>
+        <w:pStyle w:val="NoSpacing"/>
+        <w:rPr>
+          <w:lang w:val="de-DE"/>
+        </w:rPr>
+      </w:pPr>
+      <w:r>
+        <w:rPr>
+          <w:b/>
+          <w:lang w:val="de-DE"/>
+        </w:rPr>
+        <w:t>mischen</w:t>
+      </w:r>
+      <w:r>
+        <w:rPr>
+          <w:lang w:val="de-DE"/>
+        </w:rPr>
+        <w:t xml:space="preserve"> - mešati</w:t>
+      </w:r>
+    </w:p>
+    <w:p>
+      <w:pPr>
+        <w:pStyle w:val="NoSpacing"/>
+        <w:rPr>
+          <w:b/>
+          <w:lang w:val="de-DE"/>
+        </w:rPr>
+      </w:pPr>
+      <w:r>
+        <w:rPr>
+          <w:b/>
+          <w:lang w:val="de-DE"/>
+        </w:rPr>
+        <w:t>Eier schlagen</w:t>
+      </w:r>
+      <w:r>
+        <w:rPr>
+          <w:lang w:val="de-DE"/>
+        </w:rPr>
+        <w:t xml:space="preserve"> – mutiti jaja</w:t>
+      </w:r>
+    </w:p>
+    <w:p>
+      <w:pPr>
+        <w:pStyle w:val="NoSpacing"/>
+        <w:rPr>
+          <w:i/>
+          <w:iCs/>
+          <w:lang w:val="de-DE"/>
+        </w:rPr>
+      </w:pPr>
+    </w:p>
+    <w:p>
+      <w:pPr>
+        <w:pStyle w:val="NoSpacing"/>
+        <w:rPr>
+          <w:i/>
+          <w:iCs/>
+          <w:lang w:val="de-DE"/>
+        </w:rPr>
+      </w:pPr>
+    </w:p>
+    <w:p>
+      <w:pPr>
+        <w:pStyle w:val="NoSpacing"/>
+        <w:jc w:val="center"/>
+        <w:rPr>
+          <w:b/>
+          <w:bCs/>
+          <w:sz w:val="32"/>
+          <w:szCs w:val="32"/>
+          <w:lang w:val="de-DE"/>
+        </w:rPr>
+      </w:pPr>
+      <w:r>
+        <w:rPr>
+          <w:b/>
+          <w:bCs/>
+          <w:sz w:val="32"/>
+          <w:szCs w:val="32"/>
+          <w:highlight w:val="yellow"/>
+          <w:lang w:val="de-DE"/>
+        </w:rPr>
+        <w:t>Zavisni veznici: dass, ob, wenn, weil, obwohl, als itd.</w:t>
+      </w:r>
+    </w:p>
+    <w:p>
+      <w:pPr>
+        <w:pStyle w:val="NoSpacing"/>
+        <w:rPr>
+          <w:color w:val="C00000"/>
+          <w:lang w:val="de-DE"/>
+        </w:rPr>
+      </w:pPr>
+    </w:p>
+    <w:p>
+      <w:pPr>
+        <w:pStyle w:val="NoSpacing"/>
+        <w:rPr>
+          <w:color w:val="C00000"/>
+          <w:lang w:val="de-DE"/>
+        </w:rPr>
+      </w:pPr>
+      <w:r>
+        <w:rPr>
+          <w:color w:val="C00000"/>
+          <w:lang w:val="de-DE"/>
+        </w:rPr>
+        <w:sym w:font="Wingdings" w:char="F0E8"/>
+      </w:r>
+      <w:r>
+        <w:rPr>
+          <w:color w:val="C00000"/>
+          <w:lang w:val="de-DE"/>
+        </w:rPr>
+        <w:t xml:space="preserve"> </w:t>
+      </w:r>
+      <w:r>
+        <w:rPr>
+          <w:color w:val="C00000"/>
+          <w:lang w:val="de-DE"/>
+        </w:rPr>
+        <w:t>Rečenica koja sadrži zavisni veznik ima glagol na kraju!</w:t>
+      </w:r>
+    </w:p>
+    <w:p>
+      <w:pPr>
+        <w:pStyle w:val="NoSpacing"/>
+        <w:rPr>
+          <w:color w:val="C00000"/>
+          <w:lang w:val="de-DE"/>
+        </w:rPr>
+      </w:pPr>
+      <w:r>
+        <w:rPr>
+          <w:color w:val="C00000"/>
+          <w:lang w:val="de-DE"/>
+        </w:rPr>
+        <w:sym w:font="Wingdings" w:char="F0E8"/>
+      </w:r>
+      <w:r>
+        <w:rPr>
+          <w:color w:val="C00000"/>
+          <w:lang w:val="de-DE"/>
+        </w:rPr>
+        <w:t xml:space="preserve"> </w:t>
+      </w:r>
+      <w:r>
+        <w:rPr>
+          <w:color w:val="C00000"/>
+          <w:lang w:val="de-DE"/>
+        </w:rPr>
+        <w:t>Ako se veznik nalazi u prvoj rečenici, sledeća rečenica počinje glagolom!</w:t>
+      </w:r>
+    </w:p>
+    <w:p>
+      <w:pPr>
+        <w:pStyle w:val="NoSpacing"/>
+        <w:rPr>
+          <w:color w:val="C00000"/>
+          <w:lang w:val="de-DE"/>
+        </w:rPr>
+      </w:pPr>
+    </w:p>
+    <w:p>
+      <w:pPr>
+        <w:pStyle w:val="NoSpacing"/>
+        <w:rPr>
+          <w:lang w:val="de-DE"/>
+        </w:rPr>
+      </w:pPr>
+    </w:p>
+    <w:p>
+      <w:pPr>
+        <w:pStyle w:val="NoSpacing"/>
+        <w:rPr>
+          <w:b/>
+          <w:bCs/>
+          <w:i/>
+          <w:color w:val="FF0000"/>
+          <w:lang w:val="de-DE"/>
+        </w:rPr>
+      </w:pPr>
+      <w:r>
+        <w:rPr>
+          <w:b/>
+          <w:bCs/>
+          <w:i/>
+          <w:color w:val="FF0000"/>
+          <w:lang w:val="de-DE"/>
+        </w:rPr>
+        <w:t>Wenn – kada</w:t>
+      </w:r>
+    </w:p>
+    <w:p>
+      <w:pPr>
+        <w:pStyle w:val="NoSpacing"/>
+        <w:rPr>
+          <w:lang w:val="de-DE"/>
+        </w:rPr>
+      </w:pPr>
+      <w:r>
+        <w:rPr>
+          <w:lang w:val="de-DE"/>
+        </w:rPr>
+        <w:t>Das Wetter ist schlecht. Ich kann nicht Fußball spielen.</w:t>
+      </w:r>
+    </w:p>
+    <w:p>
+      <w:pPr>
+        <w:pStyle w:val="NoSpacing"/>
+        <w:rPr>
+          <w:lang w:val="de-DE"/>
+        </w:rPr>
+      </w:pPr>
+      <w:r>
+        <w:rPr>
+          <w:color w:val="C00000"/>
+          <w:lang w:val="de-DE"/>
+        </w:rPr>
+        <w:t>Wenn das Wetter schlecht ist</w:t>
+      </w:r>
+      <w:r>
+        <w:rPr>
+          <w:lang w:val="de-DE"/>
+        </w:rPr>
+        <w:t xml:space="preserve">, </w:t>
+      </w:r>
+      <w:r>
+        <w:rPr>
+          <w:color w:val="002060"/>
+          <w:lang w:val="de-DE"/>
+        </w:rPr>
+        <w:t>kann ich nicht Fußball spielen.</w:t>
+      </w:r>
+    </w:p>
+    <w:p>
+      <w:pPr>
+        <w:pStyle w:val="NoSpacing"/>
+        <w:rPr>
+          <w:color w:val="C00000"/>
+          <w:lang w:val="de-DE"/>
+        </w:rPr>
+      </w:pPr>
+      <w:r>
+        <w:rPr>
+          <w:color w:val="002060"/>
+          <w:lang w:val="de-DE"/>
+        </w:rPr>
+        <w:t>Ich kann nicht Fußball spielen</w:t>
+      </w:r>
+      <w:r>
+        <w:rPr>
+          <w:lang w:val="de-DE"/>
+        </w:rPr>
+        <w:t xml:space="preserve">, </w:t>
+      </w:r>
+      <w:r>
+        <w:rPr>
+          <w:color w:val="C00000"/>
+          <w:lang w:val="de-DE"/>
+        </w:rPr>
+        <w:t>wenn das Wetter schlecht ist.</w:t>
+      </w:r>
+    </w:p>
+    <w:p>
+      <w:pPr>
+        <w:pStyle w:val="NoSpacing"/>
+        <w:rPr>
+          <w:lang w:val="de-DE"/>
+        </w:rPr>
+      </w:pPr>
+    </w:p>
+    <w:p>
+      <w:pPr>
+        <w:pStyle w:val="NoSpacing"/>
+        <w:rPr>
+          <w:lang w:val="de-DE"/>
+        </w:rPr>
+      </w:pPr>
+      <w:r>
+        <w:rPr>
+          <w:lang w:val="de-DE"/>
+        </w:rPr>
+        <w:t>Ich habe viel zu tun. Ich kann nicht ins Kino.</w:t>
+      </w:r>
+    </w:p>
+    <w:p>
+      <w:pPr>
+        <w:pStyle w:val="NoSpacing"/>
+        <w:rPr>
+          <w:lang w:val="de-DE"/>
+        </w:rPr>
+      </w:pPr>
+      <w:r>
+        <w:rPr>
+          <w:color w:val="C00000"/>
+          <w:lang w:val="de-DE"/>
+        </w:rPr>
+        <w:t>Wenn ich viel zu tun habe</w:t>
+      </w:r>
+      <w:r>
+        <w:rPr>
+          <w:lang w:val="de-DE"/>
+        </w:rPr>
+        <w:t xml:space="preserve">, </w:t>
+      </w:r>
+      <w:r>
+        <w:rPr>
+          <w:color w:val="002060"/>
+          <w:lang w:val="de-DE"/>
+        </w:rPr>
+        <w:t>kann ich nicht ins Kino.</w:t>
+      </w:r>
+    </w:p>
+    <w:p>
+      <w:pPr>
+        <w:pStyle w:val="NoSpacing"/>
+        <w:rPr>
+          <w:lang w:val="de-DE"/>
+        </w:rPr>
+      </w:pPr>
+      <w:r>
+        <w:rPr>
+          <w:color w:val="002060"/>
+          <w:lang w:val="de-DE"/>
+        </w:rPr>
+        <w:t>Ich kann nicht ins Kino</w:t>
+      </w:r>
+      <w:r>
+        <w:rPr>
+          <w:lang w:val="de-DE"/>
+        </w:rPr>
+        <w:t xml:space="preserve">, </w:t>
+      </w:r>
+      <w:r>
+        <w:rPr>
+          <w:color w:val="C00000"/>
+          <w:lang w:val="de-DE"/>
+        </w:rPr>
+        <w:t>wenn ich viel zu tun habe.</w:t>
+      </w:r>
+    </w:p>
+    <w:p>
+      <w:pPr>
+        <w:pStyle w:val="NoSpacing"/>
+        <w:rPr>
+          <w:lang w:val="de-DE"/>
+        </w:rPr>
+      </w:pPr>
+    </w:p>
+    <w:p>
+      <w:pPr>
+        <w:rPr>
+          <w:b/>
+          <w:bCs/>
+          <w:lang w:val="de-DE"/>
+        </w:rPr>
+      </w:pPr>
+      <w:r>
+        <w:rPr>
+          <w:b/>
+          <w:bCs/>
+          <w:color w:val="FF0000"/>
+          <w:lang w:val="de-DE"/>
+        </w:rPr>
+        <w:t>Dass</w:t>
+      </w:r>
+      <w:r>
+        <w:rPr>
+          <w:b/>
+          <w:bCs/>
+          <w:lang w:val="de-DE"/>
+        </w:rPr>
+        <w:t xml:space="preserve"> – da (samo u 2. rečenici)</w:t>
+      </w:r>
+      <w:r>
+        <w:rPr>
+          <w:b/>
+          <w:bCs/>
+          <w:lang w:val="de-DE"/>
+        </w:rPr>
+        <w:br/>
+      </w:r>
+      <w:r>
+        <w:rPr>
+          <w:b/>
+          <w:bCs/>
+          <w:color w:val="FF0000"/>
+          <w:lang w:val="de-DE"/>
+        </w:rPr>
+        <w:t>Ob</w:t>
+      </w:r>
+      <w:r>
+        <w:rPr>
+          <w:b/>
+          <w:bCs/>
+          <w:lang w:val="de-DE"/>
+        </w:rPr>
+        <w:t xml:space="preserve"> – da li </w:t>
+      </w:r>
+    </w:p>
+    <w:p>
+      <w:pPr>
+        <w:rPr>
+          <w:lang w:val="de-DE"/>
+        </w:rPr>
+      </w:pPr>
+    </w:p>
+    <w:p>
+      <w:pPr>
+        <w:rPr>
+          <w:lang w:val="de-DE"/>
+        </w:rPr>
+      </w:pPr>
+    </w:p>
+    <w:p>
+      <w:pPr>
+        <w:pStyle w:val="NoSpacing"/>
+        <w:rPr>
+          <w:lang w:val="de-DE"/>
+        </w:rPr>
+      </w:pPr>
+      <w:r>
+        <w:rPr>
+          <w:lang w:val="de-DE"/>
+        </w:rPr>
+        <w:lastRenderedPageBreak/>
+        <w:t xml:space="preserve">Ich möchte wissen. Du kommst. </w:t>
+      </w:r>
+    </w:p>
+    <w:p>
+      <w:pPr>
+        <w:pStyle w:val="NoSpacing"/>
+        <w:rPr>
+          <w:lang w:val="de-DE"/>
+        </w:rPr>
+      </w:pPr>
+      <w:r>
+        <w:rPr>
+          <w:lang w:val="de-DE"/>
+        </w:rPr>
+        <w:t>Ich möchte wissen, ob du kommst.</w:t>
+      </w:r>
+    </w:p>
+    <w:p>
+      <w:pPr>
+        <w:pStyle w:val="NoSpacing"/>
+        <w:rPr>
+          <w:lang w:val="de-DE"/>
+        </w:rPr>
+      </w:pPr>
+    </w:p>
+    <w:p>
+      <w:pPr>
+        <w:pStyle w:val="NoSpacing"/>
+        <w:rPr>
+          <w:lang w:val="de-DE"/>
+        </w:rPr>
+      </w:pPr>
+      <w:r>
+        <w:rPr>
+          <w:lang w:val="de-DE"/>
+        </w:rPr>
+        <w:t xml:space="preserve">Ich bin sicher. Ich komme bis 9 Uhr. </w:t>
+      </w:r>
+    </w:p>
+    <w:p>
+      <w:pPr>
+        <w:pStyle w:val="NoSpacing"/>
+        <w:rPr>
+          <w:lang w:val="de-DE"/>
+        </w:rPr>
+      </w:pPr>
+      <w:r>
+        <w:rPr>
+          <w:lang w:val="de-DE"/>
+        </w:rPr>
+        <w:t xml:space="preserve">Ich bin sicher, </w:t>
+      </w:r>
+      <w:r>
+        <w:rPr>
+          <w:color w:val="FF0000"/>
+          <w:lang w:val="de-DE"/>
+        </w:rPr>
+        <w:t xml:space="preserve">dass </w:t>
+      </w:r>
+      <w:r>
+        <w:rPr>
+          <w:lang w:val="de-DE"/>
+        </w:rPr>
+        <w:t>ich bis 9 Uhr komme.</w:t>
+      </w:r>
+    </w:p>
+    <w:p>
+      <w:pPr>
+        <w:pStyle w:val="NoSpacing"/>
+        <w:rPr>
+          <w:lang w:val="de-DE"/>
+        </w:rPr>
+      </w:pPr>
+    </w:p>
+    <w:p>
+      <w:pPr>
+        <w:pStyle w:val="NoSpacing"/>
+        <w:rPr>
+          <w:lang w:val="de-DE"/>
+        </w:rPr>
+      </w:pPr>
+      <w:r>
+        <w:rPr>
+          <w:lang w:val="de-DE"/>
+        </w:rPr>
+        <w:t xml:space="preserve">Ich bin nicht sicher. Ich habe frei. </w:t>
+      </w:r>
+    </w:p>
+    <w:p>
+      <w:pPr>
+        <w:pStyle w:val="NoSpacing"/>
+        <w:rPr>
+          <w:lang w:val="de-DE"/>
+        </w:rPr>
+      </w:pPr>
+      <w:r>
+        <w:rPr>
+          <w:lang w:val="de-DE"/>
+        </w:rPr>
+        <w:t xml:space="preserve">Ich bin sicher, </w:t>
+      </w:r>
+      <w:r>
+        <w:rPr>
+          <w:color w:val="FF0000"/>
+          <w:lang w:val="de-DE"/>
+        </w:rPr>
+        <w:t>ob</w:t>
+      </w:r>
+      <w:r>
+        <w:rPr>
+          <w:lang w:val="de-DE"/>
+        </w:rPr>
+        <w:t xml:space="preserve"> ich frei habe. </w:t>
+      </w:r>
+    </w:p>
+    <w:p>
+      <w:pPr>
+        <w:pStyle w:val="NoSpacing"/>
+        <w:rPr>
+          <w:lang w:val="de-DE"/>
+        </w:rPr>
+      </w:pPr>
+    </w:p>
+    <w:p>
+      <w:pPr>
+        <w:pStyle w:val="NoSpacing"/>
+        <w:rPr>
+          <w:b/>
+          <w:bCs/>
+          <w:color w:val="FF0000"/>
+          <w:lang w:val="sr-Latn-RS"/>
+        </w:rPr>
+      </w:pPr>
+      <w:r>
+        <w:rPr>
+          <w:b/>
+          <w:bCs/>
+          <w:color w:val="FF0000"/>
+          <w:lang w:val="de-DE"/>
+        </w:rPr>
+        <w:t>Wenn-Sätze = W-</w:t>
+      </w:r>
+      <w:r>
+        <w:rPr>
+          <w:b/>
+          <w:bCs/>
+          <w:color w:val="FF0000"/>
+          <w:lang w:val="sr-Latn-RS"/>
+        </w:rPr>
+        <w:t>rečenice</w:t>
+      </w:r>
+    </w:p>
+    <w:p>
+      <w:pPr>
+        <w:pStyle w:val="NoSpacing"/>
+        <w:rPr>
+          <w:b/>
+          <w:bCs/>
+          <w:color w:val="FF0000"/>
+          <w:lang w:val="de-DE"/>
+        </w:rPr>
+      </w:pPr>
+      <w:r>
+        <w:rPr>
+          <w:b/>
+          <w:bCs/>
+          <w:color w:val="FF0000"/>
+          <w:lang w:val="de-DE"/>
+        </w:rPr>
+        <w:t>Wenn – kada / W-pitanje Wann</w:t>
+      </w:r>
+    </w:p>
+    <w:p>
+      <w:pPr>
+        <w:pStyle w:val="NoSpacing"/>
+        <w:rPr>
+          <w:lang w:val="de-DE"/>
+        </w:rPr>
+      </w:pPr>
+    </w:p>
+    <w:p>
+      <w:pPr>
+        <w:pStyle w:val="NoSpacing"/>
+        <w:rPr>
+          <w:lang w:val="de-DE"/>
+        </w:rPr>
+      </w:pPr>
+      <w:r>
+        <w:rPr>
+          <w:lang w:val="de-DE"/>
+        </w:rPr>
+        <w:t>Es ist sehr heiß. Wir gehen zum Schwimmbad.</w:t>
+      </w:r>
+    </w:p>
+    <w:p>
+      <w:pPr>
+        <w:pStyle w:val="NoSpacing"/>
+        <w:rPr>
+          <w:lang w:val="de-DE"/>
+        </w:rPr>
+      </w:pPr>
+      <w:r>
+        <w:rPr>
+          <w:color w:val="FF0000"/>
+          <w:lang w:val="de-DE"/>
+        </w:rPr>
+        <w:t>Wenn</w:t>
+      </w:r>
+      <w:r>
+        <w:rPr>
+          <w:lang w:val="de-DE"/>
+        </w:rPr>
+        <w:t xml:space="preserve"> es sehr heiß ist, gehen wir zum Schwimbad</w:t>
+      </w:r>
+    </w:p>
+    <w:p>
+      <w:pPr>
+        <w:pStyle w:val="NoSpacing"/>
+        <w:rPr>
+          <w:lang w:val="de-DE"/>
+        </w:rPr>
+      </w:pPr>
+      <w:r>
+        <w:rPr>
+          <w:lang w:val="de-DE"/>
+        </w:rPr>
+        <w:t>Wir gehen zum Schwimmbad, wenn es sehr heiß ist.</w:t>
+      </w:r>
+    </w:p>
+    <w:p>
+      <w:pPr>
+        <w:pStyle w:val="NoSpacing"/>
+        <w:rPr>
+          <w:lang w:val="de-DE"/>
+        </w:rPr>
+      </w:pPr>
+    </w:p>
+    <w:p>
+      <w:pPr>
+        <w:pStyle w:val="NoSpacing"/>
+        <w:rPr>
+          <w:lang w:val="de-DE"/>
+        </w:rPr>
+      </w:pPr>
+    </w:p>
+    <w:p>
+      <w:pPr>
+        <w:pStyle w:val="NoSpacing"/>
+        <w:rPr>
+          <w:lang w:val="de-DE"/>
+        </w:rPr>
+      </w:pPr>
+    </w:p>
+    <w:p>
+      <w:pPr>
+        <w:pStyle w:val="NoSpacing"/>
+        <w:rPr>
+          <w:lang w:val="de-DE"/>
+        </w:rPr>
+      </w:pPr>
+      <w:r>
+        <w:rPr>
+          <w:lang w:val="de-DE"/>
+        </w:rPr>
+        <w:t xml:space="preserve">Ich muss einkaufen gehen. Ich habe Zeit. </w:t>
+      </w:r>
+    </w:p>
+    <w:p>
+      <w:pPr>
+        <w:pStyle w:val="NoSpacing"/>
+        <w:rPr>
+          <w:lang w:val="de-DE"/>
+        </w:rPr>
+      </w:pPr>
+      <w:r>
+        <w:rPr>
+          <w:lang w:val="de-DE"/>
+        </w:rPr>
+        <w:t>Ich muss einkaufen gehen, wenn ich Zeit habe.</w:t>
+      </w:r>
+    </w:p>
+    <w:p>
+      <w:pPr>
+        <w:pStyle w:val="NoSpacing"/>
+        <w:rPr>
+          <w:lang w:val="de-DE"/>
+        </w:rPr>
+      </w:pPr>
+      <w:r>
+        <w:rPr>
+          <w:lang w:val="de-DE"/>
+        </w:rPr>
+        <w:t xml:space="preserve">Wenn ich Zeit habe, </w:t>
+      </w:r>
+      <w:r>
+        <w:rPr>
+          <w:color w:val="FF0000"/>
+          <w:lang w:val="de-DE"/>
+        </w:rPr>
+        <w:t>muss</w:t>
+      </w:r>
+      <w:r>
+        <w:rPr>
+          <w:lang w:val="de-DE"/>
+        </w:rPr>
+        <w:t xml:space="preserve"> ich einkaufen </w:t>
+      </w:r>
+      <w:r>
+        <w:rPr>
+          <w:color w:val="FF0000"/>
+          <w:lang w:val="de-DE"/>
+        </w:rPr>
+        <w:t xml:space="preserve">gehen  </w:t>
+      </w:r>
+    </w:p>
+    <w:p>
+      <w:pPr>
+        <w:pStyle w:val="NoSpacing"/>
+        <w:rPr>
+          <w:b/>
+          <w:bCs/>
+          <w:lang w:val="de-DE"/>
+        </w:rPr>
+      </w:pPr>
+    </w:p>
+    <w:p>
+      <w:pPr>
+        <w:pStyle w:val="NoSpacing"/>
+        <w:rPr>
+          <w:lang w:val="de-DE"/>
+        </w:rPr>
+      </w:pPr>
+      <w:r>
+        <w:rPr>
+          <w:lang w:val="de-DE"/>
+        </w:rPr>
+        <w:t>Ich habe Kopfschmerzen. Ich nehme einen Aspirin.</w:t>
+      </w:r>
+    </w:p>
+    <w:p>
+      <w:pPr>
+        <w:pStyle w:val="NoSpacing"/>
+        <w:rPr>
+          <w:lang w:val="de-DE"/>
+        </w:rPr>
+      </w:pPr>
+      <w:r>
+        <w:rPr>
+          <w:lang w:val="de-DE"/>
+        </w:rPr>
+        <w:t>Wenn ich Kopfschmerzen habe, nehme ich einen Aspirin.</w:t>
+      </w:r>
+    </w:p>
+    <w:p>
+      <w:pPr>
+        <w:pStyle w:val="NoSpacing"/>
+        <w:rPr>
+          <w:lang w:val="de-DE"/>
+        </w:rPr>
+      </w:pPr>
+      <w:r>
+        <w:rPr>
+          <w:lang w:val="de-DE"/>
+        </w:rPr>
+        <w:t>Ich nehme einen Aspirin, wenn ich Kopfschmerzen habe.</w:t>
+      </w:r>
+    </w:p>
+    <w:p>
+      <w:pPr>
+        <w:pStyle w:val="NoSpacing"/>
+        <w:rPr>
+          <w:b/>
+          <w:bCs/>
+          <w:lang w:val="de-DE"/>
+        </w:rPr>
+      </w:pPr>
+    </w:p>
+    <w:p>
+      <w:pPr>
+        <w:pStyle w:val="NoSpacing"/>
+        <w:rPr>
+          <w:lang w:val="de-DE"/>
+        </w:rPr>
+      </w:pPr>
+      <w:r>
+        <w:rPr>
+          <w:lang w:val="de-DE"/>
+        </w:rPr>
+        <w:t>Es ist sehr kalt. Ich trage einen Schal.</w:t>
+      </w:r>
+    </w:p>
+    <w:p>
+      <w:pPr>
+        <w:pStyle w:val="NoSpacing"/>
+        <w:rPr>
+          <w:lang w:val="de-DE"/>
+        </w:rPr>
+      </w:pPr>
+      <w:r>
+        <w:rPr>
+          <w:lang w:val="de-DE"/>
+        </w:rPr>
+        <w:t xml:space="preserve">Wenn es sehr kalt ist, </w:t>
+      </w:r>
+      <w:r>
+        <w:rPr>
+          <w:u w:val="single"/>
+          <w:lang w:val="de-DE"/>
+        </w:rPr>
+        <w:t>trage ich einen Schal</w:t>
+      </w:r>
+      <w:r>
+        <w:rPr>
+          <w:u w:val="single"/>
+          <w:lang w:val="de-DE"/>
+        </w:rPr>
+        <w:t>.</w:t>
+      </w:r>
+    </w:p>
+    <w:p>
+      <w:pPr>
+        <w:pStyle w:val="NoSpacing"/>
+        <w:rPr>
+          <w:lang w:val="de-DE"/>
+        </w:rPr>
+      </w:pPr>
+      <w:r>
+        <w:rPr>
+          <w:lang w:val="de-DE"/>
+        </w:rPr>
+        <w:t>Ich trage einen Schal, wenn es sehr kalt ist</w:t>
+      </w:r>
+    </w:p>
+    <w:p>
+      <w:pPr>
+        <w:pStyle w:val="NoSpacing"/>
+        <w:rPr>
+          <w:b/>
+          <w:bCs/>
+          <w:lang w:val="de-DE"/>
+        </w:rPr>
+      </w:pPr>
+    </w:p>
+    <w:p>
+      <w:pPr>
+        <w:pStyle w:val="NoSpacing"/>
+        <w:rPr>
+          <w:b/>
+          <w:bCs/>
+          <w:lang w:val="de-DE"/>
+        </w:rPr>
+      </w:pPr>
+      <w:r>
+        <w:rPr>
+          <w:b/>
+          <w:bCs/>
+          <w:lang w:val="de-DE"/>
+        </w:rPr>
+        <w:t>(</w:t>
+      </w:r>
+      <w:r>
+        <w:rPr>
+          <w:b/>
+          <w:bCs/>
+          <w:highlight w:val="yellow"/>
+          <w:lang w:val="de-DE"/>
+        </w:rPr>
+        <w:t>ich trage</w:t>
+      </w:r>
+      <w:r>
+        <w:rPr>
+          <w:b/>
+          <w:bCs/>
+          <w:lang w:val="de-DE"/>
+        </w:rPr>
+        <w:t>, du trägst, er trägt, wir tragen, ihr tragt, Sie tragen)</w:t>
+      </w:r>
+    </w:p>
+    <w:p>
+      <w:pPr>
+        <w:pStyle w:val="NoSpacing"/>
+        <w:rPr>
+          <w:b/>
+          <w:bCs/>
+          <w:lang w:val="de-DE"/>
+        </w:rPr>
+      </w:pPr>
+    </w:p>
+    <w:p>
+      <w:pPr>
+        <w:pStyle w:val="NoSpacing"/>
+        <w:rPr>
+          <w:b/>
+          <w:bCs/>
+          <w:lang w:val="de-DE"/>
+        </w:rPr>
+      </w:pPr>
+    </w:p>
+    <w:p>
+      <w:pPr>
+        <w:pStyle w:val="NoSpacing"/>
+        <w:rPr>
+          <w:lang w:val="de-DE"/>
+        </w:rPr>
+      </w:pPr>
+      <w:r>
+        <w:rPr>
+          <w:lang w:val="de-DE"/>
+        </w:rPr>
+        <w:t>Ich muss Auto waschen. Es regnet.</w:t>
+      </w:r>
+    </w:p>
+    <w:p>
+      <w:pPr>
+        <w:pStyle w:val="NoSpacing"/>
+        <w:rPr>
+          <w:lang w:val="de-DE"/>
+        </w:rPr>
+      </w:pPr>
+      <w:r>
+        <w:rPr>
+          <w:color w:val="FF0000"/>
+          <w:lang w:val="de-DE"/>
+        </w:rPr>
+        <w:t>Ich muss das Auto waschen</w:t>
+      </w:r>
+      <w:r>
+        <w:rPr>
+          <w:lang w:val="de-DE"/>
+        </w:rPr>
+        <w:t xml:space="preserve">, </w:t>
+      </w:r>
+      <w:r>
+        <w:rPr>
+          <w:color w:val="1F4E79" w:themeColor="accent5" w:themeShade="80"/>
+          <w:lang w:val="de-DE"/>
+        </w:rPr>
+        <w:t>wenn es regnet</w:t>
+      </w:r>
+      <w:r>
+        <w:rPr>
+          <w:lang w:val="de-DE"/>
+        </w:rPr>
+        <w:t xml:space="preserve">. </w:t>
+      </w:r>
+    </w:p>
+    <w:p>
+      <w:pPr>
+        <w:pStyle w:val="NoSpacing"/>
+        <w:rPr>
+          <w:lang w:val="de-DE"/>
+        </w:rPr>
+      </w:pPr>
+      <w:r>
+        <w:rPr>
+          <w:lang w:val="de-DE"/>
+        </w:rPr>
+        <w:t>Wenn es regnet, muss ich das Auto waschen</w:t>
+      </w:r>
+      <w:r>
+        <w:rPr>
+          <w:lang w:val="de-DE"/>
+        </w:rPr>
+        <w:t>.</w:t>
+      </w:r>
+    </w:p>
+    <w:p>
+      <w:pPr>
+        <w:pStyle w:val="NoSpacing"/>
+        <w:rPr>
+          <w:lang w:val="de-DE"/>
+        </w:rPr>
+      </w:pPr>
+    </w:p>
+    <w:p>
+      <w:pPr>
+        <w:pStyle w:val="NoSpacing"/>
+        <w:rPr>
+          <w:lang w:val="sr-Latn-RS"/>
+        </w:rPr>
+      </w:pPr>
+    </w:p>
+    <w:p>
+      <w:pPr>
+        <w:pStyle w:val="NoSpacing"/>
+        <w:rPr>
+          <w:lang w:val="sr-Latn-RS"/>
+        </w:rPr>
+      </w:pPr>
+    </w:p>
+    <w:p>
+      <w:pPr>
+        <w:rPr>
+          <w:b/>
+          <w:bCs/>
+          <w:color w:val="C00000"/>
+          <w:lang w:val="de-DE"/>
+        </w:rPr>
+      </w:pPr>
+    </w:p>
+    <w:p>
+      <w:pPr>
+        <w:rPr>
+          <w:b/>
+          <w:bCs/>
+          <w:color w:val="C00000"/>
+          <w:lang w:val="de-DE"/>
+        </w:rPr>
+      </w:pPr>
+    </w:p>
+    <w:p>
+      <w:pPr>
+        <w:rPr>
+          <w:b/>
+          <w:bCs/>
+          <w:color w:val="C00000"/>
+          <w:lang w:val="de-DE"/>
+        </w:rPr>
+      </w:pPr>
+    </w:p>
+    <w:p>
+      <w:pPr>
+        <w:rPr>
+          <w:b/>
+          <w:bCs/>
+          <w:color w:val="C00000"/>
+          <w:lang w:val="de-DE"/>
+        </w:rPr>
+      </w:pPr>
+    </w:p>
+    <w:p>
+      <w:pPr>
+        <w:rPr>
+          <w:b/>
+          <w:bCs/>
+          <w:color w:val="C00000"/>
+          <w:lang w:val="de-DE"/>
+        </w:rPr>
+      </w:pPr>
+    </w:p>
+    <w:p>
+      <w:pPr>
+        <w:rPr>
+          <w:b/>
+          <w:bCs/>
+          <w:color w:val="C00000"/>
+          <w:lang w:val="de-DE"/>
+        </w:rPr>
+      </w:pPr>
+    </w:p>
+    <w:p>
+      <w:pPr>
+        <w:rPr>
+          <w:b/>
+          <w:bCs/>
+          <w:color w:val="C00000"/>
+          <w:lang w:val="de-DE"/>
+        </w:rPr>
+      </w:pPr>
+    </w:p>
+    <w:p>
+      <w:pPr>
+        <w:pStyle w:val="NoSpacing"/>
+        <w:rPr>
+          <w:b/>
+          <w:bCs/>
+          <w:color w:val="FF0000"/>
+          <w:lang w:val="de-DE"/>
+        </w:rPr>
+      </w:pPr>
+      <w:r>
+        <w:rPr>
+          <w:b/>
+          <w:bCs/>
+          <w:color w:val="FF0000"/>
+          <w:lang w:val="de-DE"/>
+        </w:rPr>
+        <w:lastRenderedPageBreak/>
+        <w:t xml:space="preserve">Nullartikel – nulti član = nema člana </w:t>
+      </w:r>
+    </w:p>
+    <w:p>
+      <w:pPr>
+        <w:pStyle w:val="NoSpacing"/>
+        <w:rPr>
+          <w:lang w:val="de-DE"/>
+        </w:rPr>
+      </w:pPr>
+      <w:r>
+        <w:rPr>
+          <w:lang w:val="de-DE"/>
+        </w:rPr>
+        <w:t>Ich bin Arzt</w:t>
+      </w:r>
+    </w:p>
+    <w:p>
+      <w:pPr>
+        <w:pStyle w:val="NoSpacing"/>
+        <w:rPr>
+          <w:lang w:val="de-DE"/>
+        </w:rPr>
+      </w:pPr>
+      <w:r>
+        <w:rPr>
+          <w:lang w:val="de-DE"/>
+        </w:rPr>
+        <w:t xml:space="preserve">Ich bin </w:t>
+      </w:r>
+      <w:r>
+        <w:rPr>
+          <w:strike/>
+          <w:lang w:val="de-DE"/>
+        </w:rPr>
+        <w:t>der Arzt</w:t>
+      </w:r>
+      <w:r>
+        <w:rPr>
+          <w:lang w:val="de-DE"/>
+        </w:rPr>
+        <w:t xml:space="preserve">  </w:t>
+      </w:r>
+    </w:p>
+    <w:p>
+      <w:pPr>
+        <w:pStyle w:val="NoSpacing"/>
+        <w:rPr>
+          <w:lang w:val="de-DE"/>
+        </w:rPr>
+      </w:pPr>
+      <w:r>
+        <w:rPr>
+          <w:lang w:val="de-DE"/>
+        </w:rPr>
+        <w:t>Bez člana pišemo:</w:t>
+      </w:r>
+    </w:p>
+    <w:p>
+      <w:pPr>
+        <w:pStyle w:val="NoSpacing"/>
+        <w:rPr>
+          <w:lang w:val="de-DE"/>
+        </w:rPr>
+      </w:pPr>
+    </w:p>
+    <w:p>
+      <w:pPr>
+        <w:pStyle w:val="NoSpacing"/>
+        <w:rPr>
+          <w:lang w:val="de-DE"/>
+        </w:rPr>
+      </w:pPr>
+    </w:p>
+    <w:p>
+      <w:pPr>
+        <w:pStyle w:val="NoSpacing"/>
+        <w:numPr>
+          <w:ilvl w:val="0"/>
+          <w:numId w:val="29"/>
+        </w:numPr>
+        <w:rPr>
+          <w:lang w:val="de-DE"/>
+        </w:rPr>
+      </w:pPr>
+      <w:r>
+        <w:rPr>
+          <w:lang w:val="de-DE"/>
+        </w:rPr>
+        <w:t>Vlastita imena (ich bin Silvana)</w:t>
+      </w:r>
+    </w:p>
+    <w:p>
+      <w:pPr>
+        <w:pStyle w:val="NoSpacing"/>
+        <w:numPr>
+          <w:ilvl w:val="0"/>
+          <w:numId w:val="29"/>
+        </w:numPr>
+        <w:rPr>
+          <w:lang w:val="de-DE"/>
+        </w:rPr>
+      </w:pPr>
+      <w:r>
+        <w:rPr>
+          <w:lang w:val="de-DE"/>
+        </w:rPr>
+        <w:t>Naslove (Titel/Titeln) das Buch heißt „Krieg und Frieden“</w:t>
+      </w:r>
+    </w:p>
+    <w:p>
+      <w:pPr>
+        <w:pStyle w:val="NoSpacing"/>
+        <w:numPr>
+          <w:ilvl w:val="0"/>
+          <w:numId w:val="29"/>
+        </w:numPr>
+        <w:rPr>
+          <w:lang w:val="de-DE"/>
+        </w:rPr>
+      </w:pPr>
+      <w:r>
+        <w:rPr>
+          <w:lang w:val="de-DE"/>
+        </w:rPr>
+        <w:t>Zanimanja (Beruf/Berufen): ich bin Arzt</w:t>
+      </w:r>
+    </w:p>
+    <w:p>
+      <w:pPr>
+        <w:pStyle w:val="NoSpacing"/>
+        <w:numPr>
+          <w:ilvl w:val="0"/>
+          <w:numId w:val="29"/>
+        </w:numPr>
+        <w:rPr>
+          <w:lang w:val="de-DE"/>
+        </w:rPr>
+      </w:pPr>
+      <w:r>
+        <w:rPr>
+          <w:lang w:val="de-DE"/>
+        </w:rPr>
+        <w:t>Imena zemalja, većine država, kontinenata (ich wohne in Serbien)</w:t>
+      </w:r>
+    </w:p>
+    <w:p>
+      <w:pPr>
+        <w:pStyle w:val="NoSpacing"/>
+        <w:numPr>
+          <w:ilvl w:val="0"/>
+          <w:numId w:val="29"/>
+        </w:numPr>
+        <w:rPr>
+          <w:lang w:val="de-DE"/>
+        </w:rPr>
+      </w:pPr>
+      <w:r>
+        <w:rPr>
+          <w:lang w:val="de-DE"/>
+        </w:rPr>
+        <w:t>Količine: ich brauche noch Kaffee/Tee...</w:t>
+      </w:r>
+    </w:p>
+    <w:p>
+      <w:pPr>
+        <w:pStyle w:val="NoSpacing"/>
+        <w:numPr>
+          <w:ilvl w:val="0"/>
+          <w:numId w:val="29"/>
+        </w:numPr>
+        <w:rPr>
+          <w:lang w:val="de-DE"/>
+        </w:rPr>
+      </w:pPr>
+      <w:r>
+        <w:rPr>
+          <w:lang w:val="de-DE"/>
+        </w:rPr>
+        <w:t>Jezike (Sprache/Sprachen): ich spreche Indonesisch.</w:t>
+      </w:r>
+    </w:p>
+    <w:p>
+      <w:pPr>
+        <w:pStyle w:val="NoSpacing"/>
+        <w:numPr>
+          <w:ilvl w:val="0"/>
+          <w:numId w:val="29"/>
+        </w:numPr>
+        <w:rPr>
+          <w:lang w:val="de-DE"/>
+        </w:rPr>
+      </w:pPr>
+      <w:r>
+        <w:rPr>
+          <w:lang w:val="de-DE"/>
+        </w:rPr>
+        <w:t>Gradivne imenice</w:t>
+      </w:r>
+    </w:p>
+    <w:p>
+      <w:pPr>
+        <w:pStyle w:val="NoSpacing"/>
+        <w:numPr>
+          <w:ilvl w:val="0"/>
+          <w:numId w:val="29"/>
+        </w:numPr>
+        <w:rPr>
+          <w:lang w:val="de-DE"/>
+        </w:rPr>
+      </w:pPr>
+      <w:r>
+        <w:rPr>
+          <w:lang w:val="de-DE"/>
+        </w:rPr>
+        <w:t xml:space="preserve">Misaone imenice: Man braucht viel Geduld </w:t>
+      </w:r>
+      <w:r>
+        <w:rPr>
+          <w:lang w:val="de-DE"/>
+        </w:rPr>
+        <w:t>(treba imati mnogo strpljenja)</w:t>
+      </w:r>
+    </w:p>
+    <w:p>
+      <w:pPr>
+        <w:pStyle w:val="NoSpacing"/>
+        <w:rPr>
+          <w:lang w:val="de-DE"/>
+        </w:rPr>
+      </w:pPr>
+    </w:p>
+    <w:p>
+      <w:pPr>
+        <w:pStyle w:val="NoSpacing"/>
+        <w:rPr>
+          <w:lang w:val="de-DE"/>
+        </w:rPr>
+      </w:pPr>
+    </w:p>
+    <w:p>
+      <w:pPr>
+        <w:pStyle w:val="NoSpacing"/>
+        <w:rPr>
+          <w:lang w:val="de-DE"/>
+        </w:rPr>
+      </w:pPr>
+    </w:p>
+    <w:p>
+      <w:pPr>
+        <w:pStyle w:val="NoSpacing"/>
+        <w:jc w:val="center"/>
+        <w:rPr>
+          <w:b/>
+          <w:bCs/>
+          <w:sz w:val="32"/>
+          <w:szCs w:val="32"/>
+          <w:lang w:val="de-DE"/>
+        </w:rPr>
+      </w:pPr>
+      <w:r>
+        <w:rPr>
+          <w:b/>
+          <w:bCs/>
+          <w:sz w:val="32"/>
+          <w:szCs w:val="32"/>
+          <w:highlight w:val="yellow"/>
+          <w:lang w:val="de-DE"/>
+        </w:rPr>
+        <w:t>Seit/Vor (von ... bis)</w:t>
+      </w:r>
+    </w:p>
+    <w:p>
+      <w:pPr>
+        <w:pStyle w:val="NoSpacing"/>
+        <w:rPr>
+          <w:lang w:val="de-DE"/>
+        </w:rPr>
+      </w:pPr>
+    </w:p>
+    <w:p>
+      <w:pPr>
+        <w:pStyle w:val="NoSpacing"/>
+        <w:rPr>
+          <w:b/>
+          <w:bCs/>
+          <w:sz w:val="28"/>
+          <w:szCs w:val="28"/>
+          <w:lang w:val="de-DE"/>
+        </w:rPr>
+      </w:pPr>
+      <w:r>
+        <w:rPr>
+          <w:b/>
+          <w:bCs/>
+          <w:sz w:val="28"/>
+          <w:szCs w:val="28"/>
+          <w:lang w:val="de-DE"/>
+        </w:rPr>
+        <w:t>Vor - pre</w:t>
+      </w:r>
+    </w:p>
+    <w:p>
+      <w:pPr>
+        <w:pStyle w:val="NoSpacing"/>
+        <w:rPr>
+          <w:b/>
+          <w:bCs/>
+          <w:sz w:val="28"/>
+          <w:szCs w:val="28"/>
+          <w:lang w:val="de-DE"/>
+        </w:rPr>
+      </w:pPr>
+      <w:r>
+        <w:rPr>
+          <w:b/>
+          <w:bCs/>
+          <w:sz w:val="28"/>
+          <w:szCs w:val="28"/>
+          <w:lang w:val="de-DE"/>
+        </w:rPr>
+        <w:t xml:space="preserve">Seit – već, do </w:t>
+      </w:r>
+    </w:p>
+    <w:p>
+      <w:pPr>
+        <w:pStyle w:val="NoSpacing"/>
+        <w:rPr>
+          <w:b/>
+          <w:bCs/>
+          <w:lang w:val="de-DE"/>
+        </w:rPr>
+      </w:pPr>
+    </w:p>
+    <w:p>
+      <w:pPr>
+        <w:pStyle w:val="NoSpacing"/>
+        <w:rPr>
+          <w:b/>
+          <w:bCs/>
+          <w:color w:val="FF0000"/>
+          <w:lang w:val="de-DE"/>
+        </w:rPr>
+      </w:pPr>
+      <w:r>
+        <w:rPr>
+          <w:b/>
+          <w:bCs/>
+          <w:color w:val="FF0000"/>
+          <w:lang w:val="de-DE"/>
+        </w:rPr>
+        <w:t xml:space="preserve">Seit + dativ </w:t>
+      </w:r>
+    </w:p>
+    <w:p>
+      <w:pPr>
+        <w:pStyle w:val="NoSpacing"/>
+        <w:rPr>
+          <w:b/>
+          <w:bCs/>
+          <w:color w:val="FF0000"/>
+          <w:lang w:val="de-DE"/>
+        </w:rPr>
+      </w:pPr>
+      <w:r>
+        <w:rPr>
+          <w:b/>
+          <w:bCs/>
+          <w:color w:val="FF0000"/>
+          <w:lang w:val="de-DE"/>
+        </w:rPr>
+        <w:t>Vor + dativ</w:t>
+      </w:r>
+    </w:p>
+    <w:p>
+      <w:pPr>
+        <w:pStyle w:val="NoSpacing"/>
+        <w:rPr>
+          <w:lang w:val="de-DE"/>
+        </w:rPr>
+      </w:pPr>
+    </w:p>
+    <w:p>
+      <w:pPr>
+        <w:pStyle w:val="NoSpacing"/>
+        <w:rPr>
+          <w:i/>
+          <w:iCs/>
+          <w:lang w:val="de-DE"/>
+        </w:rPr>
+      </w:pPr>
+      <w:r>
+        <w:rPr>
+          <w:i/>
+          <w:iCs/>
+          <w:lang w:val="de-DE"/>
+        </w:rPr>
+        <w:t>Der Tag, die Woche, der Monat, das Jahr</w:t>
+      </w:r>
+    </w:p>
+    <w:p>
+      <w:pPr>
+        <w:pStyle w:val="NoSpacing"/>
+        <w:rPr>
+          <w:lang w:val="de-DE"/>
+        </w:rPr>
+      </w:pPr>
+      <w:r>
+        <w:rPr>
+          <w:lang w:val="de-DE"/>
+        </w:rPr>
+        <w:t xml:space="preserve">Vor einem Tag, vor einer Woche, vor einem Monat, vor einem Jahr </w:t>
+      </w:r>
+    </w:p>
+    <w:p>
+      <w:pPr>
+        <w:pStyle w:val="NoSpacing"/>
+        <w:rPr>
+          <w:lang w:val="de-DE"/>
+        </w:rPr>
+      </w:pPr>
+      <w:r>
+        <w:rPr>
+          <w:lang w:val="de-DE"/>
+        </w:rPr>
+        <w:t>Seit einem Tag, seit einer Woche...</w:t>
+      </w:r>
+    </w:p>
+    <w:p>
+      <w:pPr>
+        <w:pStyle w:val="NoSpacing"/>
+        <w:rPr>
+          <w:lang w:val="de-DE"/>
+        </w:rPr>
+      </w:pPr>
+    </w:p>
+    <w:p>
+      <w:pPr>
+        <w:pStyle w:val="NoSpacing"/>
+        <w:rPr>
+          <w:lang w:val="de-DE"/>
+        </w:rPr>
+      </w:pPr>
+    </w:p>
+    <w:p>
+      <w:pPr>
+        <w:pStyle w:val="NoSpacing"/>
+        <w:numPr>
+          <w:ilvl w:val="0"/>
+          <w:numId w:val="31"/>
+        </w:numPr>
+        <w:rPr>
+          <w:lang w:val="de-DE"/>
+        </w:rPr>
+      </w:pPr>
+      <w:r>
+        <w:rPr>
+          <w:b/>
+          <w:bCs/>
+          <w:lang w:val="de-DE"/>
+        </w:rPr>
+        <w:t>seit wann</w:t>
+      </w:r>
+      <w:r>
+        <w:rPr>
+          <w:lang w:val="de-DE"/>
+        </w:rPr>
+        <w:t xml:space="preserve"> kennt ihr euch?</w:t>
+      </w:r>
+      <w:r>
+        <w:rPr>
+          <w:lang w:val="de-DE"/>
+        </w:rPr>
+        <w:t xml:space="preserve"> – od kada se poznajete?</w:t>
+      </w:r>
+    </w:p>
+    <w:p>
+      <w:pPr>
+        <w:pStyle w:val="NoSpacing"/>
+        <w:numPr>
+          <w:ilvl w:val="0"/>
+          <w:numId w:val="31"/>
+        </w:numPr>
+        <w:rPr>
+          <w:highlight w:val="yellow"/>
+          <w:lang w:val="de-DE"/>
+        </w:rPr>
+      </w:pPr>
+      <w:r>
+        <w:rPr>
+          <w:highlight w:val="yellow"/>
+          <w:lang w:val="de-DE"/>
+        </w:rPr>
+        <w:t>Wir kennen uns seit 7 Jahren.</w:t>
+      </w:r>
+    </w:p>
+    <w:p>
+      <w:pPr>
+        <w:pStyle w:val="NoSpacing"/>
+        <w:numPr>
+          <w:ilvl w:val="0"/>
+          <w:numId w:val="31"/>
+        </w:numPr>
+        <w:rPr>
+          <w:highlight w:val="yellow"/>
+          <w:lang w:val="de-DE"/>
+        </w:rPr>
+      </w:pPr>
+      <w:r>
+        <w:rPr>
+          <w:highlight w:val="yellow"/>
+          <w:lang w:val="de-DE"/>
+        </w:rPr>
+        <w:t xml:space="preserve">Wir </w:t>
+      </w:r>
+      <w:r>
+        <w:rPr>
+          <w:b/>
+          <w:bCs/>
+          <w:color w:val="C00000"/>
+          <w:highlight w:val="yellow"/>
+          <w:lang w:val="de-DE"/>
+        </w:rPr>
+        <w:t>haben</w:t>
+      </w:r>
+      <w:r>
+        <w:rPr>
+          <w:highlight w:val="yellow"/>
+          <w:lang w:val="de-DE"/>
+        </w:rPr>
+        <w:t xml:space="preserve"> uns vor 15 Jahren </w:t>
+      </w:r>
+      <w:r>
+        <w:rPr>
+          <w:b/>
+          <w:bCs/>
+          <w:color w:val="C00000"/>
+          <w:highlight w:val="yellow"/>
+          <w:lang w:val="de-DE"/>
+        </w:rPr>
+        <w:t>kennengelernt</w:t>
+      </w:r>
+      <w:r>
+        <w:rPr>
+          <w:highlight w:val="yellow"/>
+          <w:lang w:val="de-DE"/>
+        </w:rPr>
+        <w:t>.</w:t>
+      </w:r>
+    </w:p>
+    <w:p>
+      <w:pPr>
+        <w:pStyle w:val="NoSpacing"/>
+        <w:numPr>
+          <w:ilvl w:val="0"/>
+          <w:numId w:val="31"/>
+        </w:numPr>
+        <w:rPr>
+          <w:lang w:val="de-DE"/>
+        </w:rPr>
+      </w:pPr>
+      <w:r>
+        <w:rPr>
+          <w:lang w:val="de-DE"/>
+        </w:rPr>
+        <w:t xml:space="preserve">Letztes Jahr habe ich von September bis Dezember einen Deutschkurs </w:t>
+      </w:r>
+      <w:r>
+        <w:rPr>
+          <w:b/>
+          <w:bCs/>
+          <w:lang w:val="de-DE"/>
+        </w:rPr>
+        <w:t>besucht</w:t>
+      </w:r>
+      <w:r>
+        <w:rPr>
+          <w:b/>
+          <w:bCs/>
+          <w:lang w:val="de-DE"/>
+        </w:rPr>
+        <w:t xml:space="preserve"> (besuchen – posetiti, der Besuch – poseta)</w:t>
+      </w:r>
+      <w:r>
+        <w:rPr>
+          <w:lang w:val="de-DE"/>
+        </w:rPr>
+        <w:t>.</w:t>
+      </w:r>
+    </w:p>
+    <w:p>
+      <w:pPr>
+        <w:pStyle w:val="NoSpacing"/>
+        <w:numPr>
+          <w:ilvl w:val="0"/>
+          <w:numId w:val="31"/>
+        </w:numPr>
+        <w:rPr>
+          <w:lang w:val="de-DE"/>
+        </w:rPr>
+      </w:pPr>
+      <w:r>
+        <w:rPr>
+          <w:lang w:val="de-DE"/>
+        </w:rPr>
+        <w:t>Ich lebe seit 2009 in Berlin.</w:t>
+      </w:r>
+    </w:p>
+    <w:p>
+      <w:pPr>
+        <w:pStyle w:val="NoSpacing"/>
+        <w:numPr>
+          <w:ilvl w:val="0"/>
+          <w:numId w:val="31"/>
+        </w:numPr>
+        <w:rPr>
+          <w:lang w:val="de-DE"/>
+        </w:rPr>
+      </w:pPr>
+      <w:r>
+        <w:rPr>
+          <w:lang w:val="de-DE"/>
+        </w:rPr>
+        <w:t>Meinen letzten Deutschkurs (kurs) habe ich vor vielen Jahren besucht.</w:t>
+      </w:r>
+    </w:p>
+    <w:p>
+      <w:pPr>
+        <w:pStyle w:val="NoSpacing"/>
+        <w:numPr>
+          <w:ilvl w:val="0"/>
+          <w:numId w:val="31"/>
+        </w:numPr>
+        <w:rPr>
+          <w:lang w:val="de-DE"/>
+        </w:rPr>
+      </w:pPr>
+      <w:r>
+        <w:rPr>
+          <w:lang w:val="de-DE"/>
+        </w:rPr>
+        <w:t>Die Ausstellung ist von 9 bis 17 Uhr geöffnet.</w:t>
+      </w:r>
+    </w:p>
+    <w:p>
+      <w:pPr>
+        <w:pStyle w:val="NoSpacing"/>
+        <w:numPr>
+          <w:ilvl w:val="0"/>
+          <w:numId w:val="31"/>
+        </w:numPr>
+        <w:rPr>
+          <w:lang w:val="de-DE"/>
+        </w:rPr>
+      </w:pPr>
+      <w:r>
+        <w:rPr>
+          <w:lang w:val="de-DE"/>
+        </w:rPr>
+        <w:t>vor wie vielen Jahren habt ihr geheiratet? – pre koliko godina ste se venčali?</w:t>
+      </w:r>
+    </w:p>
+    <w:p>
+      <w:pPr>
+        <w:pStyle w:val="NoSpacing"/>
+        <w:numPr>
+          <w:ilvl w:val="0"/>
+          <w:numId w:val="31"/>
+        </w:numPr>
+        <w:rPr>
+          <w:lang w:val="de-DE"/>
+        </w:rPr>
+      </w:pPr>
+      <w:r>
+        <w:rPr>
+          <w:lang w:val="de-DE"/>
+        </w:rPr>
+        <w:t>seit wann seid ihr verheiratet? – kolko ste vec dugo venčani</w:t>
+      </w:r>
+    </w:p>
+    <w:p>
+      <w:pPr>
+        <w:pStyle w:val="NoSpacing"/>
+        <w:rPr>
+          <w:lang w:val="de-DE"/>
+        </w:rPr>
+      </w:pPr>
+    </w:p>
+    <w:p>
+      <w:pPr>
+        <w:pStyle w:val="NoSpacing"/>
+        <w:rPr>
+          <w:lang w:val="de-DE"/>
+        </w:rPr>
+      </w:pPr>
+    </w:p>
+    <w:p>
+      <w:pPr>
+        <w:pStyle w:val="NoSpacing"/>
+        <w:rPr>
+          <w:lang w:val="de-DE"/>
+        </w:rPr>
+      </w:pPr>
+    </w:p>
+    <w:p>
+      <w:pPr>
+        <w:pStyle w:val="NoSpacing"/>
+        <w:rPr>
+          <w:lang w:val="de-DE"/>
+        </w:rPr>
+      </w:pPr>
+    </w:p>
+    <w:p>
+      <w:pPr>
+        <w:pStyle w:val="NoSpacing"/>
+        <w:rPr>
+          <w:lang w:val="de-DE"/>
+        </w:rPr>
+      </w:pPr>
+    </w:p>
+    <w:p>
+      <w:pPr>
+        <w:pStyle w:val="NoSpacing"/>
+        <w:rPr>
+          <w:lang w:val="de-DE"/>
+        </w:rPr>
+      </w:pPr>
+    </w:p>
+    <w:p>
+      <w:pPr>
+        <w:pStyle w:val="NoSpacing"/>
+        <w:numPr>
+          <w:ilvl w:val="0"/>
+          <w:numId w:val="33"/>
+        </w:numPr>
+        <w:rPr>
+          <w:lang w:val="de-DE"/>
+        </w:rPr>
+      </w:pPr>
+      <w:r>
+        <w:rPr>
+          <w:lang w:val="de-DE"/>
+        </w:rPr>
+        <w:lastRenderedPageBreak/>
+        <w:t xml:space="preserve">Ich lebe </w:t>
+      </w:r>
+      <w:r>
+        <w:rPr>
+          <w:b/>
+          <w:bCs/>
+          <w:color w:val="FF0000"/>
+          <w:lang w:val="de-DE"/>
+        </w:rPr>
+        <w:t>seit</w:t>
+      </w:r>
+      <w:r>
+        <w:rPr>
+          <w:b/>
+          <w:bCs/>
+          <w:lang w:val="de-DE"/>
+        </w:rPr>
+        <w:t xml:space="preserve"> </w:t>
+      </w:r>
+      <w:r>
+        <w:rPr>
+          <w:b/>
+          <w:bCs/>
+          <w:color w:val="FF0000"/>
+          <w:lang w:val="de-DE"/>
+        </w:rPr>
+        <w:t xml:space="preserve">einem Jahr </w:t>
+      </w:r>
+      <w:r>
+        <w:rPr>
+          <w:lang w:val="de-DE"/>
+        </w:rPr>
+        <w:t>in Deutschland.</w:t>
+      </w:r>
+    </w:p>
+    <w:p>
+      <w:pPr>
+        <w:pStyle w:val="NoSpacing"/>
+        <w:numPr>
+          <w:ilvl w:val="0"/>
+          <w:numId w:val="33"/>
+        </w:numPr>
+        <w:rPr>
+          <w:lang w:val="de-DE"/>
+        </w:rPr>
+      </w:pPr>
+      <w:r>
+        <w:rPr>
+          <w:lang w:val="de-DE"/>
+        </w:rPr>
+        <w:t xml:space="preserve">Ich habe </w:t>
+      </w:r>
+      <w:r>
+        <w:rPr>
+          <w:b/>
+          <w:bCs/>
+          <w:color w:val="FF0000"/>
+          <w:lang w:val="de-DE"/>
+        </w:rPr>
+        <w:t>vor einem Monat</w:t>
+      </w:r>
+      <w:r>
+        <w:rPr>
+          <w:color w:val="FF0000"/>
+          <w:lang w:val="de-DE"/>
+        </w:rPr>
+        <w:t xml:space="preserve"> </w:t>
+      </w:r>
+      <w:r>
+        <w:rPr>
+          <w:lang w:val="de-DE"/>
+        </w:rPr>
+        <w:t>Geburtstag gehabt.</w:t>
+      </w:r>
+    </w:p>
+    <w:p>
+      <w:pPr>
+        <w:pStyle w:val="NoSpacing"/>
+        <w:numPr>
+          <w:ilvl w:val="0"/>
+          <w:numId w:val="33"/>
+        </w:numPr>
+        <w:rPr>
+          <w:lang w:val="de-DE"/>
+        </w:rPr>
+      </w:pPr>
+      <w:r>
+        <w:rPr>
+          <w:lang w:val="de-DE"/>
+        </w:rPr>
+        <w:t xml:space="preserve">Er </w:t>
+      </w:r>
+      <w:r>
+        <w:rPr>
+          <w:b/>
+          <w:bCs/>
+          <w:color w:val="FF0000"/>
+          <w:lang w:val="de-DE"/>
+        </w:rPr>
+        <w:t>ist vor einer</w:t>
+      </w:r>
+      <w:r>
+        <w:rPr>
+          <w:color w:val="FF0000"/>
+          <w:lang w:val="de-DE"/>
+        </w:rPr>
+        <w:t xml:space="preserve"> </w:t>
+      </w:r>
+      <w:r>
+        <w:rPr>
+          <w:lang w:val="de-DE"/>
+        </w:rPr>
+        <w:t>Woche im Urlaub gewesen.</w:t>
+      </w:r>
+    </w:p>
+    <w:p>
+      <w:pPr>
+        <w:pStyle w:val="NoSpacing"/>
+        <w:numPr>
+          <w:ilvl w:val="0"/>
+          <w:numId w:val="33"/>
+        </w:numPr>
+        <w:rPr>
+          <w:lang w:val="de-DE"/>
+        </w:rPr>
+      </w:pPr>
+      <w:r>
+        <w:rPr>
+          <w:lang w:val="de-DE"/>
+        </w:rPr>
+        <w:t xml:space="preserve">Sie ist </w:t>
+      </w:r>
+      <w:r>
+        <w:rPr>
+          <w:b/>
+          <w:bCs/>
+          <w:color w:val="FF0000"/>
+          <w:lang w:val="de-DE"/>
+        </w:rPr>
+        <w:t>seit 2 Wochen</w:t>
+      </w:r>
+      <w:r>
+        <w:rPr>
+          <w:color w:val="FF0000"/>
+          <w:lang w:val="de-DE"/>
+        </w:rPr>
+        <w:t xml:space="preserve"> </w:t>
+      </w:r>
+      <w:r>
+        <w:rPr>
+          <w:lang w:val="de-DE"/>
+        </w:rPr>
+        <w:t>krank.</w:t>
+      </w:r>
+    </w:p>
+    <w:p>
+      <w:pPr>
+        <w:pStyle w:val="NoSpacing"/>
+        <w:numPr>
+          <w:ilvl w:val="0"/>
+          <w:numId w:val="33"/>
+        </w:numPr>
+        <w:rPr>
+          <w:lang w:val="de-DE"/>
+        </w:rPr>
+      </w:pPr>
+      <w:r>
+        <w:rPr>
+          <w:lang w:val="de-DE"/>
+        </w:rPr>
+        <w:t xml:space="preserve">Wir sind </w:t>
+      </w:r>
+      <w:r>
+        <w:rPr>
+          <w:b/>
+          <w:bCs/>
+          <w:color w:val="FF0000"/>
+          <w:lang w:val="de-DE"/>
+        </w:rPr>
+        <w:t>vor 3 Tagen</w:t>
+      </w:r>
+      <w:r>
+        <w:rPr>
+          <w:color w:val="FF0000"/>
+          <w:lang w:val="de-DE"/>
+        </w:rPr>
+        <w:t xml:space="preserve"> </w:t>
+      </w:r>
+      <w:r>
+        <w:rPr>
+          <w:lang w:val="de-DE"/>
+        </w:rPr>
+        <w:t>nach Stuttgart gefahren.</w:t>
+      </w:r>
+    </w:p>
+    <w:p>
+      <w:pPr>
+        <w:pStyle w:val="NoSpacing"/>
+        <w:numPr>
+          <w:ilvl w:val="0"/>
+          <w:numId w:val="33"/>
+        </w:numPr>
+        <w:rPr>
+          <w:lang w:val="de-DE"/>
+        </w:rPr>
+      </w:pPr>
+      <w:r>
+        <w:rPr>
+          <w:lang w:val="de-DE"/>
+        </w:rPr>
+        <w:t xml:space="preserve">Sie </w:t>
+      </w:r>
+      <w:r>
+        <w:rPr>
+          <w:b/>
+          <w:bCs/>
+          <w:color w:val="FF0000"/>
+          <w:lang w:val="de-DE"/>
+        </w:rPr>
+        <w:t>lernt seit einer</w:t>
+      </w:r>
+      <w:r>
+        <w:rPr>
+          <w:color w:val="FF0000"/>
+          <w:lang w:val="de-DE"/>
+        </w:rPr>
+        <w:t xml:space="preserve"> </w:t>
+      </w:r>
+      <w:r>
+        <w:rPr>
+          <w:lang w:val="de-DE"/>
+        </w:rPr>
+        <w:t>Woche.</w:t>
+      </w:r>
+    </w:p>
+    <w:p>
+      <w:pPr>
+        <w:pStyle w:val="NoSpacing"/>
+        <w:numPr>
+          <w:ilvl w:val="0"/>
+          <w:numId w:val="33"/>
+        </w:numPr>
+        <w:rPr>
+          <w:lang w:val="de-DE"/>
+        </w:rPr>
+      </w:pPr>
+      <w:r>
+        <w:rPr>
+          <w:lang w:val="de-DE"/>
+        </w:rPr>
+        <w:t xml:space="preserve">Er arbeitet </w:t>
+      </w:r>
+      <w:r>
+        <w:rPr>
+          <w:b/>
+          <w:bCs/>
+          <w:color w:val="FF0000"/>
+          <w:lang w:val="de-DE"/>
+        </w:rPr>
+        <w:t>seit einem</w:t>
+      </w:r>
+      <w:r>
+        <w:rPr>
+          <w:color w:val="FF0000"/>
+          <w:lang w:val="de-DE"/>
+        </w:rPr>
+        <w:t xml:space="preserve"> </w:t>
+      </w:r>
+      <w:r>
+        <w:rPr>
+          <w:lang w:val="de-DE"/>
+        </w:rPr>
+        <w:t>Monat wieder.</w:t>
+      </w:r>
+    </w:p>
+    <w:p>
+      <w:pPr>
+        <w:pStyle w:val="NoSpacing"/>
+        <w:numPr>
+          <w:ilvl w:val="0"/>
+          <w:numId w:val="33"/>
+        </w:numPr>
+        <w:rPr>
+          <w:lang w:val="de-DE"/>
+        </w:rPr>
+      </w:pPr>
+      <w:r>
+        <w:rPr>
+          <w:lang w:val="de-DE"/>
+        </w:rPr>
+        <w:t xml:space="preserve">Sie hat ihren Freund </w:t>
+      </w:r>
+      <w:r>
+        <w:rPr>
+          <w:b/>
+          <w:bCs/>
+          <w:color w:val="FF0000"/>
+          <w:lang w:val="de-DE"/>
+        </w:rPr>
+        <w:t>vor fünf Jahren</w:t>
+      </w:r>
+      <w:r>
+        <w:rPr>
+          <w:color w:val="FF0000"/>
+          <w:lang w:val="de-DE"/>
+        </w:rPr>
+        <w:t xml:space="preserve"> </w:t>
+      </w:r>
+      <w:r>
+        <w:rPr>
+          <w:lang w:val="de-DE"/>
+        </w:rPr>
+        <w:t>kennengelernt.</w:t>
+      </w:r>
+    </w:p>
+    <w:p>
+      <w:pPr>
+        <w:pStyle w:val="NoSpacing"/>
+        <w:numPr>
+          <w:ilvl w:val="0"/>
+          <w:numId w:val="33"/>
+        </w:numPr>
+        <w:rPr>
+          <w:lang w:val="de-DE"/>
+        </w:rPr>
+      </w:pPr>
+      <w:r>
+        <w:rPr>
+          <w:lang w:val="de-DE"/>
+        </w:rPr>
+        <w:t xml:space="preserve">Ich suche </w:t>
+      </w:r>
+      <w:r>
+        <w:rPr>
+          <w:b/>
+          <w:bCs/>
+          <w:color w:val="FF0000"/>
+          <w:lang w:val="de-DE"/>
+        </w:rPr>
+        <w:t>seit einer</w:t>
+      </w:r>
+      <w:r>
+        <w:rPr>
+          <w:color w:val="FF0000"/>
+          <w:lang w:val="de-DE"/>
+        </w:rPr>
+        <w:t xml:space="preserve"> </w:t>
+      </w:r>
+      <w:r>
+        <w:rPr>
+          <w:lang w:val="de-DE"/>
+        </w:rPr>
+        <w:t>Woche eine Wohnung.</w:t>
+      </w:r>
+    </w:p>
+    <w:p>
+      <w:pPr>
+        <w:pStyle w:val="NoSpacing"/>
+        <w:numPr>
+          <w:ilvl w:val="0"/>
+          <w:numId w:val="33"/>
+        </w:numPr>
+        <w:rPr>
+          <w:lang w:val="de-DE"/>
+        </w:rPr>
+      </w:pPr>
+      <w:r>
+        <w:rPr>
+          <w:b/>
+          <w:bCs/>
+          <w:color w:val="FF0000"/>
+          <w:lang w:val="de-DE"/>
+        </w:rPr>
+        <w:t>Vor</w:t>
+      </w:r>
+      <w:r>
+        <w:rPr>
+          <w:lang w:val="de-DE"/>
+        </w:rPr>
+        <w:t xml:space="preserve"> 5 Minuten habe ich meine Eltern angerufen.</w:t>
+      </w:r>
+    </w:p>
+    <w:p>
+      <w:pPr>
+        <w:pStyle w:val="NoSpacing"/>
+        <w:numPr>
+          <w:ilvl w:val="0"/>
+          <w:numId w:val="33"/>
+        </w:numPr>
+        <w:rPr>
+          <w:lang w:val="de-DE"/>
+        </w:rPr>
+      </w:pPr>
+      <w:r>
+        <w:rPr>
+          <w:lang w:val="de-DE"/>
+        </w:rPr>
+        <w:t xml:space="preserve">Ich habe </w:t>
+      </w:r>
+      <w:r>
+        <w:rPr>
+          <w:b/>
+          <w:bCs/>
+          <w:color w:val="FF0000"/>
+          <w:lang w:val="de-DE"/>
+        </w:rPr>
+        <w:t>vor 7 Jahren</w:t>
+      </w:r>
+      <w:r>
+        <w:rPr>
+          <w:color w:val="FF0000"/>
+          <w:lang w:val="de-DE"/>
+        </w:rPr>
+        <w:t xml:space="preserve"> </w:t>
+      </w:r>
+      <w:r>
+        <w:rPr>
+          <w:lang w:val="de-DE"/>
+        </w:rPr>
+        <w:t>mein Diplom gemacht.</w:t>
+      </w:r>
+    </w:p>
+    <w:p>
+      <w:pPr>
+        <w:pStyle w:val="NoSpacing"/>
+        <w:numPr>
+          <w:ilvl w:val="0"/>
+          <w:numId w:val="33"/>
+        </w:numPr>
+        <w:rPr>
+          <w:lang w:val="de-DE"/>
+        </w:rPr>
+      </w:pPr>
+      <w:r>
+        <w:rPr>
+          <w:b/>
+          <w:bCs/>
+          <w:color w:val="FF0000"/>
+          <w:lang w:val="de-DE"/>
+        </w:rPr>
+        <w:t>Seit einer</w:t>
+      </w:r>
+      <w:r>
+        <w:rPr>
+          <w:color w:val="FF0000"/>
+          <w:lang w:val="de-DE"/>
+        </w:rPr>
+        <w:t xml:space="preserve"> </w:t>
+      </w:r>
+      <w:r>
+        <w:rPr>
+          <w:lang w:val="de-DE"/>
+        </w:rPr>
+        <w:t>Woche wohne ich hier.</w:t>
+      </w:r>
+    </w:p>
+    <w:p>
+      <w:pPr>
+        <w:pStyle w:val="NoSpacing"/>
+        <w:numPr>
+          <w:ilvl w:val="0"/>
+          <w:numId w:val="33"/>
+        </w:numPr>
+        <w:rPr>
+          <w:lang w:val="de-DE"/>
+        </w:rPr>
+      </w:pPr>
+      <w:r>
+        <w:rPr>
+          <w:b/>
+          <w:bCs/>
+          <w:color w:val="FF0000"/>
+          <w:lang w:val="de-DE"/>
+        </w:rPr>
+        <w:t>Seit drei Monaten</w:t>
+      </w:r>
+      <w:r>
+        <w:rPr>
+          <w:color w:val="FF0000"/>
+          <w:lang w:val="de-DE"/>
+        </w:rPr>
+        <w:t xml:space="preserve"> </w:t>
+      </w:r>
+      <w:r>
+        <w:rPr>
+          <w:lang w:val="de-DE"/>
+        </w:rPr>
+        <w:t>lebe ich allein.</w:t>
+      </w:r>
+    </w:p>
+    <w:p>
+      <w:pPr>
+        <w:pStyle w:val="NoSpacing"/>
+        <w:numPr>
+          <w:ilvl w:val="0"/>
+          <w:numId w:val="33"/>
+        </w:numPr>
+        <w:rPr>
+          <w:lang w:val="de-DE"/>
+        </w:rPr>
+      </w:pPr>
+      <w:r>
+        <w:rPr>
+          <w:lang w:val="de-DE"/>
+        </w:rPr>
+        <w:t xml:space="preserve">Er kennt seine Freundin </w:t>
+      </w:r>
+      <w:r>
+        <w:rPr>
+          <w:b/>
+          <w:bCs/>
+          <w:color w:val="FF0000"/>
+          <w:lang w:val="de-DE"/>
+        </w:rPr>
+        <w:t>seit einem</w:t>
+      </w:r>
+      <w:r>
+        <w:rPr>
+          <w:color w:val="FF0000"/>
+          <w:lang w:val="de-DE"/>
+        </w:rPr>
+        <w:t xml:space="preserve"> </w:t>
+      </w:r>
+      <w:r>
+        <w:rPr>
+          <w:lang w:val="de-DE"/>
+        </w:rPr>
+        <w:t>Jahr.</w:t>
+      </w:r>
+    </w:p>
+    <w:p>
+      <w:pPr>
+        <w:pStyle w:val="NoSpacing"/>
+        <w:numPr>
+          <w:ilvl w:val="0"/>
+          <w:numId w:val="33"/>
+        </w:numPr>
+        <w:rPr>
+          <w:lang w:val="de-DE"/>
+        </w:rPr>
+      </w:pPr>
+      <w:r>
+        <w:rPr>
+          <w:lang w:val="de-DE"/>
+        </w:rPr>
+        <w:t xml:space="preserve">Ich arbeite </w:t>
+      </w:r>
+      <w:r>
+        <w:rPr>
+          <w:b/>
+          <w:bCs/>
+          <w:color w:val="FF0000"/>
+          <w:lang w:val="de-DE"/>
+        </w:rPr>
+        <w:t>seit einer</w:t>
+      </w:r>
+      <w:r>
+        <w:rPr>
+          <w:color w:val="FF0000"/>
+          <w:lang w:val="de-DE"/>
+        </w:rPr>
+        <w:t xml:space="preserve"> </w:t>
+      </w:r>
+      <w:r>
+        <w:rPr>
+          <w:lang w:val="de-DE"/>
+        </w:rPr>
+        <w:t>Woche als Polizist.</w:t>
+      </w:r>
+    </w:p>
+    <w:p>
+      <w:pPr>
+        <w:pStyle w:val="NoSpacing"/>
+        <w:rPr>
+          <w:lang w:val="de-DE"/>
+        </w:rPr>
+      </w:pPr>
+    </w:p>
     <w:sectPr>
       <w:pgSz w:w="12240" w:h="15840"/>
       <w:pgMar w:top="1440" w:right="1440" w:bottom="1440" w:left="1440" w:header="720" w:footer="720" w:gutter="0"/>
@@ -22673,6 +27059,208 @@
     </w:lvl>
   </w:abstractNum>
   <w:abstractNum w:abstractNumId="1" w15:restartNumberingAfterBreak="0">
+    <w:nsid w:val="024F495D"/>
+    <w:multiLevelType w:val="hybridMultilevel"/>
+    <w:tmpl w:val="5894B6F0"/>
+    <w:lvl w:ilvl="0" w:tplc="04090001">
+      <w:start w:val="1"/>
+      <w:numFmt w:val="bullet"/>
+      <w:lvlText w:val=""/>
+      <w:lvlJc w:val="left"/>
+      <w:pPr>
+        <w:ind w:left="720" w:hanging="360"/>
+      </w:pPr>
+      <w:rPr>
+        <w:rFonts w:ascii="Symbol" w:hAnsi="Symbol" w:hint="default"/>
+      </w:rPr>
+    </w:lvl>
+    <w:lvl w:ilvl="1" w:tplc="04090003" w:tentative="1">
+      <w:start w:val="1"/>
+      <w:numFmt w:val="bullet"/>
+      <w:lvlText w:val="o"/>
+      <w:lvlJc w:val="left"/>
+      <w:pPr>
+        <w:ind w:left="1440" w:hanging="360"/>
+      </w:pPr>
+      <w:rPr>
+        <w:rFonts w:ascii="Courier New" w:hAnsi="Courier New" w:cs="Courier New" w:hint="default"/>
+      </w:rPr>
+    </w:lvl>
+    <w:lvl w:ilvl="2" w:tplc="04090005" w:tentative="1">
+      <w:start w:val="1"/>
+      <w:numFmt w:val="bullet"/>
+      <w:lvlText w:val=""/>
+      <w:lvlJc w:val="left"/>
+      <w:pPr>
+        <w:ind w:left="2160" w:hanging="360"/>
+      </w:pPr>
+      <w:rPr>
+        <w:rFonts w:ascii="Wingdings" w:hAnsi="Wingdings" w:hint="default"/>
+      </w:rPr>
+    </w:lvl>
+    <w:lvl w:ilvl="3" w:tplc="04090001" w:tentative="1">
+      <w:start w:val="1"/>
+      <w:numFmt w:val="bullet"/>
+      <w:lvlText w:val=""/>
+      <w:lvlJc w:val="left"/>
+      <w:pPr>
+        <w:ind w:left="2880" w:hanging="360"/>
+      </w:pPr>
+      <w:rPr>
+        <w:rFonts w:ascii="Symbol" w:hAnsi="Symbol" w:hint="default"/>
+      </w:rPr>
+    </w:lvl>
+    <w:lvl w:ilvl="4" w:tplc="04090003" w:tentative="1">
+      <w:start w:val="1"/>
+      <w:numFmt w:val="bullet"/>
+      <w:lvlText w:val="o"/>
+      <w:lvlJc w:val="left"/>
+      <w:pPr>
+        <w:ind w:left="3600" w:hanging="360"/>
+      </w:pPr>
+      <w:rPr>
+        <w:rFonts w:ascii="Courier New" w:hAnsi="Courier New" w:cs="Courier New" w:hint="default"/>
+      </w:rPr>
+    </w:lvl>
+    <w:lvl w:ilvl="5" w:tplc="04090005" w:tentative="1">
+      <w:start w:val="1"/>
+      <w:numFmt w:val="bullet"/>
+      <w:lvlText w:val=""/>
+      <w:lvlJc w:val="left"/>
+      <w:pPr>
+        <w:ind w:left="4320" w:hanging="360"/>
+      </w:pPr>
+      <w:rPr>
+        <w:rFonts w:ascii="Wingdings" w:hAnsi="Wingdings" w:hint="default"/>
+      </w:rPr>
+    </w:lvl>
+    <w:lvl w:ilvl="6" w:tplc="04090001" w:tentative="1">
+      <w:start w:val="1"/>
+      <w:numFmt w:val="bullet"/>
+      <w:lvlText w:val=""/>
+      <w:lvlJc w:val="left"/>
+      <w:pPr>
+        <w:ind w:left="5040" w:hanging="360"/>
+      </w:pPr>
+      <w:rPr>
+        <w:rFonts w:ascii="Symbol" w:hAnsi="Symbol" w:hint="default"/>
+      </w:rPr>
+    </w:lvl>
+    <w:lvl w:ilvl="7" w:tplc="04090003" w:tentative="1">
+      <w:start w:val="1"/>
+      <w:numFmt w:val="bullet"/>
+      <w:lvlText w:val="o"/>
+      <w:lvlJc w:val="left"/>
+      <w:pPr>
+        <w:ind w:left="5760" w:hanging="360"/>
+      </w:pPr>
+      <w:rPr>
+        <w:rFonts w:ascii="Courier New" w:hAnsi="Courier New" w:cs="Courier New" w:hint="default"/>
+      </w:rPr>
+    </w:lvl>
+    <w:lvl w:ilvl="8" w:tplc="04090005" w:tentative="1">
+      <w:start w:val="1"/>
+      <w:numFmt w:val="bullet"/>
+      <w:lvlText w:val=""/>
+      <w:lvlJc w:val="left"/>
+      <w:pPr>
+        <w:ind w:left="6480" w:hanging="360"/>
+      </w:pPr>
+      <w:rPr>
+        <w:rFonts w:ascii="Wingdings" w:hAnsi="Wingdings" w:hint="default"/>
+      </w:rPr>
+    </w:lvl>
+  </w:abstractNum>
+  <w:abstractNum w:abstractNumId="2" w15:restartNumberingAfterBreak="0">
+    <w:nsid w:val="077B2871"/>
+    <w:multiLevelType w:val="hybridMultilevel"/>
+    <w:tmpl w:val="A3380E20"/>
+    <w:lvl w:ilvl="0" w:tplc="AD6E0492">
+      <w:start w:val="1"/>
+      <w:numFmt w:val="decimal"/>
+      <w:lvlText w:val="%1."/>
+      <w:lvlJc w:val="left"/>
+      <w:pPr>
+        <w:ind w:left="1080" w:hanging="720"/>
+      </w:pPr>
+      <w:rPr>
+        <w:rFonts w:hint="default"/>
+      </w:rPr>
+    </w:lvl>
+    <w:lvl w:ilvl="1" w:tplc="241A0019" w:tentative="1">
+      <w:start w:val="1"/>
+      <w:numFmt w:val="lowerLetter"/>
+      <w:lvlText w:val="%2."/>
+      <w:lvlJc w:val="left"/>
+      <w:pPr>
+        <w:ind w:left="1440" w:hanging="360"/>
+      </w:pPr>
+    </w:lvl>
+    <w:lvl w:ilvl="2" w:tplc="241A001B" w:tentative="1">
+      <w:start w:val="1"/>
+      <w:numFmt w:val="lowerRoman"/>
+      <w:lvlText w:val="%3."/>
+      <w:lvlJc w:val="right"/>
+      <w:pPr>
+        <w:ind w:left="2160" w:hanging="180"/>
+      </w:pPr>
+    </w:lvl>
+    <w:lvl w:ilvl="3" w:tplc="241A000F" w:tentative="1">
+      <w:start w:val="1"/>
+      <w:numFmt w:val="decimal"/>
+      <w:lvlText w:val="%4."/>
+      <w:lvlJc w:val="left"/>
+      <w:pPr>
+        <w:ind w:left="2880" w:hanging="360"/>
+      </w:pPr>
+    </w:lvl>
+    <w:lvl w:ilvl="4" w:tplc="241A0019" w:tentative="1">
+      <w:start w:val="1"/>
+      <w:numFmt w:val="lowerLetter"/>
+      <w:lvlText w:val="%5."/>
+      <w:lvlJc w:val="left"/>
+      <w:pPr>
+        <w:ind w:left="3600" w:hanging="360"/>
+      </w:pPr>
+    </w:lvl>
+    <w:lvl w:ilvl="5" w:tplc="241A001B" w:tentative="1">
+      <w:start w:val="1"/>
+      <w:numFmt w:val="lowerRoman"/>
+      <w:lvlText w:val="%6."/>
+      <w:lvlJc w:val="right"/>
+      <w:pPr>
+        <w:ind w:left="4320" w:hanging="180"/>
+      </w:pPr>
+    </w:lvl>
+    <w:lvl w:ilvl="6" w:tplc="241A000F" w:tentative="1">
+      <w:start w:val="1"/>
+      <w:numFmt w:val="decimal"/>
+      <w:lvlText w:val="%7."/>
+      <w:lvlJc w:val="left"/>
+      <w:pPr>
+        <w:ind w:left="5040" w:hanging="360"/>
+      </w:pPr>
+    </w:lvl>
+    <w:lvl w:ilvl="7" w:tplc="241A0019" w:tentative="1">
+      <w:start w:val="1"/>
+      <w:numFmt w:val="lowerLetter"/>
+      <w:lvlText w:val="%8."/>
+      <w:lvlJc w:val="left"/>
+      <w:pPr>
+        <w:ind w:left="5760" w:hanging="360"/>
+      </w:pPr>
+    </w:lvl>
+    <w:lvl w:ilvl="8" w:tplc="241A001B" w:tentative="1">
+      <w:start w:val="1"/>
+      <w:numFmt w:val="lowerRoman"/>
+      <w:lvlText w:val="%9."/>
+      <w:lvlJc w:val="right"/>
+      <w:pPr>
+        <w:ind w:left="6480" w:hanging="180"/>
+      </w:pPr>
+    </w:lvl>
+  </w:abstractNum>
+  <w:abstractNum w:abstractNumId="3" w15:restartNumberingAfterBreak="0">
     <w:nsid w:val="0C0845FB"/>
     <w:multiLevelType w:val="hybridMultilevel"/>
     <w:tmpl w:val="EA74FA04"/>
@@ -22758,7 +27346,7 @@
       </w:pPr>
     </w:lvl>
   </w:abstractNum>
-  <w:abstractNum w:abstractNumId="2" w15:restartNumberingAfterBreak="0">
+  <w:abstractNum w:abstractNumId="4" w15:restartNumberingAfterBreak="0">
     <w:nsid w:val="0F241D83"/>
     <w:multiLevelType w:val="hybridMultilevel"/>
     <w:tmpl w:val="CE9CD2FE"/>
@@ -22844,7 +27432,7 @@
       </w:pPr>
     </w:lvl>
   </w:abstractNum>
-  <w:abstractNum w:abstractNumId="3" w15:restartNumberingAfterBreak="0">
+  <w:abstractNum w:abstractNumId="5" w15:restartNumberingAfterBreak="0">
     <w:nsid w:val="0F887DDA"/>
     <w:multiLevelType w:val="hybridMultilevel"/>
     <w:tmpl w:val="6D62ACD2"/>
@@ -22933,7 +27521,7 @@
       </w:pPr>
     </w:lvl>
   </w:abstractNum>
-  <w:abstractNum w:abstractNumId="4" w15:restartNumberingAfterBreak="0">
+  <w:abstractNum w:abstractNumId="6" w15:restartNumberingAfterBreak="0">
     <w:nsid w:val="1395661B"/>
     <w:multiLevelType w:val="hybridMultilevel"/>
     <w:tmpl w:val="FF54E218"/>
@@ -23046,7 +27634,7 @@
       </w:rPr>
     </w:lvl>
   </w:abstractNum>
-  <w:abstractNum w:abstractNumId="5" w15:restartNumberingAfterBreak="0">
+  <w:abstractNum w:abstractNumId="7" w15:restartNumberingAfterBreak="0">
     <w:nsid w:val="20870C5D"/>
     <w:multiLevelType w:val="hybridMultilevel"/>
     <w:tmpl w:val="DD56D96A"/>
@@ -23132,7 +27720,7 @@
       </w:pPr>
     </w:lvl>
   </w:abstractNum>
-  <w:abstractNum w:abstractNumId="6" w15:restartNumberingAfterBreak="0">
+  <w:abstractNum w:abstractNumId="8" w15:restartNumberingAfterBreak="0">
     <w:nsid w:val="280A512C"/>
     <w:multiLevelType w:val="hybridMultilevel"/>
     <w:tmpl w:val="5CAE197A"/>
@@ -23218,7 +27806,7 @@
       </w:pPr>
     </w:lvl>
   </w:abstractNum>
-  <w:abstractNum w:abstractNumId="7" w15:restartNumberingAfterBreak="0">
+  <w:abstractNum w:abstractNumId="9" w15:restartNumberingAfterBreak="0">
     <w:nsid w:val="28FA40DA"/>
     <w:multiLevelType w:val="hybridMultilevel"/>
     <w:tmpl w:val="AEE29506"/>
@@ -23330,7 +27918,7 @@
       </w:rPr>
     </w:lvl>
   </w:abstractNum>
-  <w:abstractNum w:abstractNumId="8" w15:restartNumberingAfterBreak="0">
+  <w:abstractNum w:abstractNumId="10" w15:restartNumberingAfterBreak="0">
     <w:nsid w:val="29433B7A"/>
     <w:multiLevelType w:val="hybridMultilevel"/>
     <w:tmpl w:val="4CFCD6AE"/>
@@ -23419,7 +28007,7 @@
       </w:pPr>
     </w:lvl>
   </w:abstractNum>
-  <w:abstractNum w:abstractNumId="9" w15:restartNumberingAfterBreak="0">
+  <w:abstractNum w:abstractNumId="11" w15:restartNumberingAfterBreak="0">
     <w:nsid w:val="2BC7209F"/>
     <w:multiLevelType w:val="hybridMultilevel"/>
     <w:tmpl w:val="4F7482D8"/>
@@ -23505,7 +28093,96 @@
       </w:pPr>
     </w:lvl>
   </w:abstractNum>
-  <w:abstractNum w:abstractNumId="10" w15:restartNumberingAfterBreak="0">
+  <w:abstractNum w:abstractNumId="12" w15:restartNumberingAfterBreak="0">
+    <w:nsid w:val="30AA30A2"/>
+    <w:multiLevelType w:val="hybridMultilevel"/>
+    <w:tmpl w:val="8A58B924"/>
+    <w:lvl w:ilvl="0" w:tplc="241A000F">
+      <w:start w:val="1"/>
+      <w:numFmt w:val="decimal"/>
+      <w:lvlText w:val="%1."/>
+      <w:lvlJc w:val="left"/>
+      <w:pPr>
+        <w:ind w:left="720" w:hanging="360"/>
+      </w:pPr>
+      <w:rPr>
+        <w:rFonts w:hint="default"/>
+      </w:rPr>
+    </w:lvl>
+    <w:lvl w:ilvl="1" w:tplc="241A0019" w:tentative="1">
+      <w:start w:val="1"/>
+      <w:numFmt w:val="lowerLetter"/>
+      <w:lvlText w:val="%2."/>
+      <w:lvlJc w:val="left"/>
+      <w:pPr>
+        <w:ind w:left="1440" w:hanging="360"/>
+      </w:pPr>
+    </w:lvl>
+    <w:lvl w:ilvl="2" w:tplc="241A001B" w:tentative="1">
+      <w:start w:val="1"/>
+      <w:numFmt w:val="lowerRoman"/>
+      <w:lvlText w:val="%3."/>
+      <w:lvlJc w:val="right"/>
+      <w:pPr>
+        <w:ind w:left="2160" w:hanging="180"/>
+      </w:pPr>
+    </w:lvl>
+    <w:lvl w:ilvl="3" w:tplc="241A000F" w:tentative="1">
+      <w:start w:val="1"/>
+      <w:numFmt w:val="decimal"/>
+      <w:lvlText w:val="%4."/>
+      <w:lvlJc w:val="left"/>
+      <w:pPr>
+        <w:ind w:left="2880" w:hanging="360"/>
+      </w:pPr>
+    </w:lvl>
+    <w:lvl w:ilvl="4" w:tplc="241A0019" w:tentative="1">
+      <w:start w:val="1"/>
+      <w:numFmt w:val="lowerLetter"/>
+      <w:lvlText w:val="%5."/>
+      <w:lvlJc w:val="left"/>
+      <w:pPr>
+        <w:ind w:left="3600" w:hanging="360"/>
+      </w:pPr>
+    </w:lvl>
+    <w:lvl w:ilvl="5" w:tplc="241A001B" w:tentative="1">
+      <w:start w:val="1"/>
+      <w:numFmt w:val="lowerRoman"/>
+      <w:lvlText w:val="%6."/>
+      <w:lvlJc w:val="right"/>
+      <w:pPr>
+        <w:ind w:left="4320" w:hanging="180"/>
+      </w:pPr>
+    </w:lvl>
+    <w:lvl w:ilvl="6" w:tplc="241A000F" w:tentative="1">
+      <w:start w:val="1"/>
+      <w:numFmt w:val="decimal"/>
+      <w:lvlText w:val="%7."/>
+      <w:lvlJc w:val="left"/>
+      <w:pPr>
+        <w:ind w:left="5040" w:hanging="360"/>
+      </w:pPr>
+    </w:lvl>
+    <w:lvl w:ilvl="7" w:tplc="241A0019" w:tentative="1">
+      <w:start w:val="1"/>
+      <w:numFmt w:val="lowerLetter"/>
+      <w:lvlText w:val="%8."/>
+      <w:lvlJc w:val="left"/>
+      <w:pPr>
+        <w:ind w:left="5760" w:hanging="360"/>
+      </w:pPr>
+    </w:lvl>
+    <w:lvl w:ilvl="8" w:tplc="241A001B" w:tentative="1">
+      <w:start w:val="1"/>
+      <w:numFmt w:val="lowerRoman"/>
+      <w:lvlText w:val="%9."/>
+      <w:lvlJc w:val="right"/>
+      <w:pPr>
+        <w:ind w:left="6480" w:hanging="180"/>
+      </w:pPr>
+    </w:lvl>
+  </w:abstractNum>
+  <w:abstractNum w:abstractNumId="13" w15:restartNumberingAfterBreak="0">
     <w:nsid w:val="35DF615E"/>
     <w:multiLevelType w:val="hybridMultilevel"/>
     <w:tmpl w:val="528C48FA"/>
@@ -23591,7 +28268,7 @@
       </w:pPr>
     </w:lvl>
   </w:abstractNum>
-  <w:abstractNum w:abstractNumId="11" w15:restartNumberingAfterBreak="0">
+  <w:abstractNum w:abstractNumId="14" w15:restartNumberingAfterBreak="0">
     <w:nsid w:val="383F77D1"/>
     <w:multiLevelType w:val="hybridMultilevel"/>
     <w:tmpl w:val="A894B25E"/>
@@ -23677,7 +28354,7 @@
       </w:pPr>
     </w:lvl>
   </w:abstractNum>
-  <w:abstractNum w:abstractNumId="12" w15:restartNumberingAfterBreak="0">
+  <w:abstractNum w:abstractNumId="15" w15:restartNumberingAfterBreak="0">
     <w:nsid w:val="3C426173"/>
     <w:multiLevelType w:val="hybridMultilevel"/>
     <w:tmpl w:val="DEB2DCEA"/>
@@ -23763,7 +28440,7 @@
       </w:pPr>
     </w:lvl>
   </w:abstractNum>
-  <w:abstractNum w:abstractNumId="13" w15:restartNumberingAfterBreak="0">
+  <w:abstractNum w:abstractNumId="16" w15:restartNumberingAfterBreak="0">
     <w:nsid w:val="3DFD4939"/>
     <w:multiLevelType w:val="hybridMultilevel"/>
     <w:tmpl w:val="D09CA328"/>
@@ -23849,7 +28526,7 @@
       </w:pPr>
     </w:lvl>
   </w:abstractNum>
-  <w:abstractNum w:abstractNumId="14" w15:restartNumberingAfterBreak="0">
+  <w:abstractNum w:abstractNumId="17" w15:restartNumberingAfterBreak="0">
     <w:nsid w:val="3F904AFB"/>
     <w:multiLevelType w:val="hybridMultilevel"/>
     <w:tmpl w:val="66506186"/>
@@ -23938,7 +28615,7 @@
       </w:pPr>
     </w:lvl>
   </w:abstractNum>
-  <w:abstractNum w:abstractNumId="15" w15:restartNumberingAfterBreak="0">
+  <w:abstractNum w:abstractNumId="18" w15:restartNumberingAfterBreak="0">
     <w:nsid w:val="416B6DE5"/>
     <w:multiLevelType w:val="hybridMultilevel"/>
     <w:tmpl w:val="39FA82B0"/>
@@ -24024,7 +28701,7 @@
       </w:pPr>
     </w:lvl>
   </w:abstractNum>
-  <w:abstractNum w:abstractNumId="16" w15:restartNumberingAfterBreak="0">
+  <w:abstractNum w:abstractNumId="19" w15:restartNumberingAfterBreak="0">
     <w:nsid w:val="42C37F1A"/>
     <w:multiLevelType w:val="hybridMultilevel"/>
     <w:tmpl w:val="8FEE42CA"/>
@@ -24110,7 +28787,7 @@
       </w:pPr>
     </w:lvl>
   </w:abstractNum>
-  <w:abstractNum w:abstractNumId="17" w15:restartNumberingAfterBreak="0">
+  <w:abstractNum w:abstractNumId="20" w15:restartNumberingAfterBreak="0">
     <w:nsid w:val="45DE2806"/>
     <w:multiLevelType w:val="hybridMultilevel"/>
     <w:tmpl w:val="FD147240"/>
@@ -24196,7 +28873,7 @@
       </w:pPr>
     </w:lvl>
   </w:abstractNum>
-  <w:abstractNum w:abstractNumId="18" w15:restartNumberingAfterBreak="0">
+  <w:abstractNum w:abstractNumId="21" w15:restartNumberingAfterBreak="0">
     <w:nsid w:val="487155CE"/>
     <w:multiLevelType w:val="hybridMultilevel"/>
     <w:tmpl w:val="E416A320"/>
@@ -24285,7 +28962,7 @@
       </w:pPr>
     </w:lvl>
   </w:abstractNum>
-  <w:abstractNum w:abstractNumId="19" w15:restartNumberingAfterBreak="0">
+  <w:abstractNum w:abstractNumId="22" w15:restartNumberingAfterBreak="0">
     <w:nsid w:val="497A19B1"/>
     <w:multiLevelType w:val="hybridMultilevel"/>
     <w:tmpl w:val="EF4E3414"/>
@@ -24371,7 +29048,7 @@
       </w:pPr>
     </w:lvl>
   </w:abstractNum>
-  <w:abstractNum w:abstractNumId="20" w15:restartNumberingAfterBreak="0">
+  <w:abstractNum w:abstractNumId="23" w15:restartNumberingAfterBreak="0">
     <w:nsid w:val="5258415F"/>
     <w:multiLevelType w:val="hybridMultilevel"/>
     <w:tmpl w:val="0D94543C"/>
@@ -24460,7 +29137,7 @@
       </w:pPr>
     </w:lvl>
   </w:abstractNum>
-  <w:abstractNum w:abstractNumId="21" w15:restartNumberingAfterBreak="0">
+  <w:abstractNum w:abstractNumId="24" w15:restartNumberingAfterBreak="0">
     <w:nsid w:val="5F5E6C09"/>
     <w:multiLevelType w:val="hybridMultilevel"/>
     <w:tmpl w:val="15FE243E"/>
@@ -24549,7 +29226,7 @@
       </w:pPr>
     </w:lvl>
   </w:abstractNum>
-  <w:abstractNum w:abstractNumId="22" w15:restartNumberingAfterBreak="0">
+  <w:abstractNum w:abstractNumId="25" w15:restartNumberingAfterBreak="0">
     <w:nsid w:val="60A67BCA"/>
     <w:multiLevelType w:val="hybridMultilevel"/>
     <w:tmpl w:val="11C036EA"/>
@@ -24662,7 +29339,182 @@
       </w:rPr>
     </w:lvl>
   </w:abstractNum>
-  <w:abstractNum w:abstractNumId="23" w15:restartNumberingAfterBreak="0">
+  <w:abstractNum w:abstractNumId="26" w15:restartNumberingAfterBreak="0">
+    <w:nsid w:val="62522A4C"/>
+    <w:multiLevelType w:val="hybridMultilevel"/>
+    <w:tmpl w:val="9C141FBC"/>
+    <w:lvl w:ilvl="0" w:tplc="0409000F">
+      <w:start w:val="1"/>
+      <w:numFmt w:val="decimal"/>
+      <w:lvlText w:val="%1."/>
+      <w:lvlJc w:val="left"/>
+      <w:pPr>
+        <w:ind w:left="720" w:hanging="360"/>
+      </w:pPr>
+    </w:lvl>
+    <w:lvl w:ilvl="1" w:tplc="04090019" w:tentative="1">
+      <w:start w:val="1"/>
+      <w:numFmt w:val="lowerLetter"/>
+      <w:lvlText w:val="%2."/>
+      <w:lvlJc w:val="left"/>
+      <w:pPr>
+        <w:ind w:left="1440" w:hanging="360"/>
+      </w:pPr>
+    </w:lvl>
+    <w:lvl w:ilvl="2" w:tplc="0409001B" w:tentative="1">
+      <w:start w:val="1"/>
+      <w:numFmt w:val="lowerRoman"/>
+      <w:lvlText w:val="%3."/>
+      <w:lvlJc w:val="right"/>
+      <w:pPr>
+        <w:ind w:left="2160" w:hanging="180"/>
+      </w:pPr>
+    </w:lvl>
+    <w:lvl w:ilvl="3" w:tplc="0409000F" w:tentative="1">
+      <w:start w:val="1"/>
+      <w:numFmt w:val="decimal"/>
+      <w:lvlText w:val="%4."/>
+      <w:lvlJc w:val="left"/>
+      <w:pPr>
+        <w:ind w:left="2880" w:hanging="360"/>
+      </w:pPr>
+    </w:lvl>
+    <w:lvl w:ilvl="4" w:tplc="04090019" w:tentative="1">
+      <w:start w:val="1"/>
+      <w:numFmt w:val="lowerLetter"/>
+      <w:lvlText w:val="%5."/>
+      <w:lvlJc w:val="left"/>
+      <w:pPr>
+        <w:ind w:left="3600" w:hanging="360"/>
+      </w:pPr>
+    </w:lvl>
+    <w:lvl w:ilvl="5" w:tplc="0409001B" w:tentative="1">
+      <w:start w:val="1"/>
+      <w:numFmt w:val="lowerRoman"/>
+      <w:lvlText w:val="%6."/>
+      <w:lvlJc w:val="right"/>
+      <w:pPr>
+        <w:ind w:left="4320" w:hanging="180"/>
+      </w:pPr>
+    </w:lvl>
+    <w:lvl w:ilvl="6" w:tplc="0409000F" w:tentative="1">
+      <w:start w:val="1"/>
+      <w:numFmt w:val="decimal"/>
+      <w:lvlText w:val="%7."/>
+      <w:lvlJc w:val="left"/>
+      <w:pPr>
+        <w:ind w:left="5040" w:hanging="360"/>
+      </w:pPr>
+    </w:lvl>
+    <w:lvl w:ilvl="7" w:tplc="04090019" w:tentative="1">
+      <w:start w:val="1"/>
+      <w:numFmt w:val="lowerLetter"/>
+      <w:lvlText w:val="%8."/>
+      <w:lvlJc w:val="left"/>
+      <w:pPr>
+        <w:ind w:left="5760" w:hanging="360"/>
+      </w:pPr>
+    </w:lvl>
+    <w:lvl w:ilvl="8" w:tplc="0409001B" w:tentative="1">
+      <w:start w:val="1"/>
+      <w:numFmt w:val="lowerRoman"/>
+      <w:lvlText w:val="%9."/>
+      <w:lvlJc w:val="right"/>
+      <w:pPr>
+        <w:ind w:left="6480" w:hanging="180"/>
+      </w:pPr>
+    </w:lvl>
+  </w:abstractNum>
+  <w:abstractNum w:abstractNumId="27" w15:restartNumberingAfterBreak="0">
+    <w:nsid w:val="637B25C5"/>
+    <w:multiLevelType w:val="hybridMultilevel"/>
+    <w:tmpl w:val="1D8AA3A8"/>
+    <w:lvl w:ilvl="0" w:tplc="241A000F">
+      <w:start w:val="1"/>
+      <w:numFmt w:val="decimal"/>
+      <w:lvlText w:val="%1."/>
+      <w:lvlJc w:val="left"/>
+      <w:pPr>
+        <w:ind w:left="720" w:hanging="360"/>
+      </w:pPr>
+      <w:rPr>
+        <w:rFonts w:hint="default"/>
+      </w:rPr>
+    </w:lvl>
+    <w:lvl w:ilvl="1" w:tplc="241A0019" w:tentative="1">
+      <w:start w:val="1"/>
+      <w:numFmt w:val="lowerLetter"/>
+      <w:lvlText w:val="%2."/>
+      <w:lvlJc w:val="left"/>
+      <w:pPr>
+        <w:ind w:left="1440" w:hanging="360"/>
+      </w:pPr>
+    </w:lvl>
+    <w:lvl w:ilvl="2" w:tplc="241A001B" w:tentative="1">
+      <w:start w:val="1"/>
+      <w:numFmt w:val="lowerRoman"/>
+      <w:lvlText w:val="%3."/>
+      <w:lvlJc w:val="right"/>
+      <w:pPr>
+        <w:ind w:left="2160" w:hanging="180"/>
+      </w:pPr>
+    </w:lvl>
+    <w:lvl w:ilvl="3" w:tplc="241A000F" w:tentative="1">
+      <w:start w:val="1"/>
+      <w:numFmt w:val="decimal"/>
+      <w:lvlText w:val="%4."/>
+      <w:lvlJc w:val="left"/>
+      <w:pPr>
+        <w:ind w:left="2880" w:hanging="360"/>
+      </w:pPr>
+    </w:lvl>
+    <w:lvl w:ilvl="4" w:tplc="241A0019" w:tentative="1">
+      <w:start w:val="1"/>
+      <w:numFmt w:val="lowerLetter"/>
+      <w:lvlText w:val="%5."/>
+      <w:lvlJc w:val="left"/>
+      <w:pPr>
+        <w:ind w:left="3600" w:hanging="360"/>
+      </w:pPr>
+    </w:lvl>
+    <w:lvl w:ilvl="5" w:tplc="241A001B" w:tentative="1">
+      <w:start w:val="1"/>
+      <w:numFmt w:val="lowerRoman"/>
+      <w:lvlText w:val="%6."/>
+      <w:lvlJc w:val="right"/>
+      <w:pPr>
+        <w:ind w:left="4320" w:hanging="180"/>
+      </w:pPr>
+    </w:lvl>
+    <w:lvl w:ilvl="6" w:tplc="241A000F" w:tentative="1">
+      <w:start w:val="1"/>
+      <w:numFmt w:val="decimal"/>
+      <w:lvlText w:val="%7."/>
+      <w:lvlJc w:val="left"/>
+      <w:pPr>
+        <w:ind w:left="5040" w:hanging="360"/>
+      </w:pPr>
+    </w:lvl>
+    <w:lvl w:ilvl="7" w:tplc="241A0019" w:tentative="1">
+      <w:start w:val="1"/>
+      <w:numFmt w:val="lowerLetter"/>
+      <w:lvlText w:val="%8."/>
+      <w:lvlJc w:val="left"/>
+      <w:pPr>
+        <w:ind w:left="5760" w:hanging="360"/>
+      </w:pPr>
+    </w:lvl>
+    <w:lvl w:ilvl="8" w:tplc="241A001B" w:tentative="1">
+      <w:start w:val="1"/>
+      <w:numFmt w:val="lowerRoman"/>
+      <w:lvlText w:val="%9."/>
+      <w:lvlJc w:val="right"/>
+      <w:pPr>
+        <w:ind w:left="6480" w:hanging="180"/>
+      </w:pPr>
+    </w:lvl>
+  </w:abstractNum>
+  <w:abstractNum w:abstractNumId="28" w15:restartNumberingAfterBreak="0">
     <w:nsid w:val="67F3269D"/>
     <w:multiLevelType w:val="hybridMultilevel"/>
     <w:tmpl w:val="2F48427C"/>
@@ -24748,7 +29600,7 @@
       </w:pPr>
     </w:lvl>
   </w:abstractNum>
-  <w:abstractNum w:abstractNumId="24" w15:restartNumberingAfterBreak="0">
+  <w:abstractNum w:abstractNumId="29" w15:restartNumberingAfterBreak="0">
     <w:nsid w:val="6E5C03C2"/>
     <w:multiLevelType w:val="hybridMultilevel"/>
     <w:tmpl w:val="9FC6D9B4"/>
@@ -24861,7 +29713,7 @@
       </w:rPr>
     </w:lvl>
   </w:abstractNum>
-  <w:abstractNum w:abstractNumId="25" w15:restartNumberingAfterBreak="0">
+  <w:abstractNum w:abstractNumId="30" w15:restartNumberingAfterBreak="0">
     <w:nsid w:val="743C6F9D"/>
     <w:multiLevelType w:val="hybridMultilevel"/>
     <w:tmpl w:val="61F0A662"/>
@@ -24947,8 +29799,94 @@
       </w:pPr>
     </w:lvl>
   </w:abstractNum>
+  <w:abstractNum w:abstractNumId="31" w15:restartNumberingAfterBreak="0">
+    <w:nsid w:val="7FE83C6B"/>
+    <w:multiLevelType w:val="hybridMultilevel"/>
+    <w:tmpl w:val="4E684E0A"/>
+    <w:lvl w:ilvl="0" w:tplc="0409000F">
+      <w:start w:val="1"/>
+      <w:numFmt w:val="decimal"/>
+      <w:lvlText w:val="%1."/>
+      <w:lvlJc w:val="left"/>
+      <w:pPr>
+        <w:ind w:left="720" w:hanging="360"/>
+      </w:pPr>
+    </w:lvl>
+    <w:lvl w:ilvl="1" w:tplc="04090019" w:tentative="1">
+      <w:start w:val="1"/>
+      <w:numFmt w:val="lowerLetter"/>
+      <w:lvlText w:val="%2."/>
+      <w:lvlJc w:val="left"/>
+      <w:pPr>
+        <w:ind w:left="1440" w:hanging="360"/>
+      </w:pPr>
+    </w:lvl>
+    <w:lvl w:ilvl="2" w:tplc="0409001B" w:tentative="1">
+      <w:start w:val="1"/>
+      <w:numFmt w:val="lowerRoman"/>
+      <w:lvlText w:val="%3."/>
+      <w:lvlJc w:val="right"/>
+      <w:pPr>
+        <w:ind w:left="2160" w:hanging="180"/>
+      </w:pPr>
+    </w:lvl>
+    <w:lvl w:ilvl="3" w:tplc="0409000F" w:tentative="1">
+      <w:start w:val="1"/>
+      <w:numFmt w:val="decimal"/>
+      <w:lvlText w:val="%4."/>
+      <w:lvlJc w:val="left"/>
+      <w:pPr>
+        <w:ind w:left="2880" w:hanging="360"/>
+      </w:pPr>
+    </w:lvl>
+    <w:lvl w:ilvl="4" w:tplc="04090019" w:tentative="1">
+      <w:start w:val="1"/>
+      <w:numFmt w:val="lowerLetter"/>
+      <w:lvlText w:val="%5."/>
+      <w:lvlJc w:val="left"/>
+      <w:pPr>
+        <w:ind w:left="3600" w:hanging="360"/>
+      </w:pPr>
+    </w:lvl>
+    <w:lvl w:ilvl="5" w:tplc="0409001B" w:tentative="1">
+      <w:start w:val="1"/>
+      <w:numFmt w:val="lowerRoman"/>
+      <w:lvlText w:val="%6."/>
+      <w:lvlJc w:val="right"/>
+      <w:pPr>
+        <w:ind w:left="4320" w:hanging="180"/>
+      </w:pPr>
+    </w:lvl>
+    <w:lvl w:ilvl="6" w:tplc="0409000F" w:tentative="1">
+      <w:start w:val="1"/>
+      <w:numFmt w:val="decimal"/>
+      <w:lvlText w:val="%7."/>
+      <w:lvlJc w:val="left"/>
+      <w:pPr>
+        <w:ind w:left="5040" w:hanging="360"/>
+      </w:pPr>
+    </w:lvl>
+    <w:lvl w:ilvl="7" w:tplc="04090019" w:tentative="1">
+      <w:start w:val="1"/>
+      <w:numFmt w:val="lowerLetter"/>
+      <w:lvlText w:val="%8."/>
+      <w:lvlJc w:val="left"/>
+      <w:pPr>
+        <w:ind w:left="5760" w:hanging="360"/>
+      </w:pPr>
+    </w:lvl>
+    <w:lvl w:ilvl="8" w:tplc="0409001B" w:tentative="1">
+      <w:start w:val="1"/>
+      <w:numFmt w:val="lowerRoman"/>
+      <w:lvlText w:val="%9."/>
+      <w:lvlJc w:val="right"/>
+      <w:pPr>
+        <w:ind w:left="6480" w:hanging="180"/>
+      </w:pPr>
+    </w:lvl>
+  </w:abstractNum>
   <w:num w:numId="1" w16cid:durableId="521362980">
-    <w:abstractNumId w:val="6"/>
+    <w:abstractNumId w:val="8"/>
     <w:lvlOverride w:ilvl="0">
       <w:startOverride w:val="1"/>
     </w:lvlOverride>
@@ -24978,31 +29916,31 @@
     </w:lvlOverride>
   </w:num>
   <w:num w:numId="2" w16cid:durableId="569998566">
-    <w:abstractNumId w:val="3"/>
+    <w:abstractNumId w:val="5"/>
   </w:num>
   <w:num w:numId="3" w16cid:durableId="1450395115">
-    <w:abstractNumId w:val="4"/>
+    <w:abstractNumId w:val="6"/>
   </w:num>
   <w:num w:numId="4" w16cid:durableId="1538199630">
-    <w:abstractNumId w:val="8"/>
+    <w:abstractNumId w:val="10"/>
   </w:num>
   <w:num w:numId="5" w16cid:durableId="1545562693">
-    <w:abstractNumId w:val="22"/>
+    <w:abstractNumId w:val="25"/>
   </w:num>
   <w:num w:numId="6" w16cid:durableId="1031884937">
     <w:abstractNumId w:val="0"/>
   </w:num>
   <w:num w:numId="7" w16cid:durableId="6368777">
-    <w:abstractNumId w:val="7"/>
+    <w:abstractNumId w:val="9"/>
   </w:num>
   <w:num w:numId="8" w16cid:durableId="1358314950">
-    <w:abstractNumId w:val="18"/>
+    <w:abstractNumId w:val="21"/>
   </w:num>
   <w:num w:numId="9" w16cid:durableId="196432281">
-    <w:abstractNumId w:val="21"/>
+    <w:abstractNumId w:val="24"/>
   </w:num>
   <w:num w:numId="10" w16cid:durableId="28190339">
-    <w:abstractNumId w:val="25"/>
+    <w:abstractNumId w:val="30"/>
     <w:lvlOverride w:ilvl="0">
       <w:startOverride w:val="1"/>
     </w:lvlOverride>
@@ -25032,7 +29970,7 @@
     </w:lvlOverride>
   </w:num>
   <w:num w:numId="11" w16cid:durableId="786704908">
-    <w:abstractNumId w:val="23"/>
+    <w:abstractNumId w:val="28"/>
     <w:lvlOverride w:ilvl="0">
       <w:startOverride w:val="1"/>
     </w:lvlOverride>
@@ -25062,7 +30000,7 @@
     </w:lvlOverride>
   </w:num>
   <w:num w:numId="12" w16cid:durableId="603414918">
-    <w:abstractNumId w:val="17"/>
+    <w:abstractNumId w:val="20"/>
     <w:lvlOverride w:ilvl="0">
       <w:startOverride w:val="1"/>
     </w:lvlOverride>
@@ -25092,7 +30030,7 @@
     </w:lvlOverride>
   </w:num>
   <w:num w:numId="13" w16cid:durableId="83454627">
-    <w:abstractNumId w:val="2"/>
+    <w:abstractNumId w:val="4"/>
     <w:lvlOverride w:ilvl="0">
       <w:startOverride w:val="1"/>
     </w:lvlOverride>
@@ -25122,7 +30060,7 @@
     </w:lvlOverride>
   </w:num>
   <w:num w:numId="14" w16cid:durableId="985859530">
-    <w:abstractNumId w:val="1"/>
+    <w:abstractNumId w:val="3"/>
     <w:lvlOverride w:ilvl="0">
       <w:startOverride w:val="1"/>
     </w:lvlOverride>
@@ -25152,7 +30090,7 @@
     </w:lvlOverride>
   </w:num>
   <w:num w:numId="15" w16cid:durableId="1116679317">
-    <w:abstractNumId w:val="5"/>
+    <w:abstractNumId w:val="7"/>
     <w:lvlOverride w:ilvl="0">
       <w:startOverride w:val="1"/>
     </w:lvlOverride>
@@ -25182,6 +30120,216 @@
     </w:lvlOverride>
   </w:num>
   <w:num w:numId="16" w16cid:durableId="1242839110">
+    <w:abstractNumId w:val="19"/>
+    <w:lvlOverride w:ilvl="0">
+      <w:startOverride w:val="1"/>
+    </w:lvlOverride>
+    <w:lvlOverride w:ilvl="1">
+      <w:startOverride w:val="1"/>
+    </w:lvlOverride>
+    <w:lvlOverride w:ilvl="2">
+      <w:startOverride w:val="1"/>
+    </w:lvlOverride>
+    <w:lvlOverride w:ilvl="3">
+      <w:startOverride w:val="1"/>
+    </w:lvlOverride>
+    <w:lvlOverride w:ilvl="4">
+      <w:startOverride w:val="1"/>
+    </w:lvlOverride>
+    <w:lvlOverride w:ilvl="5">
+      <w:startOverride w:val="1"/>
+    </w:lvlOverride>
+    <w:lvlOverride w:ilvl="6">
+      <w:startOverride w:val="1"/>
+    </w:lvlOverride>
+    <w:lvlOverride w:ilvl="7">
+      <w:startOverride w:val="1"/>
+    </w:lvlOverride>
+    <w:lvlOverride w:ilvl="8">
+      <w:startOverride w:val="1"/>
+    </w:lvlOverride>
+  </w:num>
+  <w:num w:numId="17" w16cid:durableId="1174688564">
+    <w:abstractNumId w:val="22"/>
+    <w:lvlOverride w:ilvl="0">
+      <w:startOverride w:val="1"/>
+    </w:lvlOverride>
+    <w:lvlOverride w:ilvl="1">
+      <w:startOverride w:val="1"/>
+    </w:lvlOverride>
+    <w:lvlOverride w:ilvl="2">
+      <w:startOverride w:val="1"/>
+    </w:lvlOverride>
+    <w:lvlOverride w:ilvl="3">
+      <w:startOverride w:val="1"/>
+    </w:lvlOverride>
+    <w:lvlOverride w:ilvl="4">
+      <w:startOverride w:val="1"/>
+    </w:lvlOverride>
+    <w:lvlOverride w:ilvl="5">
+      <w:startOverride w:val="1"/>
+    </w:lvlOverride>
+    <w:lvlOverride w:ilvl="6">
+      <w:startOverride w:val="1"/>
+    </w:lvlOverride>
+    <w:lvlOverride w:ilvl="7">
+      <w:startOverride w:val="1"/>
+    </w:lvlOverride>
+    <w:lvlOverride w:ilvl="8">
+      <w:startOverride w:val="1"/>
+    </w:lvlOverride>
+  </w:num>
+  <w:num w:numId="18" w16cid:durableId="897545358">
+    <w:abstractNumId w:val="15"/>
+    <w:lvlOverride w:ilvl="0">
+      <w:startOverride w:val="1"/>
+    </w:lvlOverride>
+    <w:lvlOverride w:ilvl="1">
+      <w:startOverride w:val="1"/>
+    </w:lvlOverride>
+    <w:lvlOverride w:ilvl="2">
+      <w:startOverride w:val="1"/>
+    </w:lvlOverride>
+    <w:lvlOverride w:ilvl="3">
+      <w:startOverride w:val="1"/>
+    </w:lvlOverride>
+    <w:lvlOverride w:ilvl="4">
+      <w:startOverride w:val="1"/>
+    </w:lvlOverride>
+    <w:lvlOverride w:ilvl="5">
+      <w:startOverride w:val="1"/>
+    </w:lvlOverride>
+    <w:lvlOverride w:ilvl="6">
+      <w:startOverride w:val="1"/>
+    </w:lvlOverride>
+    <w:lvlOverride w:ilvl="7">
+      <w:startOverride w:val="1"/>
+    </w:lvlOverride>
+    <w:lvlOverride w:ilvl="8">
+      <w:startOverride w:val="1"/>
+    </w:lvlOverride>
+  </w:num>
+  <w:num w:numId="19" w16cid:durableId="1289823368">
+    <w:abstractNumId w:val="14"/>
+    <w:lvlOverride w:ilvl="0">
+      <w:startOverride w:val="1"/>
+    </w:lvlOverride>
+    <w:lvlOverride w:ilvl="1">
+      <w:startOverride w:val="1"/>
+    </w:lvlOverride>
+    <w:lvlOverride w:ilvl="2">
+      <w:startOverride w:val="1"/>
+    </w:lvlOverride>
+    <w:lvlOverride w:ilvl="3">
+      <w:startOverride w:val="1"/>
+    </w:lvlOverride>
+    <w:lvlOverride w:ilvl="4">
+      <w:startOverride w:val="1"/>
+    </w:lvlOverride>
+    <w:lvlOverride w:ilvl="5">
+      <w:startOverride w:val="1"/>
+    </w:lvlOverride>
+    <w:lvlOverride w:ilvl="6">
+      <w:startOverride w:val="1"/>
+    </w:lvlOverride>
+    <w:lvlOverride w:ilvl="7">
+      <w:startOverride w:val="1"/>
+    </w:lvlOverride>
+    <w:lvlOverride w:ilvl="8">
+      <w:startOverride w:val="1"/>
+    </w:lvlOverride>
+  </w:num>
+  <w:num w:numId="20" w16cid:durableId="1634023468">
+    <w:abstractNumId w:val="18"/>
+    <w:lvlOverride w:ilvl="0">
+      <w:startOverride w:val="1"/>
+    </w:lvlOverride>
+    <w:lvlOverride w:ilvl="1">
+      <w:startOverride w:val="1"/>
+    </w:lvlOverride>
+    <w:lvlOverride w:ilvl="2">
+      <w:startOverride w:val="1"/>
+    </w:lvlOverride>
+    <w:lvlOverride w:ilvl="3">
+      <w:startOverride w:val="1"/>
+    </w:lvlOverride>
+    <w:lvlOverride w:ilvl="4">
+      <w:startOverride w:val="1"/>
+    </w:lvlOverride>
+    <w:lvlOverride w:ilvl="5">
+      <w:startOverride w:val="1"/>
+    </w:lvlOverride>
+    <w:lvlOverride w:ilvl="6">
+      <w:startOverride w:val="1"/>
+    </w:lvlOverride>
+    <w:lvlOverride w:ilvl="7">
+      <w:startOverride w:val="1"/>
+    </w:lvlOverride>
+    <w:lvlOverride w:ilvl="8">
+      <w:startOverride w:val="1"/>
+    </w:lvlOverride>
+  </w:num>
+  <w:num w:numId="21" w16cid:durableId="250360372">
+    <w:abstractNumId w:val="11"/>
+    <w:lvlOverride w:ilvl="0">
+      <w:startOverride w:val="1"/>
+    </w:lvlOverride>
+    <w:lvlOverride w:ilvl="1">
+      <w:startOverride w:val="1"/>
+    </w:lvlOverride>
+    <w:lvlOverride w:ilvl="2">
+      <w:startOverride w:val="1"/>
+    </w:lvlOverride>
+    <w:lvlOverride w:ilvl="3">
+      <w:startOverride w:val="1"/>
+    </w:lvlOverride>
+    <w:lvlOverride w:ilvl="4">
+      <w:startOverride w:val="1"/>
+    </w:lvlOverride>
+    <w:lvlOverride w:ilvl="5">
+      <w:startOverride w:val="1"/>
+    </w:lvlOverride>
+    <w:lvlOverride w:ilvl="6">
+      <w:startOverride w:val="1"/>
+    </w:lvlOverride>
+    <w:lvlOverride w:ilvl="7">
+      <w:startOverride w:val="1"/>
+    </w:lvlOverride>
+    <w:lvlOverride w:ilvl="8">
+      <w:startOverride w:val="1"/>
+    </w:lvlOverride>
+  </w:num>
+  <w:num w:numId="22" w16cid:durableId="702173212">
+    <w:abstractNumId w:val="13"/>
+    <w:lvlOverride w:ilvl="0">
+      <w:startOverride w:val="1"/>
+    </w:lvlOverride>
+    <w:lvlOverride w:ilvl="1">
+      <w:startOverride w:val="1"/>
+    </w:lvlOverride>
+    <w:lvlOverride w:ilvl="2">
+      <w:startOverride w:val="1"/>
+    </w:lvlOverride>
+    <w:lvlOverride w:ilvl="3">
+      <w:startOverride w:val="1"/>
+    </w:lvlOverride>
+    <w:lvlOverride w:ilvl="4">
+      <w:startOverride w:val="1"/>
+    </w:lvlOverride>
+    <w:lvlOverride w:ilvl="5">
+      <w:startOverride w:val="1"/>
+    </w:lvlOverride>
+    <w:lvlOverride w:ilvl="6">
+      <w:startOverride w:val="1"/>
+    </w:lvlOverride>
+    <w:lvlOverride w:ilvl="7">
+      <w:startOverride w:val="1"/>
+    </w:lvlOverride>
+    <w:lvlOverride w:ilvl="8">
+      <w:startOverride w:val="1"/>
+    </w:lvlOverride>
+  </w:num>
+  <w:num w:numId="23" w16cid:durableId="670061587">
     <w:abstractNumId w:val="16"/>
     <w:lvlOverride w:ilvl="0">
       <w:startOverride w:val="1"/>
@@ -25211,224 +30359,35 @@
       <w:startOverride w:val="1"/>
     </w:lvlOverride>
   </w:num>
-  <w:num w:numId="17" w16cid:durableId="1174688564">
-    <w:abstractNumId w:val="19"/>
-    <w:lvlOverride w:ilvl="0">
-      <w:startOverride w:val="1"/>
-    </w:lvlOverride>
-    <w:lvlOverride w:ilvl="1">
-      <w:startOverride w:val="1"/>
-    </w:lvlOverride>
-    <w:lvlOverride w:ilvl="2">
-      <w:startOverride w:val="1"/>
-    </w:lvlOverride>
-    <w:lvlOverride w:ilvl="3">
-      <w:startOverride w:val="1"/>
-    </w:lvlOverride>
-    <w:lvlOverride w:ilvl="4">
-      <w:startOverride w:val="1"/>
-    </w:lvlOverride>
-    <w:lvlOverride w:ilvl="5">
-      <w:startOverride w:val="1"/>
-    </w:lvlOverride>
-    <w:lvlOverride w:ilvl="6">
-      <w:startOverride w:val="1"/>
-    </w:lvlOverride>
-    <w:lvlOverride w:ilvl="7">
-      <w:startOverride w:val="1"/>
-    </w:lvlOverride>
-    <w:lvlOverride w:ilvl="8">
-      <w:startOverride w:val="1"/>
-    </w:lvlOverride>
-  </w:num>
-  <w:num w:numId="18" w16cid:durableId="897545358">
-    <w:abstractNumId w:val="12"/>
-    <w:lvlOverride w:ilvl="0">
-      <w:startOverride w:val="1"/>
-    </w:lvlOverride>
-    <w:lvlOverride w:ilvl="1">
-      <w:startOverride w:val="1"/>
-    </w:lvlOverride>
-    <w:lvlOverride w:ilvl="2">
-      <w:startOverride w:val="1"/>
-    </w:lvlOverride>
-    <w:lvlOverride w:ilvl="3">
-      <w:startOverride w:val="1"/>
-    </w:lvlOverride>
-    <w:lvlOverride w:ilvl="4">
-      <w:startOverride w:val="1"/>
-    </w:lvlOverride>
-    <w:lvlOverride w:ilvl="5">
-      <w:startOverride w:val="1"/>
-    </w:lvlOverride>
-    <w:lvlOverride w:ilvl="6">
-      <w:startOverride w:val="1"/>
-    </w:lvlOverride>
-    <w:lvlOverride w:ilvl="7">
-      <w:startOverride w:val="1"/>
-    </w:lvlOverride>
-    <w:lvlOverride w:ilvl="8">
-      <w:startOverride w:val="1"/>
-    </w:lvlOverride>
-  </w:num>
-  <w:num w:numId="19" w16cid:durableId="1289823368">
-    <w:abstractNumId w:val="11"/>
-    <w:lvlOverride w:ilvl="0">
-      <w:startOverride w:val="1"/>
-    </w:lvlOverride>
-    <w:lvlOverride w:ilvl="1">
-      <w:startOverride w:val="1"/>
-    </w:lvlOverride>
-    <w:lvlOverride w:ilvl="2">
-      <w:startOverride w:val="1"/>
-    </w:lvlOverride>
-    <w:lvlOverride w:ilvl="3">
-      <w:startOverride w:val="1"/>
-    </w:lvlOverride>
-    <w:lvlOverride w:ilvl="4">
-      <w:startOverride w:val="1"/>
-    </w:lvlOverride>
-    <w:lvlOverride w:ilvl="5">
-      <w:startOverride w:val="1"/>
-    </w:lvlOverride>
-    <w:lvlOverride w:ilvl="6">
-      <w:startOverride w:val="1"/>
-    </w:lvlOverride>
-    <w:lvlOverride w:ilvl="7">
-      <w:startOverride w:val="1"/>
-    </w:lvlOverride>
-    <w:lvlOverride w:ilvl="8">
-      <w:startOverride w:val="1"/>
-    </w:lvlOverride>
-  </w:num>
-  <w:num w:numId="20" w16cid:durableId="1634023468">
-    <w:abstractNumId w:val="15"/>
-    <w:lvlOverride w:ilvl="0">
-      <w:startOverride w:val="1"/>
-    </w:lvlOverride>
-    <w:lvlOverride w:ilvl="1">
-      <w:startOverride w:val="1"/>
-    </w:lvlOverride>
-    <w:lvlOverride w:ilvl="2">
-      <w:startOverride w:val="1"/>
-    </w:lvlOverride>
-    <w:lvlOverride w:ilvl="3">
-      <w:startOverride w:val="1"/>
-    </w:lvlOverride>
-    <w:lvlOverride w:ilvl="4">
-      <w:startOverride w:val="1"/>
-    </w:lvlOverride>
-    <w:lvlOverride w:ilvl="5">
-      <w:startOverride w:val="1"/>
-    </w:lvlOverride>
-    <w:lvlOverride w:ilvl="6">
-      <w:startOverride w:val="1"/>
-    </w:lvlOverride>
-    <w:lvlOverride w:ilvl="7">
-      <w:startOverride w:val="1"/>
-    </w:lvlOverride>
-    <w:lvlOverride w:ilvl="8">
-      <w:startOverride w:val="1"/>
-    </w:lvlOverride>
-  </w:num>
-  <w:num w:numId="21" w16cid:durableId="250360372">
-    <w:abstractNumId w:val="9"/>
-    <w:lvlOverride w:ilvl="0">
-      <w:startOverride w:val="1"/>
-    </w:lvlOverride>
-    <w:lvlOverride w:ilvl="1">
-      <w:startOverride w:val="1"/>
-    </w:lvlOverride>
-    <w:lvlOverride w:ilvl="2">
-      <w:startOverride w:val="1"/>
-    </w:lvlOverride>
-    <w:lvlOverride w:ilvl="3">
-      <w:startOverride w:val="1"/>
-    </w:lvlOverride>
-    <w:lvlOverride w:ilvl="4">
-      <w:startOverride w:val="1"/>
-    </w:lvlOverride>
-    <w:lvlOverride w:ilvl="5">
-      <w:startOverride w:val="1"/>
-    </w:lvlOverride>
-    <w:lvlOverride w:ilvl="6">
-      <w:startOverride w:val="1"/>
-    </w:lvlOverride>
-    <w:lvlOverride w:ilvl="7">
-      <w:startOverride w:val="1"/>
-    </w:lvlOverride>
-    <w:lvlOverride w:ilvl="8">
-      <w:startOverride w:val="1"/>
-    </w:lvlOverride>
-  </w:num>
-  <w:num w:numId="22" w16cid:durableId="702173212">
-    <w:abstractNumId w:val="10"/>
-    <w:lvlOverride w:ilvl="0">
-      <w:startOverride w:val="1"/>
-    </w:lvlOverride>
-    <w:lvlOverride w:ilvl="1">
-      <w:startOverride w:val="1"/>
-    </w:lvlOverride>
-    <w:lvlOverride w:ilvl="2">
-      <w:startOverride w:val="1"/>
-    </w:lvlOverride>
-    <w:lvlOverride w:ilvl="3">
-      <w:startOverride w:val="1"/>
-    </w:lvlOverride>
-    <w:lvlOverride w:ilvl="4">
-      <w:startOverride w:val="1"/>
-    </w:lvlOverride>
-    <w:lvlOverride w:ilvl="5">
-      <w:startOverride w:val="1"/>
-    </w:lvlOverride>
-    <w:lvlOverride w:ilvl="6">
-      <w:startOverride w:val="1"/>
-    </w:lvlOverride>
-    <w:lvlOverride w:ilvl="7">
-      <w:startOverride w:val="1"/>
-    </w:lvlOverride>
-    <w:lvlOverride w:ilvl="8">
-      <w:startOverride w:val="1"/>
-    </w:lvlOverride>
-  </w:num>
-  <w:num w:numId="23" w16cid:durableId="670061587">
-    <w:abstractNumId w:val="13"/>
-    <w:lvlOverride w:ilvl="0">
-      <w:startOverride w:val="1"/>
-    </w:lvlOverride>
-    <w:lvlOverride w:ilvl="1">
-      <w:startOverride w:val="1"/>
-    </w:lvlOverride>
-    <w:lvlOverride w:ilvl="2">
-      <w:startOverride w:val="1"/>
-    </w:lvlOverride>
-    <w:lvlOverride w:ilvl="3">
-      <w:startOverride w:val="1"/>
-    </w:lvlOverride>
-    <w:lvlOverride w:ilvl="4">
-      <w:startOverride w:val="1"/>
-    </w:lvlOverride>
-    <w:lvlOverride w:ilvl="5">
-      <w:startOverride w:val="1"/>
-    </w:lvlOverride>
-    <w:lvlOverride w:ilvl="6">
-      <w:startOverride w:val="1"/>
-    </w:lvlOverride>
-    <w:lvlOverride w:ilvl="7">
-      <w:startOverride w:val="1"/>
-    </w:lvlOverride>
-    <w:lvlOverride w:ilvl="8">
-      <w:startOverride w:val="1"/>
-    </w:lvlOverride>
-  </w:num>
   <w:num w:numId="24" w16cid:durableId="1741557288">
-    <w:abstractNumId w:val="14"/>
+    <w:abstractNumId w:val="17"/>
   </w:num>
   <w:num w:numId="25" w16cid:durableId="876046518">
-    <w:abstractNumId w:val="20"/>
+    <w:abstractNumId w:val="23"/>
   </w:num>
   <w:num w:numId="26" w16cid:durableId="1731344555">
-    <w:abstractNumId w:val="24"/>
+    <w:abstractNumId w:val="29"/>
+  </w:num>
+  <w:num w:numId="27" w16cid:durableId="581060620">
+    <w:abstractNumId w:val="2"/>
+  </w:num>
+  <w:num w:numId="28" w16cid:durableId="596712542">
+    <w:abstractNumId w:val="3"/>
+  </w:num>
+  <w:num w:numId="29" w16cid:durableId="2079130516">
+    <w:abstractNumId w:val="1"/>
+  </w:num>
+  <w:num w:numId="30" w16cid:durableId="1726758922">
+    <w:abstractNumId w:val="27"/>
+  </w:num>
+  <w:num w:numId="31" w16cid:durableId="2079552732">
+    <w:abstractNumId w:val="31"/>
+  </w:num>
+  <w:num w:numId="32" w16cid:durableId="730738188">
+    <w:abstractNumId w:val="12"/>
+  </w:num>
+  <w:num w:numId="33" w16cid:durableId="88359005">
+    <w:abstractNumId w:val="26"/>
   </w:num>
 </w:numbering>
 </file>

--- a/Nemacki_podsetnik.docx
+++ b/Nemacki_podsetnik.docx
@@ -26935,7 +26935,7 @@
       </w:pPr>
     </w:p>
     <w:sectPr>
-      <w:pgSz w:w="12240" w:h="15840"/>
+      <w:pgSz w:w="12240" w:h="15840" w:code="1"/>
       <w:pgMar w:top="1440" w:right="1440" w:bottom="1440" w:left="1440" w:header="720" w:footer="720" w:gutter="0"/>
       <w:cols w:space="720"/>
       <w:docGrid w:linePitch="360"/>

--- a/Nemacki_podsetnik.docx
+++ b/Nemacki_podsetnik.docx
@@ -26934,6 +26934,5106 @@
         </w:rPr>
       </w:pPr>
     </w:p>
+    <w:p>
+      <w:pPr>
+        <w:pStyle w:val="NoSpacing"/>
+        <w:rPr>
+          <w:lang w:val="de-DE"/>
+        </w:rPr>
+      </w:pPr>
+    </w:p>
+    <w:p>
+      <w:pPr>
+        <w:pStyle w:val="NoSpacing"/>
+        <w:jc w:val="center"/>
+        <w:rPr>
+          <w:b/>
+          <w:bCs/>
+          <w:sz w:val="36"/>
+          <w:szCs w:val="36"/>
+          <w:lang w:val="sr-Latn-RS"/>
+        </w:rPr>
+      </w:pPr>
+    </w:p>
+    <w:p>
+      <w:pPr>
+        <w:pStyle w:val="NoSpacing"/>
+        <w:jc w:val="center"/>
+        <w:rPr>
+          <w:b/>
+          <w:bCs/>
+          <w:sz w:val="36"/>
+          <w:szCs w:val="36"/>
+          <w:lang w:val="sr-Latn-RS"/>
+        </w:rPr>
+      </w:pPr>
+    </w:p>
+    <w:p>
+      <w:pPr>
+        <w:pStyle w:val="NoSpacing"/>
+        <w:jc w:val="center"/>
+        <w:rPr>
+          <w:b/>
+          <w:bCs/>
+          <w:sz w:val="36"/>
+          <w:szCs w:val="36"/>
+          <w:lang w:val="sr-Latn-RS"/>
+        </w:rPr>
+      </w:pPr>
+    </w:p>
+    <w:p>
+      <w:pPr>
+        <w:pStyle w:val="NoSpacing"/>
+        <w:jc w:val="center"/>
+        <w:rPr>
+          <w:b/>
+          <w:bCs/>
+          <w:sz w:val="36"/>
+          <w:szCs w:val="36"/>
+          <w:lang w:val="sr-Latn-RS"/>
+        </w:rPr>
+      </w:pPr>
+    </w:p>
+    <w:p>
+      <w:pPr>
+        <w:pStyle w:val="NoSpacing"/>
+        <w:jc w:val="center"/>
+        <w:rPr>
+          <w:b/>
+          <w:bCs/>
+          <w:sz w:val="36"/>
+          <w:szCs w:val="36"/>
+          <w:lang w:val="sr-Latn-RS"/>
+        </w:rPr>
+      </w:pPr>
+    </w:p>
+    <w:p>
+      <w:pPr>
+        <w:pStyle w:val="NoSpacing"/>
+        <w:jc w:val="center"/>
+        <w:rPr>
+          <w:b/>
+          <w:bCs/>
+          <w:sz w:val="36"/>
+          <w:szCs w:val="36"/>
+          <w:lang w:val="sr-Latn-RS"/>
+        </w:rPr>
+      </w:pPr>
+    </w:p>
+    <w:p>
+      <w:pPr>
+        <w:pStyle w:val="NoSpacing"/>
+        <w:jc w:val="center"/>
+        <w:rPr>
+          <w:b/>
+          <w:bCs/>
+          <w:sz w:val="36"/>
+          <w:szCs w:val="36"/>
+          <w:lang w:val="sr-Latn-RS"/>
+        </w:rPr>
+      </w:pPr>
+    </w:p>
+    <w:p>
+      <w:pPr>
+        <w:pStyle w:val="NoSpacing"/>
+        <w:jc w:val="center"/>
+        <w:rPr>
+          <w:b/>
+          <w:bCs/>
+          <w:sz w:val="36"/>
+          <w:szCs w:val="36"/>
+          <w:lang w:val="sr-Latn-RS"/>
+        </w:rPr>
+      </w:pPr>
+    </w:p>
+    <w:p>
+      <w:pPr>
+        <w:pStyle w:val="NoSpacing"/>
+        <w:jc w:val="center"/>
+        <w:rPr>
+          <w:b/>
+          <w:bCs/>
+          <w:sz w:val="36"/>
+          <w:szCs w:val="36"/>
+          <w:lang w:val="sr-Latn-RS"/>
+        </w:rPr>
+      </w:pPr>
+    </w:p>
+    <w:p>
+      <w:pPr>
+        <w:pStyle w:val="NoSpacing"/>
+        <w:jc w:val="center"/>
+        <w:rPr>
+          <w:b/>
+          <w:bCs/>
+          <w:sz w:val="36"/>
+          <w:szCs w:val="36"/>
+          <w:lang w:val="sr-Latn-RS"/>
+        </w:rPr>
+      </w:pPr>
+    </w:p>
+    <w:p>
+      <w:pPr>
+        <w:pStyle w:val="NoSpacing"/>
+        <w:jc w:val="center"/>
+        <w:rPr>
+          <w:b/>
+          <w:bCs/>
+          <w:sz w:val="36"/>
+          <w:szCs w:val="36"/>
+          <w:lang w:val="sr-Latn-RS"/>
+        </w:rPr>
+      </w:pPr>
+    </w:p>
+    <w:p>
+      <w:pPr>
+        <w:pStyle w:val="NoSpacing"/>
+        <w:jc w:val="center"/>
+        <w:rPr>
+          <w:b/>
+          <w:bCs/>
+          <w:sz w:val="36"/>
+          <w:szCs w:val="36"/>
+          <w:lang w:val="sr-Latn-RS"/>
+        </w:rPr>
+      </w:pPr>
+    </w:p>
+    <w:p>
+      <w:pPr>
+        <w:pStyle w:val="NoSpacing"/>
+        <w:jc w:val="center"/>
+        <w:rPr>
+          <w:b/>
+          <w:bCs/>
+          <w:sz w:val="36"/>
+          <w:szCs w:val="36"/>
+          <w:lang w:val="sr-Latn-RS"/>
+        </w:rPr>
+      </w:pPr>
+    </w:p>
+    <w:p>
+      <w:pPr>
+        <w:pStyle w:val="NoSpacing"/>
+        <w:jc w:val="center"/>
+        <w:rPr>
+          <w:b/>
+          <w:bCs/>
+          <w:sz w:val="36"/>
+          <w:szCs w:val="36"/>
+          <w:lang w:val="sr-Latn-RS"/>
+        </w:rPr>
+      </w:pPr>
+    </w:p>
+    <w:p>
+      <w:pPr>
+        <w:pStyle w:val="NoSpacing"/>
+        <w:jc w:val="center"/>
+        <w:rPr>
+          <w:b/>
+          <w:bCs/>
+          <w:sz w:val="36"/>
+          <w:szCs w:val="36"/>
+          <w:lang w:val="sr-Latn-RS"/>
+        </w:rPr>
+      </w:pPr>
+    </w:p>
+    <w:p>
+      <w:pPr>
+        <w:pStyle w:val="NoSpacing"/>
+        <w:jc w:val="center"/>
+        <w:rPr>
+          <w:b/>
+          <w:bCs/>
+          <w:sz w:val="36"/>
+          <w:szCs w:val="36"/>
+          <w:lang w:val="sr-Latn-RS"/>
+        </w:rPr>
+      </w:pPr>
+    </w:p>
+    <w:p>
+      <w:pPr>
+        <w:pStyle w:val="NoSpacing"/>
+        <w:jc w:val="center"/>
+        <w:rPr>
+          <w:b/>
+          <w:bCs/>
+          <w:sz w:val="36"/>
+          <w:szCs w:val="36"/>
+          <w:lang w:val="sr-Latn-RS"/>
+        </w:rPr>
+      </w:pPr>
+    </w:p>
+    <w:p>
+      <w:pPr>
+        <w:pStyle w:val="NoSpacing"/>
+        <w:jc w:val="center"/>
+        <w:rPr>
+          <w:b/>
+          <w:bCs/>
+          <w:sz w:val="36"/>
+          <w:szCs w:val="36"/>
+          <w:lang w:val="sr-Latn-RS"/>
+        </w:rPr>
+      </w:pPr>
+    </w:p>
+    <w:p>
+      <w:pPr>
+        <w:pStyle w:val="NoSpacing"/>
+        <w:jc w:val="center"/>
+        <w:rPr>
+          <w:b/>
+          <w:bCs/>
+          <w:sz w:val="36"/>
+          <w:szCs w:val="36"/>
+          <w:lang w:val="sr-Latn-RS"/>
+        </w:rPr>
+      </w:pPr>
+      <w:r>
+        <w:rPr>
+          <w:b/>
+          <w:bCs/>
+          <w:sz w:val="36"/>
+          <w:szCs w:val="36"/>
+          <w:lang w:val="sr-Latn-RS"/>
+        </w:rPr>
+        <w:lastRenderedPageBreak/>
+        <w:t>Die Schwache Adjektivdeklination</w:t>
+      </w:r>
+      <w:r>
+        <w:rPr>
+          <w:b/>
+          <w:bCs/>
+          <w:sz w:val="36"/>
+          <w:szCs w:val="36"/>
+          <w:lang w:val="sr-Latn-RS"/>
+        </w:rPr>
+        <w:br/>
+        <w:t xml:space="preserve">Slaba pridevska deklinacija </w:t>
+      </w:r>
+      <w:r>
+        <w:rPr>
+          <w:b/>
+          <w:bCs/>
+          <w:sz w:val="36"/>
+          <w:szCs w:val="36"/>
+          <w:lang w:val="sr-Latn-RS"/>
+        </w:rPr>
+        <w:br/>
+      </w:r>
+    </w:p>
+    <w:p>
+      <w:pPr>
+        <w:rPr>
+          <w:rFonts w:cs="JetBrains Mono NL"/>
+          <w:b/>
+          <w:bCs/>
+          <w:sz w:val="28"/>
+          <w:szCs w:val="28"/>
+          <w:lang w:val="sr-Latn-RS"/>
+        </w:rPr>
+      </w:pPr>
+      <w:r>
+        <w:rPr>
+          <w:rFonts w:cs="JetBrains Mono NL"/>
+          <w:b/>
+          <w:bCs/>
+          <w:sz w:val="28"/>
+          <w:szCs w:val="28"/>
+          <w:lang w:val="sr-Latn-RS"/>
+        </w:rPr>
+        <w:t>Kada se ispred prideva nađe:</w:t>
+      </w:r>
+    </w:p>
+    <w:p>
+      <w:pPr>
+        <w:rPr>
+          <w:rFonts w:cs="JetBrains Mono NL"/>
+          <w:szCs w:val="20"/>
+          <w:lang w:val="sr-Latn-RS"/>
+        </w:rPr>
+      </w:pPr>
+      <w:r>
+        <w:rPr>
+          <w:rFonts w:cs="JetBrains Mono NL"/>
+          <w:szCs w:val="20"/>
+          <w:lang w:val="sr-Latn-RS"/>
+        </w:rPr>
+        <w:t>1. der, die, das, die</w:t>
+      </w:r>
+    </w:p>
+    <w:p>
+      <w:pPr>
+        <w:rPr>
+          <w:rFonts w:cs="JetBrains Mono NL"/>
+          <w:szCs w:val="20"/>
+          <w:lang w:val="sr-Latn-RS"/>
+        </w:rPr>
+      </w:pPr>
+      <w:r>
+        <w:rPr>
+          <w:rFonts w:cs="JetBrains Mono NL"/>
+          <w:szCs w:val="20"/>
+          <w:lang w:val="sr-Latn-RS"/>
+        </w:rPr>
+        <w:t>2. derjenige, diejenige, dasjenige, diejenigen</w:t>
+      </w:r>
+    </w:p>
+    <w:p>
+      <w:pPr>
+        <w:rPr>
+          <w:rFonts w:cs="JetBrains Mono NL"/>
+          <w:szCs w:val="20"/>
+          <w:lang w:val="sr-Latn-RS"/>
+        </w:rPr>
+      </w:pPr>
+      <w:r>
+        <w:rPr>
+          <w:rFonts w:cs="JetBrains Mono NL"/>
+          <w:szCs w:val="20"/>
+          <w:lang w:val="sr-Latn-RS"/>
+        </w:rPr>
+        <w:t>3. dieser, diese, dieses, diese</w:t>
+      </w:r>
+    </w:p>
+    <w:p>
+      <w:pPr>
+        <w:rPr>
+          <w:rFonts w:cs="JetBrains Mono NL"/>
+          <w:szCs w:val="20"/>
+          <w:lang w:val="sr-Latn-RS"/>
+        </w:rPr>
+      </w:pPr>
+      <w:r>
+        <w:rPr>
+          <w:rFonts w:cs="JetBrains Mono NL"/>
+          <w:szCs w:val="20"/>
+          <w:lang w:val="sr-Latn-RS"/>
+        </w:rPr>
+        <w:t>4. derselbe, dieselbe, dasselbe, dieselben</w:t>
+      </w:r>
+    </w:p>
+    <w:p>
+      <w:pPr>
+        <w:rPr>
+          <w:rFonts w:cs="JetBrains Mono NL"/>
+          <w:szCs w:val="20"/>
+          <w:lang w:val="sr-Latn-RS"/>
+        </w:rPr>
+      </w:pPr>
+      <w:r>
+        <w:rPr>
+          <w:rFonts w:cs="JetBrains Mono NL"/>
+          <w:szCs w:val="20"/>
+          <w:lang w:val="sr-Latn-RS"/>
+        </w:rPr>
+        <w:t>5. solcher, solche, solches, solche</w:t>
+      </w:r>
+    </w:p>
+    <w:p>
+      <w:pPr>
+        <w:rPr>
+          <w:rFonts w:cs="JetBrains Mono NL"/>
+          <w:szCs w:val="20"/>
+          <w:lang w:val="sr-Latn-RS"/>
+        </w:rPr>
+      </w:pPr>
+      <w:r>
+        <w:rPr>
+          <w:rFonts w:cs="JetBrains Mono NL"/>
+          <w:szCs w:val="20"/>
+          <w:lang w:val="sr-Latn-RS"/>
+        </w:rPr>
+        <w:t>6. jener, jene, jenes, jene</w:t>
+      </w:r>
+    </w:p>
+    <w:p>
+      <w:pPr>
+        <w:rPr>
+          <w:rFonts w:cs="JetBrains Mono NL"/>
+          <w:szCs w:val="20"/>
+          <w:lang w:val="sr-Latn-RS"/>
+        </w:rPr>
+      </w:pPr>
+      <w:r>
+        <w:rPr>
+          <w:rFonts w:cs="JetBrains Mono NL"/>
+          <w:szCs w:val="20"/>
+          <w:lang w:val="sr-Latn-RS"/>
+        </w:rPr>
+        <w:t>7. mancher, manche, manches, manche</w:t>
+      </w:r>
+    </w:p>
+    <w:p>
+      <w:pPr>
+        <w:rPr>
+          <w:rFonts w:cs="JetBrains Mono NL"/>
+          <w:szCs w:val="20"/>
+          <w:lang w:val="sr-Latn-RS"/>
+        </w:rPr>
+      </w:pPr>
+      <w:r>
+        <w:rPr>
+          <w:rFonts w:cs="JetBrains Mono NL"/>
+          <w:szCs w:val="20"/>
+          <w:lang w:val="sr-Latn-RS"/>
+        </w:rPr>
+        <w:t>8. welcher, welche, welches, welche</w:t>
+      </w:r>
+    </w:p>
+    <w:p>
+      <w:pPr>
+        <w:rPr>
+          <w:rFonts w:ascii="Times New Roman" w:hAnsi="Times New Roman" w:cs="Times New Roman"/>
+          <w:sz w:val="24"/>
+          <w:szCs w:val="24"/>
+          <w:lang w:val="sr-Latn-RS"/>
+        </w:rPr>
+      </w:pPr>
+      <w:r>
+        <w:rPr>
+          <w:rFonts w:cs="JetBrains Mono NL"/>
+          <w:szCs w:val="20"/>
+          <w:lang w:val="sr-Latn-RS"/>
+        </w:rPr>
+        <w:t>9. alle, beide</w:t>
+      </w:r>
+      <w:r>
+        <w:rPr>
+          <w:rFonts w:ascii="Times New Roman" w:hAnsi="Times New Roman" w:cs="Times New Roman"/>
+          <w:sz w:val="24"/>
+          <w:szCs w:val="24"/>
+          <w:lang w:val="sr-Latn-RS"/>
+        </w:rPr>
+        <w:br/>
+      </w:r>
+    </w:p>
+    <w:p>
+      <w:pPr>
+        <w:rPr>
+          <w:rFonts w:cs="JetBrains Mono NL"/>
+          <w:b/>
+          <w:bCs/>
+          <w:sz w:val="28"/>
+          <w:szCs w:val="28"/>
+          <w:lang w:val="sr-Latn-RS"/>
+        </w:rPr>
+      </w:pPr>
+      <w:r>
+        <w:rPr>
+          <w:rFonts w:cs="JetBrains Mono NL"/>
+          <w:b/>
+          <w:bCs/>
+          <w:sz w:val="28"/>
+          <w:szCs w:val="28"/>
+          <w:highlight w:val="yellow"/>
+          <w:lang w:val="sr-Latn-RS"/>
+        </w:rPr>
+        <w:t>pridev ima slabe nastavke -e ili -en :</w:t>
+      </w:r>
+    </w:p>
+    <w:p>
+      <w:pPr>
+        <w:pStyle w:val="ListParagraph"/>
+        <w:numPr>
+          <w:ilvl w:val="0"/>
+          <w:numId w:val="34"/>
+        </w:numPr>
+        <w:rPr>
+          <w:rFonts w:ascii="JetBrains Mono NL" w:hAnsi="JetBrains Mono NL" w:cs="JetBrains Mono NL"/>
+          <w:sz w:val="20"/>
+          <w:szCs w:val="20"/>
+          <w:lang w:val="sr-Latn-RS"/>
+        </w:rPr>
+      </w:pPr>
+      <w:r>
+        <w:rPr>
+          <w:rFonts w:ascii="JetBrains Mono NL" w:hAnsi="JetBrains Mono NL" w:cs="JetBrains Mono NL"/>
+          <w:b/>
+          <w:bCs/>
+          <w:color w:val="000000" w:themeColor="text1"/>
+          <w:sz w:val="20"/>
+          <w:szCs w:val="20"/>
+          <w:lang w:val="sr-Latn-RS"/>
+        </w:rPr>
+        <w:t xml:space="preserve">nastavak e </w:t>
+      </w:r>
+      <w:r>
+        <w:rPr>
+          <w:rFonts w:ascii="JetBrains Mono NL" w:hAnsi="JetBrains Mono NL" w:cs="JetBrains Mono NL"/>
+          <w:b/>
+          <w:bCs/>
+          <w:sz w:val="20"/>
+          <w:szCs w:val="20"/>
+          <w:lang w:val="sr-Latn-RS"/>
+        </w:rPr>
+        <w:sym w:font="Wingdings" w:char="F0E8"/>
+      </w:r>
+      <w:r>
+        <w:rPr>
+          <w:rFonts w:ascii="JetBrains Mono NL" w:hAnsi="JetBrains Mono NL" w:cs="JetBrains Mono NL"/>
+          <w:sz w:val="20"/>
+          <w:szCs w:val="20"/>
+          <w:lang w:val="sr-Latn-RS"/>
+        </w:rPr>
+        <w:t xml:space="preserve"> </w:t>
+      </w:r>
+      <w:r>
+        <w:rPr>
+          <w:rFonts w:ascii="JetBrains Mono NL" w:hAnsi="JetBrains Mono NL" w:cs="JetBrains Mono NL"/>
+          <w:b/>
+          <w:bCs/>
+          <w:sz w:val="20"/>
+          <w:szCs w:val="20"/>
+          <w:lang w:val="sr-Latn-RS"/>
+        </w:rPr>
+        <w:t>Nominativ jednine</w:t>
+      </w:r>
+      <w:r>
+        <w:rPr>
+          <w:rFonts w:ascii="JetBrains Mono NL" w:hAnsi="JetBrains Mono NL" w:cs="JetBrains Mono NL"/>
+          <w:sz w:val="20"/>
+          <w:szCs w:val="20"/>
+          <w:lang w:val="sr-Latn-RS"/>
+        </w:rPr>
+        <w:t xml:space="preserve"> u muškom, ženskom i srednjem rodu, </w:t>
+      </w:r>
+      <w:r>
+        <w:rPr>
+          <w:rFonts w:ascii="JetBrains Mono NL" w:hAnsi="JetBrains Mono NL" w:cs="JetBrains Mono NL"/>
+          <w:b/>
+          <w:bCs/>
+          <w:sz w:val="20"/>
+          <w:szCs w:val="20"/>
+          <w:lang w:val="sr-Latn-RS"/>
+        </w:rPr>
+        <w:t>Akkusativ jednine</w:t>
+      </w:r>
+      <w:r>
+        <w:rPr>
+          <w:rFonts w:ascii="JetBrains Mono NL" w:hAnsi="JetBrains Mono NL" w:cs="JetBrains Mono NL"/>
+          <w:sz w:val="20"/>
+          <w:szCs w:val="20"/>
+          <w:lang w:val="sr-Latn-RS"/>
+        </w:rPr>
+        <w:t xml:space="preserve"> u ženskom i srednjem rodu</w:t>
+      </w:r>
+    </w:p>
+    <w:p>
+      <w:pPr>
+        <w:pStyle w:val="ListParagraph"/>
+        <w:rPr>
+          <w:rFonts w:ascii="JetBrains Mono NL" w:hAnsi="JetBrains Mono NL" w:cs="JetBrains Mono NL"/>
+          <w:sz w:val="20"/>
+          <w:szCs w:val="20"/>
+          <w:lang w:val="sr-Latn-RS"/>
+        </w:rPr>
+      </w:pPr>
+    </w:p>
+    <w:p>
+      <w:pPr>
+        <w:pStyle w:val="ListParagraph"/>
+        <w:numPr>
+          <w:ilvl w:val="0"/>
+          <w:numId w:val="34"/>
+        </w:numPr>
+        <w:rPr>
+          <w:rFonts w:ascii="JetBrains Mono NL" w:hAnsi="JetBrains Mono NL" w:cs="JetBrains Mono NL"/>
+          <w:sz w:val="20"/>
+          <w:szCs w:val="20"/>
+          <w:lang w:val="sr-Latn-RS"/>
+        </w:rPr>
+      </w:pPr>
+      <w:r>
+        <w:rPr>
+          <w:rFonts w:ascii="JetBrains Mono NL" w:hAnsi="JetBrains Mono NL" w:cs="JetBrains Mono NL"/>
+          <w:b/>
+          <w:bCs/>
+          <w:color w:val="000000" w:themeColor="text1"/>
+          <w:sz w:val="20"/>
+          <w:szCs w:val="20"/>
+          <w:lang w:val="sr-Latn-RS"/>
+        </w:rPr>
+        <w:t xml:space="preserve">nastavak -en </w:t>
+      </w:r>
+      <w:r>
+        <w:rPr>
+          <w:rFonts w:ascii="JetBrains Mono NL" w:hAnsi="JetBrains Mono NL" w:cs="JetBrains Mono NL"/>
+          <w:b/>
+          <w:bCs/>
+          <w:sz w:val="20"/>
+          <w:szCs w:val="20"/>
+          <w:lang w:val="sr-Latn-RS"/>
+        </w:rPr>
+        <w:sym w:font="Wingdings" w:char="F0E8"/>
+      </w:r>
+      <w:r>
+        <w:rPr>
+          <w:rFonts w:ascii="JetBrains Mono NL" w:hAnsi="JetBrains Mono NL" w:cs="JetBrains Mono NL"/>
+          <w:sz w:val="20"/>
+          <w:szCs w:val="20"/>
+          <w:lang w:val="sr-Latn-RS"/>
+        </w:rPr>
+        <w:t xml:space="preserve"> svi ostali padeži</w:t>
+      </w:r>
+    </w:p>
+    <w:p>
+      <w:pPr>
+        <w:pStyle w:val="ListParagraph"/>
+        <w:rPr>
+          <w:rFonts w:ascii="Times New Roman" w:hAnsi="Times New Roman" w:cs="Times New Roman"/>
+          <w:sz w:val="24"/>
+          <w:szCs w:val="24"/>
+          <w:lang w:val="sr-Latn-RS"/>
+        </w:rPr>
+      </w:pPr>
+    </w:p>
+    <w:tbl>
+      <w:tblPr>
+        <w:tblStyle w:val="TableGrid"/>
+        <w:tblW w:w="0" w:type="auto"/>
+        <w:tblInd w:w="0" w:type="dxa"/>
+        <w:tblLook w:val="04A0" w:firstRow="1" w:lastRow="0" w:firstColumn="1" w:lastColumn="0" w:noHBand="0" w:noVBand="1"/>
+      </w:tblPr>
+      <w:tblGrid>
+        <w:gridCol w:w="2337"/>
+        <w:gridCol w:w="2337"/>
+        <w:gridCol w:w="2338"/>
+        <w:gridCol w:w="2338"/>
+      </w:tblGrid>
+      <w:tr>
+        <w:tc>
+          <w:tcPr>
+            <w:tcW w:w="2337" w:type="dxa"/>
+            <w:tcBorders>
+              <w:top w:val="single" w:sz="4" w:space="0" w:color="auto"/>
+              <w:left w:val="single" w:sz="4" w:space="0" w:color="auto"/>
+              <w:bottom w:val="single" w:sz="4" w:space="0" w:color="auto"/>
+              <w:right w:val="single" w:sz="4" w:space="0" w:color="auto"/>
+            </w:tcBorders>
+            <w:hideMark/>
+          </w:tcPr>
+          <w:p>
+            <w:pPr>
+              <w:spacing w:line="360" w:lineRule="auto"/>
+              <w:rPr>
+                <w:rFonts w:ascii="Times New Roman" w:hAnsi="Times New Roman" w:cs="Times New Roman"/>
+                <w:b/>
+                <w:bCs/>
+                <w:sz w:val="24"/>
+                <w:szCs w:val="24"/>
+                <w:lang w:val="de-DE"/>
+              </w:rPr>
+            </w:pPr>
+            <w:r>
+              <w:rPr>
+                <w:rFonts w:ascii="Times New Roman" w:hAnsi="Times New Roman" w:cs="Times New Roman"/>
+                <w:b/>
+                <w:bCs/>
+                <w:sz w:val="24"/>
+                <w:szCs w:val="24"/>
+                <w:lang w:val="de-DE"/>
+              </w:rPr>
+              <w:t>Singular</w:t>
+            </w:r>
+          </w:p>
+        </w:tc>
+        <w:tc>
+          <w:tcPr>
+            <w:tcW w:w="2337" w:type="dxa"/>
+            <w:tcBorders>
+              <w:top w:val="single" w:sz="4" w:space="0" w:color="auto"/>
+              <w:left w:val="single" w:sz="4" w:space="0" w:color="auto"/>
+              <w:bottom w:val="single" w:sz="4" w:space="0" w:color="auto"/>
+              <w:right w:val="single" w:sz="4" w:space="0" w:color="auto"/>
+            </w:tcBorders>
+            <w:hideMark/>
+          </w:tcPr>
+          <w:p>
+            <w:pPr>
+              <w:spacing w:line="360" w:lineRule="auto"/>
+              <w:rPr>
+                <w:rFonts w:ascii="Times New Roman" w:hAnsi="Times New Roman" w:cs="Times New Roman"/>
+                <w:b/>
+                <w:bCs/>
+                <w:sz w:val="24"/>
+                <w:szCs w:val="24"/>
+                <w:lang w:val="de-DE"/>
+              </w:rPr>
+            </w:pPr>
+            <w:r>
+              <w:rPr>
+                <w:rFonts w:ascii="Times New Roman" w:hAnsi="Times New Roman" w:cs="Times New Roman"/>
+                <w:b/>
+                <w:bCs/>
+                <w:sz w:val="24"/>
+                <w:szCs w:val="24"/>
+                <w:lang w:val="de-DE"/>
+              </w:rPr>
+              <w:t xml:space="preserve">Maskulinum </w:t>
+            </w:r>
+          </w:p>
+        </w:tc>
+        <w:tc>
+          <w:tcPr>
+            <w:tcW w:w="2338" w:type="dxa"/>
+            <w:tcBorders>
+              <w:top w:val="single" w:sz="4" w:space="0" w:color="auto"/>
+              <w:left w:val="single" w:sz="4" w:space="0" w:color="auto"/>
+              <w:bottom w:val="single" w:sz="4" w:space="0" w:color="auto"/>
+              <w:right w:val="single" w:sz="4" w:space="0" w:color="auto"/>
+            </w:tcBorders>
+            <w:hideMark/>
+          </w:tcPr>
+          <w:p>
+            <w:pPr>
+              <w:spacing w:line="360" w:lineRule="auto"/>
+              <w:rPr>
+                <w:rFonts w:ascii="Times New Roman" w:hAnsi="Times New Roman" w:cs="Times New Roman"/>
+                <w:b/>
+                <w:bCs/>
+                <w:sz w:val="24"/>
+                <w:szCs w:val="24"/>
+                <w:lang w:val="de-DE"/>
+              </w:rPr>
+            </w:pPr>
+            <w:r>
+              <w:rPr>
+                <w:rFonts w:ascii="Times New Roman" w:hAnsi="Times New Roman" w:cs="Times New Roman"/>
+                <w:b/>
+                <w:bCs/>
+                <w:sz w:val="24"/>
+                <w:szCs w:val="24"/>
+                <w:lang w:val="de-DE"/>
+              </w:rPr>
+              <w:t>Femininum</w:t>
+            </w:r>
+          </w:p>
+        </w:tc>
+        <w:tc>
+          <w:tcPr>
+            <w:tcW w:w="2338" w:type="dxa"/>
+            <w:tcBorders>
+              <w:top w:val="single" w:sz="4" w:space="0" w:color="auto"/>
+              <w:left w:val="single" w:sz="4" w:space="0" w:color="auto"/>
+              <w:bottom w:val="single" w:sz="4" w:space="0" w:color="auto"/>
+              <w:right w:val="single" w:sz="4" w:space="0" w:color="auto"/>
+            </w:tcBorders>
+            <w:hideMark/>
+          </w:tcPr>
+          <w:p>
+            <w:pPr>
+              <w:spacing w:line="360" w:lineRule="auto"/>
+              <w:rPr>
+                <w:rFonts w:ascii="Times New Roman" w:hAnsi="Times New Roman" w:cs="Times New Roman"/>
+                <w:b/>
+                <w:bCs/>
+                <w:sz w:val="24"/>
+                <w:szCs w:val="24"/>
+                <w:lang w:val="de-DE"/>
+              </w:rPr>
+            </w:pPr>
+            <w:r>
+              <w:rPr>
+                <w:rFonts w:ascii="Times New Roman" w:hAnsi="Times New Roman" w:cs="Times New Roman"/>
+                <w:b/>
+                <w:bCs/>
+                <w:sz w:val="24"/>
+                <w:szCs w:val="24"/>
+                <w:lang w:val="de-DE"/>
+              </w:rPr>
+              <w:t>Neutrum</w:t>
+            </w:r>
+          </w:p>
+        </w:tc>
+      </w:tr>
+      <w:tr>
+        <w:tc>
+          <w:tcPr>
+            <w:tcW w:w="2337" w:type="dxa"/>
+            <w:tcBorders>
+              <w:top w:val="single" w:sz="4" w:space="0" w:color="auto"/>
+              <w:left w:val="single" w:sz="4" w:space="0" w:color="auto"/>
+              <w:bottom w:val="single" w:sz="4" w:space="0" w:color="auto"/>
+              <w:right w:val="single" w:sz="4" w:space="0" w:color="auto"/>
+            </w:tcBorders>
+            <w:hideMark/>
+          </w:tcPr>
+          <w:p>
+            <w:pPr>
+              <w:spacing w:line="360" w:lineRule="auto"/>
+              <w:rPr>
+                <w:rFonts w:ascii="Times New Roman" w:hAnsi="Times New Roman" w:cs="Times New Roman"/>
+                <w:sz w:val="24"/>
+                <w:szCs w:val="24"/>
+                <w:lang w:val="de-DE"/>
+              </w:rPr>
+            </w:pPr>
+            <w:r>
+              <w:rPr>
+                <w:rFonts w:ascii="Times New Roman" w:hAnsi="Times New Roman" w:cs="Times New Roman"/>
+                <w:sz w:val="24"/>
+                <w:szCs w:val="24"/>
+                <w:lang w:val="de-DE"/>
+              </w:rPr>
+              <w:t>Nominativ</w:t>
+            </w:r>
+          </w:p>
+        </w:tc>
+        <w:tc>
+          <w:tcPr>
+            <w:tcW w:w="2337" w:type="dxa"/>
+            <w:tcBorders>
+              <w:top w:val="single" w:sz="4" w:space="0" w:color="auto"/>
+              <w:left w:val="single" w:sz="4" w:space="0" w:color="auto"/>
+              <w:bottom w:val="single" w:sz="4" w:space="0" w:color="auto"/>
+              <w:right w:val="single" w:sz="4" w:space="0" w:color="auto"/>
+            </w:tcBorders>
+            <w:hideMark/>
+          </w:tcPr>
+          <w:p>
+            <w:pPr>
+              <w:spacing w:line="360" w:lineRule="auto"/>
+              <w:rPr>
+                <w:rFonts w:ascii="Times New Roman" w:hAnsi="Times New Roman" w:cs="Times New Roman"/>
+                <w:b/>
+                <w:bCs/>
+                <w:sz w:val="24"/>
+                <w:szCs w:val="24"/>
+                <w:lang w:val="de-DE"/>
+              </w:rPr>
+            </w:pPr>
+            <w:r>
+              <w:rPr>
+                <w:rFonts w:ascii="Times New Roman" w:hAnsi="Times New Roman" w:cs="Times New Roman"/>
+                <w:b/>
+                <w:bCs/>
+                <w:color w:val="C00000"/>
+                <w:sz w:val="24"/>
+                <w:szCs w:val="24"/>
+                <w:lang w:val="de-DE"/>
+              </w:rPr>
+              <w:t xml:space="preserve">der große Tisch </w:t>
+            </w:r>
+          </w:p>
+        </w:tc>
+        <w:tc>
+          <w:tcPr>
+            <w:tcW w:w="2338" w:type="dxa"/>
+            <w:tcBorders>
+              <w:top w:val="single" w:sz="4" w:space="0" w:color="auto"/>
+              <w:left w:val="single" w:sz="4" w:space="0" w:color="auto"/>
+              <w:bottom w:val="single" w:sz="4" w:space="0" w:color="auto"/>
+              <w:right w:val="single" w:sz="4" w:space="0" w:color="auto"/>
+            </w:tcBorders>
+            <w:hideMark/>
+          </w:tcPr>
+          <w:p>
+            <w:pPr>
+              <w:spacing w:line="360" w:lineRule="auto"/>
+              <w:rPr>
+                <w:rFonts w:ascii="Times New Roman" w:hAnsi="Times New Roman" w:cs="Times New Roman"/>
+                <w:b/>
+                <w:bCs/>
+                <w:color w:val="C00000"/>
+                <w:sz w:val="24"/>
+                <w:szCs w:val="24"/>
+                <w:lang w:val="de-DE"/>
+              </w:rPr>
+            </w:pPr>
+            <w:r>
+              <w:rPr>
+                <w:rFonts w:ascii="Times New Roman" w:hAnsi="Times New Roman" w:cs="Times New Roman"/>
+                <w:b/>
+                <w:bCs/>
+                <w:color w:val="C00000"/>
+                <w:sz w:val="24"/>
+                <w:szCs w:val="24"/>
+                <w:lang w:val="de-DE"/>
+              </w:rPr>
+              <w:t xml:space="preserve">die hübsche Frau </w:t>
+            </w:r>
+          </w:p>
+        </w:tc>
+        <w:tc>
+          <w:tcPr>
+            <w:tcW w:w="2338" w:type="dxa"/>
+            <w:tcBorders>
+              <w:top w:val="single" w:sz="4" w:space="0" w:color="auto"/>
+              <w:left w:val="single" w:sz="4" w:space="0" w:color="auto"/>
+              <w:bottom w:val="single" w:sz="4" w:space="0" w:color="auto"/>
+              <w:right w:val="single" w:sz="4" w:space="0" w:color="auto"/>
+            </w:tcBorders>
+            <w:hideMark/>
+          </w:tcPr>
+          <w:p>
+            <w:pPr>
+              <w:spacing w:line="360" w:lineRule="auto"/>
+              <w:rPr>
+                <w:rFonts w:ascii="Times New Roman" w:hAnsi="Times New Roman" w:cs="Times New Roman"/>
+                <w:b/>
+                <w:bCs/>
+                <w:color w:val="C00000"/>
+                <w:sz w:val="24"/>
+                <w:szCs w:val="24"/>
+                <w:lang w:val="de-DE"/>
+              </w:rPr>
+            </w:pPr>
+            <w:r>
+              <w:rPr>
+                <w:rFonts w:ascii="Times New Roman" w:hAnsi="Times New Roman" w:cs="Times New Roman"/>
+                <w:b/>
+                <w:bCs/>
+                <w:color w:val="C00000"/>
+                <w:sz w:val="24"/>
+                <w:szCs w:val="24"/>
+                <w:lang w:val="de-DE"/>
+              </w:rPr>
+              <w:t>das kleine Zimmer</w:t>
+            </w:r>
+          </w:p>
+        </w:tc>
+      </w:tr>
+      <w:tr>
+        <w:tc>
+          <w:tcPr>
+            <w:tcW w:w="2337" w:type="dxa"/>
+            <w:tcBorders>
+              <w:top w:val="single" w:sz="4" w:space="0" w:color="auto"/>
+              <w:left w:val="single" w:sz="4" w:space="0" w:color="auto"/>
+              <w:bottom w:val="single" w:sz="4" w:space="0" w:color="auto"/>
+              <w:right w:val="single" w:sz="4" w:space="0" w:color="auto"/>
+            </w:tcBorders>
+            <w:hideMark/>
+          </w:tcPr>
+          <w:p>
+            <w:pPr>
+              <w:spacing w:line="360" w:lineRule="auto"/>
+              <w:rPr>
+                <w:rFonts w:ascii="Times New Roman" w:hAnsi="Times New Roman" w:cs="Times New Roman"/>
+                <w:sz w:val="24"/>
+                <w:szCs w:val="24"/>
+                <w:lang w:val="de-DE"/>
+              </w:rPr>
+            </w:pPr>
+            <w:r>
+              <w:rPr>
+                <w:rFonts w:ascii="Times New Roman" w:hAnsi="Times New Roman" w:cs="Times New Roman"/>
+                <w:sz w:val="24"/>
+                <w:szCs w:val="24"/>
+                <w:lang w:val="de-DE"/>
+              </w:rPr>
+              <w:t>Genitiv</w:t>
+            </w:r>
+          </w:p>
+        </w:tc>
+        <w:tc>
+          <w:tcPr>
+            <w:tcW w:w="2337" w:type="dxa"/>
+            <w:tcBorders>
+              <w:top w:val="single" w:sz="4" w:space="0" w:color="auto"/>
+              <w:left w:val="single" w:sz="4" w:space="0" w:color="auto"/>
+              <w:bottom w:val="single" w:sz="4" w:space="0" w:color="auto"/>
+              <w:right w:val="single" w:sz="4" w:space="0" w:color="auto"/>
+            </w:tcBorders>
+            <w:hideMark/>
+          </w:tcPr>
+          <w:p>
+            <w:pPr>
+              <w:spacing w:line="360" w:lineRule="auto"/>
+              <w:rPr>
+                <w:rFonts w:ascii="Times New Roman" w:hAnsi="Times New Roman" w:cs="Times New Roman"/>
+                <w:sz w:val="24"/>
+                <w:szCs w:val="24"/>
+                <w:lang w:val="de-DE"/>
+              </w:rPr>
+            </w:pPr>
+            <w:r>
+              <w:rPr>
+                <w:rFonts w:ascii="Times New Roman" w:hAnsi="Times New Roman" w:cs="Times New Roman"/>
+                <w:sz w:val="24"/>
+                <w:szCs w:val="24"/>
+                <w:lang w:val="de-DE"/>
+              </w:rPr>
+              <w:t>des groß</w:t>
+            </w:r>
+            <w:r>
+              <w:rPr>
+                <w:rFonts w:ascii="Times New Roman" w:hAnsi="Times New Roman" w:cs="Times New Roman"/>
+                <w:b/>
+                <w:bCs/>
+                <w:sz w:val="24"/>
+                <w:szCs w:val="24"/>
+                <w:lang w:val="de-DE"/>
+              </w:rPr>
+              <w:t>en</w:t>
+            </w:r>
+            <w:r>
+              <w:rPr>
+                <w:rFonts w:ascii="Times New Roman" w:hAnsi="Times New Roman" w:cs="Times New Roman"/>
+                <w:sz w:val="24"/>
+                <w:szCs w:val="24"/>
+                <w:lang w:val="de-DE"/>
+              </w:rPr>
+              <w:t xml:space="preserve"> Tischs</w:t>
+            </w:r>
+          </w:p>
+        </w:tc>
+        <w:tc>
+          <w:tcPr>
+            <w:tcW w:w="2338" w:type="dxa"/>
+            <w:tcBorders>
+              <w:top w:val="single" w:sz="4" w:space="0" w:color="auto"/>
+              <w:left w:val="single" w:sz="4" w:space="0" w:color="auto"/>
+              <w:bottom w:val="single" w:sz="4" w:space="0" w:color="auto"/>
+              <w:right w:val="single" w:sz="4" w:space="0" w:color="auto"/>
+            </w:tcBorders>
+            <w:hideMark/>
+          </w:tcPr>
+          <w:p>
+            <w:pPr>
+              <w:spacing w:line="360" w:lineRule="auto"/>
+              <w:rPr>
+                <w:rFonts w:ascii="Times New Roman" w:hAnsi="Times New Roman" w:cs="Times New Roman"/>
+                <w:sz w:val="24"/>
+                <w:szCs w:val="24"/>
+                <w:lang w:val="de-DE"/>
+              </w:rPr>
+            </w:pPr>
+            <w:r>
+              <w:rPr>
+                <w:rFonts w:ascii="Times New Roman" w:hAnsi="Times New Roman" w:cs="Times New Roman"/>
+                <w:sz w:val="24"/>
+                <w:szCs w:val="24"/>
+                <w:lang w:val="de-DE"/>
+              </w:rPr>
+              <w:t>der hübsch</w:t>
+            </w:r>
+            <w:r>
+              <w:rPr>
+                <w:rFonts w:ascii="Times New Roman" w:hAnsi="Times New Roman" w:cs="Times New Roman"/>
+                <w:b/>
+                <w:bCs/>
+                <w:sz w:val="24"/>
+                <w:szCs w:val="24"/>
+                <w:lang w:val="de-DE"/>
+              </w:rPr>
+              <w:t>en</w:t>
+            </w:r>
+            <w:r>
+              <w:rPr>
+                <w:rFonts w:ascii="Times New Roman" w:hAnsi="Times New Roman" w:cs="Times New Roman"/>
+                <w:sz w:val="24"/>
+                <w:szCs w:val="24"/>
+                <w:lang w:val="de-DE"/>
+              </w:rPr>
+              <w:t xml:space="preserve"> Frau</w:t>
+            </w:r>
+          </w:p>
+        </w:tc>
+        <w:tc>
+          <w:tcPr>
+            <w:tcW w:w="2338" w:type="dxa"/>
+            <w:tcBorders>
+              <w:top w:val="single" w:sz="4" w:space="0" w:color="auto"/>
+              <w:left w:val="single" w:sz="4" w:space="0" w:color="auto"/>
+              <w:bottom w:val="single" w:sz="4" w:space="0" w:color="auto"/>
+              <w:right w:val="single" w:sz="4" w:space="0" w:color="auto"/>
+            </w:tcBorders>
+            <w:hideMark/>
+          </w:tcPr>
+          <w:p>
+            <w:pPr>
+              <w:spacing w:line="360" w:lineRule="auto"/>
+              <w:rPr>
+                <w:rFonts w:ascii="Times New Roman" w:hAnsi="Times New Roman" w:cs="Times New Roman"/>
+                <w:sz w:val="24"/>
+                <w:szCs w:val="24"/>
+                <w:lang w:val="de-DE"/>
+              </w:rPr>
+            </w:pPr>
+            <w:r>
+              <w:rPr>
+                <w:rFonts w:ascii="Times New Roman" w:hAnsi="Times New Roman" w:cs="Times New Roman"/>
+                <w:sz w:val="24"/>
+                <w:szCs w:val="24"/>
+                <w:lang w:val="de-DE"/>
+              </w:rPr>
+              <w:t>des klein</w:t>
+            </w:r>
+            <w:r>
+              <w:rPr>
+                <w:rFonts w:ascii="Times New Roman" w:hAnsi="Times New Roman" w:cs="Times New Roman"/>
+                <w:b/>
+                <w:bCs/>
+                <w:sz w:val="24"/>
+                <w:szCs w:val="24"/>
+                <w:lang w:val="de-DE"/>
+              </w:rPr>
+              <w:t>en</w:t>
+            </w:r>
+            <w:r>
+              <w:rPr>
+                <w:rFonts w:ascii="Times New Roman" w:hAnsi="Times New Roman" w:cs="Times New Roman"/>
+                <w:sz w:val="24"/>
+                <w:szCs w:val="24"/>
+                <w:lang w:val="de-DE"/>
+              </w:rPr>
+              <w:t xml:space="preserve"> Zimmers</w:t>
+            </w:r>
+          </w:p>
+        </w:tc>
+      </w:tr>
+      <w:tr>
+        <w:tc>
+          <w:tcPr>
+            <w:tcW w:w="2337" w:type="dxa"/>
+            <w:tcBorders>
+              <w:top w:val="single" w:sz="4" w:space="0" w:color="auto"/>
+              <w:left w:val="single" w:sz="4" w:space="0" w:color="auto"/>
+              <w:bottom w:val="single" w:sz="4" w:space="0" w:color="auto"/>
+              <w:right w:val="single" w:sz="4" w:space="0" w:color="auto"/>
+            </w:tcBorders>
+            <w:hideMark/>
+          </w:tcPr>
+          <w:p>
+            <w:pPr>
+              <w:spacing w:line="360" w:lineRule="auto"/>
+              <w:rPr>
+                <w:rFonts w:ascii="Times New Roman" w:hAnsi="Times New Roman" w:cs="Times New Roman"/>
+                <w:sz w:val="24"/>
+                <w:szCs w:val="24"/>
+                <w:lang w:val="de-DE"/>
+              </w:rPr>
+            </w:pPr>
+            <w:r>
+              <w:rPr>
+                <w:rFonts w:ascii="Times New Roman" w:hAnsi="Times New Roman" w:cs="Times New Roman"/>
+                <w:sz w:val="24"/>
+                <w:szCs w:val="24"/>
+                <w:lang w:val="de-DE"/>
+              </w:rPr>
+              <w:t>Dativ</w:t>
+            </w:r>
+          </w:p>
+        </w:tc>
+        <w:tc>
+          <w:tcPr>
+            <w:tcW w:w="2337" w:type="dxa"/>
+            <w:tcBorders>
+              <w:top w:val="single" w:sz="4" w:space="0" w:color="auto"/>
+              <w:left w:val="single" w:sz="4" w:space="0" w:color="auto"/>
+              <w:bottom w:val="single" w:sz="4" w:space="0" w:color="auto"/>
+              <w:right w:val="single" w:sz="4" w:space="0" w:color="auto"/>
+            </w:tcBorders>
+            <w:hideMark/>
+          </w:tcPr>
+          <w:p>
+            <w:pPr>
+              <w:spacing w:line="360" w:lineRule="auto"/>
+              <w:rPr>
+                <w:rFonts w:ascii="Times New Roman" w:hAnsi="Times New Roman" w:cs="Times New Roman"/>
+                <w:sz w:val="24"/>
+                <w:szCs w:val="24"/>
+                <w:lang w:val="de-DE"/>
+              </w:rPr>
+            </w:pPr>
+            <w:r>
+              <w:rPr>
+                <w:rFonts w:ascii="Times New Roman" w:hAnsi="Times New Roman" w:cs="Times New Roman"/>
+                <w:sz w:val="24"/>
+                <w:szCs w:val="24"/>
+                <w:lang w:val="de-DE"/>
+              </w:rPr>
+              <w:t>dem groß</w:t>
+            </w:r>
+            <w:r>
+              <w:rPr>
+                <w:rFonts w:ascii="Times New Roman" w:hAnsi="Times New Roman" w:cs="Times New Roman"/>
+                <w:b/>
+                <w:bCs/>
+                <w:sz w:val="24"/>
+                <w:szCs w:val="24"/>
+                <w:lang w:val="de-DE"/>
+              </w:rPr>
+              <w:t xml:space="preserve">en </w:t>
+            </w:r>
+            <w:r>
+              <w:rPr>
+                <w:rFonts w:ascii="Times New Roman" w:hAnsi="Times New Roman" w:cs="Times New Roman"/>
+                <w:sz w:val="24"/>
+                <w:szCs w:val="24"/>
+                <w:lang w:val="de-DE"/>
+              </w:rPr>
+              <w:t>Tisch</w:t>
+            </w:r>
+          </w:p>
+        </w:tc>
+        <w:tc>
+          <w:tcPr>
+            <w:tcW w:w="2338" w:type="dxa"/>
+            <w:tcBorders>
+              <w:top w:val="single" w:sz="4" w:space="0" w:color="auto"/>
+              <w:left w:val="single" w:sz="4" w:space="0" w:color="auto"/>
+              <w:bottom w:val="single" w:sz="4" w:space="0" w:color="auto"/>
+              <w:right w:val="single" w:sz="4" w:space="0" w:color="auto"/>
+            </w:tcBorders>
+            <w:hideMark/>
+          </w:tcPr>
+          <w:p>
+            <w:pPr>
+              <w:spacing w:line="360" w:lineRule="auto"/>
+              <w:rPr>
+                <w:rFonts w:ascii="Times New Roman" w:hAnsi="Times New Roman" w:cs="Times New Roman"/>
+                <w:sz w:val="24"/>
+                <w:szCs w:val="24"/>
+                <w:lang w:val="de-DE"/>
+              </w:rPr>
+            </w:pPr>
+            <w:r>
+              <w:rPr>
+                <w:rFonts w:ascii="Times New Roman" w:hAnsi="Times New Roman" w:cs="Times New Roman"/>
+                <w:sz w:val="24"/>
+                <w:szCs w:val="24"/>
+                <w:lang w:val="de-DE"/>
+              </w:rPr>
+              <w:t>der hübsch</w:t>
+            </w:r>
+            <w:r>
+              <w:rPr>
+                <w:rFonts w:ascii="Times New Roman" w:hAnsi="Times New Roman" w:cs="Times New Roman"/>
+                <w:b/>
+                <w:bCs/>
+                <w:sz w:val="24"/>
+                <w:szCs w:val="24"/>
+                <w:lang w:val="de-DE"/>
+              </w:rPr>
+              <w:t>en</w:t>
+            </w:r>
+            <w:r>
+              <w:rPr>
+                <w:rFonts w:ascii="Times New Roman" w:hAnsi="Times New Roman" w:cs="Times New Roman"/>
+                <w:sz w:val="24"/>
+                <w:szCs w:val="24"/>
+                <w:lang w:val="de-DE"/>
+              </w:rPr>
+              <w:t xml:space="preserve"> Frau</w:t>
+            </w:r>
+          </w:p>
+        </w:tc>
+        <w:tc>
+          <w:tcPr>
+            <w:tcW w:w="2338" w:type="dxa"/>
+            <w:tcBorders>
+              <w:top w:val="single" w:sz="4" w:space="0" w:color="auto"/>
+              <w:left w:val="single" w:sz="4" w:space="0" w:color="auto"/>
+              <w:bottom w:val="single" w:sz="4" w:space="0" w:color="auto"/>
+              <w:right w:val="single" w:sz="4" w:space="0" w:color="auto"/>
+            </w:tcBorders>
+            <w:hideMark/>
+          </w:tcPr>
+          <w:p>
+            <w:pPr>
+              <w:spacing w:line="360" w:lineRule="auto"/>
+              <w:rPr>
+                <w:rFonts w:ascii="Times New Roman" w:hAnsi="Times New Roman" w:cs="Times New Roman"/>
+                <w:sz w:val="24"/>
+                <w:szCs w:val="24"/>
+                <w:lang w:val="de-DE"/>
+              </w:rPr>
+            </w:pPr>
+            <w:r>
+              <w:rPr>
+                <w:rFonts w:ascii="Times New Roman" w:hAnsi="Times New Roman" w:cs="Times New Roman"/>
+                <w:sz w:val="24"/>
+                <w:szCs w:val="24"/>
+                <w:lang w:val="de-DE"/>
+              </w:rPr>
+              <w:t>dem klein</w:t>
+            </w:r>
+            <w:r>
+              <w:rPr>
+                <w:rFonts w:ascii="Times New Roman" w:hAnsi="Times New Roman" w:cs="Times New Roman"/>
+                <w:b/>
+                <w:bCs/>
+                <w:sz w:val="24"/>
+                <w:szCs w:val="24"/>
+                <w:lang w:val="de-DE"/>
+              </w:rPr>
+              <w:t>en</w:t>
+            </w:r>
+            <w:r>
+              <w:rPr>
+                <w:rFonts w:ascii="Times New Roman" w:hAnsi="Times New Roman" w:cs="Times New Roman"/>
+                <w:sz w:val="24"/>
+                <w:szCs w:val="24"/>
+                <w:lang w:val="de-DE"/>
+              </w:rPr>
+              <w:t xml:space="preserve"> Zimmer</w:t>
+            </w:r>
+          </w:p>
+        </w:tc>
+      </w:tr>
+      <w:tr>
+        <w:tc>
+          <w:tcPr>
+            <w:tcW w:w="2337" w:type="dxa"/>
+            <w:tcBorders>
+              <w:top w:val="single" w:sz="4" w:space="0" w:color="auto"/>
+              <w:left w:val="single" w:sz="4" w:space="0" w:color="auto"/>
+              <w:bottom w:val="single" w:sz="4" w:space="0" w:color="auto"/>
+              <w:right w:val="single" w:sz="4" w:space="0" w:color="auto"/>
+            </w:tcBorders>
+            <w:hideMark/>
+          </w:tcPr>
+          <w:p>
+            <w:pPr>
+              <w:spacing w:line="360" w:lineRule="auto"/>
+              <w:rPr>
+                <w:rFonts w:ascii="Times New Roman" w:hAnsi="Times New Roman" w:cs="Times New Roman"/>
+                <w:sz w:val="24"/>
+                <w:szCs w:val="24"/>
+                <w:lang w:val="de-DE"/>
+              </w:rPr>
+            </w:pPr>
+            <w:r>
+              <w:rPr>
+                <w:rFonts w:ascii="Times New Roman" w:hAnsi="Times New Roman" w:cs="Times New Roman"/>
+                <w:sz w:val="24"/>
+                <w:szCs w:val="24"/>
+                <w:lang w:val="de-DE"/>
+              </w:rPr>
+              <w:t>Akkusativ</w:t>
+            </w:r>
+          </w:p>
+        </w:tc>
+        <w:tc>
+          <w:tcPr>
+            <w:tcW w:w="2337" w:type="dxa"/>
+            <w:tcBorders>
+              <w:top w:val="single" w:sz="4" w:space="0" w:color="auto"/>
+              <w:left w:val="single" w:sz="4" w:space="0" w:color="auto"/>
+              <w:bottom w:val="single" w:sz="4" w:space="0" w:color="auto"/>
+              <w:right w:val="single" w:sz="4" w:space="0" w:color="auto"/>
+            </w:tcBorders>
+            <w:hideMark/>
+          </w:tcPr>
+          <w:p>
+            <w:pPr>
+              <w:spacing w:line="360" w:lineRule="auto"/>
+              <w:rPr>
+                <w:rFonts w:ascii="Times New Roman" w:hAnsi="Times New Roman" w:cs="Times New Roman"/>
+                <w:sz w:val="24"/>
+                <w:szCs w:val="24"/>
+                <w:lang w:val="de-DE"/>
+              </w:rPr>
+            </w:pPr>
+            <w:r>
+              <w:rPr>
+                <w:rFonts w:ascii="Times New Roman" w:hAnsi="Times New Roman" w:cs="Times New Roman"/>
+                <w:sz w:val="24"/>
+                <w:szCs w:val="24"/>
+                <w:lang w:val="de-DE"/>
+              </w:rPr>
+              <w:t>den groß</w:t>
+            </w:r>
+            <w:r>
+              <w:rPr>
+                <w:rFonts w:ascii="Times New Roman" w:hAnsi="Times New Roman" w:cs="Times New Roman"/>
+                <w:b/>
+                <w:bCs/>
+                <w:sz w:val="24"/>
+                <w:szCs w:val="24"/>
+                <w:lang w:val="de-DE"/>
+              </w:rPr>
+              <w:t>en</w:t>
+            </w:r>
+            <w:r>
+              <w:rPr>
+                <w:rFonts w:ascii="Times New Roman" w:hAnsi="Times New Roman" w:cs="Times New Roman"/>
+                <w:sz w:val="24"/>
+                <w:szCs w:val="24"/>
+                <w:lang w:val="de-DE"/>
+              </w:rPr>
+              <w:t xml:space="preserve"> Tisch</w:t>
+            </w:r>
+          </w:p>
+        </w:tc>
+        <w:tc>
+          <w:tcPr>
+            <w:tcW w:w="2338" w:type="dxa"/>
+            <w:tcBorders>
+              <w:top w:val="single" w:sz="4" w:space="0" w:color="auto"/>
+              <w:left w:val="single" w:sz="4" w:space="0" w:color="auto"/>
+              <w:bottom w:val="single" w:sz="4" w:space="0" w:color="auto"/>
+              <w:right w:val="single" w:sz="4" w:space="0" w:color="auto"/>
+            </w:tcBorders>
+            <w:hideMark/>
+          </w:tcPr>
+          <w:p>
+            <w:pPr>
+              <w:spacing w:line="360" w:lineRule="auto"/>
+              <w:rPr>
+                <w:rFonts w:ascii="Times New Roman" w:hAnsi="Times New Roman" w:cs="Times New Roman"/>
+                <w:b/>
+                <w:bCs/>
+                <w:sz w:val="24"/>
+                <w:szCs w:val="24"/>
+                <w:lang w:val="de-DE"/>
+              </w:rPr>
+            </w:pPr>
+            <w:r>
+              <w:rPr>
+                <w:rFonts w:ascii="Times New Roman" w:hAnsi="Times New Roman" w:cs="Times New Roman"/>
+                <w:b/>
+                <w:bCs/>
+                <w:color w:val="C00000"/>
+                <w:sz w:val="24"/>
+                <w:szCs w:val="24"/>
+                <w:lang w:val="de-DE"/>
+              </w:rPr>
+              <w:t xml:space="preserve">die hübsche Frau </w:t>
+            </w:r>
+          </w:p>
+        </w:tc>
+        <w:tc>
+          <w:tcPr>
+            <w:tcW w:w="2338" w:type="dxa"/>
+            <w:tcBorders>
+              <w:top w:val="single" w:sz="4" w:space="0" w:color="auto"/>
+              <w:left w:val="single" w:sz="4" w:space="0" w:color="auto"/>
+              <w:bottom w:val="single" w:sz="4" w:space="0" w:color="auto"/>
+              <w:right w:val="single" w:sz="4" w:space="0" w:color="auto"/>
+            </w:tcBorders>
+            <w:hideMark/>
+          </w:tcPr>
+          <w:p>
+            <w:pPr>
+              <w:spacing w:line="360" w:lineRule="auto"/>
+              <w:rPr>
+                <w:rFonts w:ascii="Times New Roman" w:hAnsi="Times New Roman" w:cs="Times New Roman"/>
+                <w:b/>
+                <w:bCs/>
+                <w:sz w:val="24"/>
+                <w:szCs w:val="24"/>
+                <w:lang w:val="de-DE"/>
+              </w:rPr>
+            </w:pPr>
+            <w:r>
+              <w:rPr>
+                <w:rFonts w:ascii="Times New Roman" w:hAnsi="Times New Roman" w:cs="Times New Roman"/>
+                <w:b/>
+                <w:bCs/>
+                <w:color w:val="C00000"/>
+                <w:sz w:val="24"/>
+                <w:szCs w:val="24"/>
+                <w:lang w:val="de-DE"/>
+              </w:rPr>
+              <w:t>das kleine Zimmer</w:t>
+            </w:r>
+          </w:p>
+        </w:tc>
+      </w:tr>
+      <w:tr>
+        <w:tc>
+          <w:tcPr>
+            <w:tcW w:w="2337" w:type="dxa"/>
+            <w:tcBorders>
+              <w:top w:val="single" w:sz="4" w:space="0" w:color="auto"/>
+              <w:left w:val="single" w:sz="4" w:space="0" w:color="auto"/>
+              <w:bottom w:val="single" w:sz="4" w:space="0" w:color="auto"/>
+              <w:right w:val="single" w:sz="4" w:space="0" w:color="auto"/>
+            </w:tcBorders>
+            <w:hideMark/>
+          </w:tcPr>
+          <w:p>
+            <w:pPr>
+              <w:spacing w:line="360" w:lineRule="auto"/>
+              <w:rPr>
+                <w:rFonts w:ascii="Times New Roman" w:hAnsi="Times New Roman" w:cs="Times New Roman"/>
+                <w:b/>
+                <w:bCs/>
+                <w:sz w:val="24"/>
+                <w:szCs w:val="24"/>
+                <w:lang w:val="de-DE"/>
+              </w:rPr>
+            </w:pPr>
+            <w:r>
+              <w:rPr>
+                <w:rFonts w:ascii="Times New Roman" w:hAnsi="Times New Roman" w:cs="Times New Roman"/>
+                <w:b/>
+                <w:bCs/>
+                <w:sz w:val="24"/>
+                <w:szCs w:val="24"/>
+                <w:lang w:val="de-DE"/>
+              </w:rPr>
+              <w:t xml:space="preserve">Plural </w:t>
+            </w:r>
+          </w:p>
+        </w:tc>
+        <w:tc>
+          <w:tcPr>
+            <w:tcW w:w="2337" w:type="dxa"/>
+            <w:tcBorders>
+              <w:top w:val="single" w:sz="4" w:space="0" w:color="auto"/>
+              <w:left w:val="single" w:sz="4" w:space="0" w:color="auto"/>
+              <w:bottom w:val="single" w:sz="4" w:space="0" w:color="auto"/>
+              <w:right w:val="single" w:sz="4" w:space="0" w:color="auto"/>
+            </w:tcBorders>
+          </w:tcPr>
+          <w:p>
+            <w:pPr>
+              <w:spacing w:line="360" w:lineRule="auto"/>
+              <w:rPr>
+                <w:rFonts w:ascii="Times New Roman" w:hAnsi="Times New Roman" w:cs="Times New Roman"/>
+                <w:sz w:val="24"/>
+                <w:szCs w:val="24"/>
+                <w:lang w:val="de-DE"/>
+              </w:rPr>
+            </w:pPr>
+          </w:p>
+        </w:tc>
+        <w:tc>
+          <w:tcPr>
+            <w:tcW w:w="2338" w:type="dxa"/>
+            <w:tcBorders>
+              <w:top w:val="single" w:sz="4" w:space="0" w:color="auto"/>
+              <w:left w:val="single" w:sz="4" w:space="0" w:color="auto"/>
+              <w:bottom w:val="single" w:sz="4" w:space="0" w:color="auto"/>
+              <w:right w:val="single" w:sz="4" w:space="0" w:color="auto"/>
+            </w:tcBorders>
+          </w:tcPr>
+          <w:p>
+            <w:pPr>
+              <w:spacing w:line="360" w:lineRule="auto"/>
+              <w:rPr>
+                <w:rFonts w:ascii="Times New Roman" w:hAnsi="Times New Roman" w:cs="Times New Roman"/>
+                <w:sz w:val="24"/>
+                <w:szCs w:val="24"/>
+                <w:lang w:val="de-DE"/>
+              </w:rPr>
+            </w:pPr>
+          </w:p>
+        </w:tc>
+        <w:tc>
+          <w:tcPr>
+            <w:tcW w:w="2338" w:type="dxa"/>
+            <w:tcBorders>
+              <w:top w:val="single" w:sz="4" w:space="0" w:color="auto"/>
+              <w:left w:val="single" w:sz="4" w:space="0" w:color="auto"/>
+              <w:bottom w:val="single" w:sz="4" w:space="0" w:color="auto"/>
+              <w:right w:val="single" w:sz="4" w:space="0" w:color="auto"/>
+            </w:tcBorders>
+          </w:tcPr>
+          <w:p>
+            <w:pPr>
+              <w:spacing w:line="360" w:lineRule="auto"/>
+              <w:rPr>
+                <w:rFonts w:ascii="Times New Roman" w:hAnsi="Times New Roman" w:cs="Times New Roman"/>
+                <w:sz w:val="24"/>
+                <w:szCs w:val="24"/>
+                <w:lang w:val="de-DE"/>
+              </w:rPr>
+            </w:pPr>
+          </w:p>
+        </w:tc>
+      </w:tr>
+      <w:tr>
+        <w:tc>
+          <w:tcPr>
+            <w:tcW w:w="2337" w:type="dxa"/>
+            <w:tcBorders>
+              <w:top w:val="single" w:sz="4" w:space="0" w:color="auto"/>
+              <w:left w:val="single" w:sz="4" w:space="0" w:color="auto"/>
+              <w:bottom w:val="single" w:sz="4" w:space="0" w:color="auto"/>
+              <w:right w:val="single" w:sz="4" w:space="0" w:color="auto"/>
+            </w:tcBorders>
+            <w:hideMark/>
+          </w:tcPr>
+          <w:p>
+            <w:pPr>
+              <w:spacing w:line="360" w:lineRule="auto"/>
+              <w:rPr>
+                <w:rFonts w:ascii="Times New Roman" w:hAnsi="Times New Roman" w:cs="Times New Roman"/>
+                <w:sz w:val="24"/>
+                <w:szCs w:val="24"/>
+                <w:lang w:val="de-DE"/>
+              </w:rPr>
+            </w:pPr>
+            <w:r>
+              <w:rPr>
+                <w:rFonts w:ascii="Times New Roman" w:hAnsi="Times New Roman" w:cs="Times New Roman"/>
+                <w:sz w:val="24"/>
+                <w:szCs w:val="24"/>
+                <w:lang w:val="de-DE"/>
+              </w:rPr>
+              <w:t>Nom.</w:t>
+            </w:r>
+          </w:p>
+        </w:tc>
+        <w:tc>
+          <w:tcPr>
+            <w:tcW w:w="2337" w:type="dxa"/>
+            <w:tcBorders>
+              <w:top w:val="single" w:sz="4" w:space="0" w:color="auto"/>
+              <w:left w:val="single" w:sz="4" w:space="0" w:color="auto"/>
+              <w:bottom w:val="single" w:sz="4" w:space="0" w:color="auto"/>
+              <w:right w:val="single" w:sz="4" w:space="0" w:color="auto"/>
+            </w:tcBorders>
+            <w:hideMark/>
+          </w:tcPr>
+          <w:p>
+            <w:pPr>
+              <w:spacing w:line="360" w:lineRule="auto"/>
+              <w:rPr>
+                <w:rFonts w:ascii="Times New Roman" w:hAnsi="Times New Roman" w:cs="Times New Roman"/>
+                <w:sz w:val="24"/>
+                <w:szCs w:val="24"/>
+                <w:lang w:val="de-DE"/>
+              </w:rPr>
+            </w:pPr>
+            <w:r>
+              <w:rPr>
+                <w:rFonts w:ascii="Times New Roman" w:hAnsi="Times New Roman" w:cs="Times New Roman"/>
+                <w:sz w:val="24"/>
+                <w:szCs w:val="24"/>
+                <w:lang w:val="de-DE"/>
+              </w:rPr>
+              <w:t>die groß</w:t>
+            </w:r>
+            <w:r>
+              <w:rPr>
+                <w:rFonts w:ascii="Times New Roman" w:hAnsi="Times New Roman" w:cs="Times New Roman"/>
+                <w:b/>
+                <w:bCs/>
+                <w:sz w:val="24"/>
+                <w:szCs w:val="24"/>
+                <w:lang w:val="de-DE"/>
+              </w:rPr>
+              <w:t>en</w:t>
+            </w:r>
+            <w:r>
+              <w:rPr>
+                <w:rFonts w:ascii="Times New Roman" w:hAnsi="Times New Roman" w:cs="Times New Roman"/>
+                <w:sz w:val="24"/>
+                <w:szCs w:val="24"/>
+                <w:lang w:val="de-DE"/>
+              </w:rPr>
+              <w:t xml:space="preserve"> Tische</w:t>
+            </w:r>
+          </w:p>
+        </w:tc>
+        <w:tc>
+          <w:tcPr>
+            <w:tcW w:w="2338" w:type="dxa"/>
+            <w:tcBorders>
+              <w:top w:val="single" w:sz="4" w:space="0" w:color="auto"/>
+              <w:left w:val="single" w:sz="4" w:space="0" w:color="auto"/>
+              <w:bottom w:val="single" w:sz="4" w:space="0" w:color="auto"/>
+              <w:right w:val="single" w:sz="4" w:space="0" w:color="auto"/>
+            </w:tcBorders>
+            <w:hideMark/>
+          </w:tcPr>
+          <w:p>
+            <w:pPr>
+              <w:spacing w:line="360" w:lineRule="auto"/>
+              <w:rPr>
+                <w:rFonts w:ascii="Times New Roman" w:hAnsi="Times New Roman" w:cs="Times New Roman"/>
+                <w:sz w:val="24"/>
+                <w:szCs w:val="24"/>
+                <w:lang w:val="de-DE"/>
+              </w:rPr>
+            </w:pPr>
+            <w:r>
+              <w:rPr>
+                <w:rFonts w:ascii="Times New Roman" w:hAnsi="Times New Roman" w:cs="Times New Roman"/>
+                <w:sz w:val="24"/>
+                <w:szCs w:val="24"/>
+                <w:lang w:val="de-DE"/>
+              </w:rPr>
+              <w:t>die hübsch</w:t>
+            </w:r>
+            <w:r>
+              <w:rPr>
+                <w:rFonts w:ascii="Times New Roman" w:hAnsi="Times New Roman" w:cs="Times New Roman"/>
+                <w:b/>
+                <w:bCs/>
+                <w:sz w:val="24"/>
+                <w:szCs w:val="24"/>
+                <w:lang w:val="de-DE"/>
+              </w:rPr>
+              <w:t>en</w:t>
+            </w:r>
+            <w:r>
+              <w:rPr>
+                <w:rFonts w:ascii="Times New Roman" w:hAnsi="Times New Roman" w:cs="Times New Roman"/>
+                <w:sz w:val="24"/>
+                <w:szCs w:val="24"/>
+                <w:lang w:val="de-DE"/>
+              </w:rPr>
+              <w:t xml:space="preserve"> Frauen</w:t>
+            </w:r>
+          </w:p>
+        </w:tc>
+        <w:tc>
+          <w:tcPr>
+            <w:tcW w:w="2338" w:type="dxa"/>
+            <w:tcBorders>
+              <w:top w:val="single" w:sz="4" w:space="0" w:color="auto"/>
+              <w:left w:val="single" w:sz="4" w:space="0" w:color="auto"/>
+              <w:bottom w:val="single" w:sz="4" w:space="0" w:color="auto"/>
+              <w:right w:val="single" w:sz="4" w:space="0" w:color="auto"/>
+            </w:tcBorders>
+            <w:hideMark/>
+          </w:tcPr>
+          <w:p>
+            <w:pPr>
+              <w:spacing w:line="360" w:lineRule="auto"/>
+              <w:rPr>
+                <w:rFonts w:ascii="Times New Roman" w:hAnsi="Times New Roman" w:cs="Times New Roman"/>
+                <w:sz w:val="24"/>
+                <w:szCs w:val="24"/>
+                <w:lang w:val="de-DE"/>
+              </w:rPr>
+            </w:pPr>
+            <w:r>
+              <w:rPr>
+                <w:rFonts w:ascii="Times New Roman" w:hAnsi="Times New Roman" w:cs="Times New Roman"/>
+                <w:sz w:val="24"/>
+                <w:szCs w:val="24"/>
+                <w:lang w:val="de-DE"/>
+              </w:rPr>
+              <w:t>die klein</w:t>
+            </w:r>
+            <w:r>
+              <w:rPr>
+                <w:rFonts w:ascii="Times New Roman" w:hAnsi="Times New Roman" w:cs="Times New Roman"/>
+                <w:b/>
+                <w:bCs/>
+                <w:sz w:val="24"/>
+                <w:szCs w:val="24"/>
+                <w:lang w:val="de-DE"/>
+              </w:rPr>
+              <w:t>en</w:t>
+            </w:r>
+            <w:r>
+              <w:rPr>
+                <w:rFonts w:ascii="Times New Roman" w:hAnsi="Times New Roman" w:cs="Times New Roman"/>
+                <w:sz w:val="24"/>
+                <w:szCs w:val="24"/>
+                <w:lang w:val="de-DE"/>
+              </w:rPr>
+              <w:t xml:space="preserve"> Zimmer</w:t>
+            </w:r>
+          </w:p>
+        </w:tc>
+      </w:tr>
+      <w:tr>
+        <w:tc>
+          <w:tcPr>
+            <w:tcW w:w="2337" w:type="dxa"/>
+            <w:tcBorders>
+              <w:top w:val="single" w:sz="4" w:space="0" w:color="auto"/>
+              <w:left w:val="single" w:sz="4" w:space="0" w:color="auto"/>
+              <w:bottom w:val="single" w:sz="4" w:space="0" w:color="auto"/>
+              <w:right w:val="single" w:sz="4" w:space="0" w:color="auto"/>
+            </w:tcBorders>
+            <w:hideMark/>
+          </w:tcPr>
+          <w:p>
+            <w:pPr>
+              <w:spacing w:line="360" w:lineRule="auto"/>
+              <w:rPr>
+                <w:rFonts w:ascii="Times New Roman" w:hAnsi="Times New Roman" w:cs="Times New Roman"/>
+                <w:sz w:val="24"/>
+                <w:szCs w:val="24"/>
+                <w:lang w:val="de-DE"/>
+              </w:rPr>
+            </w:pPr>
+            <w:r>
+              <w:rPr>
+                <w:rFonts w:ascii="Times New Roman" w:hAnsi="Times New Roman" w:cs="Times New Roman"/>
+                <w:sz w:val="24"/>
+                <w:szCs w:val="24"/>
+                <w:lang w:val="de-DE"/>
+              </w:rPr>
+              <w:t>Gen.</w:t>
+            </w:r>
+          </w:p>
+        </w:tc>
+        <w:tc>
+          <w:tcPr>
+            <w:tcW w:w="2337" w:type="dxa"/>
+            <w:tcBorders>
+              <w:top w:val="single" w:sz="4" w:space="0" w:color="auto"/>
+              <w:left w:val="single" w:sz="4" w:space="0" w:color="auto"/>
+              <w:bottom w:val="single" w:sz="4" w:space="0" w:color="auto"/>
+              <w:right w:val="single" w:sz="4" w:space="0" w:color="auto"/>
+            </w:tcBorders>
+            <w:hideMark/>
+          </w:tcPr>
+          <w:p>
+            <w:pPr>
+              <w:spacing w:line="360" w:lineRule="auto"/>
+              <w:rPr>
+                <w:rFonts w:ascii="Times New Roman" w:hAnsi="Times New Roman" w:cs="Times New Roman"/>
+                <w:sz w:val="24"/>
+                <w:szCs w:val="24"/>
+                <w:lang w:val="de-DE"/>
+              </w:rPr>
+            </w:pPr>
+            <w:r>
+              <w:rPr>
+                <w:rFonts w:ascii="Times New Roman" w:hAnsi="Times New Roman" w:cs="Times New Roman"/>
+                <w:sz w:val="24"/>
+                <w:szCs w:val="24"/>
+                <w:lang w:val="de-DE"/>
+              </w:rPr>
+              <w:t>der groß</w:t>
+            </w:r>
+            <w:r>
+              <w:rPr>
+                <w:rFonts w:ascii="Times New Roman" w:hAnsi="Times New Roman" w:cs="Times New Roman"/>
+                <w:b/>
+                <w:bCs/>
+                <w:sz w:val="24"/>
+                <w:szCs w:val="24"/>
+                <w:lang w:val="de-DE"/>
+              </w:rPr>
+              <w:t>en</w:t>
+            </w:r>
+            <w:r>
+              <w:rPr>
+                <w:rFonts w:ascii="Times New Roman" w:hAnsi="Times New Roman" w:cs="Times New Roman"/>
+                <w:sz w:val="24"/>
+                <w:szCs w:val="24"/>
+                <w:lang w:val="de-DE"/>
+              </w:rPr>
+              <w:t xml:space="preserve"> Tische</w:t>
+            </w:r>
+          </w:p>
+        </w:tc>
+        <w:tc>
+          <w:tcPr>
+            <w:tcW w:w="2338" w:type="dxa"/>
+            <w:tcBorders>
+              <w:top w:val="single" w:sz="4" w:space="0" w:color="auto"/>
+              <w:left w:val="single" w:sz="4" w:space="0" w:color="auto"/>
+              <w:bottom w:val="single" w:sz="4" w:space="0" w:color="auto"/>
+              <w:right w:val="single" w:sz="4" w:space="0" w:color="auto"/>
+            </w:tcBorders>
+            <w:hideMark/>
+          </w:tcPr>
+          <w:p>
+            <w:pPr>
+              <w:spacing w:line="360" w:lineRule="auto"/>
+              <w:rPr>
+                <w:rFonts w:ascii="Times New Roman" w:hAnsi="Times New Roman" w:cs="Times New Roman"/>
+                <w:sz w:val="24"/>
+                <w:szCs w:val="24"/>
+                <w:lang w:val="de-DE"/>
+              </w:rPr>
+            </w:pPr>
+            <w:r>
+              <w:rPr>
+                <w:rFonts w:ascii="Times New Roman" w:hAnsi="Times New Roman" w:cs="Times New Roman"/>
+                <w:sz w:val="24"/>
+                <w:szCs w:val="24"/>
+                <w:lang w:val="de-DE"/>
+              </w:rPr>
+              <w:t>der hübsch</w:t>
+            </w:r>
+            <w:r>
+              <w:rPr>
+                <w:rFonts w:ascii="Times New Roman" w:hAnsi="Times New Roman" w:cs="Times New Roman"/>
+                <w:b/>
+                <w:bCs/>
+                <w:sz w:val="24"/>
+                <w:szCs w:val="24"/>
+                <w:lang w:val="de-DE"/>
+              </w:rPr>
+              <w:t>en</w:t>
+            </w:r>
+            <w:r>
+              <w:rPr>
+                <w:rFonts w:ascii="Times New Roman" w:hAnsi="Times New Roman" w:cs="Times New Roman"/>
+                <w:sz w:val="24"/>
+                <w:szCs w:val="24"/>
+                <w:lang w:val="de-DE"/>
+              </w:rPr>
+              <w:t xml:space="preserve"> Frauen</w:t>
+            </w:r>
+          </w:p>
+        </w:tc>
+        <w:tc>
+          <w:tcPr>
+            <w:tcW w:w="2338" w:type="dxa"/>
+            <w:tcBorders>
+              <w:top w:val="single" w:sz="4" w:space="0" w:color="auto"/>
+              <w:left w:val="single" w:sz="4" w:space="0" w:color="auto"/>
+              <w:bottom w:val="single" w:sz="4" w:space="0" w:color="auto"/>
+              <w:right w:val="single" w:sz="4" w:space="0" w:color="auto"/>
+            </w:tcBorders>
+            <w:hideMark/>
+          </w:tcPr>
+          <w:p>
+            <w:pPr>
+              <w:spacing w:line="360" w:lineRule="auto"/>
+              <w:rPr>
+                <w:rFonts w:ascii="Times New Roman" w:hAnsi="Times New Roman" w:cs="Times New Roman"/>
+                <w:sz w:val="24"/>
+                <w:szCs w:val="24"/>
+                <w:lang w:val="de-DE"/>
+              </w:rPr>
+            </w:pPr>
+            <w:r>
+              <w:rPr>
+                <w:rFonts w:ascii="Times New Roman" w:hAnsi="Times New Roman" w:cs="Times New Roman"/>
+                <w:sz w:val="24"/>
+                <w:szCs w:val="24"/>
+                <w:lang w:val="de-DE"/>
+              </w:rPr>
+              <w:t>der klein</w:t>
+            </w:r>
+            <w:r>
+              <w:rPr>
+                <w:rFonts w:ascii="Times New Roman" w:hAnsi="Times New Roman" w:cs="Times New Roman"/>
+                <w:b/>
+                <w:bCs/>
+                <w:sz w:val="24"/>
+                <w:szCs w:val="24"/>
+                <w:lang w:val="de-DE"/>
+              </w:rPr>
+              <w:t>en</w:t>
+            </w:r>
+            <w:r>
+              <w:rPr>
+                <w:rFonts w:ascii="Times New Roman" w:hAnsi="Times New Roman" w:cs="Times New Roman"/>
+                <w:sz w:val="24"/>
+                <w:szCs w:val="24"/>
+                <w:lang w:val="de-DE"/>
+              </w:rPr>
+              <w:t xml:space="preserve"> Zimmer</w:t>
+            </w:r>
+          </w:p>
+        </w:tc>
+      </w:tr>
+      <w:tr>
+        <w:tc>
+          <w:tcPr>
+            <w:tcW w:w="2337" w:type="dxa"/>
+            <w:tcBorders>
+              <w:top w:val="single" w:sz="4" w:space="0" w:color="auto"/>
+              <w:left w:val="single" w:sz="4" w:space="0" w:color="auto"/>
+              <w:bottom w:val="single" w:sz="4" w:space="0" w:color="auto"/>
+              <w:right w:val="single" w:sz="4" w:space="0" w:color="auto"/>
+            </w:tcBorders>
+            <w:hideMark/>
+          </w:tcPr>
+          <w:p>
+            <w:pPr>
+              <w:spacing w:line="360" w:lineRule="auto"/>
+              <w:rPr>
+                <w:rFonts w:ascii="Times New Roman" w:hAnsi="Times New Roman" w:cs="Times New Roman"/>
+                <w:sz w:val="24"/>
+                <w:szCs w:val="24"/>
+                <w:lang w:val="de-DE"/>
+              </w:rPr>
+            </w:pPr>
+            <w:r>
+              <w:rPr>
+                <w:rFonts w:ascii="Times New Roman" w:hAnsi="Times New Roman" w:cs="Times New Roman"/>
+                <w:sz w:val="24"/>
+                <w:szCs w:val="24"/>
+                <w:lang w:val="de-DE"/>
+              </w:rPr>
+              <w:t>Dativ</w:t>
+            </w:r>
+          </w:p>
+        </w:tc>
+        <w:tc>
+          <w:tcPr>
+            <w:tcW w:w="2337" w:type="dxa"/>
+            <w:tcBorders>
+              <w:top w:val="single" w:sz="4" w:space="0" w:color="auto"/>
+              <w:left w:val="single" w:sz="4" w:space="0" w:color="auto"/>
+              <w:bottom w:val="single" w:sz="4" w:space="0" w:color="auto"/>
+              <w:right w:val="single" w:sz="4" w:space="0" w:color="auto"/>
+            </w:tcBorders>
+            <w:hideMark/>
+          </w:tcPr>
+          <w:p>
+            <w:pPr>
+              <w:spacing w:line="360" w:lineRule="auto"/>
+              <w:rPr>
+                <w:rFonts w:ascii="Times New Roman" w:hAnsi="Times New Roman" w:cs="Times New Roman"/>
+                <w:sz w:val="24"/>
+                <w:szCs w:val="24"/>
+                <w:lang w:val="de-DE"/>
+              </w:rPr>
+            </w:pPr>
+            <w:r>
+              <w:rPr>
+                <w:rFonts w:ascii="Times New Roman" w:hAnsi="Times New Roman" w:cs="Times New Roman"/>
+                <w:sz w:val="24"/>
+                <w:szCs w:val="24"/>
+                <w:lang w:val="de-DE"/>
+              </w:rPr>
+              <w:t>den groß</w:t>
+            </w:r>
+            <w:r>
+              <w:rPr>
+                <w:rFonts w:ascii="Times New Roman" w:hAnsi="Times New Roman" w:cs="Times New Roman"/>
+                <w:b/>
+                <w:bCs/>
+                <w:sz w:val="24"/>
+                <w:szCs w:val="24"/>
+                <w:lang w:val="de-DE"/>
+              </w:rPr>
+              <w:t>en</w:t>
+            </w:r>
+            <w:r>
+              <w:rPr>
+                <w:rFonts w:ascii="Times New Roman" w:hAnsi="Times New Roman" w:cs="Times New Roman"/>
+                <w:sz w:val="24"/>
+                <w:szCs w:val="24"/>
+                <w:lang w:val="de-DE"/>
+              </w:rPr>
+              <w:t xml:space="preserve"> Tischen</w:t>
+            </w:r>
+          </w:p>
+        </w:tc>
+        <w:tc>
+          <w:tcPr>
+            <w:tcW w:w="2338" w:type="dxa"/>
+            <w:tcBorders>
+              <w:top w:val="single" w:sz="4" w:space="0" w:color="auto"/>
+              <w:left w:val="single" w:sz="4" w:space="0" w:color="auto"/>
+              <w:bottom w:val="single" w:sz="4" w:space="0" w:color="auto"/>
+              <w:right w:val="single" w:sz="4" w:space="0" w:color="auto"/>
+            </w:tcBorders>
+            <w:hideMark/>
+          </w:tcPr>
+          <w:p>
+            <w:pPr>
+              <w:spacing w:line="360" w:lineRule="auto"/>
+              <w:rPr>
+                <w:rFonts w:ascii="Times New Roman" w:hAnsi="Times New Roman" w:cs="Times New Roman"/>
+                <w:sz w:val="24"/>
+                <w:szCs w:val="24"/>
+                <w:lang w:val="de-DE"/>
+              </w:rPr>
+            </w:pPr>
+            <w:r>
+              <w:rPr>
+                <w:rFonts w:ascii="Times New Roman" w:hAnsi="Times New Roman" w:cs="Times New Roman"/>
+                <w:sz w:val="24"/>
+                <w:szCs w:val="24"/>
+                <w:lang w:val="de-DE"/>
+              </w:rPr>
+              <w:t>den hübsch</w:t>
+            </w:r>
+            <w:r>
+              <w:rPr>
+                <w:rFonts w:ascii="Times New Roman" w:hAnsi="Times New Roman" w:cs="Times New Roman"/>
+                <w:b/>
+                <w:bCs/>
+                <w:sz w:val="24"/>
+                <w:szCs w:val="24"/>
+                <w:lang w:val="de-DE"/>
+              </w:rPr>
+              <w:t>en</w:t>
+            </w:r>
+            <w:r>
+              <w:rPr>
+                <w:rFonts w:ascii="Times New Roman" w:hAnsi="Times New Roman" w:cs="Times New Roman"/>
+                <w:sz w:val="24"/>
+                <w:szCs w:val="24"/>
+                <w:lang w:val="de-DE"/>
+              </w:rPr>
+              <w:t xml:space="preserve"> Frauen</w:t>
+            </w:r>
+          </w:p>
+        </w:tc>
+        <w:tc>
+          <w:tcPr>
+            <w:tcW w:w="2338" w:type="dxa"/>
+            <w:tcBorders>
+              <w:top w:val="single" w:sz="4" w:space="0" w:color="auto"/>
+              <w:left w:val="single" w:sz="4" w:space="0" w:color="auto"/>
+              <w:bottom w:val="single" w:sz="4" w:space="0" w:color="auto"/>
+              <w:right w:val="single" w:sz="4" w:space="0" w:color="auto"/>
+            </w:tcBorders>
+            <w:hideMark/>
+          </w:tcPr>
+          <w:p>
+            <w:pPr>
+              <w:spacing w:line="360" w:lineRule="auto"/>
+              <w:rPr>
+                <w:rFonts w:ascii="Times New Roman" w:hAnsi="Times New Roman" w:cs="Times New Roman"/>
+                <w:sz w:val="24"/>
+                <w:szCs w:val="24"/>
+                <w:lang w:val="de-DE"/>
+              </w:rPr>
+            </w:pPr>
+            <w:r>
+              <w:rPr>
+                <w:rFonts w:ascii="Times New Roman" w:hAnsi="Times New Roman" w:cs="Times New Roman"/>
+                <w:sz w:val="24"/>
+                <w:szCs w:val="24"/>
+                <w:lang w:val="de-DE"/>
+              </w:rPr>
+              <w:t>den klein</w:t>
+            </w:r>
+            <w:r>
+              <w:rPr>
+                <w:rFonts w:ascii="Times New Roman" w:hAnsi="Times New Roman" w:cs="Times New Roman"/>
+                <w:b/>
+                <w:bCs/>
+                <w:sz w:val="24"/>
+                <w:szCs w:val="24"/>
+                <w:lang w:val="de-DE"/>
+              </w:rPr>
+              <w:t>en</w:t>
+            </w:r>
+            <w:r>
+              <w:rPr>
+                <w:rFonts w:ascii="Times New Roman" w:hAnsi="Times New Roman" w:cs="Times New Roman"/>
+                <w:sz w:val="24"/>
+                <w:szCs w:val="24"/>
+                <w:lang w:val="de-DE"/>
+              </w:rPr>
+              <w:t xml:space="preserve"> Zimmern</w:t>
+            </w:r>
+          </w:p>
+        </w:tc>
+      </w:tr>
+      <w:tr>
+        <w:tc>
+          <w:tcPr>
+            <w:tcW w:w="2337" w:type="dxa"/>
+            <w:tcBorders>
+              <w:top w:val="single" w:sz="4" w:space="0" w:color="auto"/>
+              <w:left w:val="single" w:sz="4" w:space="0" w:color="auto"/>
+              <w:bottom w:val="single" w:sz="4" w:space="0" w:color="auto"/>
+              <w:right w:val="single" w:sz="4" w:space="0" w:color="auto"/>
+            </w:tcBorders>
+            <w:hideMark/>
+          </w:tcPr>
+          <w:p>
+            <w:pPr>
+              <w:spacing w:line="360" w:lineRule="auto"/>
+              <w:rPr>
+                <w:rFonts w:ascii="Times New Roman" w:hAnsi="Times New Roman" w:cs="Times New Roman"/>
+                <w:sz w:val="24"/>
+                <w:szCs w:val="24"/>
+                <w:lang w:val="de-DE"/>
+              </w:rPr>
+            </w:pPr>
+            <w:r>
+              <w:rPr>
+                <w:rFonts w:ascii="Times New Roman" w:hAnsi="Times New Roman" w:cs="Times New Roman"/>
+                <w:sz w:val="24"/>
+                <w:szCs w:val="24"/>
+                <w:lang w:val="de-DE"/>
+              </w:rPr>
+              <w:t>Akkusativ</w:t>
+            </w:r>
+          </w:p>
+        </w:tc>
+        <w:tc>
+          <w:tcPr>
+            <w:tcW w:w="2337" w:type="dxa"/>
+            <w:tcBorders>
+              <w:top w:val="single" w:sz="4" w:space="0" w:color="auto"/>
+              <w:left w:val="single" w:sz="4" w:space="0" w:color="auto"/>
+              <w:bottom w:val="single" w:sz="4" w:space="0" w:color="auto"/>
+              <w:right w:val="single" w:sz="4" w:space="0" w:color="auto"/>
+            </w:tcBorders>
+            <w:hideMark/>
+          </w:tcPr>
+          <w:p>
+            <w:pPr>
+              <w:spacing w:line="360" w:lineRule="auto"/>
+              <w:rPr>
+                <w:rFonts w:ascii="Times New Roman" w:hAnsi="Times New Roman" w:cs="Times New Roman"/>
+                <w:sz w:val="24"/>
+                <w:szCs w:val="24"/>
+                <w:lang w:val="de-DE"/>
+              </w:rPr>
+            </w:pPr>
+            <w:r>
+              <w:rPr>
+                <w:rFonts w:ascii="Times New Roman" w:hAnsi="Times New Roman" w:cs="Times New Roman"/>
+                <w:sz w:val="24"/>
+                <w:szCs w:val="24"/>
+                <w:lang w:val="de-DE"/>
+              </w:rPr>
+              <w:t>die groß</w:t>
+            </w:r>
+            <w:r>
+              <w:rPr>
+                <w:rFonts w:ascii="Times New Roman" w:hAnsi="Times New Roman" w:cs="Times New Roman"/>
+                <w:b/>
+                <w:bCs/>
+                <w:sz w:val="24"/>
+                <w:szCs w:val="24"/>
+                <w:lang w:val="de-DE"/>
+              </w:rPr>
+              <w:t>en</w:t>
+            </w:r>
+            <w:r>
+              <w:rPr>
+                <w:rFonts w:ascii="Times New Roman" w:hAnsi="Times New Roman" w:cs="Times New Roman"/>
+                <w:sz w:val="24"/>
+                <w:szCs w:val="24"/>
+                <w:lang w:val="de-DE"/>
+              </w:rPr>
+              <w:t xml:space="preserve"> Tische</w:t>
+            </w:r>
+          </w:p>
+        </w:tc>
+        <w:tc>
+          <w:tcPr>
+            <w:tcW w:w="2338" w:type="dxa"/>
+            <w:tcBorders>
+              <w:top w:val="single" w:sz="4" w:space="0" w:color="auto"/>
+              <w:left w:val="single" w:sz="4" w:space="0" w:color="auto"/>
+              <w:bottom w:val="single" w:sz="4" w:space="0" w:color="auto"/>
+              <w:right w:val="single" w:sz="4" w:space="0" w:color="auto"/>
+            </w:tcBorders>
+            <w:hideMark/>
+          </w:tcPr>
+          <w:p>
+            <w:pPr>
+              <w:spacing w:line="360" w:lineRule="auto"/>
+              <w:rPr>
+                <w:rFonts w:ascii="Times New Roman" w:hAnsi="Times New Roman" w:cs="Times New Roman"/>
+                <w:sz w:val="24"/>
+                <w:szCs w:val="24"/>
+                <w:lang w:val="de-DE"/>
+              </w:rPr>
+            </w:pPr>
+            <w:r>
+              <w:rPr>
+                <w:rFonts w:ascii="Times New Roman" w:hAnsi="Times New Roman" w:cs="Times New Roman"/>
+                <w:sz w:val="24"/>
+                <w:szCs w:val="24"/>
+                <w:lang w:val="de-DE"/>
+              </w:rPr>
+              <w:t>die hübsch</w:t>
+            </w:r>
+            <w:r>
+              <w:rPr>
+                <w:rFonts w:ascii="Times New Roman" w:hAnsi="Times New Roman" w:cs="Times New Roman"/>
+                <w:b/>
+                <w:bCs/>
+                <w:sz w:val="24"/>
+                <w:szCs w:val="24"/>
+                <w:lang w:val="de-DE"/>
+              </w:rPr>
+              <w:t>en</w:t>
+            </w:r>
+            <w:r>
+              <w:rPr>
+                <w:rFonts w:ascii="Times New Roman" w:hAnsi="Times New Roman" w:cs="Times New Roman"/>
+                <w:sz w:val="24"/>
+                <w:szCs w:val="24"/>
+                <w:lang w:val="de-DE"/>
+              </w:rPr>
+              <w:t xml:space="preserve"> Frauen</w:t>
+            </w:r>
+          </w:p>
+        </w:tc>
+        <w:tc>
+          <w:tcPr>
+            <w:tcW w:w="2338" w:type="dxa"/>
+            <w:tcBorders>
+              <w:top w:val="single" w:sz="4" w:space="0" w:color="auto"/>
+              <w:left w:val="single" w:sz="4" w:space="0" w:color="auto"/>
+              <w:bottom w:val="single" w:sz="4" w:space="0" w:color="auto"/>
+              <w:right w:val="single" w:sz="4" w:space="0" w:color="auto"/>
+            </w:tcBorders>
+            <w:hideMark/>
+          </w:tcPr>
+          <w:p>
+            <w:pPr>
+              <w:spacing w:line="360" w:lineRule="auto"/>
+              <w:rPr>
+                <w:rFonts w:ascii="Times New Roman" w:hAnsi="Times New Roman" w:cs="Times New Roman"/>
+                <w:sz w:val="24"/>
+                <w:szCs w:val="24"/>
+                <w:lang w:val="de-DE"/>
+              </w:rPr>
+            </w:pPr>
+            <w:r>
+              <w:rPr>
+                <w:rFonts w:ascii="Times New Roman" w:hAnsi="Times New Roman" w:cs="Times New Roman"/>
+                <w:sz w:val="24"/>
+                <w:szCs w:val="24"/>
+                <w:lang w:val="de-DE"/>
+              </w:rPr>
+              <w:t>die klein</w:t>
+            </w:r>
+            <w:r>
+              <w:rPr>
+                <w:rFonts w:ascii="Times New Roman" w:hAnsi="Times New Roman" w:cs="Times New Roman"/>
+                <w:b/>
+                <w:bCs/>
+                <w:sz w:val="24"/>
+                <w:szCs w:val="24"/>
+                <w:lang w:val="de-DE"/>
+              </w:rPr>
+              <w:t>en</w:t>
+            </w:r>
+            <w:r>
+              <w:rPr>
+                <w:rFonts w:ascii="Times New Roman" w:hAnsi="Times New Roman" w:cs="Times New Roman"/>
+                <w:sz w:val="24"/>
+                <w:szCs w:val="24"/>
+                <w:lang w:val="de-DE"/>
+              </w:rPr>
+              <w:t xml:space="preserve"> Zimmern</w:t>
+            </w:r>
+          </w:p>
+        </w:tc>
+      </w:tr>
+    </w:tbl>
+    <w:p>
+      <w:pPr>
+        <w:pStyle w:val="NoSpacing"/>
+        <w:jc w:val="center"/>
+        <w:rPr>
+          <w:b/>
+          <w:bCs/>
+          <w:sz w:val="36"/>
+          <w:szCs w:val="36"/>
+          <w:lang w:val="sr-Latn-RS"/>
+        </w:rPr>
+      </w:pPr>
+    </w:p>
+    <w:p>
+      <w:pPr>
+        <w:pStyle w:val="NoSpacing"/>
+        <w:jc w:val="center"/>
+        <w:rPr>
+          <w:b/>
+          <w:bCs/>
+          <w:sz w:val="36"/>
+          <w:szCs w:val="36"/>
+          <w:lang w:val="sr-Latn-RS"/>
+        </w:rPr>
+      </w:pPr>
+      <w:r>
+        <w:rPr>
+          <w:b/>
+          <w:bCs/>
+          <w:sz w:val="36"/>
+          <w:szCs w:val="36"/>
+          <w:lang w:val="sr-Latn-RS"/>
+        </w:rPr>
+        <w:lastRenderedPageBreak/>
+        <w:t>Die Starke Adjektivdeklination</w:t>
+      </w:r>
+    </w:p>
+    <w:p>
+      <w:pPr>
+        <w:pStyle w:val="NoSpacing"/>
+        <w:jc w:val="center"/>
+        <w:rPr>
+          <w:b/>
+          <w:bCs/>
+          <w:sz w:val="36"/>
+          <w:szCs w:val="36"/>
+          <w:lang w:val="sr-Latn-RS"/>
+        </w:rPr>
+      </w:pPr>
+      <w:r>
+        <w:rPr>
+          <w:b/>
+          <w:bCs/>
+          <w:sz w:val="36"/>
+          <w:szCs w:val="36"/>
+          <w:lang w:val="sr-Latn-RS"/>
+        </w:rPr>
+        <w:t>Jaka pridevska deklinacija</w:t>
+      </w:r>
+    </w:p>
+    <w:p>
+      <w:pPr>
+        <w:rPr>
+          <w:rFonts w:cs="JetBrains Mono NL"/>
+          <w:b/>
+          <w:bCs/>
+          <w:sz w:val="28"/>
+          <w:szCs w:val="28"/>
+          <w:lang w:val="sr-Latn-RS"/>
+        </w:rPr>
+      </w:pPr>
+      <w:r>
+        <w:rPr>
+          <w:rFonts w:cs="JetBrains Mono NL"/>
+          <w:b/>
+          <w:bCs/>
+          <w:sz w:val="24"/>
+          <w:szCs w:val="24"/>
+          <w:lang w:val="sr-Latn-RS"/>
+        </w:rPr>
+        <w:br/>
+      </w:r>
+      <w:r>
+        <w:rPr>
+          <w:rFonts w:cs="JetBrains Mono NL"/>
+          <w:b/>
+          <w:bCs/>
+          <w:sz w:val="24"/>
+          <w:szCs w:val="24"/>
+          <w:lang w:val="sr-Latn-RS"/>
+        </w:rPr>
+        <w:br/>
+      </w:r>
+      <w:r>
+        <w:rPr>
+          <w:rFonts w:cs="JetBrains Mono NL"/>
+          <w:b/>
+          <w:bCs/>
+          <w:sz w:val="28"/>
+          <w:szCs w:val="28"/>
+          <w:lang w:val="sr-Latn-RS"/>
+        </w:rPr>
+        <w:t xml:space="preserve">Ovaj tip deklinacije se koristi kada : </w:t>
+      </w:r>
+    </w:p>
+    <w:p>
+      <w:pPr>
+        <w:rPr>
+          <w:rFonts w:cs="JetBrains Mono NL"/>
+          <w:b/>
+          <w:bCs/>
+          <w:sz w:val="24"/>
+          <w:szCs w:val="24"/>
+          <w:lang w:val="sr-Latn-RS"/>
+        </w:rPr>
+      </w:pPr>
+      <w:r>
+        <w:rPr>
+          <w:rFonts w:cs="JetBrains Mono NL"/>
+          <w:b/>
+          <w:bCs/>
+          <w:sz w:val="24"/>
+          <w:szCs w:val="24"/>
+          <w:lang w:val="sr-Latn-RS"/>
+        </w:rPr>
+        <w:t>pridev stoji sam ispred imenice</w:t>
+      </w:r>
+      <w:r>
+        <w:rPr>
+          <w:rFonts w:cs="JetBrains Mono NL"/>
+          <w:b/>
+          <w:bCs/>
+          <w:sz w:val="24"/>
+          <w:szCs w:val="24"/>
+          <w:lang w:val="sr-Latn-RS"/>
+        </w:rPr>
+        <w:br/>
+      </w:r>
+      <w:r>
+        <w:rPr>
+          <w:rFonts w:cs="JetBrains Mono NL"/>
+          <w:b/>
+          <w:bCs/>
+          <w:sz w:val="24"/>
+          <w:szCs w:val="24"/>
+          <w:lang w:val="sr-Latn-RS"/>
+        </w:rPr>
+        <w:t>bez određenog ili neoređenog člana</w:t>
+      </w:r>
+      <w:r>
+        <w:rPr>
+          <w:rFonts w:cs="JetBrains Mono NL"/>
+          <w:b/>
+          <w:bCs/>
+          <w:sz w:val="24"/>
+          <w:szCs w:val="24"/>
+          <w:lang w:val="sr-Latn-RS"/>
+        </w:rPr>
+        <w:br/>
+      </w:r>
+      <w:r>
+        <w:rPr>
+          <w:rFonts w:cs="JetBrains Mono NL"/>
+          <w:b/>
+          <w:bCs/>
+          <w:sz w:val="24"/>
+          <w:szCs w:val="24"/>
+          <w:lang w:val="sr-Latn-RS"/>
+        </w:rPr>
+        <w:t>bez prisvojnih prideva</w:t>
+      </w:r>
+      <w:r>
+        <w:rPr>
+          <w:rFonts w:cs="JetBrains Mono NL"/>
+          <w:b/>
+          <w:bCs/>
+          <w:sz w:val="24"/>
+          <w:szCs w:val="24"/>
+          <w:lang w:val="sr-Latn-RS"/>
+        </w:rPr>
+        <w:br/>
+      </w:r>
+      <w:r>
+        <w:rPr>
+          <w:rFonts w:cs="JetBrains Mono NL"/>
+          <w:b/>
+          <w:bCs/>
+          <w:sz w:val="24"/>
+          <w:szCs w:val="24"/>
+          <w:lang w:val="sr-Latn-RS"/>
+        </w:rPr>
+        <w:t>bez negacije.</w:t>
+      </w:r>
+      <w:r>
+        <w:rPr>
+          <w:rFonts w:cs="JetBrains Mono NL"/>
+          <w:b/>
+          <w:bCs/>
+          <w:sz w:val="24"/>
+          <w:szCs w:val="24"/>
+          <w:lang w:val="sr-Latn-RS"/>
+        </w:rPr>
+        <w:br/>
+      </w:r>
+    </w:p>
+    <w:tbl>
+      <w:tblPr>
+        <w:tblStyle w:val="TableGrid"/>
+        <w:tblW w:w="0" w:type="auto"/>
+        <w:tblInd w:w="0" w:type="dxa"/>
+        <w:tblLook w:val="04A0" w:firstRow="1" w:lastRow="0" w:firstColumn="1" w:lastColumn="0" w:noHBand="0" w:noVBand="1"/>
+      </w:tblPr>
+      <w:tblGrid>
+        <w:gridCol w:w="1870"/>
+        <w:gridCol w:w="1870"/>
+        <w:gridCol w:w="1870"/>
+        <w:gridCol w:w="1870"/>
+        <w:gridCol w:w="1870"/>
+      </w:tblGrid>
+      <w:tr>
+        <w:tc>
+          <w:tcPr>
+            <w:tcW w:w="1870" w:type="dxa"/>
+          </w:tcPr>
+          <w:p>
+            <w:pPr>
+              <w:jc w:val="center"/>
+              <w:rPr>
+                <w:rFonts w:cs="JetBrains Mono NL"/>
+                <w:b/>
+                <w:bCs/>
+                <w:sz w:val="24"/>
+                <w:szCs w:val="24"/>
+                <w:lang w:val="sr-Latn-RS"/>
+              </w:rPr>
+            </w:pPr>
+          </w:p>
+        </w:tc>
+        <w:tc>
+          <w:tcPr>
+            <w:tcW w:w="1870" w:type="dxa"/>
+          </w:tcPr>
+          <w:p>
+            <w:pPr>
+              <w:jc w:val="center"/>
+              <w:rPr>
+                <w:rFonts w:cs="JetBrains Mono NL"/>
+                <w:b/>
+                <w:bCs/>
+                <w:sz w:val="24"/>
+                <w:szCs w:val="24"/>
+                <w:lang w:val="sr-Latn-RS"/>
+              </w:rPr>
+            </w:pPr>
+            <w:r>
+              <w:rPr>
+                <w:rFonts w:cs="JetBrains Mono NL"/>
+                <w:b/>
+                <w:bCs/>
+                <w:sz w:val="24"/>
+                <w:szCs w:val="24"/>
+                <w:lang w:val="sr-Latn-RS"/>
+              </w:rPr>
+              <w:t>Masculin</w:t>
+            </w:r>
+          </w:p>
+        </w:tc>
+        <w:tc>
+          <w:tcPr>
+            <w:tcW w:w="1870" w:type="dxa"/>
+          </w:tcPr>
+          <w:p>
+            <w:pPr>
+              <w:jc w:val="center"/>
+              <w:rPr>
+                <w:rFonts w:cs="JetBrains Mono NL"/>
+                <w:b/>
+                <w:bCs/>
+                <w:sz w:val="24"/>
+                <w:szCs w:val="24"/>
+                <w:lang w:val="sr-Latn-RS"/>
+              </w:rPr>
+            </w:pPr>
+            <w:r>
+              <w:rPr>
+                <w:rFonts w:cs="JetBrains Mono NL"/>
+                <w:b/>
+                <w:bCs/>
+                <w:sz w:val="24"/>
+                <w:szCs w:val="24"/>
+                <w:lang w:val="sr-Latn-RS"/>
+              </w:rPr>
+              <w:t>Feminin</w:t>
+            </w:r>
+          </w:p>
+        </w:tc>
+        <w:tc>
+          <w:tcPr>
+            <w:tcW w:w="1870" w:type="dxa"/>
+          </w:tcPr>
+          <w:p>
+            <w:pPr>
+              <w:jc w:val="center"/>
+              <w:rPr>
+                <w:rFonts w:cs="JetBrains Mono NL"/>
+                <w:b/>
+                <w:bCs/>
+                <w:sz w:val="24"/>
+                <w:szCs w:val="24"/>
+                <w:lang w:val="sr-Latn-RS"/>
+              </w:rPr>
+            </w:pPr>
+            <w:r>
+              <w:rPr>
+                <w:rFonts w:cs="JetBrains Mono NL"/>
+                <w:b/>
+                <w:bCs/>
+                <w:sz w:val="24"/>
+                <w:szCs w:val="24"/>
+                <w:lang w:val="sr-Latn-RS"/>
+              </w:rPr>
+              <w:t>Neutrin</w:t>
+            </w:r>
+          </w:p>
+        </w:tc>
+        <w:tc>
+          <w:tcPr>
+            <w:tcW w:w="1870" w:type="dxa"/>
+          </w:tcPr>
+          <w:p>
+            <w:pPr>
+              <w:jc w:val="center"/>
+              <w:rPr>
+                <w:rFonts w:cs="JetBrains Mono NL"/>
+                <w:b/>
+                <w:bCs/>
+                <w:sz w:val="24"/>
+                <w:szCs w:val="24"/>
+                <w:lang w:val="sr-Latn-RS"/>
+              </w:rPr>
+            </w:pPr>
+            <w:r>
+              <w:rPr>
+                <w:rFonts w:cs="JetBrains Mono NL"/>
+                <w:b/>
+                <w:bCs/>
+                <w:sz w:val="24"/>
+                <w:szCs w:val="24"/>
+                <w:lang w:val="sr-Latn-RS"/>
+              </w:rPr>
+              <w:t>Plural</w:t>
+            </w:r>
+          </w:p>
+        </w:tc>
+      </w:tr>
+      <w:tr>
+        <w:tc>
+          <w:tcPr>
+            <w:tcW w:w="1870" w:type="dxa"/>
+          </w:tcPr>
+          <w:p>
+            <w:pPr>
+              <w:jc w:val="center"/>
+              <w:rPr>
+                <w:rFonts w:cs="JetBrains Mono NL"/>
+                <w:b/>
+                <w:bCs/>
+                <w:sz w:val="24"/>
+                <w:szCs w:val="24"/>
+                <w:lang w:val="sr-Latn-RS"/>
+              </w:rPr>
+            </w:pPr>
+            <w:r>
+              <w:rPr>
+                <w:rFonts w:cs="JetBrains Mono NL"/>
+                <w:b/>
+                <w:bCs/>
+                <w:sz w:val="24"/>
+                <w:szCs w:val="24"/>
+                <w:lang w:val="sr-Latn-RS"/>
+              </w:rPr>
+              <w:t>Nom.</w:t>
+            </w:r>
+          </w:p>
+        </w:tc>
+        <w:tc>
+          <w:tcPr>
+            <w:tcW w:w="1870" w:type="dxa"/>
+          </w:tcPr>
+          <w:p>
+            <w:pPr>
+              <w:jc w:val="center"/>
+              <w:rPr>
+                <w:rFonts w:cs="JetBrains Mono NL"/>
+                <w:b/>
+                <w:bCs/>
+                <w:sz w:val="24"/>
+                <w:szCs w:val="24"/>
+                <w:lang w:val="sr-Latn-RS"/>
+              </w:rPr>
+            </w:pPr>
+            <w:r>
+              <w:rPr>
+                <w:rFonts w:cs="JetBrains Mono NL"/>
+                <w:b/>
+                <w:bCs/>
+                <w:sz w:val="24"/>
+                <w:szCs w:val="24"/>
+                <w:lang w:val="sr-Latn-RS"/>
+              </w:rPr>
+              <w:t>-r</w:t>
+            </w:r>
+          </w:p>
+        </w:tc>
+        <w:tc>
+          <w:tcPr>
+            <w:tcW w:w="1870" w:type="dxa"/>
+          </w:tcPr>
+          <w:p>
+            <w:pPr>
+              <w:jc w:val="center"/>
+              <w:rPr>
+                <w:rFonts w:cs="JetBrains Mono NL"/>
+                <w:b/>
+                <w:bCs/>
+                <w:sz w:val="24"/>
+                <w:szCs w:val="24"/>
+                <w:lang w:val="sr-Latn-RS"/>
+              </w:rPr>
+            </w:pPr>
+            <w:r>
+              <w:rPr>
+                <w:rFonts w:cs="JetBrains Mono NL"/>
+                <w:b/>
+                <w:bCs/>
+                <w:sz w:val="24"/>
+                <w:szCs w:val="24"/>
+                <w:lang w:val="sr-Latn-RS"/>
+              </w:rPr>
+              <w:t>-e</w:t>
+            </w:r>
+          </w:p>
+        </w:tc>
+        <w:tc>
+          <w:tcPr>
+            <w:tcW w:w="1870" w:type="dxa"/>
+          </w:tcPr>
+          <w:p>
+            <w:pPr>
+              <w:jc w:val="center"/>
+              <w:rPr>
+                <w:rFonts w:cs="JetBrains Mono NL"/>
+                <w:b/>
+                <w:bCs/>
+                <w:sz w:val="24"/>
+                <w:szCs w:val="24"/>
+                <w:lang w:val="sr-Latn-RS"/>
+              </w:rPr>
+            </w:pPr>
+            <w:r>
+              <w:rPr>
+                <w:rFonts w:cs="JetBrains Mono NL"/>
+                <w:b/>
+                <w:bCs/>
+                <w:sz w:val="24"/>
+                <w:szCs w:val="24"/>
+                <w:lang w:val="sr-Latn-RS"/>
+              </w:rPr>
+              <w:t>-s</w:t>
+            </w:r>
+          </w:p>
+        </w:tc>
+        <w:tc>
+          <w:tcPr>
+            <w:tcW w:w="1870" w:type="dxa"/>
+          </w:tcPr>
+          <w:p>
+            <w:pPr>
+              <w:jc w:val="center"/>
+              <w:rPr>
+                <w:rFonts w:cs="JetBrains Mono NL"/>
+                <w:b/>
+                <w:bCs/>
+                <w:sz w:val="24"/>
+                <w:szCs w:val="24"/>
+                <w:lang w:val="sr-Latn-RS"/>
+              </w:rPr>
+            </w:pPr>
+            <w:r>
+              <w:rPr>
+                <w:rFonts w:cs="JetBrains Mono NL"/>
+                <w:b/>
+                <w:bCs/>
+                <w:sz w:val="24"/>
+                <w:szCs w:val="24"/>
+                <w:lang w:val="sr-Latn-RS"/>
+              </w:rPr>
+              <w:t>-e</w:t>
+            </w:r>
+          </w:p>
+        </w:tc>
+      </w:tr>
+      <w:tr>
+        <w:tc>
+          <w:tcPr>
+            <w:tcW w:w="1870" w:type="dxa"/>
+          </w:tcPr>
+          <w:p>
+            <w:pPr>
+              <w:jc w:val="center"/>
+              <w:rPr>
+                <w:rFonts w:cs="JetBrains Mono NL"/>
+                <w:b/>
+                <w:bCs/>
+                <w:sz w:val="24"/>
+                <w:szCs w:val="24"/>
+                <w:lang w:val="sr-Latn-RS"/>
+              </w:rPr>
+            </w:pPr>
+            <w:r>
+              <w:rPr>
+                <w:rFonts w:cs="JetBrains Mono NL"/>
+                <w:b/>
+                <w:bCs/>
+                <w:sz w:val="24"/>
+                <w:szCs w:val="24"/>
+                <w:lang w:val="sr-Latn-RS"/>
+              </w:rPr>
+              <w:t>Gen.</w:t>
+            </w:r>
+          </w:p>
+        </w:tc>
+        <w:tc>
+          <w:tcPr>
+            <w:tcW w:w="1870" w:type="dxa"/>
+          </w:tcPr>
+          <w:p>
+            <w:pPr>
+              <w:jc w:val="center"/>
+              <w:rPr>
+                <w:rFonts w:cs="JetBrains Mono NL"/>
+                <w:b/>
+                <w:bCs/>
+                <w:sz w:val="24"/>
+                <w:szCs w:val="24"/>
+                <w:lang w:val="sr-Latn-RS"/>
+              </w:rPr>
+            </w:pPr>
+            <w:r>
+              <w:rPr>
+                <w:rFonts w:cs="JetBrains Mono NL"/>
+                <w:b/>
+                <w:bCs/>
+                <w:sz w:val="24"/>
+                <w:szCs w:val="24"/>
+                <w:lang w:val="sr-Latn-RS"/>
+              </w:rPr>
+              <w:t>-s</w:t>
+            </w:r>
+          </w:p>
+        </w:tc>
+        <w:tc>
+          <w:tcPr>
+            <w:tcW w:w="1870" w:type="dxa"/>
+          </w:tcPr>
+          <w:p>
+            <w:pPr>
+              <w:jc w:val="center"/>
+              <w:rPr>
+                <w:rFonts w:cs="JetBrains Mono NL"/>
+                <w:b/>
+                <w:bCs/>
+                <w:sz w:val="24"/>
+                <w:szCs w:val="24"/>
+                <w:lang w:val="sr-Latn-RS"/>
+              </w:rPr>
+            </w:pPr>
+            <w:r>
+              <w:rPr>
+                <w:rFonts w:cs="JetBrains Mono NL"/>
+                <w:b/>
+                <w:bCs/>
+                <w:sz w:val="24"/>
+                <w:szCs w:val="24"/>
+                <w:lang w:val="sr-Latn-RS"/>
+              </w:rPr>
+              <w:t>-r</w:t>
+            </w:r>
+          </w:p>
+        </w:tc>
+        <w:tc>
+          <w:tcPr>
+            <w:tcW w:w="1870" w:type="dxa"/>
+          </w:tcPr>
+          <w:p>
+            <w:pPr>
+              <w:jc w:val="center"/>
+              <w:rPr>
+                <w:rFonts w:cs="JetBrains Mono NL"/>
+                <w:b/>
+                <w:bCs/>
+                <w:sz w:val="24"/>
+                <w:szCs w:val="24"/>
+                <w:lang w:val="sr-Latn-RS"/>
+              </w:rPr>
+            </w:pPr>
+            <w:r>
+              <w:rPr>
+                <w:rFonts w:cs="JetBrains Mono NL"/>
+                <w:b/>
+                <w:bCs/>
+                <w:sz w:val="24"/>
+                <w:szCs w:val="24"/>
+                <w:lang w:val="sr-Latn-RS"/>
+              </w:rPr>
+              <w:t>-s</w:t>
+            </w:r>
+          </w:p>
+        </w:tc>
+        <w:tc>
+          <w:tcPr>
+            <w:tcW w:w="1870" w:type="dxa"/>
+          </w:tcPr>
+          <w:p>
+            <w:pPr>
+              <w:jc w:val="center"/>
+              <w:rPr>
+                <w:rFonts w:cs="JetBrains Mono NL"/>
+                <w:b/>
+                <w:bCs/>
+                <w:sz w:val="24"/>
+                <w:szCs w:val="24"/>
+                <w:lang w:val="sr-Latn-RS"/>
+              </w:rPr>
+            </w:pPr>
+            <w:r>
+              <w:rPr>
+                <w:rFonts w:cs="JetBrains Mono NL"/>
+                <w:b/>
+                <w:bCs/>
+                <w:sz w:val="24"/>
+                <w:szCs w:val="24"/>
+                <w:lang w:val="sr-Latn-RS"/>
+              </w:rPr>
+              <w:t>-r</w:t>
+            </w:r>
+          </w:p>
+        </w:tc>
+      </w:tr>
+      <w:tr>
+        <w:tc>
+          <w:tcPr>
+            <w:tcW w:w="1870" w:type="dxa"/>
+          </w:tcPr>
+          <w:p>
+            <w:pPr>
+              <w:jc w:val="center"/>
+              <w:rPr>
+                <w:rFonts w:cs="JetBrains Mono NL"/>
+                <w:b/>
+                <w:bCs/>
+                <w:sz w:val="24"/>
+                <w:szCs w:val="24"/>
+                <w:lang w:val="sr-Latn-RS"/>
+              </w:rPr>
+            </w:pPr>
+            <w:r>
+              <w:rPr>
+                <w:rFonts w:cs="JetBrains Mono NL"/>
+                <w:b/>
+                <w:bCs/>
+                <w:sz w:val="24"/>
+                <w:szCs w:val="24"/>
+                <w:lang w:val="sr-Latn-RS"/>
+              </w:rPr>
+              <w:t>Dat.</w:t>
+            </w:r>
+          </w:p>
+        </w:tc>
+        <w:tc>
+          <w:tcPr>
+            <w:tcW w:w="1870" w:type="dxa"/>
+          </w:tcPr>
+          <w:p>
+            <w:pPr>
+              <w:jc w:val="center"/>
+              <w:rPr>
+                <w:rFonts w:cs="JetBrains Mono NL"/>
+                <w:b/>
+                <w:bCs/>
+                <w:sz w:val="24"/>
+                <w:szCs w:val="24"/>
+                <w:lang w:val="sr-Latn-RS"/>
+              </w:rPr>
+            </w:pPr>
+            <w:r>
+              <w:rPr>
+                <w:rFonts w:cs="JetBrains Mono NL"/>
+                <w:b/>
+                <w:bCs/>
+                <w:sz w:val="24"/>
+                <w:szCs w:val="24"/>
+                <w:lang w:val="sr-Latn-RS"/>
+              </w:rPr>
+              <w:t>-m</w:t>
+            </w:r>
+          </w:p>
+        </w:tc>
+        <w:tc>
+          <w:tcPr>
+            <w:tcW w:w="1870" w:type="dxa"/>
+          </w:tcPr>
+          <w:p>
+            <w:pPr>
+              <w:jc w:val="center"/>
+              <w:rPr>
+                <w:rFonts w:cs="JetBrains Mono NL"/>
+                <w:b/>
+                <w:bCs/>
+                <w:sz w:val="24"/>
+                <w:szCs w:val="24"/>
+                <w:lang w:val="sr-Latn-RS"/>
+              </w:rPr>
+            </w:pPr>
+            <w:r>
+              <w:rPr>
+                <w:rFonts w:cs="JetBrains Mono NL"/>
+                <w:b/>
+                <w:bCs/>
+                <w:sz w:val="24"/>
+                <w:szCs w:val="24"/>
+                <w:lang w:val="sr-Latn-RS"/>
+              </w:rPr>
+              <w:t>-r</w:t>
+            </w:r>
+          </w:p>
+        </w:tc>
+        <w:tc>
+          <w:tcPr>
+            <w:tcW w:w="1870" w:type="dxa"/>
+          </w:tcPr>
+          <w:p>
+            <w:pPr>
+              <w:jc w:val="center"/>
+              <w:rPr>
+                <w:rFonts w:cs="JetBrains Mono NL"/>
+                <w:b/>
+                <w:bCs/>
+                <w:sz w:val="24"/>
+                <w:szCs w:val="24"/>
+                <w:lang w:val="sr-Latn-RS"/>
+              </w:rPr>
+            </w:pPr>
+            <w:r>
+              <w:rPr>
+                <w:rFonts w:cs="JetBrains Mono NL"/>
+                <w:b/>
+                <w:bCs/>
+                <w:sz w:val="24"/>
+                <w:szCs w:val="24"/>
+                <w:lang w:val="sr-Latn-RS"/>
+              </w:rPr>
+              <w:t>-m</w:t>
+            </w:r>
+          </w:p>
+        </w:tc>
+        <w:tc>
+          <w:tcPr>
+            <w:tcW w:w="1870" w:type="dxa"/>
+          </w:tcPr>
+          <w:p>
+            <w:pPr>
+              <w:jc w:val="center"/>
+              <w:rPr>
+                <w:rFonts w:cs="JetBrains Mono NL"/>
+                <w:b/>
+                <w:bCs/>
+                <w:sz w:val="24"/>
+                <w:szCs w:val="24"/>
+                <w:lang w:val="sr-Latn-RS"/>
+              </w:rPr>
+            </w:pPr>
+            <w:r>
+              <w:rPr>
+                <w:rFonts w:cs="JetBrains Mono NL"/>
+                <w:b/>
+                <w:bCs/>
+                <w:sz w:val="24"/>
+                <w:szCs w:val="24"/>
+                <w:lang w:val="sr-Latn-RS"/>
+              </w:rPr>
+              <w:t>-n</w:t>
+            </w:r>
+          </w:p>
+        </w:tc>
+      </w:tr>
+      <w:tr>
+        <w:tc>
+          <w:tcPr>
+            <w:tcW w:w="1870" w:type="dxa"/>
+          </w:tcPr>
+          <w:p>
+            <w:pPr>
+              <w:jc w:val="center"/>
+              <w:rPr>
+                <w:rFonts w:cs="JetBrains Mono NL"/>
+                <w:b/>
+                <w:bCs/>
+                <w:sz w:val="24"/>
+                <w:szCs w:val="24"/>
+                <w:lang w:val="sr-Latn-RS"/>
+              </w:rPr>
+            </w:pPr>
+            <w:r>
+              <w:rPr>
+                <w:rFonts w:cs="JetBrains Mono NL"/>
+                <w:b/>
+                <w:bCs/>
+                <w:sz w:val="24"/>
+                <w:szCs w:val="24"/>
+                <w:lang w:val="sr-Latn-RS"/>
+              </w:rPr>
+              <w:t>Acc.</w:t>
+            </w:r>
+          </w:p>
+        </w:tc>
+        <w:tc>
+          <w:tcPr>
+            <w:tcW w:w="1870" w:type="dxa"/>
+          </w:tcPr>
+          <w:p>
+            <w:pPr>
+              <w:jc w:val="center"/>
+              <w:rPr>
+                <w:rFonts w:cs="JetBrains Mono NL"/>
+                <w:b/>
+                <w:bCs/>
+                <w:sz w:val="24"/>
+                <w:szCs w:val="24"/>
+                <w:lang w:val="sr-Latn-RS"/>
+              </w:rPr>
+            </w:pPr>
+            <w:r>
+              <w:rPr>
+                <w:rFonts w:cs="JetBrains Mono NL"/>
+                <w:b/>
+                <w:bCs/>
+                <w:sz w:val="24"/>
+                <w:szCs w:val="24"/>
+                <w:lang w:val="sr-Latn-RS"/>
+              </w:rPr>
+              <w:t>-n</w:t>
+            </w:r>
+          </w:p>
+        </w:tc>
+        <w:tc>
+          <w:tcPr>
+            <w:tcW w:w="1870" w:type="dxa"/>
+          </w:tcPr>
+          <w:p>
+            <w:pPr>
+              <w:jc w:val="center"/>
+              <w:rPr>
+                <w:rFonts w:cs="JetBrains Mono NL"/>
+                <w:b/>
+                <w:bCs/>
+                <w:sz w:val="24"/>
+                <w:szCs w:val="24"/>
+                <w:lang w:val="sr-Latn-RS"/>
+              </w:rPr>
+            </w:pPr>
+            <w:r>
+              <w:rPr>
+                <w:rFonts w:cs="JetBrains Mono NL"/>
+                <w:b/>
+                <w:bCs/>
+                <w:sz w:val="24"/>
+                <w:szCs w:val="24"/>
+                <w:lang w:val="sr-Latn-RS"/>
+              </w:rPr>
+              <w:t>-e</w:t>
+            </w:r>
+          </w:p>
+        </w:tc>
+        <w:tc>
+          <w:tcPr>
+            <w:tcW w:w="1870" w:type="dxa"/>
+          </w:tcPr>
+          <w:p>
+            <w:pPr>
+              <w:jc w:val="center"/>
+              <w:rPr>
+                <w:rFonts w:cs="JetBrains Mono NL"/>
+                <w:b/>
+                <w:bCs/>
+                <w:sz w:val="24"/>
+                <w:szCs w:val="24"/>
+                <w:lang w:val="sr-Latn-RS"/>
+              </w:rPr>
+            </w:pPr>
+            <w:r>
+              <w:rPr>
+                <w:rFonts w:cs="JetBrains Mono NL"/>
+                <w:b/>
+                <w:bCs/>
+                <w:sz w:val="24"/>
+                <w:szCs w:val="24"/>
+                <w:lang w:val="sr-Latn-RS"/>
+              </w:rPr>
+              <w:t>-s</w:t>
+            </w:r>
+          </w:p>
+        </w:tc>
+        <w:tc>
+          <w:tcPr>
+            <w:tcW w:w="1870" w:type="dxa"/>
+          </w:tcPr>
+          <w:p>
+            <w:pPr>
+              <w:jc w:val="center"/>
+              <w:rPr>
+                <w:rFonts w:cs="JetBrains Mono NL"/>
+                <w:b/>
+                <w:bCs/>
+                <w:sz w:val="24"/>
+                <w:szCs w:val="24"/>
+                <w:lang w:val="sr-Latn-RS"/>
+              </w:rPr>
+            </w:pPr>
+            <w:r>
+              <w:rPr>
+                <w:rFonts w:cs="JetBrains Mono NL"/>
+                <w:b/>
+                <w:bCs/>
+                <w:sz w:val="24"/>
+                <w:szCs w:val="24"/>
+                <w:lang w:val="sr-Latn-RS"/>
+              </w:rPr>
+              <w:t>-e</w:t>
+            </w:r>
+          </w:p>
+        </w:tc>
+      </w:tr>
+    </w:tbl>
+    <w:p>
+      <w:pPr>
+        <w:spacing w:line="360" w:lineRule="auto"/>
+        <w:rPr>
+          <w:b/>
+          <w:bCs/>
+          <w:lang w:val="sr-Latn-RS"/>
+        </w:rPr>
+      </w:pPr>
+    </w:p>
+    <w:p>
+      <w:pPr>
+        <w:pStyle w:val="NoSpacing"/>
+        <w:jc w:val="center"/>
+        <w:rPr>
+          <w:sz w:val="36"/>
+          <w:szCs w:val="36"/>
+          <w:lang w:val="sr-Latn-RS"/>
+        </w:rPr>
+      </w:pPr>
+    </w:p>
+    <w:p>
+      <w:pPr>
+        <w:pStyle w:val="NoSpacing"/>
+        <w:jc w:val="center"/>
+        <w:rPr>
+          <w:b/>
+          <w:bCs/>
+          <w:sz w:val="36"/>
+          <w:szCs w:val="36"/>
+          <w:lang w:val="sr-Latn-RS"/>
+        </w:rPr>
+      </w:pPr>
+      <w:r>
+        <w:rPr>
+          <w:b/>
+          <w:bCs/>
+          <w:sz w:val="36"/>
+          <w:szCs w:val="36"/>
+          <w:lang w:val="sr-Latn-RS"/>
+        </w:rPr>
+        <w:t>Mešovita pridevska deklinacija</w:t>
+      </w:r>
+    </w:p>
+    <w:p>
+      <w:pPr>
+        <w:pStyle w:val="NoSpacing"/>
+        <w:jc w:val="center"/>
+        <w:rPr>
+          <w:sz w:val="36"/>
+          <w:szCs w:val="36"/>
+          <w:lang w:val="sr-Latn-RS"/>
+        </w:rPr>
+      </w:pPr>
+      <w:r>
+        <w:rPr>
+          <w:b/>
+          <w:bCs/>
+          <w:sz w:val="36"/>
+          <w:szCs w:val="36"/>
+          <w:lang w:val="sr-Latn-RS"/>
+        </w:rPr>
+        <w:t>Die gemischte Adjektivdeklination</w:t>
+      </w:r>
+      <w:r>
+        <w:rPr>
+          <w:sz w:val="36"/>
+          <w:szCs w:val="36"/>
+          <w:lang w:val="sr-Latn-RS"/>
+        </w:rPr>
+        <w:br/>
+      </w:r>
+    </w:p>
+    <w:p>
+      <w:pPr>
+        <w:spacing w:line="360" w:lineRule="auto"/>
+        <w:rPr>
+          <w:rFonts w:cs="JetBrains Mono NL"/>
+          <w:b/>
+          <w:bCs/>
+          <w:sz w:val="28"/>
+          <w:szCs w:val="28"/>
+          <w:lang w:val="sr-Latn-RS"/>
+        </w:rPr>
+      </w:pPr>
+      <w:r>
+        <w:rPr>
+          <w:rFonts w:cs="JetBrains Mono NL"/>
+          <w:b/>
+          <w:bCs/>
+          <w:sz w:val="28"/>
+          <w:szCs w:val="28"/>
+          <w:lang w:val="sr-Latn-RS"/>
+        </w:rPr>
+        <w:t>Kada ispred prideva imamo:</w:t>
+      </w:r>
+    </w:p>
+    <w:p>
+      <w:pPr>
+        <w:spacing w:line="360" w:lineRule="auto"/>
+        <w:rPr>
+          <w:rFonts w:cs="JetBrains Mono NL"/>
+          <w:b/>
+          <w:bCs/>
+          <w:color w:val="000000" w:themeColor="text1"/>
+          <w:lang w:val="sr-Latn-RS"/>
+        </w:rPr>
+      </w:pPr>
+      <w:r>
+        <w:rPr>
+          <w:rFonts w:cs="JetBrains Mono NL"/>
+          <w:b/>
+          <w:bCs/>
+          <w:color w:val="000000" w:themeColor="text1"/>
+          <w:lang w:val="sr-Latn-RS"/>
+        </w:rPr>
+        <w:t>*nedoređene članove:ein, eine, ein, kein, keine, kein</w:t>
+      </w:r>
+    </w:p>
+    <w:p>
+      <w:pPr>
+        <w:spacing w:line="360" w:lineRule="auto"/>
+        <w:rPr>
+          <w:rFonts w:cs="JetBrains Mono NL"/>
+          <w:b/>
+          <w:bCs/>
+          <w:lang w:val="de-DE"/>
+        </w:rPr>
+      </w:pPr>
+      <w:r>
+        <w:rPr>
+          <w:rFonts w:cs="JetBrains Mono NL"/>
+          <w:b/>
+          <w:bCs/>
+          <w:lang w:val="sr-Latn-RS"/>
+        </w:rPr>
+        <w:t>*prisvojne zamenice:</w:t>
+      </w:r>
+      <w:r>
+        <w:rPr>
+          <w:rFonts w:cs="JetBrains Mono NL"/>
+          <w:lang w:val="sr-Latn-RS"/>
+        </w:rPr>
+        <w:t xml:space="preserve"> </w:t>
+      </w:r>
+      <w:r>
+        <w:rPr>
+          <w:rFonts w:cs="JetBrains Mono NL"/>
+          <w:b/>
+          <w:bCs/>
+          <w:lang w:val="sr-Latn-RS"/>
+        </w:rPr>
+        <w:t>mein, dein, sein, unser, euer, ihr</w:t>
+      </w:r>
+    </w:p>
+    <w:p>
+      <w:pPr>
+        <w:spacing w:line="360" w:lineRule="auto"/>
+        <w:rPr>
+          <w:rFonts w:cs="JetBrains Mono NL"/>
+          <w:b/>
+          <w:bCs/>
+          <w:lang w:val="sr-Latn-RS"/>
+        </w:rPr>
+      </w:pPr>
+      <w:r>
+        <w:rPr>
+          <w:rFonts w:cs="JetBrains Mono NL"/>
+          <w:b/>
+          <w:bCs/>
+          <w:lang w:val="sr-Latn-RS"/>
+        </w:rPr>
+        <w:t>- ženski rod i množina nemaju mešovitu deklinaciju</w:t>
+      </w:r>
+    </w:p>
+    <w:p>
+      <w:pPr>
+        <w:spacing w:line="360" w:lineRule="auto"/>
+        <w:rPr>
+          <w:rFonts w:cs="JetBrains Mono NL"/>
+          <w:lang w:val="sr-Latn-RS"/>
+        </w:rPr>
+      </w:pPr>
+      <w:r>
+        <w:rPr>
+          <w:rFonts w:cs="JetBrains Mono NL"/>
+          <w:b/>
+          <w:bCs/>
+          <w:lang w:val="sr-Latn-RS"/>
+        </w:rPr>
+        <w:t>- Pridevi u genitivu i dativu jednine uvek imaju nastavak -en</w:t>
+      </w:r>
+    </w:p>
+    <w:p>
+      <w:pPr>
+        <w:spacing w:line="360" w:lineRule="auto"/>
+        <w:rPr>
+          <w:rFonts w:cs="JetBrains Mono NL"/>
+          <w:lang w:val="sr-Latn-RS"/>
+        </w:rPr>
+      </w:pPr>
+      <w:r>
+        <w:rPr>
+          <w:rFonts w:cs="JetBrains Mono NL"/>
+          <w:b/>
+          <w:bCs/>
+          <w:color w:val="538135" w:themeColor="accent6" w:themeShade="BF"/>
+          <w:lang w:val="sr-Latn-RS"/>
+        </w:rPr>
+        <w:t>-</w:t>
+      </w:r>
+      <w:r>
+        <w:rPr>
+          <w:rFonts w:cs="JetBrains Mono NL"/>
+          <w:b/>
+          <w:bCs/>
+          <w:color w:val="538135" w:themeColor="accent6" w:themeShade="BF"/>
+          <w:lang w:val="sr-Latn-RS"/>
+        </w:rPr>
+        <w:t xml:space="preserve"> </w:t>
+      </w:r>
+      <w:r>
+        <w:rPr>
+          <w:rFonts w:cs="JetBrains Mono NL"/>
+          <w:b/>
+          <w:bCs/>
+          <w:color w:val="538135" w:themeColor="accent6" w:themeShade="BF"/>
+          <w:lang w:val="sr-Latn-RS"/>
+        </w:rPr>
+        <w:t>ako ispred prideva stoji neodređeni član ein, eine, ein, pridev se u množini menja po jakoj deklinaciji, jer u tom slučaju ispred prideva ne stoji ništa, jer ein nema množinu</w:t>
+      </w:r>
+    </w:p>
+    <w:p>
+      <w:pPr>
+        <w:spacing w:line="360" w:lineRule="auto"/>
+        <w:rPr>
+          <w:rFonts w:cs="JetBrains Mono NL"/>
+          <w:b/>
+          <w:bCs/>
+          <w:color w:val="7030A0"/>
+          <w:lang w:val="sr-Latn-RS"/>
+        </w:rPr>
+      </w:pPr>
+      <w:r>
+        <w:rPr>
+          <w:rFonts w:cs="JetBrains Mono NL"/>
+          <w:color w:val="7030A0"/>
+          <w:lang w:val="sr-Latn-RS"/>
+        </w:rPr>
+        <w:t xml:space="preserve">- </w:t>
+      </w:r>
+      <w:r>
+        <w:rPr>
+          <w:rFonts w:cs="JetBrains Mono NL"/>
+          <w:b/>
+          <w:bCs/>
+          <w:color w:val="7030A0"/>
+          <w:lang w:val="sr-Latn-RS"/>
+        </w:rPr>
+        <w:t>neodređeni član kein ima i množinu, ako ispred prideva u množini stoji kein, svi nastavci su slabi, odnosno, pridevi se završavaju na -en</w:t>
+      </w:r>
+    </w:p>
+    <w:p>
+      <w:pPr>
+        <w:spacing w:line="360" w:lineRule="auto"/>
+        <w:rPr>
+          <w:rFonts w:cs="JetBrains Mono NL"/>
+          <w:color w:val="7030A0"/>
+          <w:lang w:val="sr-Latn-RS"/>
+        </w:rPr>
+      </w:pPr>
+    </w:p>
+    <w:tbl>
+      <w:tblPr>
+        <w:tblStyle w:val="TableGrid"/>
+        <w:tblW w:w="0" w:type="auto"/>
+        <w:tblInd w:w="0" w:type="dxa"/>
+        <w:tblLook w:val="04A0" w:firstRow="1" w:lastRow="0" w:firstColumn="1" w:lastColumn="0" w:noHBand="0" w:noVBand="1"/>
+      </w:tblPr>
+      <w:tblGrid>
+        <w:gridCol w:w="2337"/>
+        <w:gridCol w:w="2337"/>
+        <w:gridCol w:w="2338"/>
+        <w:gridCol w:w="2338"/>
+      </w:tblGrid>
+      <w:tr>
+        <w:tc>
+          <w:tcPr>
+            <w:tcW w:w="2337" w:type="dxa"/>
+            <w:tcBorders>
+              <w:top w:val="single" w:sz="4" w:space="0" w:color="auto"/>
+              <w:left w:val="single" w:sz="4" w:space="0" w:color="auto"/>
+              <w:bottom w:val="single" w:sz="4" w:space="0" w:color="auto"/>
+              <w:right w:val="single" w:sz="4" w:space="0" w:color="auto"/>
+            </w:tcBorders>
+            <w:hideMark/>
+          </w:tcPr>
+          <w:p>
+            <w:pPr>
+              <w:spacing w:line="360" w:lineRule="auto"/>
+              <w:rPr>
+                <w:rFonts w:cs="JetBrains Mono NL"/>
+                <w:b/>
+                <w:bCs/>
+                <w:lang w:val="sr-Latn-RS"/>
+              </w:rPr>
+            </w:pPr>
+            <w:r>
+              <w:rPr>
+                <w:rFonts w:cs="JetBrains Mono NL"/>
+                <w:b/>
+                <w:bCs/>
+                <w:lang w:val="sr-Latn-RS"/>
+              </w:rPr>
+              <w:lastRenderedPageBreak/>
+              <w:t>Singular</w:t>
+            </w:r>
+          </w:p>
+        </w:tc>
+        <w:tc>
+          <w:tcPr>
+            <w:tcW w:w="2337" w:type="dxa"/>
+            <w:tcBorders>
+              <w:top w:val="single" w:sz="4" w:space="0" w:color="auto"/>
+              <w:left w:val="single" w:sz="4" w:space="0" w:color="auto"/>
+              <w:bottom w:val="single" w:sz="4" w:space="0" w:color="auto"/>
+              <w:right w:val="single" w:sz="4" w:space="0" w:color="auto"/>
+            </w:tcBorders>
+            <w:hideMark/>
+          </w:tcPr>
+          <w:p>
+            <w:pPr>
+              <w:spacing w:line="360" w:lineRule="auto"/>
+              <w:rPr>
+                <w:rFonts w:cs="JetBrains Mono NL"/>
+                <w:lang w:val="sr-Latn-RS"/>
+              </w:rPr>
+            </w:pPr>
+            <w:r>
+              <w:rPr>
+                <w:rFonts w:cs="JetBrains Mono NL"/>
+                <w:lang w:val="sr-Latn-RS"/>
+              </w:rPr>
+              <w:t>m.</w:t>
+            </w:r>
+          </w:p>
+        </w:tc>
+        <w:tc>
+          <w:tcPr>
+            <w:tcW w:w="2338" w:type="dxa"/>
+            <w:tcBorders>
+              <w:top w:val="single" w:sz="4" w:space="0" w:color="auto"/>
+              <w:left w:val="single" w:sz="4" w:space="0" w:color="auto"/>
+              <w:bottom w:val="single" w:sz="4" w:space="0" w:color="auto"/>
+              <w:right w:val="single" w:sz="4" w:space="0" w:color="auto"/>
+            </w:tcBorders>
+            <w:hideMark/>
+          </w:tcPr>
+          <w:p>
+            <w:pPr>
+              <w:spacing w:line="360" w:lineRule="auto"/>
+              <w:rPr>
+                <w:rFonts w:cs="JetBrains Mono NL"/>
+                <w:lang w:val="sr-Latn-RS"/>
+              </w:rPr>
+            </w:pPr>
+            <w:r>
+              <w:rPr>
+                <w:rFonts w:cs="JetBrains Mono NL"/>
+                <w:lang w:val="sr-Latn-RS"/>
+              </w:rPr>
+              <w:t>f.</w:t>
+            </w:r>
+          </w:p>
+        </w:tc>
+        <w:tc>
+          <w:tcPr>
+            <w:tcW w:w="2338" w:type="dxa"/>
+            <w:tcBorders>
+              <w:top w:val="single" w:sz="4" w:space="0" w:color="auto"/>
+              <w:left w:val="single" w:sz="4" w:space="0" w:color="auto"/>
+              <w:bottom w:val="single" w:sz="4" w:space="0" w:color="auto"/>
+              <w:right w:val="single" w:sz="4" w:space="0" w:color="auto"/>
+            </w:tcBorders>
+            <w:hideMark/>
+          </w:tcPr>
+          <w:p>
+            <w:pPr>
+              <w:spacing w:line="360" w:lineRule="auto"/>
+              <w:rPr>
+                <w:rFonts w:cs="JetBrains Mono NL"/>
+                <w:lang w:val="sr-Latn-RS"/>
+              </w:rPr>
+            </w:pPr>
+            <w:r>
+              <w:rPr>
+                <w:rFonts w:cs="JetBrains Mono NL"/>
+                <w:lang w:val="sr-Latn-RS"/>
+              </w:rPr>
+              <w:t>n.</w:t>
+            </w:r>
+          </w:p>
+        </w:tc>
+      </w:tr>
+      <w:tr>
+        <w:tc>
+          <w:tcPr>
+            <w:tcW w:w="2337" w:type="dxa"/>
+            <w:tcBorders>
+              <w:top w:val="single" w:sz="4" w:space="0" w:color="auto"/>
+              <w:left w:val="single" w:sz="4" w:space="0" w:color="auto"/>
+              <w:bottom w:val="single" w:sz="4" w:space="0" w:color="auto"/>
+              <w:right w:val="single" w:sz="4" w:space="0" w:color="auto"/>
+            </w:tcBorders>
+            <w:hideMark/>
+          </w:tcPr>
+          <w:p>
+            <w:pPr>
+              <w:spacing w:line="360" w:lineRule="auto"/>
+              <w:rPr>
+                <w:rFonts w:cs="JetBrains Mono NL"/>
+                <w:lang w:val="sr-Latn-RS"/>
+              </w:rPr>
+            </w:pPr>
+            <w:r>
+              <w:rPr>
+                <w:rFonts w:cs="JetBrains Mono NL"/>
+                <w:lang w:val="sr-Latn-RS"/>
+              </w:rPr>
+              <w:t>Nominativ</w:t>
+            </w:r>
+          </w:p>
+        </w:tc>
+        <w:tc>
+          <w:tcPr>
+            <w:tcW w:w="2337" w:type="dxa"/>
+            <w:tcBorders>
+              <w:top w:val="single" w:sz="4" w:space="0" w:color="auto"/>
+              <w:left w:val="single" w:sz="4" w:space="0" w:color="auto"/>
+              <w:bottom w:val="single" w:sz="4" w:space="0" w:color="auto"/>
+              <w:right w:val="single" w:sz="4" w:space="0" w:color="auto"/>
+            </w:tcBorders>
+            <w:hideMark/>
+          </w:tcPr>
+          <w:p>
+            <w:pPr>
+              <w:spacing w:line="360" w:lineRule="auto"/>
+              <w:rPr>
+                <w:rFonts w:cs="JetBrains Mono NL"/>
+                <w:lang w:val="sr-Latn-RS"/>
+              </w:rPr>
+            </w:pPr>
+            <w:r>
+              <w:rPr>
+                <w:rFonts w:cs="JetBrains Mono NL"/>
+                <w:lang w:val="sr-Latn-RS"/>
+              </w:rPr>
+              <w:t xml:space="preserve">ein </w:t>
+            </w:r>
+            <w:r>
+              <w:rPr>
+                <w:rFonts w:cs="JetBrains Mono NL"/>
+                <w:b/>
+                <w:bCs/>
+                <w:color w:val="C00000"/>
+                <w:lang w:val="sr-Latn-RS"/>
+              </w:rPr>
+              <w:t>guter</w:t>
+            </w:r>
+            <w:r>
+              <w:rPr>
+                <w:rFonts w:cs="JetBrains Mono NL"/>
+                <w:lang w:val="sr-Latn-RS"/>
+              </w:rPr>
+              <w:t xml:space="preserve"> Mann</w:t>
+            </w:r>
+          </w:p>
+        </w:tc>
+        <w:tc>
+          <w:tcPr>
+            <w:tcW w:w="2338" w:type="dxa"/>
+            <w:tcBorders>
+              <w:top w:val="single" w:sz="4" w:space="0" w:color="auto"/>
+              <w:left w:val="single" w:sz="4" w:space="0" w:color="auto"/>
+              <w:bottom w:val="single" w:sz="4" w:space="0" w:color="auto"/>
+              <w:right w:val="single" w:sz="4" w:space="0" w:color="auto"/>
+            </w:tcBorders>
+            <w:hideMark/>
+          </w:tcPr>
+          <w:p>
+            <w:pPr>
+              <w:spacing w:line="360" w:lineRule="auto"/>
+              <w:rPr>
+                <w:rFonts w:cs="JetBrains Mono NL"/>
+                <w:lang w:val="sr-Latn-RS"/>
+              </w:rPr>
+            </w:pPr>
+            <w:r>
+              <w:rPr>
+                <w:rFonts w:cs="JetBrains Mono NL"/>
+                <w:lang w:val="sr-Latn-RS"/>
+              </w:rPr>
+              <w:t xml:space="preserve">keine </w:t>
+            </w:r>
+            <w:r>
+              <w:rPr>
+                <w:rFonts w:cs="JetBrains Mono NL"/>
+                <w:b/>
+                <w:bCs/>
+                <w:color w:val="C00000"/>
+                <w:lang w:val="sr-Latn-RS"/>
+              </w:rPr>
+              <w:t>gute</w:t>
+            </w:r>
+            <w:r>
+              <w:rPr>
+                <w:rFonts w:cs="JetBrains Mono NL"/>
+                <w:lang w:val="sr-Latn-RS"/>
+              </w:rPr>
+              <w:t xml:space="preserve"> Wahl</w:t>
+            </w:r>
+          </w:p>
+        </w:tc>
+        <w:tc>
+          <w:tcPr>
+            <w:tcW w:w="2338" w:type="dxa"/>
+            <w:tcBorders>
+              <w:top w:val="single" w:sz="4" w:space="0" w:color="auto"/>
+              <w:left w:val="single" w:sz="4" w:space="0" w:color="auto"/>
+              <w:bottom w:val="single" w:sz="4" w:space="0" w:color="auto"/>
+              <w:right w:val="single" w:sz="4" w:space="0" w:color="auto"/>
+            </w:tcBorders>
+            <w:hideMark/>
+          </w:tcPr>
+          <w:p>
+            <w:pPr>
+              <w:spacing w:line="360" w:lineRule="auto"/>
+              <w:rPr>
+                <w:rFonts w:cs="JetBrains Mono NL"/>
+                <w:lang w:val="sr-Latn-RS"/>
+              </w:rPr>
+            </w:pPr>
+            <w:r>
+              <w:rPr>
+                <w:rFonts w:cs="JetBrains Mono NL"/>
+                <w:lang w:val="sr-Latn-RS"/>
+              </w:rPr>
+              <w:t xml:space="preserve">mein </w:t>
+            </w:r>
+            <w:r>
+              <w:rPr>
+                <w:rFonts w:cs="JetBrains Mono NL"/>
+                <w:b/>
+                <w:bCs/>
+                <w:color w:val="C00000"/>
+                <w:lang w:val="sr-Latn-RS"/>
+              </w:rPr>
+              <w:t>gutes</w:t>
+            </w:r>
+            <w:r>
+              <w:rPr>
+                <w:rFonts w:cs="JetBrains Mono NL"/>
+                <w:lang w:val="sr-Latn-RS"/>
+              </w:rPr>
+              <w:t xml:space="preserve"> Kind</w:t>
+            </w:r>
+          </w:p>
+        </w:tc>
+      </w:tr>
+      <w:tr>
+        <w:tc>
+          <w:tcPr>
+            <w:tcW w:w="2337" w:type="dxa"/>
+            <w:tcBorders>
+              <w:top w:val="single" w:sz="4" w:space="0" w:color="auto"/>
+              <w:left w:val="single" w:sz="4" w:space="0" w:color="auto"/>
+              <w:bottom w:val="single" w:sz="4" w:space="0" w:color="auto"/>
+              <w:right w:val="single" w:sz="4" w:space="0" w:color="auto"/>
+            </w:tcBorders>
+            <w:hideMark/>
+          </w:tcPr>
+          <w:p>
+            <w:pPr>
+              <w:spacing w:line="360" w:lineRule="auto"/>
+              <w:rPr>
+                <w:rFonts w:cs="JetBrains Mono NL"/>
+                <w:lang w:val="sr-Latn-RS"/>
+              </w:rPr>
+            </w:pPr>
+            <w:r>
+              <w:rPr>
+                <w:rFonts w:cs="JetBrains Mono NL"/>
+                <w:lang w:val="sr-Latn-RS"/>
+              </w:rPr>
+              <w:t>Genitiv</w:t>
+            </w:r>
+          </w:p>
+        </w:tc>
+        <w:tc>
+          <w:tcPr>
+            <w:tcW w:w="2337" w:type="dxa"/>
+            <w:tcBorders>
+              <w:top w:val="single" w:sz="4" w:space="0" w:color="auto"/>
+              <w:left w:val="single" w:sz="4" w:space="0" w:color="auto"/>
+              <w:bottom w:val="single" w:sz="4" w:space="0" w:color="auto"/>
+              <w:right w:val="single" w:sz="4" w:space="0" w:color="auto"/>
+            </w:tcBorders>
+            <w:hideMark/>
+          </w:tcPr>
+          <w:p>
+            <w:pPr>
+              <w:spacing w:line="360" w:lineRule="auto"/>
+              <w:rPr>
+                <w:rFonts w:cs="JetBrains Mono NL"/>
+                <w:lang w:val="sr-Latn-RS"/>
+              </w:rPr>
+            </w:pPr>
+            <w:r>
+              <w:rPr>
+                <w:rFonts w:cs="JetBrains Mono NL"/>
+                <w:lang w:val="sr-Latn-RS"/>
+              </w:rPr>
+              <w:t>ein</w:t>
+            </w:r>
+            <w:r>
+              <w:rPr>
+                <w:rFonts w:cs="JetBrains Mono NL"/>
+                <w:b/>
+                <w:bCs/>
+                <w:lang w:val="sr-Latn-RS"/>
+              </w:rPr>
+              <w:t>es</w:t>
+            </w:r>
+            <w:r>
+              <w:rPr>
+                <w:rFonts w:cs="JetBrains Mono NL"/>
+                <w:lang w:val="sr-Latn-RS"/>
+              </w:rPr>
+              <w:t xml:space="preserve"> </w:t>
+            </w:r>
+            <w:r>
+              <w:rPr>
+                <w:rFonts w:cs="JetBrains Mono NL"/>
+                <w:b/>
+                <w:bCs/>
+                <w:color w:val="C00000"/>
+                <w:lang w:val="sr-Latn-RS"/>
+              </w:rPr>
+              <w:t>guten</w:t>
+            </w:r>
+            <w:r>
+              <w:rPr>
+                <w:rFonts w:cs="JetBrains Mono NL"/>
+                <w:lang w:val="sr-Latn-RS"/>
+              </w:rPr>
+              <w:t xml:space="preserve"> Mannes</w:t>
+            </w:r>
+          </w:p>
+        </w:tc>
+        <w:tc>
+          <w:tcPr>
+            <w:tcW w:w="2338" w:type="dxa"/>
+            <w:tcBorders>
+              <w:top w:val="single" w:sz="4" w:space="0" w:color="auto"/>
+              <w:left w:val="single" w:sz="4" w:space="0" w:color="auto"/>
+              <w:bottom w:val="single" w:sz="4" w:space="0" w:color="auto"/>
+              <w:right w:val="single" w:sz="4" w:space="0" w:color="auto"/>
+            </w:tcBorders>
+            <w:hideMark/>
+          </w:tcPr>
+          <w:p>
+            <w:pPr>
+              <w:spacing w:line="360" w:lineRule="auto"/>
+              <w:rPr>
+                <w:rFonts w:cs="JetBrains Mono NL"/>
+                <w:lang w:val="sr-Latn-RS"/>
+              </w:rPr>
+            </w:pPr>
+            <w:r>
+              <w:rPr>
+                <w:rFonts w:cs="JetBrains Mono NL"/>
+                <w:lang w:val="sr-Latn-RS"/>
+              </w:rPr>
+              <w:t xml:space="preserve">Keiner </w:t>
+            </w:r>
+            <w:r>
+              <w:rPr>
+                <w:rFonts w:cs="JetBrains Mono NL"/>
+                <w:b/>
+                <w:bCs/>
+                <w:color w:val="C00000"/>
+                <w:lang w:val="sr-Latn-RS"/>
+              </w:rPr>
+              <w:t>guten</w:t>
+            </w:r>
+            <w:r>
+              <w:rPr>
+                <w:rFonts w:cs="JetBrains Mono NL"/>
+                <w:lang w:val="sr-Latn-RS"/>
+              </w:rPr>
+              <w:t xml:space="preserve"> Wahl</w:t>
+            </w:r>
+          </w:p>
+        </w:tc>
+        <w:tc>
+          <w:tcPr>
+            <w:tcW w:w="2338" w:type="dxa"/>
+            <w:tcBorders>
+              <w:top w:val="single" w:sz="4" w:space="0" w:color="auto"/>
+              <w:left w:val="single" w:sz="4" w:space="0" w:color="auto"/>
+              <w:bottom w:val="single" w:sz="4" w:space="0" w:color="auto"/>
+              <w:right w:val="single" w:sz="4" w:space="0" w:color="auto"/>
+            </w:tcBorders>
+            <w:hideMark/>
+          </w:tcPr>
+          <w:p>
+            <w:pPr>
+              <w:spacing w:line="360" w:lineRule="auto"/>
+              <w:rPr>
+                <w:rFonts w:cs="JetBrains Mono NL"/>
+                <w:lang w:val="sr-Latn-RS"/>
+              </w:rPr>
+            </w:pPr>
+            <w:r>
+              <w:rPr>
+                <w:rFonts w:cs="JetBrains Mono NL"/>
+                <w:lang w:val="sr-Latn-RS"/>
+              </w:rPr>
+              <w:t xml:space="preserve">meines </w:t>
+            </w:r>
+            <w:r>
+              <w:rPr>
+                <w:rFonts w:cs="JetBrains Mono NL"/>
+                <w:b/>
+                <w:bCs/>
+                <w:color w:val="C00000"/>
+                <w:lang w:val="sr-Latn-RS"/>
+              </w:rPr>
+              <w:t>guten</w:t>
+            </w:r>
+            <w:r>
+              <w:rPr>
+                <w:rFonts w:cs="JetBrains Mono NL"/>
+                <w:lang w:val="sr-Latn-RS"/>
+              </w:rPr>
+              <w:t xml:space="preserve"> Kindes</w:t>
+            </w:r>
+          </w:p>
+        </w:tc>
+      </w:tr>
+      <w:tr>
+        <w:tc>
+          <w:tcPr>
+            <w:tcW w:w="2337" w:type="dxa"/>
+            <w:tcBorders>
+              <w:top w:val="single" w:sz="4" w:space="0" w:color="auto"/>
+              <w:left w:val="single" w:sz="4" w:space="0" w:color="auto"/>
+              <w:bottom w:val="single" w:sz="4" w:space="0" w:color="auto"/>
+              <w:right w:val="single" w:sz="4" w:space="0" w:color="auto"/>
+            </w:tcBorders>
+            <w:hideMark/>
+          </w:tcPr>
+          <w:p>
+            <w:pPr>
+              <w:spacing w:line="360" w:lineRule="auto"/>
+              <w:rPr>
+                <w:rFonts w:cs="JetBrains Mono NL"/>
+                <w:lang w:val="sr-Latn-RS"/>
+              </w:rPr>
+            </w:pPr>
+            <w:r>
+              <w:rPr>
+                <w:rFonts w:cs="JetBrains Mono NL"/>
+                <w:lang w:val="sr-Latn-RS"/>
+              </w:rPr>
+              <w:t>Dativ</w:t>
+            </w:r>
+          </w:p>
+        </w:tc>
+        <w:tc>
+          <w:tcPr>
+            <w:tcW w:w="2337" w:type="dxa"/>
+            <w:tcBorders>
+              <w:top w:val="single" w:sz="4" w:space="0" w:color="auto"/>
+              <w:left w:val="single" w:sz="4" w:space="0" w:color="auto"/>
+              <w:bottom w:val="single" w:sz="4" w:space="0" w:color="auto"/>
+              <w:right w:val="single" w:sz="4" w:space="0" w:color="auto"/>
+            </w:tcBorders>
+            <w:hideMark/>
+          </w:tcPr>
+          <w:p>
+            <w:pPr>
+              <w:spacing w:line="360" w:lineRule="auto"/>
+              <w:rPr>
+                <w:rFonts w:cs="JetBrains Mono NL"/>
+                <w:lang w:val="sr-Latn-RS"/>
+              </w:rPr>
+            </w:pPr>
+            <w:r>
+              <w:rPr>
+                <w:rFonts w:cs="JetBrains Mono NL"/>
+                <w:lang w:val="sr-Latn-RS"/>
+              </w:rPr>
+              <w:t>ein</w:t>
+            </w:r>
+            <w:r>
+              <w:rPr>
+                <w:rFonts w:cs="JetBrains Mono NL"/>
+                <w:b/>
+                <w:bCs/>
+                <w:lang w:val="sr-Latn-RS"/>
+              </w:rPr>
+              <w:t>em</w:t>
+            </w:r>
+            <w:r>
+              <w:rPr>
+                <w:rFonts w:cs="JetBrains Mono NL"/>
+                <w:lang w:val="sr-Latn-RS"/>
+              </w:rPr>
+              <w:t xml:space="preserve"> </w:t>
+            </w:r>
+            <w:r>
+              <w:rPr>
+                <w:rFonts w:cs="JetBrains Mono NL"/>
+                <w:b/>
+                <w:bCs/>
+                <w:color w:val="C00000"/>
+                <w:lang w:val="sr-Latn-RS"/>
+              </w:rPr>
+              <w:t>guten</w:t>
+            </w:r>
+            <w:r>
+              <w:rPr>
+                <w:rFonts w:cs="JetBrains Mono NL"/>
+                <w:lang w:val="sr-Latn-RS"/>
+              </w:rPr>
+              <w:t xml:space="preserve"> Mann</w:t>
+            </w:r>
+          </w:p>
+        </w:tc>
+        <w:tc>
+          <w:tcPr>
+            <w:tcW w:w="2338" w:type="dxa"/>
+            <w:tcBorders>
+              <w:top w:val="single" w:sz="4" w:space="0" w:color="auto"/>
+              <w:left w:val="single" w:sz="4" w:space="0" w:color="auto"/>
+              <w:bottom w:val="single" w:sz="4" w:space="0" w:color="auto"/>
+              <w:right w:val="single" w:sz="4" w:space="0" w:color="auto"/>
+            </w:tcBorders>
+            <w:hideMark/>
+          </w:tcPr>
+          <w:p>
+            <w:pPr>
+              <w:spacing w:line="360" w:lineRule="auto"/>
+              <w:rPr>
+                <w:rFonts w:cs="JetBrains Mono NL"/>
+                <w:lang w:val="sr-Latn-RS"/>
+              </w:rPr>
+            </w:pPr>
+            <w:r>
+              <w:rPr>
+                <w:rFonts w:cs="JetBrains Mono NL"/>
+                <w:lang w:val="sr-Latn-RS"/>
+              </w:rPr>
+              <w:t xml:space="preserve">Keiner </w:t>
+            </w:r>
+            <w:r>
+              <w:rPr>
+                <w:rFonts w:cs="JetBrains Mono NL"/>
+                <w:b/>
+                <w:bCs/>
+                <w:color w:val="C00000"/>
+                <w:lang w:val="sr-Latn-RS"/>
+              </w:rPr>
+              <w:t>guten</w:t>
+            </w:r>
+            <w:r>
+              <w:rPr>
+                <w:rFonts w:cs="JetBrains Mono NL"/>
+                <w:lang w:val="sr-Latn-RS"/>
+              </w:rPr>
+              <w:t xml:space="preserve"> Wahl</w:t>
+            </w:r>
+          </w:p>
+        </w:tc>
+        <w:tc>
+          <w:tcPr>
+            <w:tcW w:w="2338" w:type="dxa"/>
+            <w:tcBorders>
+              <w:top w:val="single" w:sz="4" w:space="0" w:color="auto"/>
+              <w:left w:val="single" w:sz="4" w:space="0" w:color="auto"/>
+              <w:bottom w:val="single" w:sz="4" w:space="0" w:color="auto"/>
+              <w:right w:val="single" w:sz="4" w:space="0" w:color="auto"/>
+            </w:tcBorders>
+            <w:hideMark/>
+          </w:tcPr>
+          <w:p>
+            <w:pPr>
+              <w:spacing w:line="360" w:lineRule="auto"/>
+              <w:rPr>
+                <w:rFonts w:cs="JetBrains Mono NL"/>
+                <w:lang w:val="sr-Latn-RS"/>
+              </w:rPr>
+            </w:pPr>
+            <w:r>
+              <w:rPr>
+                <w:rFonts w:cs="JetBrains Mono NL"/>
+                <w:lang w:val="sr-Latn-RS"/>
+              </w:rPr>
+              <w:t xml:space="preserve">meinem </w:t>
+            </w:r>
+            <w:r>
+              <w:rPr>
+                <w:rFonts w:cs="JetBrains Mono NL"/>
+                <w:b/>
+                <w:bCs/>
+                <w:color w:val="C00000"/>
+                <w:lang w:val="sr-Latn-RS"/>
+              </w:rPr>
+              <w:t>guten</w:t>
+            </w:r>
+            <w:r>
+              <w:rPr>
+                <w:rFonts w:cs="JetBrains Mono NL"/>
+                <w:lang w:val="sr-Latn-RS"/>
+              </w:rPr>
+              <w:t xml:space="preserve"> Kind</w:t>
+            </w:r>
+          </w:p>
+        </w:tc>
+      </w:tr>
+      <w:tr>
+        <w:tc>
+          <w:tcPr>
+            <w:tcW w:w="2337" w:type="dxa"/>
+            <w:tcBorders>
+              <w:top w:val="single" w:sz="4" w:space="0" w:color="auto"/>
+              <w:left w:val="single" w:sz="4" w:space="0" w:color="auto"/>
+              <w:bottom w:val="single" w:sz="4" w:space="0" w:color="auto"/>
+              <w:right w:val="single" w:sz="4" w:space="0" w:color="auto"/>
+            </w:tcBorders>
+            <w:hideMark/>
+          </w:tcPr>
+          <w:p>
+            <w:pPr>
+              <w:spacing w:line="360" w:lineRule="auto"/>
+              <w:rPr>
+                <w:rFonts w:cs="JetBrains Mono NL"/>
+                <w:lang w:val="sr-Latn-RS"/>
+              </w:rPr>
+            </w:pPr>
+            <w:r>
+              <w:rPr>
+                <w:rFonts w:cs="JetBrains Mono NL"/>
+                <w:lang w:val="sr-Latn-RS"/>
+              </w:rPr>
+              <w:t>Akkusativ</w:t>
+            </w:r>
+          </w:p>
+        </w:tc>
+        <w:tc>
+          <w:tcPr>
+            <w:tcW w:w="2337" w:type="dxa"/>
+            <w:tcBorders>
+              <w:top w:val="single" w:sz="4" w:space="0" w:color="auto"/>
+              <w:left w:val="single" w:sz="4" w:space="0" w:color="auto"/>
+              <w:bottom w:val="single" w:sz="4" w:space="0" w:color="auto"/>
+              <w:right w:val="single" w:sz="4" w:space="0" w:color="auto"/>
+            </w:tcBorders>
+            <w:hideMark/>
+          </w:tcPr>
+          <w:p>
+            <w:pPr>
+              <w:spacing w:line="360" w:lineRule="auto"/>
+              <w:rPr>
+                <w:rFonts w:cs="JetBrains Mono NL"/>
+                <w:lang w:val="sr-Latn-RS"/>
+              </w:rPr>
+            </w:pPr>
+            <w:r>
+              <w:rPr>
+                <w:rFonts w:cs="JetBrains Mono NL"/>
+                <w:lang w:val="sr-Latn-RS"/>
+              </w:rPr>
+              <w:t>eine</w:t>
+            </w:r>
+            <w:r>
+              <w:rPr>
+                <w:rFonts w:cs="JetBrains Mono NL"/>
+                <w:b/>
+                <w:bCs/>
+                <w:lang w:val="sr-Latn-RS"/>
+              </w:rPr>
+              <w:t>n</w:t>
+            </w:r>
+            <w:r>
+              <w:rPr>
+                <w:rFonts w:cs="JetBrains Mono NL"/>
+                <w:lang w:val="sr-Latn-RS"/>
+              </w:rPr>
+              <w:t xml:space="preserve"> </w:t>
+            </w:r>
+            <w:r>
+              <w:rPr>
+                <w:rFonts w:cs="JetBrains Mono NL"/>
+                <w:b/>
+                <w:bCs/>
+                <w:color w:val="C00000"/>
+                <w:lang w:val="sr-Latn-RS"/>
+              </w:rPr>
+              <w:t>guten</w:t>
+            </w:r>
+            <w:r>
+              <w:rPr>
+                <w:rFonts w:cs="JetBrains Mono NL"/>
+                <w:lang w:val="sr-Latn-RS"/>
+              </w:rPr>
+              <w:t xml:space="preserve"> Mann</w:t>
+            </w:r>
+          </w:p>
+        </w:tc>
+        <w:tc>
+          <w:tcPr>
+            <w:tcW w:w="2338" w:type="dxa"/>
+            <w:tcBorders>
+              <w:top w:val="single" w:sz="4" w:space="0" w:color="auto"/>
+              <w:left w:val="single" w:sz="4" w:space="0" w:color="auto"/>
+              <w:bottom w:val="single" w:sz="4" w:space="0" w:color="auto"/>
+              <w:right w:val="single" w:sz="4" w:space="0" w:color="auto"/>
+            </w:tcBorders>
+            <w:hideMark/>
+          </w:tcPr>
+          <w:p>
+            <w:pPr>
+              <w:spacing w:line="360" w:lineRule="auto"/>
+              <w:rPr>
+                <w:rFonts w:cs="JetBrains Mono NL"/>
+                <w:lang w:val="sr-Latn-RS"/>
+              </w:rPr>
+            </w:pPr>
+            <w:r>
+              <w:rPr>
+                <w:rFonts w:cs="JetBrains Mono NL"/>
+                <w:lang w:val="sr-Latn-RS"/>
+              </w:rPr>
+              <w:t xml:space="preserve">Keine </w:t>
+            </w:r>
+            <w:r>
+              <w:rPr>
+                <w:rFonts w:cs="JetBrains Mono NL"/>
+                <w:b/>
+                <w:bCs/>
+                <w:color w:val="C00000"/>
+                <w:lang w:val="sr-Latn-RS"/>
+              </w:rPr>
+              <w:t>gute</w:t>
+            </w:r>
+            <w:r>
+              <w:rPr>
+                <w:rFonts w:cs="JetBrains Mono NL"/>
+                <w:lang w:val="sr-Latn-RS"/>
+              </w:rPr>
+              <w:t xml:space="preserve"> Wahl</w:t>
+            </w:r>
+          </w:p>
+        </w:tc>
+        <w:tc>
+          <w:tcPr>
+            <w:tcW w:w="2338" w:type="dxa"/>
+            <w:tcBorders>
+              <w:top w:val="single" w:sz="4" w:space="0" w:color="auto"/>
+              <w:left w:val="single" w:sz="4" w:space="0" w:color="auto"/>
+              <w:bottom w:val="single" w:sz="4" w:space="0" w:color="auto"/>
+              <w:right w:val="single" w:sz="4" w:space="0" w:color="auto"/>
+            </w:tcBorders>
+            <w:hideMark/>
+          </w:tcPr>
+          <w:p>
+            <w:pPr>
+              <w:spacing w:line="360" w:lineRule="auto"/>
+              <w:rPr>
+                <w:rFonts w:cs="JetBrains Mono NL"/>
+                <w:lang w:val="sr-Latn-RS"/>
+              </w:rPr>
+            </w:pPr>
+            <w:r>
+              <w:rPr>
+                <w:rFonts w:cs="JetBrains Mono NL"/>
+                <w:lang w:val="sr-Latn-RS"/>
+              </w:rPr>
+              <w:t xml:space="preserve">mein </w:t>
+            </w:r>
+            <w:r>
+              <w:rPr>
+                <w:rFonts w:cs="JetBrains Mono NL"/>
+                <w:b/>
+                <w:bCs/>
+                <w:color w:val="C00000"/>
+                <w:lang w:val="sr-Latn-RS"/>
+              </w:rPr>
+              <w:t>gutes</w:t>
+            </w:r>
+            <w:r>
+              <w:rPr>
+                <w:rFonts w:cs="JetBrains Mono NL"/>
+                <w:b/>
+                <w:bCs/>
+                <w:lang w:val="sr-Latn-RS"/>
+              </w:rPr>
+              <w:t xml:space="preserve"> </w:t>
+            </w:r>
+            <w:r>
+              <w:rPr>
+                <w:rFonts w:cs="JetBrains Mono NL"/>
+                <w:lang w:val="sr-Latn-RS"/>
+              </w:rPr>
+              <w:t>Kind</w:t>
+            </w:r>
+          </w:p>
+        </w:tc>
+      </w:tr>
+      <w:tr>
+        <w:tc>
+          <w:tcPr>
+            <w:tcW w:w="2337" w:type="dxa"/>
+            <w:tcBorders>
+              <w:top w:val="single" w:sz="4" w:space="0" w:color="auto"/>
+              <w:left w:val="single" w:sz="4" w:space="0" w:color="auto"/>
+              <w:bottom w:val="single" w:sz="4" w:space="0" w:color="auto"/>
+              <w:right w:val="single" w:sz="4" w:space="0" w:color="auto"/>
+            </w:tcBorders>
+            <w:hideMark/>
+          </w:tcPr>
+          <w:p>
+            <w:pPr>
+              <w:spacing w:line="360" w:lineRule="auto"/>
+              <w:rPr>
+                <w:rFonts w:cs="JetBrains Mono NL"/>
+                <w:b/>
+                <w:bCs/>
+                <w:lang w:val="sr-Latn-RS"/>
+              </w:rPr>
+            </w:pPr>
+            <w:r>
+              <w:rPr>
+                <w:rFonts w:cs="JetBrains Mono NL"/>
+                <w:b/>
+                <w:bCs/>
+                <w:lang w:val="sr-Latn-RS"/>
+              </w:rPr>
+              <w:t>Plural</w:t>
+            </w:r>
+          </w:p>
+        </w:tc>
+        <w:tc>
+          <w:tcPr>
+            <w:tcW w:w="2337" w:type="dxa"/>
+            <w:tcBorders>
+              <w:top w:val="single" w:sz="4" w:space="0" w:color="auto"/>
+              <w:left w:val="single" w:sz="4" w:space="0" w:color="auto"/>
+              <w:bottom w:val="single" w:sz="4" w:space="0" w:color="auto"/>
+              <w:right w:val="single" w:sz="4" w:space="0" w:color="auto"/>
+            </w:tcBorders>
+          </w:tcPr>
+          <w:p>
+            <w:pPr>
+              <w:spacing w:line="360" w:lineRule="auto"/>
+              <w:rPr>
+                <w:rFonts w:cs="JetBrains Mono NL"/>
+                <w:lang w:val="sr-Latn-RS"/>
+              </w:rPr>
+            </w:pPr>
+          </w:p>
+        </w:tc>
+        <w:tc>
+          <w:tcPr>
+            <w:tcW w:w="2338" w:type="dxa"/>
+            <w:tcBorders>
+              <w:top w:val="single" w:sz="4" w:space="0" w:color="auto"/>
+              <w:left w:val="single" w:sz="4" w:space="0" w:color="auto"/>
+              <w:bottom w:val="single" w:sz="4" w:space="0" w:color="auto"/>
+              <w:right w:val="single" w:sz="4" w:space="0" w:color="auto"/>
+            </w:tcBorders>
+          </w:tcPr>
+          <w:p>
+            <w:pPr>
+              <w:spacing w:line="360" w:lineRule="auto"/>
+              <w:rPr>
+                <w:rFonts w:cs="JetBrains Mono NL"/>
+                <w:lang w:val="sr-Latn-RS"/>
+              </w:rPr>
+            </w:pPr>
+          </w:p>
+        </w:tc>
+        <w:tc>
+          <w:tcPr>
+            <w:tcW w:w="2338" w:type="dxa"/>
+            <w:tcBorders>
+              <w:top w:val="single" w:sz="4" w:space="0" w:color="auto"/>
+              <w:left w:val="single" w:sz="4" w:space="0" w:color="auto"/>
+              <w:bottom w:val="single" w:sz="4" w:space="0" w:color="auto"/>
+              <w:right w:val="single" w:sz="4" w:space="0" w:color="auto"/>
+            </w:tcBorders>
+          </w:tcPr>
+          <w:p>
+            <w:pPr>
+              <w:spacing w:line="360" w:lineRule="auto"/>
+              <w:rPr>
+                <w:rFonts w:cs="JetBrains Mono NL"/>
+                <w:lang w:val="sr-Latn-RS"/>
+              </w:rPr>
+            </w:pPr>
+          </w:p>
+        </w:tc>
+      </w:tr>
+      <w:tr>
+        <w:tc>
+          <w:tcPr>
+            <w:tcW w:w="2337" w:type="dxa"/>
+            <w:tcBorders>
+              <w:top w:val="single" w:sz="4" w:space="0" w:color="auto"/>
+              <w:left w:val="single" w:sz="4" w:space="0" w:color="auto"/>
+              <w:bottom w:val="single" w:sz="4" w:space="0" w:color="auto"/>
+              <w:right w:val="single" w:sz="4" w:space="0" w:color="auto"/>
+            </w:tcBorders>
+            <w:hideMark/>
+          </w:tcPr>
+          <w:p>
+            <w:pPr>
+              <w:spacing w:line="360" w:lineRule="auto"/>
+              <w:rPr>
+                <w:rFonts w:cs="JetBrains Mono NL"/>
+                <w:lang w:val="sr-Latn-RS"/>
+              </w:rPr>
+            </w:pPr>
+            <w:r>
+              <w:rPr>
+                <w:rFonts w:cs="JetBrains Mono NL"/>
+                <w:lang w:val="sr-Latn-RS"/>
+              </w:rPr>
+              <w:t xml:space="preserve">Nom.   </w:t>
+            </w:r>
+          </w:p>
+        </w:tc>
+        <w:tc>
+          <w:tcPr>
+            <w:tcW w:w="2337" w:type="dxa"/>
+            <w:tcBorders>
+              <w:top w:val="single" w:sz="4" w:space="0" w:color="auto"/>
+              <w:left w:val="single" w:sz="4" w:space="0" w:color="auto"/>
+              <w:bottom w:val="single" w:sz="4" w:space="0" w:color="auto"/>
+              <w:right w:val="single" w:sz="4" w:space="0" w:color="auto"/>
+            </w:tcBorders>
+            <w:hideMark/>
+          </w:tcPr>
+          <w:p>
+            <w:pPr>
+              <w:spacing w:line="360" w:lineRule="auto"/>
+              <w:rPr>
+                <w:rFonts w:cs="JetBrains Mono NL"/>
+                <w:b/>
+                <w:bCs/>
+                <w:color w:val="538135" w:themeColor="accent6" w:themeShade="BF"/>
+                <w:lang w:val="sr-Latn-RS"/>
+              </w:rPr>
+            </w:pPr>
+            <w:r>
+              <w:rPr>
+                <w:rFonts w:cs="JetBrains Mono NL"/>
+                <w:b/>
+                <w:bCs/>
+                <w:color w:val="538135" w:themeColor="accent6" w:themeShade="BF"/>
+                <w:lang w:val="sr-Latn-RS"/>
+              </w:rPr>
+              <w:t>gute Männer</w:t>
+            </w:r>
+          </w:p>
+        </w:tc>
+        <w:tc>
+          <w:tcPr>
+            <w:tcW w:w="2338" w:type="dxa"/>
+            <w:tcBorders>
+              <w:top w:val="single" w:sz="4" w:space="0" w:color="auto"/>
+              <w:left w:val="single" w:sz="4" w:space="0" w:color="auto"/>
+              <w:bottom w:val="single" w:sz="4" w:space="0" w:color="auto"/>
+              <w:right w:val="single" w:sz="4" w:space="0" w:color="auto"/>
+            </w:tcBorders>
+            <w:hideMark/>
+          </w:tcPr>
+          <w:p>
+            <w:pPr>
+              <w:spacing w:line="360" w:lineRule="auto"/>
+              <w:rPr>
+                <w:rFonts w:cs="JetBrains Mono NL"/>
+                <w:b/>
+                <w:bCs/>
+                <w:color w:val="7030A0"/>
+                <w:lang w:val="sr-Latn-RS"/>
+              </w:rPr>
+            </w:pPr>
+            <w:r>
+              <w:rPr>
+                <w:rFonts w:cs="JetBrains Mono NL"/>
+                <w:b/>
+                <w:bCs/>
+                <w:color w:val="7030A0"/>
+                <w:lang w:val="sr-Latn-RS"/>
+              </w:rPr>
+              <w:t>keine guten Wahlen</w:t>
+            </w:r>
+          </w:p>
+        </w:tc>
+        <w:tc>
+          <w:tcPr>
+            <w:tcW w:w="2338" w:type="dxa"/>
+            <w:tcBorders>
+              <w:top w:val="single" w:sz="4" w:space="0" w:color="auto"/>
+              <w:left w:val="single" w:sz="4" w:space="0" w:color="auto"/>
+              <w:bottom w:val="single" w:sz="4" w:space="0" w:color="auto"/>
+              <w:right w:val="single" w:sz="4" w:space="0" w:color="auto"/>
+            </w:tcBorders>
+            <w:hideMark/>
+          </w:tcPr>
+          <w:p>
+            <w:pPr>
+              <w:spacing w:line="360" w:lineRule="auto"/>
+              <w:rPr>
+                <w:rFonts w:cs="JetBrains Mono NL"/>
+                <w:lang w:val="sr-Latn-RS"/>
+              </w:rPr>
+            </w:pPr>
+            <w:r>
+              <w:rPr>
+                <w:rFonts w:cs="JetBrains Mono NL"/>
+                <w:lang w:val="sr-Latn-RS"/>
+              </w:rPr>
+              <w:t>meine gut</w:t>
+            </w:r>
+            <w:r>
+              <w:rPr>
+                <w:rFonts w:cs="JetBrains Mono NL"/>
+                <w:b/>
+                <w:bCs/>
+                <w:lang w:val="sr-Latn-RS"/>
+              </w:rPr>
+              <w:t>en</w:t>
+            </w:r>
+            <w:r>
+              <w:rPr>
+                <w:rFonts w:cs="JetBrains Mono NL"/>
+                <w:lang w:val="sr-Latn-RS"/>
+              </w:rPr>
+              <w:t xml:space="preserve"> Kinder</w:t>
+            </w:r>
+          </w:p>
+        </w:tc>
+      </w:tr>
+      <w:tr>
+        <w:tc>
+          <w:tcPr>
+            <w:tcW w:w="2337" w:type="dxa"/>
+            <w:tcBorders>
+              <w:top w:val="single" w:sz="4" w:space="0" w:color="auto"/>
+              <w:left w:val="single" w:sz="4" w:space="0" w:color="auto"/>
+              <w:bottom w:val="single" w:sz="4" w:space="0" w:color="auto"/>
+              <w:right w:val="single" w:sz="4" w:space="0" w:color="auto"/>
+            </w:tcBorders>
+            <w:hideMark/>
+          </w:tcPr>
+          <w:p>
+            <w:pPr>
+              <w:spacing w:line="360" w:lineRule="auto"/>
+              <w:rPr>
+                <w:rFonts w:cs="JetBrains Mono NL"/>
+                <w:lang w:val="sr-Latn-RS"/>
+              </w:rPr>
+            </w:pPr>
+            <w:r>
+              <w:rPr>
+                <w:rFonts w:cs="JetBrains Mono NL"/>
+                <w:lang w:val="sr-Latn-RS"/>
+              </w:rPr>
+              <w:t xml:space="preserve">Gen.    </w:t>
+            </w:r>
+          </w:p>
+        </w:tc>
+        <w:tc>
+          <w:tcPr>
+            <w:tcW w:w="2337" w:type="dxa"/>
+            <w:tcBorders>
+              <w:top w:val="single" w:sz="4" w:space="0" w:color="auto"/>
+              <w:left w:val="single" w:sz="4" w:space="0" w:color="auto"/>
+              <w:bottom w:val="single" w:sz="4" w:space="0" w:color="auto"/>
+              <w:right w:val="single" w:sz="4" w:space="0" w:color="auto"/>
+            </w:tcBorders>
+            <w:hideMark/>
+          </w:tcPr>
+          <w:p>
+            <w:pPr>
+              <w:spacing w:line="360" w:lineRule="auto"/>
+              <w:rPr>
+                <w:rFonts w:cs="JetBrains Mono NL"/>
+                <w:b/>
+                <w:bCs/>
+                <w:color w:val="538135" w:themeColor="accent6" w:themeShade="BF"/>
+                <w:lang w:val="sr-Latn-RS"/>
+              </w:rPr>
+            </w:pPr>
+            <w:r>
+              <w:rPr>
+                <w:rFonts w:cs="JetBrains Mono NL"/>
+                <w:b/>
+                <w:bCs/>
+                <w:color w:val="538135" w:themeColor="accent6" w:themeShade="BF"/>
+                <w:lang w:val="sr-Latn-RS"/>
+              </w:rPr>
+              <w:t>guter Männer</w:t>
+            </w:r>
+          </w:p>
+        </w:tc>
+        <w:tc>
+          <w:tcPr>
+            <w:tcW w:w="2338" w:type="dxa"/>
+            <w:tcBorders>
+              <w:top w:val="single" w:sz="4" w:space="0" w:color="auto"/>
+              <w:left w:val="single" w:sz="4" w:space="0" w:color="auto"/>
+              <w:bottom w:val="single" w:sz="4" w:space="0" w:color="auto"/>
+              <w:right w:val="single" w:sz="4" w:space="0" w:color="auto"/>
+            </w:tcBorders>
+            <w:hideMark/>
+          </w:tcPr>
+          <w:p>
+            <w:pPr>
+              <w:spacing w:line="360" w:lineRule="auto"/>
+              <w:rPr>
+                <w:rFonts w:cs="JetBrains Mono NL"/>
+                <w:b/>
+                <w:bCs/>
+                <w:color w:val="7030A0"/>
+                <w:lang w:val="sr-Latn-RS"/>
+              </w:rPr>
+            </w:pPr>
+            <w:r>
+              <w:rPr>
+                <w:rFonts w:cs="JetBrains Mono NL"/>
+                <w:b/>
+                <w:bCs/>
+                <w:color w:val="7030A0"/>
+                <w:lang w:val="sr-Latn-RS"/>
+              </w:rPr>
+              <w:t>keiner guten Wahlen</w:t>
+            </w:r>
+          </w:p>
+        </w:tc>
+        <w:tc>
+          <w:tcPr>
+            <w:tcW w:w="2338" w:type="dxa"/>
+            <w:tcBorders>
+              <w:top w:val="single" w:sz="4" w:space="0" w:color="auto"/>
+              <w:left w:val="single" w:sz="4" w:space="0" w:color="auto"/>
+              <w:bottom w:val="single" w:sz="4" w:space="0" w:color="auto"/>
+              <w:right w:val="single" w:sz="4" w:space="0" w:color="auto"/>
+            </w:tcBorders>
+            <w:hideMark/>
+          </w:tcPr>
+          <w:p>
+            <w:pPr>
+              <w:spacing w:line="360" w:lineRule="auto"/>
+              <w:rPr>
+                <w:rFonts w:cs="JetBrains Mono NL"/>
+                <w:lang w:val="sr-Latn-RS"/>
+              </w:rPr>
+            </w:pPr>
+            <w:r>
+              <w:rPr>
+                <w:rFonts w:cs="JetBrains Mono NL"/>
+                <w:lang w:val="sr-Latn-RS"/>
+              </w:rPr>
+              <w:t>meiner gut</w:t>
+            </w:r>
+            <w:r>
+              <w:rPr>
+                <w:rFonts w:cs="JetBrains Mono NL"/>
+                <w:b/>
+                <w:bCs/>
+                <w:lang w:val="sr-Latn-RS"/>
+              </w:rPr>
+              <w:t>en</w:t>
+            </w:r>
+            <w:r>
+              <w:rPr>
+                <w:rFonts w:cs="JetBrains Mono NL"/>
+                <w:lang w:val="sr-Latn-RS"/>
+              </w:rPr>
+              <w:t xml:space="preserve"> Kinder</w:t>
+            </w:r>
+          </w:p>
+        </w:tc>
+      </w:tr>
+      <w:tr>
+        <w:tc>
+          <w:tcPr>
+            <w:tcW w:w="2337" w:type="dxa"/>
+            <w:tcBorders>
+              <w:top w:val="single" w:sz="4" w:space="0" w:color="auto"/>
+              <w:left w:val="single" w:sz="4" w:space="0" w:color="auto"/>
+              <w:bottom w:val="single" w:sz="4" w:space="0" w:color="auto"/>
+              <w:right w:val="single" w:sz="4" w:space="0" w:color="auto"/>
+            </w:tcBorders>
+            <w:hideMark/>
+          </w:tcPr>
+          <w:p>
+            <w:pPr>
+              <w:spacing w:line="360" w:lineRule="auto"/>
+              <w:rPr>
+                <w:rFonts w:cs="JetBrains Mono NL"/>
+                <w:lang w:val="sr-Latn-RS"/>
+              </w:rPr>
+            </w:pPr>
+            <w:r>
+              <w:rPr>
+                <w:rFonts w:cs="JetBrains Mono NL"/>
+                <w:lang w:val="sr-Latn-RS"/>
+              </w:rPr>
+              <w:t xml:space="preserve">Dat.     </w:t>
+            </w:r>
+          </w:p>
+        </w:tc>
+        <w:tc>
+          <w:tcPr>
+            <w:tcW w:w="2337" w:type="dxa"/>
+            <w:tcBorders>
+              <w:top w:val="single" w:sz="4" w:space="0" w:color="auto"/>
+              <w:left w:val="single" w:sz="4" w:space="0" w:color="auto"/>
+              <w:bottom w:val="single" w:sz="4" w:space="0" w:color="auto"/>
+              <w:right w:val="single" w:sz="4" w:space="0" w:color="auto"/>
+            </w:tcBorders>
+            <w:hideMark/>
+          </w:tcPr>
+          <w:p>
+            <w:pPr>
+              <w:spacing w:line="360" w:lineRule="auto"/>
+              <w:rPr>
+                <w:rFonts w:cs="JetBrains Mono NL"/>
+                <w:b/>
+                <w:bCs/>
+                <w:color w:val="538135" w:themeColor="accent6" w:themeShade="BF"/>
+                <w:lang w:val="sr-Latn-RS"/>
+              </w:rPr>
+            </w:pPr>
+            <w:r>
+              <w:rPr>
+                <w:rFonts w:cs="JetBrains Mono NL"/>
+                <w:b/>
+                <w:bCs/>
+                <w:color w:val="538135" w:themeColor="accent6" w:themeShade="BF"/>
+                <w:lang w:val="sr-Latn-RS"/>
+              </w:rPr>
+              <w:t>guten Männer</w:t>
+            </w:r>
+          </w:p>
+        </w:tc>
+        <w:tc>
+          <w:tcPr>
+            <w:tcW w:w="2338" w:type="dxa"/>
+            <w:tcBorders>
+              <w:top w:val="single" w:sz="4" w:space="0" w:color="auto"/>
+              <w:left w:val="single" w:sz="4" w:space="0" w:color="auto"/>
+              <w:bottom w:val="single" w:sz="4" w:space="0" w:color="auto"/>
+              <w:right w:val="single" w:sz="4" w:space="0" w:color="auto"/>
+            </w:tcBorders>
+            <w:hideMark/>
+          </w:tcPr>
+          <w:p>
+            <w:pPr>
+              <w:spacing w:line="360" w:lineRule="auto"/>
+              <w:rPr>
+                <w:rFonts w:cs="JetBrains Mono NL"/>
+                <w:b/>
+                <w:bCs/>
+                <w:color w:val="7030A0"/>
+                <w:lang w:val="sr-Latn-RS"/>
+              </w:rPr>
+            </w:pPr>
+            <w:r>
+              <w:rPr>
+                <w:rFonts w:cs="JetBrains Mono NL"/>
+                <w:b/>
+                <w:bCs/>
+                <w:color w:val="7030A0"/>
+                <w:lang w:val="sr-Latn-RS"/>
+              </w:rPr>
+              <w:t>keinen guten Wahlen</w:t>
+            </w:r>
+          </w:p>
+        </w:tc>
+        <w:tc>
+          <w:tcPr>
+            <w:tcW w:w="2338" w:type="dxa"/>
+            <w:tcBorders>
+              <w:top w:val="single" w:sz="4" w:space="0" w:color="auto"/>
+              <w:left w:val="single" w:sz="4" w:space="0" w:color="auto"/>
+              <w:bottom w:val="single" w:sz="4" w:space="0" w:color="auto"/>
+              <w:right w:val="single" w:sz="4" w:space="0" w:color="auto"/>
+            </w:tcBorders>
+            <w:hideMark/>
+          </w:tcPr>
+          <w:p>
+            <w:pPr>
+              <w:spacing w:line="360" w:lineRule="auto"/>
+              <w:rPr>
+                <w:rFonts w:cs="JetBrains Mono NL"/>
+                <w:lang w:val="sr-Latn-RS"/>
+              </w:rPr>
+            </w:pPr>
+            <w:r>
+              <w:rPr>
+                <w:rFonts w:cs="JetBrains Mono NL"/>
+                <w:lang w:val="sr-Latn-RS"/>
+              </w:rPr>
+              <w:t>meinen gut</w:t>
+            </w:r>
+            <w:r>
+              <w:rPr>
+                <w:rFonts w:cs="JetBrains Mono NL"/>
+                <w:b/>
+                <w:bCs/>
+                <w:lang w:val="sr-Latn-RS"/>
+              </w:rPr>
+              <w:t>en</w:t>
+            </w:r>
+            <w:r>
+              <w:rPr>
+                <w:rFonts w:cs="JetBrains Mono NL"/>
+                <w:lang w:val="sr-Latn-RS"/>
+              </w:rPr>
+              <w:t xml:space="preserve"> Kindern</w:t>
+            </w:r>
+          </w:p>
+        </w:tc>
+      </w:tr>
+      <w:tr>
+        <w:tc>
+          <w:tcPr>
+            <w:tcW w:w="2337" w:type="dxa"/>
+            <w:tcBorders>
+              <w:top w:val="single" w:sz="4" w:space="0" w:color="auto"/>
+              <w:left w:val="single" w:sz="4" w:space="0" w:color="auto"/>
+              <w:bottom w:val="single" w:sz="4" w:space="0" w:color="auto"/>
+              <w:right w:val="single" w:sz="4" w:space="0" w:color="auto"/>
+            </w:tcBorders>
+            <w:hideMark/>
+          </w:tcPr>
+          <w:p>
+            <w:pPr>
+              <w:spacing w:line="360" w:lineRule="auto"/>
+              <w:rPr>
+                <w:rFonts w:cs="JetBrains Mono NL"/>
+                <w:lang w:val="sr-Latn-RS"/>
+              </w:rPr>
+            </w:pPr>
+            <w:r>
+              <w:rPr>
+                <w:rFonts w:cs="JetBrains Mono NL"/>
+                <w:lang w:val="sr-Latn-RS"/>
+              </w:rPr>
+              <w:t xml:space="preserve">Akk.     </w:t>
+            </w:r>
+          </w:p>
+        </w:tc>
+        <w:tc>
+          <w:tcPr>
+            <w:tcW w:w="2337" w:type="dxa"/>
+            <w:tcBorders>
+              <w:top w:val="single" w:sz="4" w:space="0" w:color="auto"/>
+              <w:left w:val="single" w:sz="4" w:space="0" w:color="auto"/>
+              <w:bottom w:val="single" w:sz="4" w:space="0" w:color="auto"/>
+              <w:right w:val="single" w:sz="4" w:space="0" w:color="auto"/>
+            </w:tcBorders>
+            <w:hideMark/>
+          </w:tcPr>
+          <w:p>
+            <w:pPr>
+              <w:spacing w:line="360" w:lineRule="auto"/>
+              <w:rPr>
+                <w:rFonts w:cs="JetBrains Mono NL"/>
+                <w:b/>
+                <w:bCs/>
+                <w:color w:val="538135" w:themeColor="accent6" w:themeShade="BF"/>
+                <w:lang w:val="sr-Latn-RS"/>
+              </w:rPr>
+            </w:pPr>
+            <w:r>
+              <w:rPr>
+                <w:rFonts w:cs="JetBrains Mono NL"/>
+                <w:b/>
+                <w:bCs/>
+                <w:color w:val="538135" w:themeColor="accent6" w:themeShade="BF"/>
+                <w:lang w:val="sr-Latn-RS"/>
+              </w:rPr>
+              <w:t>gute Männer</w:t>
+            </w:r>
+          </w:p>
+        </w:tc>
+        <w:tc>
+          <w:tcPr>
+            <w:tcW w:w="2338" w:type="dxa"/>
+            <w:tcBorders>
+              <w:top w:val="single" w:sz="4" w:space="0" w:color="auto"/>
+              <w:left w:val="single" w:sz="4" w:space="0" w:color="auto"/>
+              <w:bottom w:val="single" w:sz="4" w:space="0" w:color="auto"/>
+              <w:right w:val="single" w:sz="4" w:space="0" w:color="auto"/>
+            </w:tcBorders>
+            <w:hideMark/>
+          </w:tcPr>
+          <w:p>
+            <w:pPr>
+              <w:spacing w:line="360" w:lineRule="auto"/>
+              <w:rPr>
+                <w:rFonts w:cs="JetBrains Mono NL"/>
+                <w:b/>
+                <w:bCs/>
+                <w:color w:val="7030A0"/>
+                <w:lang w:val="sr-Latn-RS"/>
+              </w:rPr>
+            </w:pPr>
+            <w:r>
+              <w:rPr>
+                <w:rFonts w:cs="JetBrains Mono NL"/>
+                <w:b/>
+                <w:bCs/>
+                <w:color w:val="7030A0"/>
+                <w:lang w:val="sr-Latn-RS"/>
+              </w:rPr>
+              <w:t>keine guten Wahlen</w:t>
+            </w:r>
+          </w:p>
+        </w:tc>
+        <w:tc>
+          <w:tcPr>
+            <w:tcW w:w="2338" w:type="dxa"/>
+            <w:tcBorders>
+              <w:top w:val="single" w:sz="4" w:space="0" w:color="auto"/>
+              <w:left w:val="single" w:sz="4" w:space="0" w:color="auto"/>
+              <w:bottom w:val="single" w:sz="4" w:space="0" w:color="auto"/>
+              <w:right w:val="single" w:sz="4" w:space="0" w:color="auto"/>
+            </w:tcBorders>
+            <w:hideMark/>
+          </w:tcPr>
+          <w:p>
+            <w:pPr>
+              <w:spacing w:line="360" w:lineRule="auto"/>
+              <w:rPr>
+                <w:rFonts w:cs="JetBrains Mono NL"/>
+                <w:lang w:val="sr-Latn-RS"/>
+              </w:rPr>
+            </w:pPr>
+            <w:r>
+              <w:rPr>
+                <w:rFonts w:cs="JetBrains Mono NL"/>
+                <w:lang w:val="sr-Latn-RS"/>
+              </w:rPr>
+              <w:t>meine gut</w:t>
+            </w:r>
+            <w:r>
+              <w:rPr>
+                <w:rFonts w:cs="JetBrains Mono NL"/>
+                <w:b/>
+                <w:bCs/>
+                <w:lang w:val="sr-Latn-RS"/>
+              </w:rPr>
+              <w:t>en</w:t>
+            </w:r>
+            <w:r>
+              <w:rPr>
+                <w:rFonts w:cs="JetBrains Mono NL"/>
+                <w:lang w:val="sr-Latn-RS"/>
+              </w:rPr>
+              <w:t xml:space="preserve"> Kinder</w:t>
+            </w:r>
+          </w:p>
+        </w:tc>
+      </w:tr>
+    </w:tbl>
+    <w:p>
+      <w:pPr>
+        <w:pStyle w:val="NoSpacing"/>
+        <w:rPr>
+          <w:lang w:val="de-DE"/>
+        </w:rPr>
+      </w:pPr>
+    </w:p>
     <w:sectPr>
       <w:pgSz w:w="12240" w:h="15840" w:code="1"/>
       <w:pgMar w:top="1440" w:right="1440" w:bottom="1440" w:left="1440" w:header="720" w:footer="720" w:gutter="0"/>
@@ -27172,6 +32272,119 @@
     </w:lvl>
   </w:abstractNum>
   <w:abstractNum w:abstractNumId="2" w15:restartNumberingAfterBreak="0">
+    <w:nsid w:val="043D5020"/>
+    <w:multiLevelType w:val="hybridMultilevel"/>
+    <w:tmpl w:val="05168DB0"/>
+    <w:lvl w:ilvl="0" w:tplc="8EDC0812">
+      <w:start w:val="9"/>
+      <w:numFmt w:val="bullet"/>
+      <w:lvlText w:val="-"/>
+      <w:lvlJc w:val="left"/>
+      <w:pPr>
+        <w:ind w:left="720" w:hanging="360"/>
+      </w:pPr>
+      <w:rPr>
+        <w:rFonts w:ascii="Calibri" w:eastAsiaTheme="minorHAnsi" w:hAnsi="Calibri" w:cs="Calibri" w:hint="default"/>
+      </w:rPr>
+    </w:lvl>
+    <w:lvl w:ilvl="1" w:tplc="241A0003">
+      <w:start w:val="1"/>
+      <w:numFmt w:val="bullet"/>
+      <w:lvlText w:val="o"/>
+      <w:lvlJc w:val="left"/>
+      <w:pPr>
+        <w:ind w:left="1440" w:hanging="360"/>
+      </w:pPr>
+      <w:rPr>
+        <w:rFonts w:ascii="Courier New" w:hAnsi="Courier New" w:cs="Courier New" w:hint="default"/>
+      </w:rPr>
+    </w:lvl>
+    <w:lvl w:ilvl="2" w:tplc="241A0005">
+      <w:start w:val="1"/>
+      <w:numFmt w:val="bullet"/>
+      <w:lvlText w:val=""/>
+      <w:lvlJc w:val="left"/>
+      <w:pPr>
+        <w:ind w:left="2160" w:hanging="360"/>
+      </w:pPr>
+      <w:rPr>
+        <w:rFonts w:ascii="Wingdings" w:hAnsi="Wingdings" w:hint="default"/>
+      </w:rPr>
+    </w:lvl>
+    <w:lvl w:ilvl="3" w:tplc="241A0001">
+      <w:start w:val="1"/>
+      <w:numFmt w:val="bullet"/>
+      <w:lvlText w:val=""/>
+      <w:lvlJc w:val="left"/>
+      <w:pPr>
+        <w:ind w:left="2880" w:hanging="360"/>
+      </w:pPr>
+      <w:rPr>
+        <w:rFonts w:ascii="Symbol" w:hAnsi="Symbol" w:hint="default"/>
+      </w:rPr>
+    </w:lvl>
+    <w:lvl w:ilvl="4" w:tplc="241A0003">
+      <w:start w:val="1"/>
+      <w:numFmt w:val="bullet"/>
+      <w:lvlText w:val="o"/>
+      <w:lvlJc w:val="left"/>
+      <w:pPr>
+        <w:ind w:left="3600" w:hanging="360"/>
+      </w:pPr>
+      <w:rPr>
+        <w:rFonts w:ascii="Courier New" w:hAnsi="Courier New" w:cs="Courier New" w:hint="default"/>
+      </w:rPr>
+    </w:lvl>
+    <w:lvl w:ilvl="5" w:tplc="241A0005">
+      <w:start w:val="1"/>
+      <w:numFmt w:val="bullet"/>
+      <w:lvlText w:val=""/>
+      <w:lvlJc w:val="left"/>
+      <w:pPr>
+        <w:ind w:left="4320" w:hanging="360"/>
+      </w:pPr>
+      <w:rPr>
+        <w:rFonts w:ascii="Wingdings" w:hAnsi="Wingdings" w:hint="default"/>
+      </w:rPr>
+    </w:lvl>
+    <w:lvl w:ilvl="6" w:tplc="241A0001">
+      <w:start w:val="1"/>
+      <w:numFmt w:val="bullet"/>
+      <w:lvlText w:val=""/>
+      <w:lvlJc w:val="left"/>
+      <w:pPr>
+        <w:ind w:left="5040" w:hanging="360"/>
+      </w:pPr>
+      <w:rPr>
+        <w:rFonts w:ascii="Symbol" w:hAnsi="Symbol" w:hint="default"/>
+      </w:rPr>
+    </w:lvl>
+    <w:lvl w:ilvl="7" w:tplc="241A0003">
+      <w:start w:val="1"/>
+      <w:numFmt w:val="bullet"/>
+      <w:lvlText w:val="o"/>
+      <w:lvlJc w:val="left"/>
+      <w:pPr>
+        <w:ind w:left="5760" w:hanging="360"/>
+      </w:pPr>
+      <w:rPr>
+        <w:rFonts w:ascii="Courier New" w:hAnsi="Courier New" w:cs="Courier New" w:hint="default"/>
+      </w:rPr>
+    </w:lvl>
+    <w:lvl w:ilvl="8" w:tplc="241A0005">
+      <w:start w:val="1"/>
+      <w:numFmt w:val="bullet"/>
+      <w:lvlText w:val=""/>
+      <w:lvlJc w:val="left"/>
+      <w:pPr>
+        <w:ind w:left="6480" w:hanging="360"/>
+      </w:pPr>
+      <w:rPr>
+        <w:rFonts w:ascii="Wingdings" w:hAnsi="Wingdings" w:hint="default"/>
+      </w:rPr>
+    </w:lvl>
+  </w:abstractNum>
+  <w:abstractNum w:abstractNumId="3" w15:restartNumberingAfterBreak="0">
     <w:nsid w:val="077B2871"/>
     <w:multiLevelType w:val="hybridMultilevel"/>
     <w:tmpl w:val="A3380E20"/>
@@ -27260,7 +32473,7 @@
       </w:pPr>
     </w:lvl>
   </w:abstractNum>
-  <w:abstractNum w:abstractNumId="3" w15:restartNumberingAfterBreak="0">
+  <w:abstractNum w:abstractNumId="4" w15:restartNumberingAfterBreak="0">
     <w:nsid w:val="0C0845FB"/>
     <w:multiLevelType w:val="hybridMultilevel"/>
     <w:tmpl w:val="EA74FA04"/>
@@ -27346,7 +32559,7 @@
       </w:pPr>
     </w:lvl>
   </w:abstractNum>
-  <w:abstractNum w:abstractNumId="4" w15:restartNumberingAfterBreak="0">
+  <w:abstractNum w:abstractNumId="5" w15:restartNumberingAfterBreak="0">
     <w:nsid w:val="0F241D83"/>
     <w:multiLevelType w:val="hybridMultilevel"/>
     <w:tmpl w:val="CE9CD2FE"/>
@@ -27432,7 +32645,7 @@
       </w:pPr>
     </w:lvl>
   </w:abstractNum>
-  <w:abstractNum w:abstractNumId="5" w15:restartNumberingAfterBreak="0">
+  <w:abstractNum w:abstractNumId="6" w15:restartNumberingAfterBreak="0">
     <w:nsid w:val="0F887DDA"/>
     <w:multiLevelType w:val="hybridMultilevel"/>
     <w:tmpl w:val="6D62ACD2"/>
@@ -27521,7 +32734,7 @@
       </w:pPr>
     </w:lvl>
   </w:abstractNum>
-  <w:abstractNum w:abstractNumId="6" w15:restartNumberingAfterBreak="0">
+  <w:abstractNum w:abstractNumId="7" w15:restartNumberingAfterBreak="0">
     <w:nsid w:val="1395661B"/>
     <w:multiLevelType w:val="hybridMultilevel"/>
     <w:tmpl w:val="FF54E218"/>
@@ -27634,7 +32847,7 @@
       </w:rPr>
     </w:lvl>
   </w:abstractNum>
-  <w:abstractNum w:abstractNumId="7" w15:restartNumberingAfterBreak="0">
+  <w:abstractNum w:abstractNumId="8" w15:restartNumberingAfterBreak="0">
     <w:nsid w:val="20870C5D"/>
     <w:multiLevelType w:val="hybridMultilevel"/>
     <w:tmpl w:val="DD56D96A"/>
@@ -27720,7 +32933,7 @@
       </w:pPr>
     </w:lvl>
   </w:abstractNum>
-  <w:abstractNum w:abstractNumId="8" w15:restartNumberingAfterBreak="0">
+  <w:abstractNum w:abstractNumId="9" w15:restartNumberingAfterBreak="0">
     <w:nsid w:val="280A512C"/>
     <w:multiLevelType w:val="hybridMultilevel"/>
     <w:tmpl w:val="5CAE197A"/>
@@ -27806,7 +33019,7 @@
       </w:pPr>
     </w:lvl>
   </w:abstractNum>
-  <w:abstractNum w:abstractNumId="9" w15:restartNumberingAfterBreak="0">
+  <w:abstractNum w:abstractNumId="10" w15:restartNumberingAfterBreak="0">
     <w:nsid w:val="28FA40DA"/>
     <w:multiLevelType w:val="hybridMultilevel"/>
     <w:tmpl w:val="AEE29506"/>
@@ -27918,7 +33131,7 @@
       </w:rPr>
     </w:lvl>
   </w:abstractNum>
-  <w:abstractNum w:abstractNumId="10" w15:restartNumberingAfterBreak="0">
+  <w:abstractNum w:abstractNumId="11" w15:restartNumberingAfterBreak="0">
     <w:nsid w:val="29433B7A"/>
     <w:multiLevelType w:val="hybridMultilevel"/>
     <w:tmpl w:val="4CFCD6AE"/>
@@ -28007,7 +33220,7 @@
       </w:pPr>
     </w:lvl>
   </w:abstractNum>
-  <w:abstractNum w:abstractNumId="11" w15:restartNumberingAfterBreak="0">
+  <w:abstractNum w:abstractNumId="12" w15:restartNumberingAfterBreak="0">
     <w:nsid w:val="2BC7209F"/>
     <w:multiLevelType w:val="hybridMultilevel"/>
     <w:tmpl w:val="4F7482D8"/>
@@ -28093,7 +33306,7 @@
       </w:pPr>
     </w:lvl>
   </w:abstractNum>
-  <w:abstractNum w:abstractNumId="12" w15:restartNumberingAfterBreak="0">
+  <w:abstractNum w:abstractNumId="13" w15:restartNumberingAfterBreak="0">
     <w:nsid w:val="30AA30A2"/>
     <w:multiLevelType w:val="hybridMultilevel"/>
     <w:tmpl w:val="8A58B924"/>
@@ -28182,7 +33395,7 @@
       </w:pPr>
     </w:lvl>
   </w:abstractNum>
-  <w:abstractNum w:abstractNumId="13" w15:restartNumberingAfterBreak="0">
+  <w:abstractNum w:abstractNumId="14" w15:restartNumberingAfterBreak="0">
     <w:nsid w:val="35DF615E"/>
     <w:multiLevelType w:val="hybridMultilevel"/>
     <w:tmpl w:val="528C48FA"/>
@@ -28268,7 +33481,7 @@
       </w:pPr>
     </w:lvl>
   </w:abstractNum>
-  <w:abstractNum w:abstractNumId="14" w15:restartNumberingAfterBreak="0">
+  <w:abstractNum w:abstractNumId="15" w15:restartNumberingAfterBreak="0">
     <w:nsid w:val="383F77D1"/>
     <w:multiLevelType w:val="hybridMultilevel"/>
     <w:tmpl w:val="A894B25E"/>
@@ -28354,7 +33567,7 @@
       </w:pPr>
     </w:lvl>
   </w:abstractNum>
-  <w:abstractNum w:abstractNumId="15" w15:restartNumberingAfterBreak="0">
+  <w:abstractNum w:abstractNumId="16" w15:restartNumberingAfterBreak="0">
     <w:nsid w:val="3C426173"/>
     <w:multiLevelType w:val="hybridMultilevel"/>
     <w:tmpl w:val="DEB2DCEA"/>
@@ -28440,7 +33653,7 @@
       </w:pPr>
     </w:lvl>
   </w:abstractNum>
-  <w:abstractNum w:abstractNumId="16" w15:restartNumberingAfterBreak="0">
+  <w:abstractNum w:abstractNumId="17" w15:restartNumberingAfterBreak="0">
     <w:nsid w:val="3DFD4939"/>
     <w:multiLevelType w:val="hybridMultilevel"/>
     <w:tmpl w:val="D09CA328"/>
@@ -28526,7 +33739,7 @@
       </w:pPr>
     </w:lvl>
   </w:abstractNum>
-  <w:abstractNum w:abstractNumId="17" w15:restartNumberingAfterBreak="0">
+  <w:abstractNum w:abstractNumId="18" w15:restartNumberingAfterBreak="0">
     <w:nsid w:val="3F904AFB"/>
     <w:multiLevelType w:val="hybridMultilevel"/>
     <w:tmpl w:val="66506186"/>
@@ -28615,7 +33828,7 @@
       </w:pPr>
     </w:lvl>
   </w:abstractNum>
-  <w:abstractNum w:abstractNumId="18" w15:restartNumberingAfterBreak="0">
+  <w:abstractNum w:abstractNumId="19" w15:restartNumberingAfterBreak="0">
     <w:nsid w:val="416B6DE5"/>
     <w:multiLevelType w:val="hybridMultilevel"/>
     <w:tmpl w:val="39FA82B0"/>
@@ -28701,7 +33914,7 @@
       </w:pPr>
     </w:lvl>
   </w:abstractNum>
-  <w:abstractNum w:abstractNumId="19" w15:restartNumberingAfterBreak="0">
+  <w:abstractNum w:abstractNumId="20" w15:restartNumberingAfterBreak="0">
     <w:nsid w:val="42C37F1A"/>
     <w:multiLevelType w:val="hybridMultilevel"/>
     <w:tmpl w:val="8FEE42CA"/>
@@ -28787,7 +34000,7 @@
       </w:pPr>
     </w:lvl>
   </w:abstractNum>
-  <w:abstractNum w:abstractNumId="20" w15:restartNumberingAfterBreak="0">
+  <w:abstractNum w:abstractNumId="21" w15:restartNumberingAfterBreak="0">
     <w:nsid w:val="45DE2806"/>
     <w:multiLevelType w:val="hybridMultilevel"/>
     <w:tmpl w:val="FD147240"/>
@@ -28873,7 +34086,7 @@
       </w:pPr>
     </w:lvl>
   </w:abstractNum>
-  <w:abstractNum w:abstractNumId="21" w15:restartNumberingAfterBreak="0">
+  <w:abstractNum w:abstractNumId="22" w15:restartNumberingAfterBreak="0">
     <w:nsid w:val="487155CE"/>
     <w:multiLevelType w:val="hybridMultilevel"/>
     <w:tmpl w:val="E416A320"/>
@@ -28962,7 +34175,7 @@
       </w:pPr>
     </w:lvl>
   </w:abstractNum>
-  <w:abstractNum w:abstractNumId="22" w15:restartNumberingAfterBreak="0">
+  <w:abstractNum w:abstractNumId="23" w15:restartNumberingAfterBreak="0">
     <w:nsid w:val="497A19B1"/>
     <w:multiLevelType w:val="hybridMultilevel"/>
     <w:tmpl w:val="EF4E3414"/>
@@ -29048,7 +34261,7 @@
       </w:pPr>
     </w:lvl>
   </w:abstractNum>
-  <w:abstractNum w:abstractNumId="23" w15:restartNumberingAfterBreak="0">
+  <w:abstractNum w:abstractNumId="24" w15:restartNumberingAfterBreak="0">
     <w:nsid w:val="5258415F"/>
     <w:multiLevelType w:val="hybridMultilevel"/>
     <w:tmpl w:val="0D94543C"/>
@@ -29137,7 +34350,7 @@
       </w:pPr>
     </w:lvl>
   </w:abstractNum>
-  <w:abstractNum w:abstractNumId="24" w15:restartNumberingAfterBreak="0">
+  <w:abstractNum w:abstractNumId="25" w15:restartNumberingAfterBreak="0">
     <w:nsid w:val="5F5E6C09"/>
     <w:multiLevelType w:val="hybridMultilevel"/>
     <w:tmpl w:val="15FE243E"/>
@@ -29226,7 +34439,7 @@
       </w:pPr>
     </w:lvl>
   </w:abstractNum>
-  <w:abstractNum w:abstractNumId="25" w15:restartNumberingAfterBreak="0">
+  <w:abstractNum w:abstractNumId="26" w15:restartNumberingAfterBreak="0">
     <w:nsid w:val="60A67BCA"/>
     <w:multiLevelType w:val="hybridMultilevel"/>
     <w:tmpl w:val="11C036EA"/>
@@ -29339,7 +34552,7 @@
       </w:rPr>
     </w:lvl>
   </w:abstractNum>
-  <w:abstractNum w:abstractNumId="26" w15:restartNumberingAfterBreak="0">
+  <w:abstractNum w:abstractNumId="27" w15:restartNumberingAfterBreak="0">
     <w:nsid w:val="62522A4C"/>
     <w:multiLevelType w:val="hybridMultilevel"/>
     <w:tmpl w:val="9C141FBC"/>
@@ -29425,7 +34638,7 @@
       </w:pPr>
     </w:lvl>
   </w:abstractNum>
-  <w:abstractNum w:abstractNumId="27" w15:restartNumberingAfterBreak="0">
+  <w:abstractNum w:abstractNumId="28" w15:restartNumberingAfterBreak="0">
     <w:nsid w:val="637B25C5"/>
     <w:multiLevelType w:val="hybridMultilevel"/>
     <w:tmpl w:val="1D8AA3A8"/>
@@ -29514,7 +34727,7 @@
       </w:pPr>
     </w:lvl>
   </w:abstractNum>
-  <w:abstractNum w:abstractNumId="28" w15:restartNumberingAfterBreak="0">
+  <w:abstractNum w:abstractNumId="29" w15:restartNumberingAfterBreak="0">
     <w:nsid w:val="67F3269D"/>
     <w:multiLevelType w:val="hybridMultilevel"/>
     <w:tmpl w:val="2F48427C"/>
@@ -29600,7 +34813,7 @@
       </w:pPr>
     </w:lvl>
   </w:abstractNum>
-  <w:abstractNum w:abstractNumId="29" w15:restartNumberingAfterBreak="0">
+  <w:abstractNum w:abstractNumId="30" w15:restartNumberingAfterBreak="0">
     <w:nsid w:val="6E5C03C2"/>
     <w:multiLevelType w:val="hybridMultilevel"/>
     <w:tmpl w:val="9FC6D9B4"/>
@@ -29713,7 +34926,7 @@
       </w:rPr>
     </w:lvl>
   </w:abstractNum>
-  <w:abstractNum w:abstractNumId="30" w15:restartNumberingAfterBreak="0">
+  <w:abstractNum w:abstractNumId="31" w15:restartNumberingAfterBreak="0">
     <w:nsid w:val="743C6F9D"/>
     <w:multiLevelType w:val="hybridMultilevel"/>
     <w:tmpl w:val="61F0A662"/>
@@ -29799,7 +35012,7 @@
       </w:pPr>
     </w:lvl>
   </w:abstractNum>
-  <w:abstractNum w:abstractNumId="31" w15:restartNumberingAfterBreak="0">
+  <w:abstractNum w:abstractNumId="32" w15:restartNumberingAfterBreak="0">
     <w:nsid w:val="7FE83C6B"/>
     <w:multiLevelType w:val="hybridMultilevel"/>
     <w:tmpl w:val="4E684E0A"/>
@@ -29886,6 +35099,210 @@
     </w:lvl>
   </w:abstractNum>
   <w:num w:numId="1" w16cid:durableId="521362980">
+    <w:abstractNumId w:val="9"/>
+    <w:lvlOverride w:ilvl="0">
+      <w:startOverride w:val="1"/>
+    </w:lvlOverride>
+    <w:lvlOverride w:ilvl="1">
+      <w:startOverride w:val="1"/>
+    </w:lvlOverride>
+    <w:lvlOverride w:ilvl="2">
+      <w:startOverride w:val="1"/>
+    </w:lvlOverride>
+    <w:lvlOverride w:ilvl="3">
+      <w:startOverride w:val="1"/>
+    </w:lvlOverride>
+    <w:lvlOverride w:ilvl="4">
+      <w:startOverride w:val="1"/>
+    </w:lvlOverride>
+    <w:lvlOverride w:ilvl="5">
+      <w:startOverride w:val="1"/>
+    </w:lvlOverride>
+    <w:lvlOverride w:ilvl="6">
+      <w:startOverride w:val="1"/>
+    </w:lvlOverride>
+    <w:lvlOverride w:ilvl="7">
+      <w:startOverride w:val="1"/>
+    </w:lvlOverride>
+    <w:lvlOverride w:ilvl="8">
+      <w:startOverride w:val="1"/>
+    </w:lvlOverride>
+  </w:num>
+  <w:num w:numId="2" w16cid:durableId="569998566">
+    <w:abstractNumId w:val="6"/>
+  </w:num>
+  <w:num w:numId="3" w16cid:durableId="1450395115">
+    <w:abstractNumId w:val="7"/>
+  </w:num>
+  <w:num w:numId="4" w16cid:durableId="1538199630">
+    <w:abstractNumId w:val="11"/>
+  </w:num>
+  <w:num w:numId="5" w16cid:durableId="1545562693">
+    <w:abstractNumId w:val="26"/>
+  </w:num>
+  <w:num w:numId="6" w16cid:durableId="1031884937">
+    <w:abstractNumId w:val="0"/>
+  </w:num>
+  <w:num w:numId="7" w16cid:durableId="6368777">
+    <w:abstractNumId w:val="10"/>
+  </w:num>
+  <w:num w:numId="8" w16cid:durableId="1358314950">
+    <w:abstractNumId w:val="22"/>
+  </w:num>
+  <w:num w:numId="9" w16cid:durableId="196432281">
+    <w:abstractNumId w:val="25"/>
+  </w:num>
+  <w:num w:numId="10" w16cid:durableId="28190339">
+    <w:abstractNumId w:val="31"/>
+    <w:lvlOverride w:ilvl="0">
+      <w:startOverride w:val="1"/>
+    </w:lvlOverride>
+    <w:lvlOverride w:ilvl="1">
+      <w:startOverride w:val="1"/>
+    </w:lvlOverride>
+    <w:lvlOverride w:ilvl="2">
+      <w:startOverride w:val="1"/>
+    </w:lvlOverride>
+    <w:lvlOverride w:ilvl="3">
+      <w:startOverride w:val="1"/>
+    </w:lvlOverride>
+    <w:lvlOverride w:ilvl="4">
+      <w:startOverride w:val="1"/>
+    </w:lvlOverride>
+    <w:lvlOverride w:ilvl="5">
+      <w:startOverride w:val="1"/>
+    </w:lvlOverride>
+    <w:lvlOverride w:ilvl="6">
+      <w:startOverride w:val="1"/>
+    </w:lvlOverride>
+    <w:lvlOverride w:ilvl="7">
+      <w:startOverride w:val="1"/>
+    </w:lvlOverride>
+    <w:lvlOverride w:ilvl="8">
+      <w:startOverride w:val="1"/>
+    </w:lvlOverride>
+  </w:num>
+  <w:num w:numId="11" w16cid:durableId="786704908">
+    <w:abstractNumId w:val="29"/>
+    <w:lvlOverride w:ilvl="0">
+      <w:startOverride w:val="1"/>
+    </w:lvlOverride>
+    <w:lvlOverride w:ilvl="1">
+      <w:startOverride w:val="1"/>
+    </w:lvlOverride>
+    <w:lvlOverride w:ilvl="2">
+      <w:startOverride w:val="1"/>
+    </w:lvlOverride>
+    <w:lvlOverride w:ilvl="3">
+      <w:startOverride w:val="1"/>
+    </w:lvlOverride>
+    <w:lvlOverride w:ilvl="4">
+      <w:startOverride w:val="1"/>
+    </w:lvlOverride>
+    <w:lvlOverride w:ilvl="5">
+      <w:startOverride w:val="1"/>
+    </w:lvlOverride>
+    <w:lvlOverride w:ilvl="6">
+      <w:startOverride w:val="1"/>
+    </w:lvlOverride>
+    <w:lvlOverride w:ilvl="7">
+      <w:startOverride w:val="1"/>
+    </w:lvlOverride>
+    <w:lvlOverride w:ilvl="8">
+      <w:startOverride w:val="1"/>
+    </w:lvlOverride>
+  </w:num>
+  <w:num w:numId="12" w16cid:durableId="603414918">
+    <w:abstractNumId w:val="21"/>
+    <w:lvlOverride w:ilvl="0">
+      <w:startOverride w:val="1"/>
+    </w:lvlOverride>
+    <w:lvlOverride w:ilvl="1">
+      <w:startOverride w:val="1"/>
+    </w:lvlOverride>
+    <w:lvlOverride w:ilvl="2">
+      <w:startOverride w:val="1"/>
+    </w:lvlOverride>
+    <w:lvlOverride w:ilvl="3">
+      <w:startOverride w:val="1"/>
+    </w:lvlOverride>
+    <w:lvlOverride w:ilvl="4">
+      <w:startOverride w:val="1"/>
+    </w:lvlOverride>
+    <w:lvlOverride w:ilvl="5">
+      <w:startOverride w:val="1"/>
+    </w:lvlOverride>
+    <w:lvlOverride w:ilvl="6">
+      <w:startOverride w:val="1"/>
+    </w:lvlOverride>
+    <w:lvlOverride w:ilvl="7">
+      <w:startOverride w:val="1"/>
+    </w:lvlOverride>
+    <w:lvlOverride w:ilvl="8">
+      <w:startOverride w:val="1"/>
+    </w:lvlOverride>
+  </w:num>
+  <w:num w:numId="13" w16cid:durableId="83454627">
+    <w:abstractNumId w:val="5"/>
+    <w:lvlOverride w:ilvl="0">
+      <w:startOverride w:val="1"/>
+    </w:lvlOverride>
+    <w:lvlOverride w:ilvl="1">
+      <w:startOverride w:val="1"/>
+    </w:lvlOverride>
+    <w:lvlOverride w:ilvl="2">
+      <w:startOverride w:val="1"/>
+    </w:lvlOverride>
+    <w:lvlOverride w:ilvl="3">
+      <w:startOverride w:val="1"/>
+    </w:lvlOverride>
+    <w:lvlOverride w:ilvl="4">
+      <w:startOverride w:val="1"/>
+    </w:lvlOverride>
+    <w:lvlOverride w:ilvl="5">
+      <w:startOverride w:val="1"/>
+    </w:lvlOverride>
+    <w:lvlOverride w:ilvl="6">
+      <w:startOverride w:val="1"/>
+    </w:lvlOverride>
+    <w:lvlOverride w:ilvl="7">
+      <w:startOverride w:val="1"/>
+    </w:lvlOverride>
+    <w:lvlOverride w:ilvl="8">
+      <w:startOverride w:val="1"/>
+    </w:lvlOverride>
+  </w:num>
+  <w:num w:numId="14" w16cid:durableId="985859530">
+    <w:abstractNumId w:val="4"/>
+    <w:lvlOverride w:ilvl="0">
+      <w:startOverride w:val="1"/>
+    </w:lvlOverride>
+    <w:lvlOverride w:ilvl="1">
+      <w:startOverride w:val="1"/>
+    </w:lvlOverride>
+    <w:lvlOverride w:ilvl="2">
+      <w:startOverride w:val="1"/>
+    </w:lvlOverride>
+    <w:lvlOverride w:ilvl="3">
+      <w:startOverride w:val="1"/>
+    </w:lvlOverride>
+    <w:lvlOverride w:ilvl="4">
+      <w:startOverride w:val="1"/>
+    </w:lvlOverride>
+    <w:lvlOverride w:ilvl="5">
+      <w:startOverride w:val="1"/>
+    </w:lvlOverride>
+    <w:lvlOverride w:ilvl="6">
+      <w:startOverride w:val="1"/>
+    </w:lvlOverride>
+    <w:lvlOverride w:ilvl="7">
+      <w:startOverride w:val="1"/>
+    </w:lvlOverride>
+    <w:lvlOverride w:ilvl="8">
+      <w:startOverride w:val="1"/>
+    </w:lvlOverride>
+  </w:num>
+  <w:num w:numId="15" w16cid:durableId="1116679317">
     <w:abstractNumId w:val="8"/>
     <w:lvlOverride w:ilvl="0">
       <w:startOverride w:val="1"/>
@@ -29915,91 +35332,7 @@
       <w:startOverride w:val="1"/>
     </w:lvlOverride>
   </w:num>
-  <w:num w:numId="2" w16cid:durableId="569998566">
-    <w:abstractNumId w:val="5"/>
-  </w:num>
-  <w:num w:numId="3" w16cid:durableId="1450395115">
-    <w:abstractNumId w:val="6"/>
-  </w:num>
-  <w:num w:numId="4" w16cid:durableId="1538199630">
-    <w:abstractNumId w:val="10"/>
-  </w:num>
-  <w:num w:numId="5" w16cid:durableId="1545562693">
-    <w:abstractNumId w:val="25"/>
-  </w:num>
-  <w:num w:numId="6" w16cid:durableId="1031884937">
-    <w:abstractNumId w:val="0"/>
-  </w:num>
-  <w:num w:numId="7" w16cid:durableId="6368777">
-    <w:abstractNumId w:val="9"/>
-  </w:num>
-  <w:num w:numId="8" w16cid:durableId="1358314950">
-    <w:abstractNumId w:val="21"/>
-  </w:num>
-  <w:num w:numId="9" w16cid:durableId="196432281">
-    <w:abstractNumId w:val="24"/>
-  </w:num>
-  <w:num w:numId="10" w16cid:durableId="28190339">
-    <w:abstractNumId w:val="30"/>
-    <w:lvlOverride w:ilvl="0">
-      <w:startOverride w:val="1"/>
-    </w:lvlOverride>
-    <w:lvlOverride w:ilvl="1">
-      <w:startOverride w:val="1"/>
-    </w:lvlOverride>
-    <w:lvlOverride w:ilvl="2">
-      <w:startOverride w:val="1"/>
-    </w:lvlOverride>
-    <w:lvlOverride w:ilvl="3">
-      <w:startOverride w:val="1"/>
-    </w:lvlOverride>
-    <w:lvlOverride w:ilvl="4">
-      <w:startOverride w:val="1"/>
-    </w:lvlOverride>
-    <w:lvlOverride w:ilvl="5">
-      <w:startOverride w:val="1"/>
-    </w:lvlOverride>
-    <w:lvlOverride w:ilvl="6">
-      <w:startOverride w:val="1"/>
-    </w:lvlOverride>
-    <w:lvlOverride w:ilvl="7">
-      <w:startOverride w:val="1"/>
-    </w:lvlOverride>
-    <w:lvlOverride w:ilvl="8">
-      <w:startOverride w:val="1"/>
-    </w:lvlOverride>
-  </w:num>
-  <w:num w:numId="11" w16cid:durableId="786704908">
-    <w:abstractNumId w:val="28"/>
-    <w:lvlOverride w:ilvl="0">
-      <w:startOverride w:val="1"/>
-    </w:lvlOverride>
-    <w:lvlOverride w:ilvl="1">
-      <w:startOverride w:val="1"/>
-    </w:lvlOverride>
-    <w:lvlOverride w:ilvl="2">
-      <w:startOverride w:val="1"/>
-    </w:lvlOverride>
-    <w:lvlOverride w:ilvl="3">
-      <w:startOverride w:val="1"/>
-    </w:lvlOverride>
-    <w:lvlOverride w:ilvl="4">
-      <w:startOverride w:val="1"/>
-    </w:lvlOverride>
-    <w:lvlOverride w:ilvl="5">
-      <w:startOverride w:val="1"/>
-    </w:lvlOverride>
-    <w:lvlOverride w:ilvl="6">
-      <w:startOverride w:val="1"/>
-    </w:lvlOverride>
-    <w:lvlOverride w:ilvl="7">
-      <w:startOverride w:val="1"/>
-    </w:lvlOverride>
-    <w:lvlOverride w:ilvl="8">
-      <w:startOverride w:val="1"/>
-    </w:lvlOverride>
-  </w:num>
-  <w:num w:numId="12" w16cid:durableId="603414918">
+  <w:num w:numId="16" w16cid:durableId="1242839110">
     <w:abstractNumId w:val="20"/>
     <w:lvlOverride w:ilvl="0">
       <w:startOverride w:val="1"/>
@@ -30029,8 +35362,8 @@
       <w:startOverride w:val="1"/>
     </w:lvlOverride>
   </w:num>
-  <w:num w:numId="13" w16cid:durableId="83454627">
-    <w:abstractNumId w:val="4"/>
+  <w:num w:numId="17" w16cid:durableId="1174688564">
+    <w:abstractNumId w:val="23"/>
     <w:lvlOverride w:ilvl="0">
       <w:startOverride w:val="1"/>
     </w:lvlOverride>
@@ -30059,8 +35392,8 @@
       <w:startOverride w:val="1"/>
     </w:lvlOverride>
   </w:num>
-  <w:num w:numId="14" w16cid:durableId="985859530">
-    <w:abstractNumId w:val="3"/>
+  <w:num w:numId="18" w16cid:durableId="897545358">
+    <w:abstractNumId w:val="16"/>
     <w:lvlOverride w:ilvl="0">
       <w:startOverride w:val="1"/>
     </w:lvlOverride>
@@ -30089,8 +35422,8 @@
       <w:startOverride w:val="1"/>
     </w:lvlOverride>
   </w:num>
-  <w:num w:numId="15" w16cid:durableId="1116679317">
-    <w:abstractNumId w:val="7"/>
+  <w:num w:numId="19" w16cid:durableId="1289823368">
+    <w:abstractNumId w:val="15"/>
     <w:lvlOverride w:ilvl="0">
       <w:startOverride w:val="1"/>
     </w:lvlOverride>
@@ -30119,7 +35452,7 @@
       <w:startOverride w:val="1"/>
     </w:lvlOverride>
   </w:num>
-  <w:num w:numId="16" w16cid:durableId="1242839110">
+  <w:num w:numId="20" w16cid:durableId="1634023468">
     <w:abstractNumId w:val="19"/>
     <w:lvlOverride w:ilvl="0">
       <w:startOverride w:val="1"/>
@@ -30149,8 +35482,8 @@
       <w:startOverride w:val="1"/>
     </w:lvlOverride>
   </w:num>
-  <w:num w:numId="17" w16cid:durableId="1174688564">
-    <w:abstractNumId w:val="22"/>
+  <w:num w:numId="21" w16cid:durableId="250360372">
+    <w:abstractNumId w:val="12"/>
     <w:lvlOverride w:ilvl="0">
       <w:startOverride w:val="1"/>
     </w:lvlOverride>
@@ -30179,37 +35512,7 @@
       <w:startOverride w:val="1"/>
     </w:lvlOverride>
   </w:num>
-  <w:num w:numId="18" w16cid:durableId="897545358">
-    <w:abstractNumId w:val="15"/>
-    <w:lvlOverride w:ilvl="0">
-      <w:startOverride w:val="1"/>
-    </w:lvlOverride>
-    <w:lvlOverride w:ilvl="1">
-      <w:startOverride w:val="1"/>
-    </w:lvlOverride>
-    <w:lvlOverride w:ilvl="2">
-      <w:startOverride w:val="1"/>
-    </w:lvlOverride>
-    <w:lvlOverride w:ilvl="3">
-      <w:startOverride w:val="1"/>
-    </w:lvlOverride>
-    <w:lvlOverride w:ilvl="4">
-      <w:startOverride w:val="1"/>
-    </w:lvlOverride>
-    <w:lvlOverride w:ilvl="5">
-      <w:startOverride w:val="1"/>
-    </w:lvlOverride>
-    <w:lvlOverride w:ilvl="6">
-      <w:startOverride w:val="1"/>
-    </w:lvlOverride>
-    <w:lvlOverride w:ilvl="7">
-      <w:startOverride w:val="1"/>
-    </w:lvlOverride>
-    <w:lvlOverride w:ilvl="8">
-      <w:startOverride w:val="1"/>
-    </w:lvlOverride>
-  </w:num>
-  <w:num w:numId="19" w16cid:durableId="1289823368">
+  <w:num w:numId="22" w16cid:durableId="702173212">
     <w:abstractNumId w:val="14"/>
     <w:lvlOverride w:ilvl="0">
       <w:startOverride w:val="1"/>
@@ -30239,98 +35542,8 @@
       <w:startOverride w:val="1"/>
     </w:lvlOverride>
   </w:num>
-  <w:num w:numId="20" w16cid:durableId="1634023468">
-    <w:abstractNumId w:val="18"/>
-    <w:lvlOverride w:ilvl="0">
-      <w:startOverride w:val="1"/>
-    </w:lvlOverride>
-    <w:lvlOverride w:ilvl="1">
-      <w:startOverride w:val="1"/>
-    </w:lvlOverride>
-    <w:lvlOverride w:ilvl="2">
-      <w:startOverride w:val="1"/>
-    </w:lvlOverride>
-    <w:lvlOverride w:ilvl="3">
-      <w:startOverride w:val="1"/>
-    </w:lvlOverride>
-    <w:lvlOverride w:ilvl="4">
-      <w:startOverride w:val="1"/>
-    </w:lvlOverride>
-    <w:lvlOverride w:ilvl="5">
-      <w:startOverride w:val="1"/>
-    </w:lvlOverride>
-    <w:lvlOverride w:ilvl="6">
-      <w:startOverride w:val="1"/>
-    </w:lvlOverride>
-    <w:lvlOverride w:ilvl="7">
-      <w:startOverride w:val="1"/>
-    </w:lvlOverride>
-    <w:lvlOverride w:ilvl="8">
-      <w:startOverride w:val="1"/>
-    </w:lvlOverride>
-  </w:num>
-  <w:num w:numId="21" w16cid:durableId="250360372">
-    <w:abstractNumId w:val="11"/>
-    <w:lvlOverride w:ilvl="0">
-      <w:startOverride w:val="1"/>
-    </w:lvlOverride>
-    <w:lvlOverride w:ilvl="1">
-      <w:startOverride w:val="1"/>
-    </w:lvlOverride>
-    <w:lvlOverride w:ilvl="2">
-      <w:startOverride w:val="1"/>
-    </w:lvlOverride>
-    <w:lvlOverride w:ilvl="3">
-      <w:startOverride w:val="1"/>
-    </w:lvlOverride>
-    <w:lvlOverride w:ilvl="4">
-      <w:startOverride w:val="1"/>
-    </w:lvlOverride>
-    <w:lvlOverride w:ilvl="5">
-      <w:startOverride w:val="1"/>
-    </w:lvlOverride>
-    <w:lvlOverride w:ilvl="6">
-      <w:startOverride w:val="1"/>
-    </w:lvlOverride>
-    <w:lvlOverride w:ilvl="7">
-      <w:startOverride w:val="1"/>
-    </w:lvlOverride>
-    <w:lvlOverride w:ilvl="8">
-      <w:startOverride w:val="1"/>
-    </w:lvlOverride>
-  </w:num>
-  <w:num w:numId="22" w16cid:durableId="702173212">
-    <w:abstractNumId w:val="13"/>
-    <w:lvlOverride w:ilvl="0">
-      <w:startOverride w:val="1"/>
-    </w:lvlOverride>
-    <w:lvlOverride w:ilvl="1">
-      <w:startOverride w:val="1"/>
-    </w:lvlOverride>
-    <w:lvlOverride w:ilvl="2">
-      <w:startOverride w:val="1"/>
-    </w:lvlOverride>
-    <w:lvlOverride w:ilvl="3">
-      <w:startOverride w:val="1"/>
-    </w:lvlOverride>
-    <w:lvlOverride w:ilvl="4">
-      <w:startOverride w:val="1"/>
-    </w:lvlOverride>
-    <w:lvlOverride w:ilvl="5">
-      <w:startOverride w:val="1"/>
-    </w:lvlOverride>
-    <w:lvlOverride w:ilvl="6">
-      <w:startOverride w:val="1"/>
-    </w:lvlOverride>
-    <w:lvlOverride w:ilvl="7">
-      <w:startOverride w:val="1"/>
-    </w:lvlOverride>
-    <w:lvlOverride w:ilvl="8">
-      <w:startOverride w:val="1"/>
-    </w:lvlOverride>
-  </w:num>
   <w:num w:numId="23" w16cid:durableId="670061587">
-    <w:abstractNumId w:val="16"/>
+    <w:abstractNumId w:val="17"/>
     <w:lvlOverride w:ilvl="0">
       <w:startOverride w:val="1"/>
     </w:lvlOverride>
@@ -30360,34 +35573,37 @@
     </w:lvlOverride>
   </w:num>
   <w:num w:numId="24" w16cid:durableId="1741557288">
-    <w:abstractNumId w:val="17"/>
+    <w:abstractNumId w:val="18"/>
   </w:num>
   <w:num w:numId="25" w16cid:durableId="876046518">
-    <w:abstractNumId w:val="23"/>
+    <w:abstractNumId w:val="24"/>
   </w:num>
   <w:num w:numId="26" w16cid:durableId="1731344555">
-    <w:abstractNumId w:val="29"/>
+    <w:abstractNumId w:val="30"/>
   </w:num>
   <w:num w:numId="27" w16cid:durableId="581060620">
-    <w:abstractNumId w:val="2"/>
+    <w:abstractNumId w:val="3"/>
   </w:num>
   <w:num w:numId="28" w16cid:durableId="596712542">
-    <w:abstractNumId w:val="3"/>
+    <w:abstractNumId w:val="4"/>
   </w:num>
   <w:num w:numId="29" w16cid:durableId="2079130516">
     <w:abstractNumId w:val="1"/>
   </w:num>
   <w:num w:numId="30" w16cid:durableId="1726758922">
+    <w:abstractNumId w:val="28"/>
+  </w:num>
+  <w:num w:numId="31" w16cid:durableId="2079552732">
+    <w:abstractNumId w:val="32"/>
+  </w:num>
+  <w:num w:numId="32" w16cid:durableId="730738188">
+    <w:abstractNumId w:val="13"/>
+  </w:num>
+  <w:num w:numId="33" w16cid:durableId="88359005">
     <w:abstractNumId w:val="27"/>
   </w:num>
-  <w:num w:numId="31" w16cid:durableId="2079552732">
-    <w:abstractNumId w:val="31"/>
-  </w:num>
-  <w:num w:numId="32" w16cid:durableId="730738188">
-    <w:abstractNumId w:val="12"/>
-  </w:num>
-  <w:num w:numId="33" w16cid:durableId="88359005">
-    <w:abstractNumId w:val="26"/>
+  <w:num w:numId="34" w16cid:durableId="1261524776">
+    <w:abstractNumId w:val="2"/>
   </w:num>
 </w:numbering>
 </file>
